--- a/investment-pipeline/Veligera_Pipeline_Draft.docx
+++ b/investment-pipeline/Veligera_Pipeline_Draft.docx
@@ -19,7 +19,7 @@
     </w:p>
     <w:p>
       <w:pPr>
-        <w:spacing w:after="60"/>
+        <w:spacing w:after="160"/>
       </w:pPr>
       <w:r>
         <w:rPr>
@@ -28,39 +28,7 @@
           <w:sz w:val="28"/>
           <w:szCs w:val="28"/>
         </w:rPr>
-        <w:t xml:space="preserve">Инвестиционный пайплайн: прямые сделки Pre-IPO</w:t>
-      </w:r>
-    </w:p>
-    <w:p>
-      <w:pPr>
-        <w:spacing w:after="240"/>
-      </w:pPr>
-      <w:r>
-        <w:rPr>
-          <w:b w:val="false"/>
-          <w:bCs w:val="false"/>
-          <w:i/>
-          <w:iCs/>
-          <w:sz w:val="19"/>
-          <w:szCs w:val="19"/>
-        </w:rPr>
-        <w:t xml:space="preserve">Август 2026 · Конфиденциально · Драфт для обсуждения</w:t>
-      </w:r>
-    </w:p>
-    <w:p>
-      <w:pPr>
-        <w:spacing w:after="120"/>
-      </w:pPr>
-      <w:r>
-        <w:rPr>
-          <w:b w:val="false"/>
-          <w:bCs w:val="false"/>
-          <w:i w:val="false"/>
-          <w:iCs w:val="false"/>
-          <w:sz w:val="21"/>
-          <w:szCs w:val="21"/>
-        </w:rPr>
-        <w:t xml:space="preserve">Документ знакомит партнёра с текущим пайплайном сделок: шесть частных технологических компаний-дизрапторов на стадиях от growth до pre-IPO. По каждой — суть бизнеса, в чём отличие от конкурентов, параметры последнего раунда, состав инвесторов, индикативная цена входа, горизонт и оценка потенциальной доходности. Детальные расчёты — в приложении (Excel-модель).</w:t>
+        <w:t xml:space="preserve">Инвестиционный пайплайн</w:t>
       </w:r>
     </w:p>
     <w:p>
@@ -76,7 +44,7 @@
           <w:sz w:val="21"/>
           <w:szCs w:val="21"/>
         </w:rPr>
-        <w:t xml:space="preserve">* Цена входа во всех сделках указана индикативно: +10% к оценке последнего закрытого раунда. Реальная цена определяется на момент сделки и предоставляется по запросу.</w:t>
+        <w:t xml:space="preserve">* Цена входа во всех сделках указана индикативно: +10% к оценке последнего закрытого раунда (для Neuralink — по оценке вторичного рынка, для 1X — по оценке идущего раунда). Реальная цена определяется на момент сделки и предоставляется по запросу.</w:t>
       </w:r>
     </w:p>
     <w:p>
@@ -103,10 +71,10 @@
       <w:tblGrid>
         <w:gridCol w:w="1900"/>
         <w:gridCol w:w="1900"/>
-        <w:gridCol w:w="1450"/>
-        <w:gridCol w:w="1500"/>
+        <w:gridCol w:w="1550"/>
+        <w:gridCol w:w="1600"/>
         <w:gridCol w:w="1610"/>
-        <w:gridCol w:w="1000"/>
+        <w:gridCol w:w="800"/>
       </w:tblGrid>
       <w:tr>
         <w:tc>
@@ -153,7 +121,7 @@
         </w:tc>
         <w:tc>
           <w:tcPr>
-            <w:tcW w:type="dxa" w:w="1450"/>
+            <w:tcW w:type="dxa" w:w="1550"/>
             <w:shd w:fill="1F3864" w:val="clear"/>
           </w:tcPr>
           <w:p>
@@ -174,7 +142,7 @@
         </w:tc>
         <w:tc>
           <w:tcPr>
-            <w:tcW w:type="dxa" w:w="1500"/>
+            <w:tcW w:type="dxa" w:w="1600"/>
             <w:shd w:fill="1F3864" w:val="clear"/>
           </w:tcPr>
           <w:p>
@@ -216,7 +184,7 @@
         </w:tc>
         <w:tc>
           <w:tcPr>
-            <w:tcW w:type="dxa" w:w="1000"/>
+            <w:tcW w:type="dxa" w:w="800"/>
             <w:shd w:fill="1F3864" w:val="clear"/>
           </w:tcPr>
           <w:p>
@@ -231,7 +199,7 @@
                 <w:sz w:val="19"/>
                 <w:szCs w:val="19"/>
               </w:rPr>
-              <w:t xml:space="preserve">Upside (база)</w:t>
+              <w:t xml:space="preserve">Upside</w:t>
             </w:r>
           </w:p>
         </w:tc>
@@ -277,7 +245,7 @@
         </w:tc>
         <w:tc>
           <w:tcPr>
-            <w:tcW w:type="dxa" w:w="1450"/>
+            <w:tcW w:type="dxa" w:w="1550"/>
           </w:tcPr>
           <w:p>
             <w:pPr>
@@ -296,7 +264,7 @@
         </w:tc>
         <w:tc>
           <w:tcPr>
-            <w:tcW w:type="dxa" w:w="1500"/>
+            <w:tcW w:type="dxa" w:w="1600"/>
           </w:tcPr>
           <w:p>
             <w:pPr>
@@ -309,7 +277,7 @@
                 <w:sz w:val="19"/>
                 <w:szCs w:val="19"/>
               </w:rPr>
-              <w:t xml:space="preserve">937</w:t>
+              <w:t xml:space="preserve">≈937</w:t>
             </w:r>
           </w:p>
         </w:tc>
@@ -334,7 +302,7 @@
         </w:tc>
         <w:tc>
           <w:tcPr>
-            <w:tcW w:type="dxa" w:w="1000"/>
+            <w:tcW w:type="dxa" w:w="800"/>
           </w:tcPr>
           <w:p>
             <w:pPr>
@@ -387,13 +355,13 @@
                 <w:sz w:val="19"/>
                 <w:szCs w:val="19"/>
               </w:rPr>
-              <w:t xml:space="preserve">Гуманоиды (индустрия)</w:t>
-            </w:r>
-          </w:p>
-        </w:tc>
-        <w:tc>
-          <w:tcPr>
-            <w:tcW w:type="dxa" w:w="1450"/>
+              <w:t xml:space="preserve">Гуманоиды (промышленность)</w:t>
+            </w:r>
+          </w:p>
+        </w:tc>
+        <w:tc>
+          <w:tcPr>
+            <w:tcW w:type="dxa" w:w="1550"/>
           </w:tcPr>
           <w:p>
             <w:pPr>
@@ -412,7 +380,7 @@
         </w:tc>
         <w:tc>
           <w:tcPr>
-            <w:tcW w:type="dxa" w:w="1500"/>
+            <w:tcW w:type="dxa" w:w="1600"/>
           </w:tcPr>
           <w:p>
             <w:pPr>
@@ -425,7 +393,7 @@
                 <w:sz w:val="19"/>
                 <w:szCs w:val="19"/>
               </w:rPr>
-              <w:t xml:space="preserve">42.9</w:t>
+              <w:t xml:space="preserve">≈42.9</w:t>
             </w:r>
           </w:p>
         </w:tc>
@@ -450,7 +418,7 @@
         </w:tc>
         <w:tc>
           <w:tcPr>
-            <w:tcW w:type="dxa" w:w="1000"/>
+            <w:tcW w:type="dxa" w:w="800"/>
           </w:tcPr>
           <w:p>
             <w:pPr>
@@ -509,7 +477,7 @@
         </w:tc>
         <w:tc>
           <w:tcPr>
-            <w:tcW w:type="dxa" w:w="1450"/>
+            <w:tcW w:type="dxa" w:w="1550"/>
           </w:tcPr>
           <w:p>
             <w:pPr>
@@ -528,7 +496,7 @@
         </w:tc>
         <w:tc>
           <w:tcPr>
-            <w:tcW w:type="dxa" w:w="1500"/>
+            <w:tcW w:type="dxa" w:w="1600"/>
           </w:tcPr>
           <w:p>
             <w:pPr>
@@ -541,7 +509,7 @@
                 <w:sz w:val="19"/>
                 <w:szCs w:val="19"/>
               </w:rPr>
-              <w:t xml:space="preserve">16.5</w:t>
+              <w:t xml:space="preserve">≈16.5</w:t>
             </w:r>
           </w:p>
         </w:tc>
@@ -566,7 +534,7 @@
         </w:tc>
         <w:tc>
           <w:tcPr>
-            <w:tcW w:type="dxa" w:w="1000"/>
+            <w:tcW w:type="dxa" w:w="800"/>
           </w:tcPr>
           <w:p>
             <w:pPr>
@@ -619,13 +587,13 @@
                 <w:sz w:val="19"/>
                 <w:szCs w:val="19"/>
               </w:rPr>
-              <w:t xml:space="preserve">Нейроинтерфейсы (BCI)</w:t>
-            </w:r>
-          </w:p>
-        </w:tc>
-        <w:tc>
-          <w:tcPr>
-            <w:tcW w:type="dxa" w:w="1450"/>
+              <w:t xml:space="preserve">Нейроинтерфейсы</w:t>
+            </w:r>
+          </w:p>
+        </w:tc>
+        <w:tc>
+          <w:tcPr>
+            <w:tcW w:type="dxa" w:w="1550"/>
           </w:tcPr>
           <w:p>
             <w:pPr>
@@ -638,13 +606,13 @@
                 <w:sz w:val="19"/>
                 <w:szCs w:val="19"/>
               </w:rPr>
-              <w:t xml:space="preserve">9</w:t>
-            </w:r>
-          </w:p>
-        </w:tc>
-        <w:tc>
-          <w:tcPr>
-            <w:tcW w:type="dxa" w:w="1500"/>
+              <w:t xml:space="preserve">9 (вторичка 29–42)</w:t>
+            </w:r>
+          </w:p>
+        </w:tc>
+        <w:tc>
+          <w:tcPr>
+            <w:tcW w:type="dxa" w:w="1600"/>
           </w:tcPr>
           <w:p>
             <w:pPr>
@@ -657,7 +625,7 @@
                 <w:sz w:val="19"/>
                 <w:szCs w:val="19"/>
               </w:rPr>
-              <w:t xml:space="preserve">9.9</w:t>
+              <w:t xml:space="preserve">≈50 (вторичный рынок)</w:t>
             </w:r>
           </w:p>
         </w:tc>
@@ -676,13 +644,13 @@
                 <w:sz w:val="19"/>
                 <w:szCs w:val="19"/>
               </w:rPr>
-              <w:t xml:space="preserve">4–5 лет (IPO 2029–30)</w:t>
-            </w:r>
-          </w:p>
-        </w:tc>
-        <w:tc>
-          <w:tcPr>
-            <w:tcW w:type="dxa" w:w="1000"/>
+              <w:t xml:space="preserve">4–6 лет (IPO 2029–31)</w:t>
+            </w:r>
+          </w:p>
+        </w:tc>
+        <w:tc>
+          <w:tcPr>
+            <w:tcW w:type="dxa" w:w="800"/>
           </w:tcPr>
           <w:p>
             <w:pPr>
@@ -695,7 +663,7 @@
                 <w:sz w:val="19"/>
                 <w:szCs w:val="19"/>
               </w:rPr>
-              <w:t xml:space="preserve">+178%</w:t>
+              <w:t xml:space="preserve">+25%</w:t>
             </w:r>
           </w:p>
         </w:tc>
@@ -741,7 +709,7 @@
         </w:tc>
         <w:tc>
           <w:tcPr>
-            <w:tcW w:type="dxa" w:w="1450"/>
+            <w:tcW w:type="dxa" w:w="1550"/>
           </w:tcPr>
           <w:p>
             <w:pPr>
@@ -760,7 +728,7 @@
         </w:tc>
         <w:tc>
           <w:tcPr>
-            <w:tcW w:type="dxa" w:w="1500"/>
+            <w:tcW w:type="dxa" w:w="1600"/>
           </w:tcPr>
           <w:p>
             <w:pPr>
@@ -773,7 +741,7 @@
                 <w:sz w:val="19"/>
                 <w:szCs w:val="19"/>
               </w:rPr>
-              <w:t xml:space="preserve">~11 (по Series C)</w:t>
+              <w:t xml:space="preserve">≈11 (по Series C)</w:t>
             </w:r>
           </w:p>
         </w:tc>
@@ -798,7 +766,7 @@
         </w:tc>
         <w:tc>
           <w:tcPr>
-            <w:tcW w:type="dxa" w:w="1000"/>
+            <w:tcW w:type="dxa" w:w="800"/>
           </w:tcPr>
           <w:p>
             <w:pPr>
@@ -851,13 +819,13 @@
                 <w:sz w:val="19"/>
                 <w:szCs w:val="19"/>
               </w:rPr>
-              <w:t xml:space="preserve">ИИ-чипы (инференс)</w:t>
-            </w:r>
-          </w:p>
-        </w:tc>
-        <w:tc>
-          <w:tcPr>
-            <w:tcW w:type="dxa" w:w="1450"/>
+              <w:t xml:space="preserve">Чипы для ИИ</w:t>
+            </w:r>
+          </w:p>
+        </w:tc>
+        <w:tc>
+          <w:tcPr>
+            <w:tcW w:type="dxa" w:w="1550"/>
           </w:tcPr>
           <w:p>
             <w:pPr>
@@ -876,7 +844,7 @@
         </w:tc>
         <w:tc>
           <w:tcPr>
-            <w:tcW w:type="dxa" w:w="1500"/>
+            <w:tcW w:type="dxa" w:w="1600"/>
           </w:tcPr>
           <w:p>
             <w:pPr>
@@ -889,7 +857,7 @@
                 <w:sz w:val="19"/>
                 <w:szCs w:val="19"/>
               </w:rPr>
-              <w:t xml:space="preserve">1.1</w:t>
+              <w:t xml:space="preserve">≈1.1</w:t>
             </w:r>
           </w:p>
         </w:tc>
@@ -914,7 +882,7 @@
         </w:tc>
         <w:tc>
           <w:tcPr>
-            <w:tcW w:type="dxa" w:w="1000"/>
+            <w:tcW w:type="dxa" w:w="800"/>
           </w:tcPr>
           <w:p>
             <w:pPr>
@@ -932,39 +900,239 @@
           </w:p>
         </w:tc>
       </w:tr>
+      <w:tr>
+        <w:tc>
+          <w:tcPr>
+            <w:tcW w:type="dxa" w:w="1900"/>
+          </w:tcPr>
+          <w:p>
+            <w:pPr>
+              <w:spacing w:after="40"/>
+            </w:pPr>
+            <w:r>
+              <w:rPr>
+                <w:b w:val="false"/>
+                <w:bCs w:val="false"/>
+                <w:sz w:val="19"/>
+                <w:szCs w:val="19"/>
+              </w:rPr>
+              <w:t xml:space="preserve">Databricks</w:t>
+            </w:r>
+          </w:p>
+        </w:tc>
+        <w:tc>
+          <w:tcPr>
+            <w:tcW w:type="dxa" w:w="1900"/>
+          </w:tcPr>
+          <w:p>
+            <w:pPr>
+              <w:spacing w:after="40"/>
+            </w:pPr>
+            <w:r>
+              <w:rPr>
+                <w:b w:val="false"/>
+                <w:bCs w:val="false"/>
+                <w:sz w:val="19"/>
+                <w:szCs w:val="19"/>
+              </w:rPr>
+              <w:t xml:space="preserve">Данные и ИИ</w:t>
+            </w:r>
+          </w:p>
+        </w:tc>
+        <w:tc>
+          <w:tcPr>
+            <w:tcW w:type="dxa" w:w="1550"/>
+          </w:tcPr>
+          <w:p>
+            <w:pPr>
+              <w:spacing w:after="40"/>
+            </w:pPr>
+            <w:r>
+              <w:rPr>
+                <w:b w:val="false"/>
+                <w:bCs w:val="false"/>
+                <w:sz w:val="19"/>
+                <w:szCs w:val="19"/>
+              </w:rPr>
+              <w:t xml:space="preserve">190</w:t>
+            </w:r>
+          </w:p>
+        </w:tc>
+        <w:tc>
+          <w:tcPr>
+            <w:tcW w:type="dxa" w:w="1600"/>
+          </w:tcPr>
+          <w:p>
+            <w:pPr>
+              <w:spacing w:after="40"/>
+            </w:pPr>
+            <w:r>
+              <w:rPr>
+                <w:b w:val="false"/>
+                <w:bCs w:val="false"/>
+                <w:sz w:val="19"/>
+                <w:szCs w:val="19"/>
+              </w:rPr>
+              <w:t xml:space="preserve">≈209</w:t>
+            </w:r>
+          </w:p>
+        </w:tc>
+        <w:tc>
+          <w:tcPr>
+            <w:tcW w:type="dxa" w:w="1610"/>
+          </w:tcPr>
+          <w:p>
+            <w:pPr>
+              <w:spacing w:after="40"/>
+            </w:pPr>
+            <w:r>
+              <w:rPr>
+                <w:b w:val="false"/>
+                <w:bCs w:val="false"/>
+                <w:sz w:val="19"/>
+                <w:szCs w:val="19"/>
+              </w:rPr>
+              <w:t xml:space="preserve">1–2 года (IPO 2027–28)</w:t>
+            </w:r>
+          </w:p>
+        </w:tc>
+        <w:tc>
+          <w:tcPr>
+            <w:tcW w:type="dxa" w:w="800"/>
+          </w:tcPr>
+          <w:p>
+            <w:pPr>
+              <w:spacing w:after="40"/>
+            </w:pPr>
+            <w:r>
+              <w:rPr>
+                <w:b w:val="false"/>
+                <w:bCs w:val="false"/>
+                <w:sz w:val="19"/>
+                <w:szCs w:val="19"/>
+              </w:rPr>
+              <w:t xml:space="preserve">+29%</w:t>
+            </w:r>
+          </w:p>
+        </w:tc>
+      </w:tr>
+      <w:tr>
+        <w:tc>
+          <w:tcPr>
+            <w:tcW w:type="dxa" w:w="1900"/>
+          </w:tcPr>
+          <w:p>
+            <w:pPr>
+              <w:spacing w:after="40"/>
+            </w:pPr>
+            <w:r>
+              <w:rPr>
+                <w:b w:val="false"/>
+                <w:bCs w:val="false"/>
+                <w:sz w:val="19"/>
+                <w:szCs w:val="19"/>
+              </w:rPr>
+              <w:t xml:space="preserve">Kalshi</w:t>
+            </w:r>
+          </w:p>
+        </w:tc>
+        <w:tc>
+          <w:tcPr>
+            <w:tcW w:type="dxa" w:w="1900"/>
+          </w:tcPr>
+          <w:p>
+            <w:pPr>
+              <w:spacing w:after="40"/>
+            </w:pPr>
+            <w:r>
+              <w:rPr>
+                <w:b w:val="false"/>
+                <w:bCs w:val="false"/>
+                <w:sz w:val="19"/>
+                <w:szCs w:val="19"/>
+              </w:rPr>
+              <w:t xml:space="preserve">Рынки предсказаний (США)</w:t>
+            </w:r>
+          </w:p>
+        </w:tc>
+        <w:tc>
+          <w:tcPr>
+            <w:tcW w:type="dxa" w:w="1550"/>
+          </w:tcPr>
+          <w:p>
+            <w:pPr>
+              <w:spacing w:after="40"/>
+            </w:pPr>
+            <w:r>
+              <w:rPr>
+                <w:b w:val="false"/>
+                <w:bCs w:val="false"/>
+                <w:sz w:val="19"/>
+                <w:szCs w:val="19"/>
+              </w:rPr>
+              <w:t xml:space="preserve">22</w:t>
+            </w:r>
+          </w:p>
+        </w:tc>
+        <w:tc>
+          <w:tcPr>
+            <w:tcW w:type="dxa" w:w="1600"/>
+          </w:tcPr>
+          <w:p>
+            <w:pPr>
+              <w:spacing w:after="40"/>
+            </w:pPr>
+            <w:r>
+              <w:rPr>
+                <w:b w:val="false"/>
+                <w:bCs w:val="false"/>
+                <w:sz w:val="19"/>
+                <w:szCs w:val="19"/>
+              </w:rPr>
+              <w:t xml:space="preserve">≈24.2</w:t>
+            </w:r>
+          </w:p>
+        </w:tc>
+        <w:tc>
+          <w:tcPr>
+            <w:tcW w:type="dxa" w:w="1610"/>
+          </w:tcPr>
+          <w:p>
+            <w:pPr>
+              <w:spacing w:after="40"/>
+            </w:pPr>
+            <w:r>
+              <w:rPr>
+                <w:b w:val="false"/>
+                <w:bCs w:val="false"/>
+                <w:sz w:val="19"/>
+                <w:szCs w:val="19"/>
+              </w:rPr>
+              <w:t xml:space="preserve">1–3 года (IPO ~2027)</w:t>
+            </w:r>
+          </w:p>
+        </w:tc>
+        <w:tc>
+          <w:tcPr>
+            <w:tcW w:type="dxa" w:w="800"/>
+          </w:tcPr>
+          <w:p>
+            <w:pPr>
+              <w:spacing w:after="40"/>
+            </w:pPr>
+            <w:r>
+              <w:rPr>
+                <w:b w:val="false"/>
+                <w:bCs w:val="false"/>
+                <w:sz w:val="19"/>
+                <w:szCs w:val="19"/>
+              </w:rPr>
+              <w:t xml:space="preserve">+57%</w:t>
+            </w:r>
+          </w:p>
+        </w:tc>
+      </w:tr>
     </w:tbl>
-    <w:p>
-      <w:pPr>
-        <w:spacing w:after="60"/>
-      </w:pPr>
-      <w:r>
-        <w:rPr>
-          <w:b w:val="false"/>
-          <w:bCs w:val="false"/>
-          <w:i w:val="false"/>
-          <w:iCs w:val="false"/>
-          <w:sz w:val="21"/>
-          <w:szCs w:val="21"/>
-        </w:rPr>
-        <w:t xml:space="preserve"/>
-      </w:r>
-    </w:p>
-    <w:p>
-      <w:pPr>
-        <w:spacing w:after="120"/>
-      </w:pPr>
-      <w:r>
-        <w:rPr>
-          <w:b w:val="false"/>
-          <w:bCs w:val="false"/>
-          <w:i/>
-          <w:iCs/>
-          <w:sz w:val="19"/>
-          <w:szCs w:val="19"/>
-        </w:rPr>
-        <w:t xml:space="preserve">Upside (база) — базовый сценарий, среднее двух методов оценки (мультипликаторы выручки публичных аналогов и рыночные якоря: оценки IPO/раундов/вторичного рынка). Полные сценарии — консервативный, базовый, оптимистичный — в Excel-модели.</w:t>
-      </w:r>
-    </w:p>
     <w:p>
       <w:r>
         <w:br w:type="page"/>
@@ -993,7 +1161,7 @@
           <w:sz w:val="21"/>
           <w:szCs w:val="21"/>
         </w:rPr>
-        <w:t xml:space="preserve">Генеративный ИИ / foundation-модели</w:t>
+        <w:t xml:space="preserve">Генеративный ИИ</w:t>
       </w:r>
     </w:p>
     <w:p>
@@ -1018,7 +1186,7 @@
           <w:sz w:val="21"/>
           <w:szCs w:val="21"/>
         </w:rPr>
-        <w:t xml:space="preserve">Разработчик ChatGPT и frontier-моделей (GPT- и o-серии, Sora). Монетизация: подписки (50+ млн платящих), API для разработчиков, enterprise-сегмент (1+ млн бизнес-клиентов, более 40% выручки) и запускаемая реклама. Около 1 млрд активных пользователей в неделю — самый быстрорастущий потребительский продукт в истории. Якорь инфраструктурной программы Stargate (~$500 млрд, с SoftBank и Oracle). Run-rate выручки превысил $40 млрд (июль 2026) против $13 млрд за весь 2025 год.</w:t>
+        <w:t xml:space="preserve">Создатель ChatGPT — самого популярного ИИ-сервиса в мире: им пользуется около миллиарда человек в неделю. Свыше 50 млн платят за подписку, больше миллиона компаний покупают корпоративные тарифы (это уже более 40% выручки). Выручка удвоилась за год и идёт с темпом более $40 млрд в год. Вместе с SoftBank и Oracle компания строит сеть дата-центров Stargate стоимостью около $500 млрд.</w:t>
       </w:r>
     </w:p>
     <w:p>
@@ -1048,7 +1216,7 @@
           <w:sz w:val="21"/>
           <w:szCs w:val="21"/>
         </w:rPr>
-        <w:t xml:space="preserve">«Интерфейс по умолчанию» к ИИ: сильнейший потребительский бренд и дистрибуция (~1 млрд WAU) — конкуренты сильны в отдельных нишах (Anthropic — enterprise/coding, Google — дистрибуция), но ни у кого нет такой многоканальной монетизации: подписки + API + enterprise + реклама.</w:t>
+        <w:t xml:space="preserve">Для большинства людей «спросить у ИИ» значит «открыть ChatGPT» — как когда-то «погуглить». Такую привычку конкурентам почти невозможно перебить.</w:t>
       </w:r>
     </w:p>
     <w:p>
@@ -1069,7 +1237,7 @@
           <w:sz w:val="21"/>
           <w:szCs w:val="21"/>
         </w:rPr>
-        <w:t xml:space="preserve">Full-stack стратегия: модели + собственные вычислительные мощности (Stargate, &gt;8 ГВт в плане) + устройства — контроль всей цепочки создания стоимости ИИ.</w:t>
+        <w:t xml:space="preserve">Зарабатывает сразу на всём: подписки, корпоративные контракты, доступ для разработчиков, реклама. Конкуренты сильны в отдельных нишах (Anthropic — корпоративный сегмент, Google — поиск), но по охвату обычных пользователей OpenAI впереди всех.</w:t>
       </w:r>
     </w:p>
     <w:p>
@@ -1090,7 +1258,7 @@
           <w:sz w:val="21"/>
           <w:szCs w:val="21"/>
         </w:rPr>
-        <w:t xml:space="preserve">Выручка удваивается ежегодно; конфиденциальная заявка S-1 уже подана (июнь 2026) — ближайший к IPO актив в пайплайне.</w:t>
+        <w:t xml:space="preserve">Документы на IPO уже поданы (июнь 2026): выход на биржу ожидается в 2026–2027 годах по оценке выше $1 трлн — это ближайший к выходу актив в пайплайне.</w:t>
       </w:r>
     </w:p>
     <w:p>
@@ -1137,6 +1305,51 @@
                 <w:sz w:val="21"/>
                 <w:szCs w:val="21"/>
               </w:rPr>
+              <w:t xml:space="preserve">Всего привлечено</w:t>
+            </w:r>
+          </w:p>
+        </w:tc>
+        <w:tc>
+          <w:tcPr>
+            <w:tcW w:type="dxa" w:w="6560"/>
+          </w:tcPr>
+          <w:p>
+            <w:pPr>
+              <w:spacing w:after="40"/>
+            </w:pPr>
+            <w:r>
+              <w:rPr>
+                <w:b w:val="false"/>
+                <w:bCs w:val="false"/>
+                <w:i w:val="false"/>
+                <w:iCs w:val="false"/>
+                <w:sz w:val="21"/>
+                <w:szCs w:val="21"/>
+              </w:rPr>
+              <w:t xml:space="preserve">≈$180 млрд.</w:t>
+            </w:r>
+          </w:p>
+        </w:tc>
+      </w:tr>
+      <w:tr>
+        <w:tc>
+          <w:tcPr>
+            <w:tcW w:type="dxa" w:w="2800"/>
+            <w:shd w:fill="F2F2F2" w:val="clear"/>
+          </w:tcPr>
+          <w:p>
+            <w:pPr>
+              <w:spacing w:after="40"/>
+            </w:pPr>
+            <w:r>
+              <w:rPr>
+                <w:b/>
+                <w:bCs/>
+                <w:i w:val="false"/>
+                <w:iCs w:val="false"/>
+                <w:sz w:val="21"/>
+                <w:szCs w:val="21"/>
+              </w:rPr>
               <w:t xml:space="preserve">Последний раунд / стадия</w:t>
             </w:r>
           </w:p>
@@ -1158,7 +1371,7 @@
                 <w:sz w:val="21"/>
                 <w:szCs w:val="21"/>
               </w:rPr>
-              <w:t xml:space="preserve">Раунд $122 млрд (крупнейший частный раунд в истории), закрыт 31.03.2026; со-лид SoftBank. Стадия: Pre-IPO — конфиденциальная S-1 подана в июне 2026.</w:t>
+              <w:t xml:space="preserve">$122 млрд (крупнейший частный раунд в истории), закрыт 31.03.2026; со-лид SoftBank. Стадия: Pre-IPO, заявка на IPO подана.</w:t>
             </w:r>
           </w:p>
         </w:tc>
@@ -1203,7 +1416,7 @@
                 <w:sz w:val="21"/>
                 <w:szCs w:val="21"/>
               </w:rPr>
-              <w:t xml:space="preserve">$852 млрд; подтверждена тендером сотрудников на $7 млрд по той же оценке (10.08.2026).</w:t>
+              <w:t xml:space="preserve">$852 млрд; подтверждена выкупом акций у сотрудников на $7 млрд по той же оценке (10.08.2026).</w:t>
             </w:r>
           </w:p>
         </w:tc>
@@ -1248,52 +1461,7 @@
                 <w:sz w:val="21"/>
                 <w:szCs w:val="21"/>
               </w:rPr>
-              <w:t xml:space="preserve">$937 млрд (+10% к последнему раунду).</w:t>
-            </w:r>
-          </w:p>
-        </w:tc>
-      </w:tr>
-      <w:tr>
-        <w:tc>
-          <w:tcPr>
-            <w:tcW w:type="dxa" w:w="2800"/>
-            <w:shd w:fill="F2F2F2" w:val="clear"/>
-          </w:tcPr>
-          <w:p>
-            <w:pPr>
-              <w:spacing w:after="40"/>
-            </w:pPr>
-            <w:r>
-              <w:rPr>
-                <w:b/>
-                <w:bCs/>
-                <w:i w:val="false"/>
-                <w:iCs w:val="false"/>
-                <w:sz w:val="21"/>
-                <w:szCs w:val="21"/>
-              </w:rPr>
-              <w:t xml:space="preserve">Всего привлечено</w:t>
-            </w:r>
-          </w:p>
-        </w:tc>
-        <w:tc>
-          <w:tcPr>
-            <w:tcW w:type="dxa" w:w="6560"/>
-          </w:tcPr>
-          <w:p>
-            <w:pPr>
-              <w:spacing w:after="40"/>
-            </w:pPr>
-            <w:r>
-              <w:rPr>
-                <w:b w:val="false"/>
-                <w:bCs w:val="false"/>
-                <w:i w:val="false"/>
-                <w:iCs w:val="false"/>
-                <w:sz w:val="21"/>
-                <w:szCs w:val="21"/>
-              </w:rPr>
-              <w:t xml:space="preserve">~$180 млрд first-party капитала.</w:t>
+              <w:t xml:space="preserve">≈$937 млрд (+10% к последнему раунду).</w:t>
             </w:r>
           </w:p>
         </w:tc>
@@ -1338,7 +1506,7 @@
                 <w:sz w:val="21"/>
                 <w:szCs w:val="21"/>
               </w:rPr>
-              <w:t xml:space="preserve">Microsoft (~27%), SoftBank (~13%), Amazon ($50 млрд), Nvidia ($30 млрд), Andreessen Horowitz, MGX, TPG, T. Rowe Price, Thrive Capital, Sequoia, Khosla Ventures, Founders Fund, Coatue.</w:t>
+              <w:t xml:space="preserve">Microsoft (~27%), SoftBank (~13%), Amazon ($50 млрд), Nvidia ($30 млрд), Andreessen Horowitz, MGX, TPG, T. Rowe Price, Thrive Capital, Sequoia, Khosla Ventures, Founders Fund.</w:t>
             </w:r>
           </w:p>
         </w:tc>
@@ -1383,31 +1551,31 @@
                 <w:sz w:val="21"/>
                 <w:szCs w:val="21"/>
               </w:rPr>
-              <w:t xml:space="preserve">1–2 года: IPO 2026–2027, целевая оценка выше $1 трлн (S-1 подана; организаторы Goldman Sachs, Morgan Stanley, JPMorgan).</w:t>
-            </w:r>
-          </w:p>
-        </w:tc>
-      </w:tr>
-      <w:tr>
-        <w:tc>
-          <w:tcPr>
-            <w:tcW w:type="dxa" w:w="2800"/>
-            <w:shd w:fill="F2F2F2" w:val="clear"/>
-          </w:tcPr>
-          <w:p>
-            <w:pPr>
-              <w:spacing w:after="40"/>
-            </w:pPr>
-            <w:r>
-              <w:rPr>
-                <w:b/>
-                <w:bCs/>
-                <w:i w:val="false"/>
-                <w:iCs w:val="false"/>
-                <w:sz w:val="21"/>
-                <w:szCs w:val="21"/>
-              </w:rPr>
-              <w:t xml:space="preserve">Upside (база)</w:t>
+              <w:t xml:space="preserve">1–2 года: IPO 2026–2027, целевая оценка выше $1 трлн (организаторы Goldman Sachs, Morgan Stanley, JPMorgan).</w:t>
+            </w:r>
+          </w:p>
+        </w:tc>
+      </w:tr>
+      <w:tr>
+        <w:tc>
+          <w:tcPr>
+            <w:tcW w:type="dxa" w:w="2800"/>
+            <w:shd w:fill="F2F2F2" w:val="clear"/>
+          </w:tcPr>
+          <w:p>
+            <w:pPr>
+              <w:spacing w:after="40"/>
+            </w:pPr>
+            <w:r>
+              <w:rPr>
+                <w:b/>
+                <w:bCs/>
+                <w:i w:val="false"/>
+                <w:iCs w:val="false"/>
+                <w:sz w:val="21"/>
+                <w:szCs w:val="21"/>
+              </w:rPr>
+              <w:t xml:space="preserve">Upside</w:t>
             </w:r>
           </w:p>
         </w:tc>
@@ -1462,7 +1630,7 @@
           <w:sz w:val="21"/>
           <w:szCs w:val="21"/>
         </w:rPr>
-        <w:t xml:space="preserve">Гуманоидная робототехника / embodied AI (индустрия)</w:t>
+        <w:t xml:space="preserve">Гуманоидные роботы для промышленности</w:t>
       </w:r>
     </w:p>
     <w:p>
@@ -1487,7 +1655,7 @@
           <w:sz w:val="21"/>
           <w:szCs w:val="21"/>
         </w:rPr>
-        <w:t xml:space="preserve">Гуманоидные роботы общего назначения для промышленности и логистики. Текущее поколение Figure 03 работает на собственной vision-language-action-модели Helix: роботы автономно отрабатывают полные 8-часовые смены. Пилот с BMW (Спартанбург) переведён в продакшн; сообщается о заказе UPS с масштабированием до ~100 тыс. роботов к 2029. Собственный завод BotQ: с 12 тыс. до 100 тыс. роботов в год.</w:t>
+        <w:t xml:space="preserve">Строит человекоподобных роботов для заводов и складов: робот ростом с человека переносит детали, сортирует товары, работает с конвейером. На заводе BMW в США такие роботы уже отрабатывают полные 8-часовые смены без оператора; по сообщениям СМИ, логистический гигант UPS обсуждает заказ до 100 тыс. роботов к 2029 году. Собственный завод рассчитан на выпуск до 100 тыс. роботов в год.</w:t>
       </w:r>
     </w:p>
     <w:p>
@@ -1517,7 +1685,7 @@
           <w:sz w:val="21"/>
           <w:szCs w:val="21"/>
         </w:rPr>
-        <w:t xml:space="preserve">Решаемая проблема — глобальный дефицит рабочей силы (мировой фонд оплаты труда ~$40 трлн): гуманоид встраивается в среду, построенную под человека, без переоборудования производств.</w:t>
+        <w:t xml:space="preserve">Отвечает на нехватку рабочих рук на производстве: робот в форме человека занимает обычное рабочее место — завод не нужно перестраивать под него.</w:t>
       </w:r>
     </w:p>
     <w:p>
@@ -1538,7 +1706,7 @@
           <w:sz w:val="21"/>
           <w:szCs w:val="21"/>
         </w:rPr>
-        <w:t xml:space="preserve">Полная вертикальная интеграция: своё железо, свой ИИ (Helix, после разрыва с OpenAI), своя фабрика — против конкурентов, зависящих от чужих моделей и контрактного производства.</w:t>
+        <w:t xml:space="preserve">Всё делает сама: и «мозг» робота (собственный ИИ Helix), и «тело», и завод. Конкуренты зависят от чужих технологий или контрактных производств.</w:t>
       </w:r>
     </w:p>
     <w:p>
@@ -1559,7 +1727,7 @@
           <w:sz w:val="21"/>
           <w:szCs w:val="21"/>
         </w:rPr>
-        <w:t xml:space="preserve">Единственный западный игрок с завершённым многолетним автомобильным пилотом (BMW) и заявленным гиперскейл-заказом (UPS); Tesla Optimus пока развёрнут только внутри Tesla, Agility и Apptronik меньше по масштабу амбиций и капиталу.</w:t>
+        <w:t xml:space="preserve">Дальше всех прошла путь от прототипа к реальной работе у клиента: роботы Tesla пока трудятся только на её собственных заводах, у остальных игроков масштабы заметно меньше.</w:t>
       </w:r>
     </w:p>
     <w:p>
@@ -1606,6 +1774,51 @@
                 <w:sz w:val="21"/>
                 <w:szCs w:val="21"/>
               </w:rPr>
+              <w:t xml:space="preserve">Всего привлечено</w:t>
+            </w:r>
+          </w:p>
+        </w:tc>
+        <w:tc>
+          <w:tcPr>
+            <w:tcW w:type="dxa" w:w="6560"/>
+          </w:tcPr>
+          <w:p>
+            <w:pPr>
+              <w:spacing w:after="40"/>
+            </w:pPr>
+            <w:r>
+              <w:rPr>
+                <w:b w:val="false"/>
+                <w:bCs w:val="false"/>
+                <w:i w:val="false"/>
+                <w:iCs w:val="false"/>
+                <w:sz w:val="21"/>
+                <w:szCs w:val="21"/>
+              </w:rPr>
+              <w:t xml:space="preserve">≈$1.9 млрд.</w:t>
+            </w:r>
+          </w:p>
+        </w:tc>
+      </w:tr>
+      <w:tr>
+        <w:tc>
+          <w:tcPr>
+            <w:tcW w:type="dxa" w:w="2800"/>
+            <w:shd w:fill="F2F2F2" w:val="clear"/>
+          </w:tcPr>
+          <w:p>
+            <w:pPr>
+              <w:spacing w:after="40"/>
+            </w:pPr>
+            <w:r>
+              <w:rPr>
+                <w:b/>
+                <w:bCs/>
+                <w:i w:val="false"/>
+                <w:iCs w:val="false"/>
+                <w:sz w:val="21"/>
+                <w:szCs w:val="21"/>
+              </w:rPr>
               <w:t xml:space="preserve">Последний раунд / стадия</w:t>
             </w:r>
           </w:p>
@@ -1627,7 +1840,7 @@
                 <w:sz w:val="21"/>
                 <w:szCs w:val="21"/>
               </w:rPr>
-              <w:t xml:space="preserve">Series C &gt;$1 млрд, закрыт 16.09.2025; лид Parkway Venture Capital. Стадия: growth.</w:t>
+              <w:t xml:space="preserve">Series C, &gt;$1 млрд, закрыт 16.09.2025; лид Parkway Venture Capital. Стадия: growth.</w:t>
             </w:r>
           </w:p>
         </w:tc>
@@ -1672,7 +1885,7 @@
                 <w:sz w:val="21"/>
                 <w:szCs w:val="21"/>
               </w:rPr>
-              <w:t xml:space="preserve">$39 млрд (степ-ап 15x к Series B за 19 месяцев).</w:t>
+              <w:t xml:space="preserve">$39 млрд (рост в 15 раз к предыдущему раунду за 19 месяцев).</w:t>
             </w:r>
           </w:p>
         </w:tc>
@@ -1717,52 +1930,7 @@
                 <w:sz w:val="21"/>
                 <w:szCs w:val="21"/>
               </w:rPr>
-              <w:t xml:space="preserve">$42.9 млрд (+10% к Series C).</w:t>
-            </w:r>
-          </w:p>
-        </w:tc>
-      </w:tr>
-      <w:tr>
-        <w:tc>
-          <w:tcPr>
-            <w:tcW w:type="dxa" w:w="2800"/>
-            <w:shd w:fill="F2F2F2" w:val="clear"/>
-          </w:tcPr>
-          <w:p>
-            <w:pPr>
-              <w:spacing w:after="40"/>
-            </w:pPr>
-            <w:r>
-              <w:rPr>
-                <w:b/>
-                <w:bCs/>
-                <w:i w:val="false"/>
-                <w:iCs w:val="false"/>
-                <w:sz w:val="21"/>
-                <w:szCs w:val="21"/>
-              </w:rPr>
-              <w:t xml:space="preserve">Всего привлечено</w:t>
-            </w:r>
-          </w:p>
-        </w:tc>
-        <w:tc>
-          <w:tcPr>
-            <w:tcW w:type="dxa" w:w="6560"/>
-          </w:tcPr>
-          <w:p>
-            <w:pPr>
-              <w:spacing w:after="40"/>
-            </w:pPr>
-            <w:r>
-              <w:rPr>
-                <w:b w:val="false"/>
-                <w:bCs w:val="false"/>
-                <w:i w:val="false"/>
-                <w:iCs w:val="false"/>
-                <w:sz w:val="21"/>
-                <w:szCs w:val="21"/>
-              </w:rPr>
-              <w:t xml:space="preserve">~$1.9 млрд.</w:t>
+              <w:t xml:space="preserve">≈$42.9 млрд (+10% к Series C).</w:t>
             </w:r>
           </w:p>
         </w:tc>
@@ -1807,7 +1975,7 @@
                 <w:sz w:val="21"/>
                 <w:szCs w:val="21"/>
               </w:rPr>
-              <w:t xml:space="preserve">Джефф Безос, Microsoft, NVIDIA, OpenAI Startup Fund, Intel Capital, ARK Invest, Brookfield, Salesforce, Qualcomm Ventures, LG, Macquarie, Parkway VC.</w:t>
+              <w:t xml:space="preserve">Джефф Безос, Microsoft, NVIDIA, OpenAI Startup Fund, Intel Capital, ARK Invest, Brookfield, Salesforce, Qualcomm Ventures, LG, Parkway VC.</w:t>
             </w:r>
           </w:p>
         </w:tc>
@@ -1852,31 +2020,31 @@
                 <w:sz w:val="21"/>
                 <w:szCs w:val="21"/>
               </w:rPr>
-              <w:t xml:space="preserve">2–3 года: IPO 2027–2028 при масштабировании Figure 03.</w:t>
-            </w:r>
-          </w:p>
-        </w:tc>
-      </w:tr>
-      <w:tr>
-        <w:tc>
-          <w:tcPr>
-            <w:tcW w:type="dxa" w:w="2800"/>
-            <w:shd w:fill="F2F2F2" w:val="clear"/>
-          </w:tcPr>
-          <w:p>
-            <w:pPr>
-              <w:spacing w:after="40"/>
-            </w:pPr>
-            <w:r>
-              <w:rPr>
-                <w:b/>
-                <w:bCs/>
-                <w:i w:val="false"/>
-                <w:iCs w:val="false"/>
-                <w:sz w:val="21"/>
-                <w:szCs w:val="21"/>
-              </w:rPr>
-              <w:t xml:space="preserve">Upside (база)</w:t>
+              <w:t xml:space="preserve">2–3 года: IPO 2027–2028 при масштабировании производства.</w:t>
+            </w:r>
+          </w:p>
+        </w:tc>
+      </w:tr>
+      <w:tr>
+        <w:tc>
+          <w:tcPr>
+            <w:tcW w:type="dxa" w:w="2800"/>
+            <w:shd w:fill="F2F2F2" w:val="clear"/>
+          </w:tcPr>
+          <w:p>
+            <w:pPr>
+              <w:spacing w:after="40"/>
+            </w:pPr>
+            <w:r>
+              <w:rPr>
+                <w:b/>
+                <w:bCs/>
+                <w:i w:val="false"/>
+                <w:iCs w:val="false"/>
+                <w:sz w:val="21"/>
+                <w:szCs w:val="21"/>
+              </w:rPr>
+              <w:t xml:space="preserve">Upside</w:t>
             </w:r>
           </w:p>
         </w:tc>
@@ -1931,7 +2099,7 @@
           <w:sz w:val="21"/>
           <w:szCs w:val="21"/>
         </w:rPr>
-        <w:t xml:space="preserve">Рынки предсказаний / биржевая инфраструктура</w:t>
+        <w:t xml:space="preserve">Рынки предсказаний</w:t>
       </w:r>
     </w:p>
     <w:p>
@@ -1956,7 +2124,7 @@
           <w:sz w:val="21"/>
           <w:szCs w:val="21"/>
         </w:rPr>
-        <w:t xml:space="preserve">Крупнейший в мире рынок предсказаний: бинарные контракты на реальные события (выборы, макростатистика, спорт, геополитика), цена контракта = рыночная вероятность. Расчёты в USDC на блокчейне. После покупки CFTC-лицензированной биржи QCEX ($112 млн) запустил регулируемую площадку в США (май 2026). Обороты ~$9–10 млрд в месяц; annualized-выручка превысила $1 млрд уже через 6 недель после старта монетизации в США. Официальный партнёр X и xAI (интеграция с Grok); ICE (владелец NYSE) дистрибутирует данные Polymarket институционалам.</w:t>
+        <w:t xml:space="preserve">Биржа, где торгуют не акциями, а прогнозами: кто выиграет выборы, поднимет ли ФРС ставку, кто возьмёт чемпионат. Цена контракта показывает вероятность события, поэтому котировки Polymarket цитируют мировые СМИ. После покупки лицензированной биржи QCEX компания легально работает в США. Обороты — около $10 млрд в месяц; выручка вышла на темп более $1 млрд в год уже через полтора месяца после включения комиссий в США.</w:t>
       </w:r>
     </w:p>
     <w:p>
@@ -1986,7 +2154,7 @@
           <w:sz w:val="21"/>
           <w:szCs w:val="21"/>
         </w:rPr>
-        <w:t xml:space="preserve">«Машина правды»: рыночные вероятности систематически точнее опросов и экспертов — новая категория финансовой инфраструктуры на стыке данных, бирж и медиа.</w:t>
+        <w:t xml:space="preserve">Прогнозы, за которыми стоят реальные деньги, стабильно точнее опросов и мнений экспертов — по сути, это новый вид финансовой инфраструктуры.</w:t>
       </w:r>
     </w:p>
     <w:p>
@@ -2007,7 +2175,7 @@
           <w:sz w:val="21"/>
           <w:szCs w:val="21"/>
         </w:rPr>
-        <w:t xml:space="preserve">Против Kalshi: глобальная ликвидность и бренд (котировки Polymarket цитируют мировые СМИ), крипто-рельсы (24/7, некастодиально, глобальный доступ), дистрибуция через X (~600 млн пользователей) и через ICE — у Kalshi только регулируемый рынок США и брокерская дистрибуция.</w:t>
+        <w:t xml:space="preserve">Глобальная площадка с самым узнаваемым брендом в категории; партнёрства с соцсетью X (~600 млн пользователей, интеграция с Grok) и с ICE — владельцем Нью-Йоркской фондовой биржи, который распространяет данные Polymarket среди институциональных клиентов.</w:t>
       </w:r>
     </w:p>
     <w:p>
@@ -2028,7 +2196,7 @@
           <w:sz w:val="21"/>
           <w:szCs w:val="21"/>
         </w:rPr>
-        <w:t xml:space="preserve">Монетизация только началась (комиссии с января 2026) — выручка ещё не отражает потенциал оборотов: Bernstein прогнозирует объёмы отрасли $1 трлн к 2030, Macquarie — до $1.5 трлн.</w:t>
+        <w:t xml:space="preserve">Комиссии включили только в 2026 году, так что нынешняя выручка — лишь начало: аналитики (Bernstein, Macquarie) ждут роста объёмов отрасли до $1–1.5 трлн к 2030 году.</w:t>
       </w:r>
     </w:p>
     <w:p>
@@ -2075,6 +2243,51 @@
                 <w:sz w:val="21"/>
                 <w:szCs w:val="21"/>
               </w:rPr>
+              <w:t xml:space="preserve">Всего привлечено</w:t>
+            </w:r>
+          </w:p>
+        </w:tc>
+        <w:tc>
+          <w:tcPr>
+            <w:tcW w:type="dxa" w:w="6560"/>
+          </w:tcPr>
+          <w:p>
+            <w:pPr>
+              <w:spacing w:after="40"/>
+            </w:pPr>
+            <w:r>
+              <w:rPr>
+                <w:b w:val="false"/>
+                <w:bCs w:val="false"/>
+                <w:i w:val="false"/>
+                <w:iCs w:val="false"/>
+                <w:sz w:val="21"/>
+                <w:szCs w:val="21"/>
+              </w:rPr>
+              <w:t xml:space="preserve">≈$2.8 млрд первичного капитала (с покупками ICE на вторичном рынке — ~$3.3 млрд).</w:t>
+            </w:r>
+          </w:p>
+        </w:tc>
+      </w:tr>
+      <w:tr>
+        <w:tc>
+          <w:tcPr>
+            <w:tcW w:type="dxa" w:w="2800"/>
+            <w:shd w:fill="F2F2F2" w:val="clear"/>
+          </w:tcPr>
+          <w:p>
+            <w:pPr>
+              <w:spacing w:after="40"/>
+            </w:pPr>
+            <w:r>
+              <w:rPr>
+                <w:b/>
+                <w:bCs/>
+                <w:i w:val="false"/>
+                <w:iCs w:val="false"/>
+                <w:sz w:val="21"/>
+                <w:szCs w:val="21"/>
+              </w:rPr>
               <w:t xml:space="preserve">Последний раунд / стадия</w:t>
             </w:r>
           </w:p>
@@ -2096,7 +2309,7 @@
                 <w:sz w:val="21"/>
                 <w:szCs w:val="21"/>
               </w:rPr>
-              <w:t xml:space="preserve">Раунд ~$1 млрд, закрыт в апреле 2026 (D.E. Shaw, G Squared — новые; ICE добавила $600 млн). Стадия: growth / pre-IPO. В переговорах новый раунд по оценке &gt;$20 млрд.</w:t>
+              <w:t xml:space="preserve">≈$1 млрд, закрыт в апреле 2026 (новые инвесторы D.E. Shaw, G Squared; ICE добавила $600 млн). В переговорах новый раунд по оценке &gt;$20 млрд. Стадия: growth / pre-IPO.</w:t>
             </w:r>
           </w:p>
         </w:tc>
@@ -2186,52 +2399,7 @@
                 <w:sz w:val="21"/>
                 <w:szCs w:val="21"/>
               </w:rPr>
-              <w:t xml:space="preserve">$16.5 млрд (+10% к раунду).</w:t>
-            </w:r>
-          </w:p>
-        </w:tc>
-      </w:tr>
-      <w:tr>
-        <w:tc>
-          <w:tcPr>
-            <w:tcW w:type="dxa" w:w="2800"/>
-            <w:shd w:fill="F2F2F2" w:val="clear"/>
-          </w:tcPr>
-          <w:p>
-            <w:pPr>
-              <w:spacing w:after="40"/>
-            </w:pPr>
-            <w:r>
-              <w:rPr>
-                <w:b/>
-                <w:bCs/>
-                <w:i w:val="false"/>
-                <w:iCs w:val="false"/>
-                <w:sz w:val="21"/>
-                <w:szCs w:val="21"/>
-              </w:rPr>
-              <w:t xml:space="preserve">Всего привлечено</w:t>
-            </w:r>
-          </w:p>
-        </w:tc>
-        <w:tc>
-          <w:tcPr>
-            <w:tcW w:type="dxa" w:w="6560"/>
-          </w:tcPr>
-          <w:p>
-            <w:pPr>
-              <w:spacing w:after="40"/>
-            </w:pPr>
-            <w:r>
-              <w:rPr>
-                <w:b w:val="false"/>
-                <w:bCs w:val="false"/>
-                <w:i w:val="false"/>
-                <w:iCs w:val="false"/>
-                <w:sz w:val="21"/>
-                <w:szCs w:val="21"/>
-              </w:rPr>
-              <w:t xml:space="preserve">~$2.8 млрд первичного капитала (с покупками ICE на вторичном рынке — ~$3.3 млрд).</w:t>
+              <w:t xml:space="preserve">≈$16.5 млрд (+10% к раунду).</w:t>
             </w:r>
           </w:p>
         </w:tc>
@@ -2276,7 +2444,7 @@
                 <w:sz w:val="21"/>
                 <w:szCs w:val="21"/>
               </w:rPr>
-              <w:t xml:space="preserve">ICE/Intercontinental Exchange, Founders Fund (Питер Тиль), Виталик Бутерин, General Catalyst, Blockchain Capital, 1789 Capital, Ribbit Capital, Valor, Point72 Ventures, Coinbase Ventures, D.E. Shaw, G Squared.</w:t>
+              <w:t xml:space="preserve">ICE/Intercontinental Exchange, Founders Fund (Питер Тиль), Виталик Бутерин, General Catalyst, Blockchain Capital, 1789 Capital, Ribbit Capital, Point72, Coinbase Ventures, D.E. Shaw, G Squared.</w:t>
             </w:r>
           </w:p>
         </w:tc>
@@ -2345,7 +2513,7 @@
                 <w:sz w:val="21"/>
                 <w:szCs w:val="21"/>
               </w:rPr>
-              <w:t xml:space="preserve">Upside (база)</w:t>
+              <w:t xml:space="preserve">Upside</w:t>
             </w:r>
           </w:p>
         </w:tc>
@@ -2400,7 +2568,7 @@
           <w:sz w:val="21"/>
           <w:szCs w:val="21"/>
         </w:rPr>
-        <w:t xml:space="preserve">Нейротехнологии / интерфейсы «мозг-компьютер» (BCI)</w:t>
+        <w:t xml:space="preserve">Нейроинтерфейсы («мозг-компьютер»)</w:t>
       </w:r>
     </w:p>
     <w:p>
@@ -2425,7 +2593,7 @@
           <w:sz w:val="21"/>
           <w:szCs w:val="21"/>
         </w:rPr>
-        <w:t xml:space="preserve">Компания Илона Маска: полностью имплантируемый беспроводной интерфейс «мозг-компьютер». Чип N1 (1 024+ электрода на гибких нитях) вживляется хирургическим роботом R1 с микронной точностью. 26 пациентов в клинических испытаниях в 5 странах (США, Канада, Великобритания, ОАЭ). FDA Breakthrough-статусы по Blindsight (восстановление зрения) и восстановлению речи. План компании: одобрение Telepathy ~2029, выручка ≥$1 млрд и 20 тыс. имплантов в год к 2031.</w:t>
+        <w:t xml:space="preserve">Компания Илона Маска. Делает вживляемый в мозг чип, который позволяет парализованным людям управлять компьютером и протезами силой мысли, а в перспективе — вернуть зрение и речь. Операцию проводит собственный робот-хирург. Имплант уже стоит у 26 пациентов в пяти странах; регулятор США дал продуктам компании статус «прорывных». Выручка появится после коммерческого одобрения (~2029); план компании — свыше $1 млрд к 2031 году.</w:t>
       </w:r>
     </w:p>
     <w:p>
@@ -2455,7 +2623,7 @@
           <w:sz w:val="21"/>
           <w:szCs w:val="21"/>
         </w:rPr>
-        <w:t xml:space="preserve">Пропускная способность на порядки выше конкурентов: 1 024+ электрода против ~16 у Synchron — единственная архитектура с разрешением до отдельного нейрона, масштабируемая до 3 000+ каналов.</w:t>
+        <w:t xml:space="preserve">Чип считывает сигналы более чем с 1 000 точек мозга — у ближайшего конкурента (Synchron) их всего 16. Это разница между «двигать курсор» и «печатать силой мысли».</w:t>
       </w:r>
     </w:p>
     <w:p>
@@ -2476,7 +2644,7 @@
           <w:sz w:val="21"/>
           <w:szCs w:val="21"/>
         </w:rPr>
-        <w:t xml:space="preserve">Полностью беспроводной и невидимый имплант (у Blackrock — разъём через кожу) + робот R1, автоматизирующий операцию, — ключ к масштабированию до тысяч операций в год и снижению их стоимости.</w:t>
+        <w:t xml:space="preserve">Имплант полностью беспроводной и незаметен снаружи, а робот-хирург сокращает операцию до минут — это открывает путь к тысячам операций в год.</w:t>
       </w:r>
     </w:p>
     <w:p>
@@ -2497,7 +2665,7 @@
           <w:sz w:val="21"/>
           <w:szCs w:val="21"/>
         </w:rPr>
-        <w:t xml:space="preserve">Рынки: паралич (5.4 млн человек только в США), слепота (40+ млн в мире), речь, болезнь Паркинсона. Morgan Stanley оценивает TAM США в ~$400 млрд. Вертикальная интеграция имплант + робот + софт и «Musk-премия» в доступе к капиталу.</w:t>
+        <w:t xml:space="preserve">Рынок огромен: только в США миллионы людей с параличом, потерей зрения и речи; Morgan Stanley оценивает его в ~$400 млрд.</w:t>
       </w:r>
     </w:p>
     <w:p>
@@ -2544,6 +2712,51 @@
                 <w:sz w:val="21"/>
                 <w:szCs w:val="21"/>
               </w:rPr>
+              <w:t xml:space="preserve">Всего привлечено</w:t>
+            </w:r>
+          </w:p>
+        </w:tc>
+        <w:tc>
+          <w:tcPr>
+            <w:tcW w:type="dxa" w:w="6560"/>
+          </w:tcPr>
+          <w:p>
+            <w:pPr>
+              <w:spacing w:after="40"/>
+            </w:pPr>
+            <w:r>
+              <w:rPr>
+                <w:b w:val="false"/>
+                <w:bCs w:val="false"/>
+                <w:i w:val="false"/>
+                <w:iCs w:val="false"/>
+                <w:sz w:val="21"/>
+                <w:szCs w:val="21"/>
+              </w:rPr>
+              <w:t xml:space="preserve">≈$1.3 млрд.</w:t>
+            </w:r>
+          </w:p>
+        </w:tc>
+      </w:tr>
+      <w:tr>
+        <w:tc>
+          <w:tcPr>
+            <w:tcW w:type="dxa" w:w="2800"/>
+            <w:shd w:fill="F2F2F2" w:val="clear"/>
+          </w:tcPr>
+          <w:p>
+            <w:pPr>
+              <w:spacing w:after="40"/>
+            </w:pPr>
+            <w:r>
+              <w:rPr>
+                <w:b/>
+                <w:bCs/>
+                <w:i w:val="false"/>
+                <w:iCs w:val="false"/>
+                <w:sz w:val="21"/>
+                <w:szCs w:val="21"/>
+              </w:rPr>
               <w:t xml:space="preserve">Последний раунд / стадия</w:t>
             </w:r>
           </w:p>
@@ -2565,7 +2778,7 @@
                 <w:sz w:val="21"/>
                 <w:szCs w:val="21"/>
               </w:rPr>
-              <w:t xml:space="preserve">Series E $650 млн, закрыт 02.06.2025 (ARK Invest, Founders Fund, Sequoia). Стадия: клиническая, pre-revenue.</w:t>
+              <w:t xml:space="preserve">Series E, $650 млн, закрыт 02.06.2025 (ARK Invest, Founders Fund, Sequoia). Стадия: клиническая, до выручки.</w:t>
             </w:r>
           </w:p>
         </w:tc>
@@ -2610,7 +2823,7 @@
                 <w:sz w:val="21"/>
                 <w:szCs w:val="21"/>
               </w:rPr>
-              <w:t xml:space="preserve">$9 млрд. Внимание: вторичный рынок в августе 2026 оценивает компанию в $29–42 млрд (после IPO SpaceX); по слухам готовится раунд на $12–15 млрд.</w:t>
+              <w:t xml:space="preserve">$9 млрд по раунду; вторичный рынок в августе 2026 оценивает компанию в $29–42 млрд (после IPO SpaceX).</w:t>
             </w:r>
           </w:p>
         </w:tc>
@@ -2655,52 +2868,7 @@
                 <w:sz w:val="21"/>
                 <w:szCs w:val="21"/>
               </w:rPr>
-              <w:t xml:space="preserve">$9.9 млрд (+10% к Series E); фактическая цена, вероятно, будет заметно выше — уточняется по запросу.</w:t>
-            </w:r>
-          </w:p>
-        </w:tc>
-      </w:tr>
-      <w:tr>
-        <w:tc>
-          <w:tcPr>
-            <w:tcW w:type="dxa" w:w="2800"/>
-            <w:shd w:fill="F2F2F2" w:val="clear"/>
-          </w:tcPr>
-          <w:p>
-            <w:pPr>
-              <w:spacing w:after="40"/>
-            </w:pPr>
-            <w:r>
-              <w:rPr>
-                <w:b/>
-                <w:bCs/>
-                <w:i w:val="false"/>
-                <w:iCs w:val="false"/>
-                <w:sz w:val="21"/>
-                <w:szCs w:val="21"/>
-              </w:rPr>
-              <w:t xml:space="preserve">Всего привлечено</w:t>
-            </w:r>
-          </w:p>
-        </w:tc>
-        <w:tc>
-          <w:tcPr>
-            <w:tcW w:type="dxa" w:w="6560"/>
-          </w:tcPr>
-          <w:p>
-            <w:pPr>
-              <w:spacing w:after="40"/>
-            </w:pPr>
-            <w:r>
-              <w:rPr>
-                <w:b w:val="false"/>
-                <w:bCs w:val="false"/>
-                <w:i w:val="false"/>
-                <w:iCs w:val="false"/>
-                <w:sz w:val="21"/>
-                <w:szCs w:val="21"/>
-              </w:rPr>
-              <w:t xml:space="preserve">~$1.3 млрд.</w:t>
+              <w:t xml:space="preserve">≈$50 млрд — по текущей оценке вторичного рынка; раундовая оценка устарела. Точная цена — по запросу.</w:t>
             </w:r>
           </w:p>
         </w:tc>
@@ -2745,7 +2913,7 @@
                 <w:sz w:val="21"/>
                 <w:szCs w:val="21"/>
               </w:rPr>
-              <w:t xml:space="preserve">Founders Fund, Sequoia, Thrive Capital, ARK Invest, QIA, Lightspeed, Vy Capital, DFJ Growth, G42, Valor Equity Partners.</w:t>
+              <w:t xml:space="preserve">Founders Fund, Sequoia, Thrive Capital, ARK Invest, QIA, Lightspeed, Vy Capital, DFJ Growth, G42.</w:t>
             </w:r>
           </w:p>
         </w:tc>
@@ -2790,52 +2958,52 @@
                 <w:sz w:val="21"/>
                 <w:szCs w:val="21"/>
               </w:rPr>
-              <w:t xml:space="preserve">4–5 лет: IPO 2029–2030, после первого коммерческого одобрения (Telepathy).</w:t>
-            </w:r>
-          </w:p>
-        </w:tc>
-      </w:tr>
-      <w:tr>
-        <w:tc>
-          <w:tcPr>
-            <w:tcW w:type="dxa" w:w="2800"/>
-            <w:shd w:fill="F2F2F2" w:val="clear"/>
-          </w:tcPr>
-          <w:p>
-            <w:pPr>
-              <w:spacing w:after="40"/>
-            </w:pPr>
-            <w:r>
-              <w:rPr>
-                <w:b/>
-                <w:bCs/>
-                <w:i w:val="false"/>
-                <w:iCs w:val="false"/>
-                <w:sz w:val="21"/>
-                <w:szCs w:val="21"/>
-              </w:rPr>
-              <w:t xml:space="preserve">Upside (база)</w:t>
-            </w:r>
-          </w:p>
-        </w:tc>
-        <w:tc>
-          <w:tcPr>
-            <w:tcW w:type="dxa" w:w="6560"/>
-          </w:tcPr>
-          <w:p>
-            <w:pPr>
-              <w:spacing w:after="40"/>
-            </w:pPr>
-            <w:r>
-              <w:rPr>
-                <w:b w:val="false"/>
-                <w:bCs w:val="false"/>
-                <w:i w:val="false"/>
-                <w:iCs w:val="false"/>
-                <w:sz w:val="21"/>
-                <w:szCs w:val="21"/>
-              </w:rPr>
-              <w:t xml:space="preserve">+178% (MOIC 2.8x, IRR ~29%); диапазон 0.5x–6.1x.</w:t>
+              <w:t xml:space="preserve">4–6 лет: IPO 2029–2031, после первого коммерческого одобрения.</w:t>
+            </w:r>
+          </w:p>
+        </w:tc>
+      </w:tr>
+      <w:tr>
+        <w:tc>
+          <w:tcPr>
+            <w:tcW w:type="dxa" w:w="2800"/>
+            <w:shd w:fill="F2F2F2" w:val="clear"/>
+          </w:tcPr>
+          <w:p>
+            <w:pPr>
+              <w:spacing w:after="40"/>
+            </w:pPr>
+            <w:r>
+              <w:rPr>
+                <w:b/>
+                <w:bCs/>
+                <w:i w:val="false"/>
+                <w:iCs w:val="false"/>
+                <w:sz w:val="21"/>
+                <w:szCs w:val="21"/>
+              </w:rPr>
+              <w:t xml:space="preserve">Upside</w:t>
+            </w:r>
+          </w:p>
+        </w:tc>
+        <w:tc>
+          <w:tcPr>
+            <w:tcW w:type="dxa" w:w="6560"/>
+          </w:tcPr>
+          <w:p>
+            <w:pPr>
+              <w:spacing w:after="40"/>
+            </w:pPr>
+            <w:r>
+              <w:rPr>
+                <w:b w:val="false"/>
+                <w:bCs w:val="false"/>
+                <w:i w:val="false"/>
+                <w:iCs w:val="false"/>
+                <w:sz w:val="21"/>
+                <w:szCs w:val="21"/>
+              </w:rPr>
+              <w:t xml:space="preserve">+25% (MOIC 1.25x) от входа $50 млрд; диапазон 0.2x–3.0x. Вход по вторичному рынку съедает существенную часть потенциала — ключевая ставка на превышение плана и «Musk-премию».</w:t>
             </w:r>
           </w:p>
         </w:tc>
@@ -2869,7 +3037,7 @@
           <w:sz w:val="21"/>
           <w:szCs w:val="21"/>
         </w:rPr>
-        <w:t xml:space="preserve">Гуманоидная робототехника / домашние роботы</w:t>
+        <w:t xml:space="preserve">Домашние роботы-помощники</w:t>
       </w:r>
     </w:p>
     <w:p>
@@ -2894,7 +3062,7 @@
           <w:sz w:val="21"/>
           <w:szCs w:val="21"/>
         </w:rPr>
-        <w:t xml:space="preserve">Домашний гуманоид NEO: рост 165 см, вес ~30 кг, тендонный привод («искусственные мышцы»), $20 тыс. или подписка $499/мес. Предзаказы открыты 28.10.2025 — 10 тыс.+ за первые 5 дней, годовая производственная мощность распродана (бэклог &gt;$200 млн). Серийное производство запущено в Калифорнии в апреле 2026; цель — 100 тыс. роботов в год к концу 2027. Собственная ИИ-модель Redwood (end-to-end нейросети) плюс телеоперация для сбора данных. EQT берёт до 10 тыс. роботов для своих портфельных компаний.</w:t>
+        <w:t xml:space="preserve">Делает домашнего робота-помощника NEO: ростом с человека, убирает, раскладывает вещи, загружает посудомоечную машину. Цена — $20 тыс. или подписка $499 в месяц. За первые пять дней предзаказов раскупили всю годовую производственную мощность — это заказы более чем на $200 млн. Производство запущено в Калифорнии в апреле 2026; цель — 100 тыс. роботов в год к концу 2027-го. Фонд EQT берёт до 10 тыс. роботов для своих портфельных компаний.</w:t>
       </w:r>
     </w:p>
     <w:p>
@@ -2924,7 +3092,7 @@
           <w:sz w:val="21"/>
           <w:szCs w:val="21"/>
         </w:rPr>
-        <w:t xml:space="preserve">Единственный консьюмерский гуманоид с реальными предзаказами и продажами в домах — Figure и Tesla сфокусированы на промышленности, дом для них — «когда-нибудь».</w:t>
+        <w:t xml:space="preserve">Единственная компания, чей человекоподобный робот уже продаётся обычным людям для дома, — остальные (Figure, Tesla) заняты заводами.</w:t>
       </w:r>
     </w:p>
     <w:p>
@@ -2945,7 +3113,7 @@
           <w:sz w:val="21"/>
           <w:szCs w:val="21"/>
         </w:rPr>
-        <w:t xml:space="preserve">Безопасность как продукт: мягкое тело, тендонный привод, вдвое легче Tesla Optimus, тихий — единственная конструкция, пригодная для дома с детьми и питомцами.</w:t>
+        <w:t xml:space="preserve">Робот спроектирован безопасным для дома: мягкий корпус, «искусственные мышцы» вместо жёстких моторов, вес вдвое меньше, чем у робота Tesla, — его не страшно оставить рядом с детьми.</w:t>
       </w:r>
     </w:p>
     <w:p>
@@ -2966,7 +3134,7 @@
           <w:sz w:val="21"/>
           <w:szCs w:val="21"/>
         </w:rPr>
-        <w:t xml:space="preserve">Data-flywheel домашних сценариев: миллионы часов данных из реальных квартир, которых нет ни у одного конкурента, — главный барьер для догоняющих.</w:t>
+        <w:t xml:space="preserve">Каждый работающий в квартирах робот учит всю систему: таких данных из реальных домов нет ни у одного конкурента — и это главный барьер для догоняющих.</w:t>
       </w:r>
     </w:p>
     <w:p>
@@ -3013,6 +3181,51 @@
                 <w:sz w:val="21"/>
                 <w:szCs w:val="21"/>
               </w:rPr>
+              <w:t xml:space="preserve">Всего привлечено</w:t>
+            </w:r>
+          </w:p>
+        </w:tc>
+        <w:tc>
+          <w:tcPr>
+            <w:tcW w:type="dxa" w:w="6560"/>
+          </w:tcPr>
+          <w:p>
+            <w:pPr>
+              <w:spacing w:after="40"/>
+            </w:pPr>
+            <w:r>
+              <w:rPr>
+                <w:b w:val="false"/>
+                <w:bCs w:val="false"/>
+                <w:i w:val="false"/>
+                <w:iCs w:val="false"/>
+                <w:sz w:val="21"/>
+                <w:szCs w:val="21"/>
+              </w:rPr>
+              <w:t xml:space="preserve">≈$125–145 млн (до закрытия Series C).</w:t>
+            </w:r>
+          </w:p>
+        </w:tc>
+      </w:tr>
+      <w:tr>
+        <w:tc>
+          <w:tcPr>
+            <w:tcW w:type="dxa" w:w="2800"/>
+            <w:shd w:fill="F2F2F2" w:val="clear"/>
+          </w:tcPr>
+          <w:p>
+            <w:pPr>
+              <w:spacing w:after="40"/>
+            </w:pPr>
+            <w:r>
+              <w:rPr>
+                <w:b/>
+                <w:bCs/>
+                <w:i w:val="false"/>
+                <w:iCs w:val="false"/>
+                <w:sz w:val="21"/>
+                <w:szCs w:val="21"/>
+              </w:rPr>
               <w:t xml:space="preserve">Последний раунд / стадия</w:t>
             </w:r>
           </w:p>
@@ -3034,7 +3247,7 @@
                 <w:sz w:val="21"/>
                 <w:szCs w:val="21"/>
               </w:rPr>
-              <w:t xml:space="preserve">Закрытый: Series B $100 млн (янв 2024, лид EQT Ventures, post-money ~$0.82 млрд). В процессе: Series C до $1 млрд по оценке $10+ млрд (The Information) — не закрыт.</w:t>
+              <w:t xml:space="preserve">Закрытый: Series B, $100 млн, январь 2024 (лид EQT Ventures), оценка ~$0.82 млрд. В процессе: Series C до $1 млрд по оценке $10+ млрд — не закрыт.</w:t>
             </w:r>
           </w:p>
         </w:tc>
@@ -3124,52 +3337,7 @@
                 <w:sz w:val="21"/>
                 <w:szCs w:val="21"/>
               </w:rPr>
-              <w:t xml:space="preserve">Формально $0.9 млрд (+10% к Series B), но раунд устарел: реальный вход ожидается вблизи оценки Series C, т.е. ~$11 млрд (+10% к $10 млрд). Upside считаем от $11 млрд.</w:t>
-            </w:r>
-          </w:p>
-        </w:tc>
-      </w:tr>
-      <w:tr>
-        <w:tc>
-          <w:tcPr>
-            <w:tcW w:type="dxa" w:w="2800"/>
-            <w:shd w:fill="F2F2F2" w:val="clear"/>
-          </w:tcPr>
-          <w:p>
-            <w:pPr>
-              <w:spacing w:after="40"/>
-            </w:pPr>
-            <w:r>
-              <w:rPr>
-                <w:b/>
-                <w:bCs/>
-                <w:i w:val="false"/>
-                <w:iCs w:val="false"/>
-                <w:sz w:val="21"/>
-                <w:szCs w:val="21"/>
-              </w:rPr>
-              <w:t xml:space="preserve">Всего привлечено</w:t>
-            </w:r>
-          </w:p>
-        </w:tc>
-        <w:tc>
-          <w:tcPr>
-            <w:tcW w:type="dxa" w:w="6560"/>
-          </w:tcPr>
-          <w:p>
-            <w:pPr>
-              <w:spacing w:after="40"/>
-            </w:pPr>
-            <w:r>
-              <w:rPr>
-                <w:b w:val="false"/>
-                <w:bCs w:val="false"/>
-                <w:i w:val="false"/>
-                <w:iCs w:val="false"/>
-                <w:sz w:val="21"/>
-                <w:szCs w:val="21"/>
-              </w:rPr>
-              <w:t xml:space="preserve">~$125–145 млн (до закрытия Series C).</w:t>
+              <w:t xml:space="preserve">≈$11 млрд (+10% к оценке идущего Series C): раунд января 2024 устарел, реальный вход будет вблизи Series C. Upside считаем от $11 млрд.</w:t>
             </w:r>
           </w:p>
         </w:tc>
@@ -3214,7 +3382,7 @@
                 <w:sz w:val="21"/>
                 <w:szCs w:val="21"/>
               </w:rPr>
-              <w:t xml:space="preserve">OpenAI Startup Fund (лид Series A2), EQT Ventures, Tiger Global, Samsung NEXT, Sandwater, Alliance Ventures.</w:t>
+              <w:t xml:space="preserve">OpenAI Startup Fund, EQT Ventures, Tiger Global, Samsung NEXT.</w:t>
             </w:r>
           </w:p>
         </w:tc>
@@ -3283,28 +3451,28 @@
                 <w:sz w:val="21"/>
                 <w:szCs w:val="21"/>
               </w:rPr>
-              <w:t xml:space="preserve">Upside (база)</w:t>
-            </w:r>
-          </w:p>
-        </w:tc>
-        <w:tc>
-          <w:tcPr>
-            <w:tcW w:type="dxa" w:w="6560"/>
-          </w:tcPr>
-          <w:p>
-            <w:pPr>
-              <w:spacing w:after="40"/>
-            </w:pPr>
-            <w:r>
-              <w:rPr>
-                <w:b w:val="false"/>
-                <w:bCs w:val="false"/>
-                <w:i w:val="false"/>
-                <w:iCs w:val="false"/>
-                <w:sz w:val="21"/>
-                <w:szCs w:val="21"/>
-              </w:rPr>
-              <w:t xml:space="preserve">+150% от входа ~$11 млрд (MOIC 2.5x, IRR ~26%); диапазон 0.4x–7.3x.</w:t>
+              <w:t xml:space="preserve">Upside</w:t>
+            </w:r>
+          </w:p>
+        </w:tc>
+        <w:tc>
+          <w:tcPr>
+            <w:tcW w:type="dxa" w:w="6560"/>
+          </w:tcPr>
+          <w:p>
+            <w:pPr>
+              <w:spacing w:after="40"/>
+            </w:pPr>
+            <w:r>
+              <w:rPr>
+                <w:b w:val="false"/>
+                <w:bCs w:val="false"/>
+                <w:i w:val="false"/>
+                <w:iCs w:val="false"/>
+                <w:sz w:val="21"/>
+                <w:szCs w:val="21"/>
+              </w:rPr>
+              <w:t xml:space="preserve">+150% от входа ≈$11 млрд (MOIC 2.5x, IRR ~26%); диапазон 0.4x–7.3x.</w:t>
             </w:r>
           </w:p>
         </w:tc>
@@ -3338,7 +3506,7 @@
           <w:sz w:val="21"/>
           <w:szCs w:val="21"/>
         </w:rPr>
-        <w:t xml:space="preserve">Полупроводники / ускорители ИИ-инференса</w:t>
+        <w:t xml:space="preserve">Чипы для ИИ</w:t>
       </w:r>
     </w:p>
     <w:p>
@@ -3363,7 +3531,7 @@
           <w:sz w:val="21"/>
           <w:szCs w:val="21"/>
         </w:rPr>
-        <w:t xml:space="preserve">Американский разработчик «железа» для инференса ИИ — прямой вызов Nvidia. Серверы Atlas (FPGA, производство в Аризоне): по данным компании — 3.5x производительность на доллар и до −66% энергопотребления против Nvidia H100. Со 2027 года — системы Titan на собственном чипе Asimov: ~2 ТБ памяти на ускоритель против 384 ГБ у Nvidia Rubin, заявлено 5x токенов на ватт. Клиенты: Oracle Cloud (контракт $50 млн, 344 сервера — первый не-Nvidia/AMD чип у американского гиперскейлера), Cloudflare, Parasail.</w:t>
+        <w:t xml:space="preserve">Разрабатывает «железо», на котором работает ИИ, — альтернативу чипам Nvidia. Специализация — инференс: этап, когда обученная нейросеть отвечает на запросы пользователей; именно на него уходит основная часть расходов ИИ-индустрии. Серверы Positron, по данным компании, в 3.5 раза выгоднее Nvidia по цене и тратят до 66% меньше электроэнергии. Первый крупный клиент — Oracle (контракт на $50 млн, первый случай, когда американский облачный гигант поставил чипы не от Nvidia/AMD); также Cloudflare. С 2027 года — собственный чип Asimov.</w:t>
       </w:r>
     </w:p>
     <w:p>
@@ -3393,7 +3561,7 @@
           <w:sz w:val="21"/>
           <w:szCs w:val="21"/>
         </w:rPr>
-        <w:t xml:space="preserve">Атакует главное узкое место экономики ИИ: стоимость и энергопотребление инференса — рынок, растущий быстрее обучения моделей (инференс-чипы: $18 → $37 млрд к 2030; весь инференс — до $255 млрд).</w:t>
+        <w:t xml:space="preserve">Бьёт в самое больное место индустрии: счета за вычисления и электричество растут быстрее, чем выручка большинства ИИ-компаний (рынок инференса — до $255 млрд к 2030).</w:t>
       </w:r>
     </w:p>
     <w:p>
@@ -3414,7 +3582,7 @@
           <w:sz w:val="21"/>
           <w:szCs w:val="21"/>
         </w:rPr>
-        <w:t xml:space="preserve">Обходит дефицитную и дорогую HBM-память через LPDDR-архитектуру с рекордной ёмкостью — атака на структурную слабость GPU, а не попытка догнать Nvidia в её игре; без привязки к CUDA.</w:t>
+        <w:t xml:space="preserve">Использует другую архитектуру памяти с рекордной ёмкостью и обходит дефицитные компоненты (HBM), за которые дерётся весь рынок, — атакует слабое место Nvidia, а не догоняет её.</w:t>
       </w:r>
     </w:p>
     <w:p>
@@ -3435,7 +3603,7 @@
           <w:sz w:val="21"/>
           <w:szCs w:val="21"/>
         </w:rPr>
-        <w:t xml:space="preserve">Полностью американская цепочка производства (геополитический попутный ветер, CHIPS); Arm — стратегический инвестор в капитале (потенциальный покупатель).</w:t>
+        <w:t xml:space="preserve">Производство полностью в США (Аризона); среди инвесторов — Arm, один из главных игроков мировой чип-индустрии и потенциальный стратегический покупатель.</w:t>
       </w:r>
     </w:p>
     <w:p>
@@ -3482,6 +3650,51 @@
                 <w:sz w:val="21"/>
                 <w:szCs w:val="21"/>
               </w:rPr>
+              <w:t xml:space="preserve">Всего привлечено</w:t>
+            </w:r>
+          </w:p>
+        </w:tc>
+        <w:tc>
+          <w:tcPr>
+            <w:tcW w:type="dxa" w:w="6560"/>
+          </w:tcPr>
+          <w:p>
+            <w:pPr>
+              <w:spacing w:after="40"/>
+            </w:pPr>
+            <w:r>
+              <w:rPr>
+                <w:b w:val="false"/>
+                <w:bCs w:val="false"/>
+                <w:i w:val="false"/>
+                <w:iCs w:val="false"/>
+                <w:sz w:val="21"/>
+                <w:szCs w:val="21"/>
+              </w:rPr>
+              <w:t xml:space="preserve">≈$306 млн.</w:t>
+            </w:r>
+          </w:p>
+        </w:tc>
+      </w:tr>
+      <w:tr>
+        <w:tc>
+          <w:tcPr>
+            <w:tcW w:type="dxa" w:w="2800"/>
+            <w:shd w:fill="F2F2F2" w:val="clear"/>
+          </w:tcPr>
+          <w:p>
+            <w:pPr>
+              <w:spacing w:after="40"/>
+            </w:pPr>
+            <w:r>
+              <w:rPr>
+                <w:b/>
+                <w:bCs/>
+                <w:i w:val="false"/>
+                <w:iCs w:val="false"/>
+                <w:sz w:val="21"/>
+                <w:szCs w:val="21"/>
+              </w:rPr>
               <w:t xml:space="preserve">Последний раунд / стадия</w:t>
             </w:r>
           </w:p>
@@ -3503,7 +3716,7 @@
                 <w:sz w:val="21"/>
                 <w:szCs w:val="21"/>
               </w:rPr>
-              <w:t xml:space="preserve">Series B $230 млн (переподписан), закрыт 04.02.2026; со-лиды ARENA, Jump Trading, Unless. В переговорах: ~$750 млн двумя траншами по оценкам ~$3.5 и ~$5 млрд (Bloomberg, июль 2026) — не закрыт.</w:t>
+              <w:t xml:space="preserve">Series B, $230 млн (переподписан), закрыт 04.02.2026; со-лиды ARENA, Jump Trading, Unless. В переговорах: ~$750 млн двумя траншами по оценкам ~$3.5 и ~$5 млрд — не закрыт.</w:t>
             </w:r>
           </w:p>
         </w:tc>
@@ -3593,52 +3806,7 @@
                 <w:sz w:val="21"/>
                 <w:szCs w:val="21"/>
               </w:rPr>
-              <w:t xml:space="preserve">$1.1 млрд (+10% к Series B); фактическая цена может быть кратно выше с учётом идущего раунда — уточняется по запросу.</w:t>
-            </w:r>
-          </w:p>
-        </w:tc>
-      </w:tr>
-      <w:tr>
-        <w:tc>
-          <w:tcPr>
-            <w:tcW w:type="dxa" w:w="2800"/>
-            <w:shd w:fill="F2F2F2" w:val="clear"/>
-          </w:tcPr>
-          <w:p>
-            <w:pPr>
-              <w:spacing w:after="40"/>
-            </w:pPr>
-            <w:r>
-              <w:rPr>
-                <w:b/>
-                <w:bCs/>
-                <w:i w:val="false"/>
-                <w:iCs w:val="false"/>
-                <w:sz w:val="21"/>
-                <w:szCs w:val="21"/>
-              </w:rPr>
-              <w:t xml:space="preserve">Всего привлечено</w:t>
-            </w:r>
-          </w:p>
-        </w:tc>
-        <w:tc>
-          <w:tcPr>
-            <w:tcW w:type="dxa" w:w="6560"/>
-          </w:tcPr>
-          <w:p>
-            <w:pPr>
-              <w:spacing w:after="40"/>
-            </w:pPr>
-            <w:r>
-              <w:rPr>
-                <w:b w:val="false"/>
-                <w:bCs w:val="false"/>
-                <w:i w:val="false"/>
-                <w:iCs w:val="false"/>
-                <w:sz w:val="21"/>
-                <w:szCs w:val="21"/>
-              </w:rPr>
-              <w:t xml:space="preserve">~$306 млн.</w:t>
+              <w:t xml:space="preserve">≈$1.1 млрд (+10% к Series B); с учётом идущего раунда фактическая цена может быть кратно выше — уточняется по запросу.</w:t>
             </w:r>
           </w:p>
         </w:tc>
@@ -3683,7 +3851,7 @@
                 <w:sz w:val="21"/>
                 <w:szCs w:val="21"/>
               </w:rPr>
-              <w:t xml:space="preserve">Arm (стратег), Qatar Investment Authority, Valor Equity Partners, Atreides Management, DFJ Growth, Jump Trading, Flume Ventures (Скотт Макнили).</w:t>
+              <w:t xml:space="preserve">Arm, Qatar Investment Authority, Valor Equity Partners, Atreides Management, DFJ Growth, Jump Trading, Flume Ventures (Скотт Макнили).</w:t>
             </w:r>
           </w:p>
         </w:tc>
@@ -3728,52 +3896,52 @@
                 <w:sz w:val="21"/>
                 <w:szCs w:val="21"/>
               </w:rPr>
-              <w:t xml:space="preserve">3–4 года: IPO по «пути Cerebras» или M&amp;A (2028–2030).</w:t>
-            </w:r>
-          </w:p>
-        </w:tc>
-      </w:tr>
-      <w:tr>
-        <w:tc>
-          <w:tcPr>
-            <w:tcW w:type="dxa" w:w="2800"/>
-            <w:shd w:fill="F2F2F2" w:val="clear"/>
-          </w:tcPr>
-          <w:p>
-            <w:pPr>
-              <w:spacing w:after="40"/>
-            </w:pPr>
-            <w:r>
-              <w:rPr>
-                <w:b/>
-                <w:bCs/>
-                <w:i w:val="false"/>
-                <w:iCs w:val="false"/>
-                <w:sz w:val="21"/>
-                <w:szCs w:val="21"/>
-              </w:rPr>
-              <w:t xml:space="preserve">Upside (база)</w:t>
-            </w:r>
-          </w:p>
-        </w:tc>
-        <w:tc>
-          <w:tcPr>
-            <w:tcW w:type="dxa" w:w="6560"/>
-          </w:tcPr>
-          <w:p>
-            <w:pPr>
-              <w:spacing w:after="40"/>
-            </w:pPr>
-            <w:r>
-              <w:rPr>
-                <w:b w:val="false"/>
-                <w:bCs w:val="false"/>
-                <w:i w:val="false"/>
-                <w:iCs w:val="false"/>
-                <w:sz w:val="21"/>
-                <w:szCs w:val="21"/>
-              </w:rPr>
-              <w:t xml:space="preserve">+536% (MOIC 6.4x, IRR ~85%); диапазон 1.8x–16.4x. Наибольший асимметричный потенциал пайплайна — и наибольший риск исполнения (tape-out Asimov, конкуренция с Nvidia).</w:t>
+              <w:t xml:space="preserve">3–4 года: IPO или продажа стратегу (2028–2030).</w:t>
+            </w:r>
+          </w:p>
+        </w:tc>
+      </w:tr>
+      <w:tr>
+        <w:tc>
+          <w:tcPr>
+            <w:tcW w:type="dxa" w:w="2800"/>
+            <w:shd w:fill="F2F2F2" w:val="clear"/>
+          </w:tcPr>
+          <w:p>
+            <w:pPr>
+              <w:spacing w:after="40"/>
+            </w:pPr>
+            <w:r>
+              <w:rPr>
+                <w:b/>
+                <w:bCs/>
+                <w:i w:val="false"/>
+                <w:iCs w:val="false"/>
+                <w:sz w:val="21"/>
+                <w:szCs w:val="21"/>
+              </w:rPr>
+              <w:t xml:space="preserve">Upside</w:t>
+            </w:r>
+          </w:p>
+        </w:tc>
+        <w:tc>
+          <w:tcPr>
+            <w:tcW w:type="dxa" w:w="6560"/>
+          </w:tcPr>
+          <w:p>
+            <w:pPr>
+              <w:spacing w:after="40"/>
+            </w:pPr>
+            <w:r>
+              <w:rPr>
+                <w:b w:val="false"/>
+                <w:bCs w:val="false"/>
+                <w:i w:val="false"/>
+                <w:iCs w:val="false"/>
+                <w:sz w:val="21"/>
+                <w:szCs w:val="21"/>
+              </w:rPr>
+              <w:t xml:space="preserve">+536% (MOIC 6.4x, IRR ~85%); диапазон 1.8x–16.4x. Наибольший потенциал пайплайна — и наибольший риск исполнения.</w:t>
             </w:r>
           </w:p>
         </w:tc>
@@ -3790,16 +3958,37 @@
         <w:spacing w:after="120" w:before="240"/>
       </w:pPr>
       <w:r>
-        <w:t xml:space="preserve">Методология и оговорки</w:t>
-      </w:r>
-    </w:p>
-    <w:p>
-      <w:pPr>
-        <w:pStyle w:val="ListParagraph"/>
-        <w:numPr>
-          <w:ilvl w:val="0"/>
-          <w:numId w:val="2"/>
-        </w:numPr>
+        <w:t xml:space="preserve">Databricks</w:t>
+      </w:r>
+    </w:p>
+    <w:p>
+      <w:pPr>
+        <w:spacing w:after="160"/>
+      </w:pPr>
+      <w:r>
+        <w:rPr>
+          <w:b w:val="false"/>
+          <w:bCs w:val="false"/>
+          <w:i/>
+          <w:iCs/>
+          <w:color w:val="1F3864"/>
+          <w:sz w:val="21"/>
+          <w:szCs w:val="21"/>
+        </w:rPr>
+        <w:t xml:space="preserve">Данные и ИИ для корпораций</w:t>
+      </w:r>
+    </w:p>
+    <w:p>
+      <w:pPr>
+        <w:pStyle w:val="Heading3"/>
+        <w:spacing w:after="80" w:before="160"/>
+      </w:pPr>
+      <w:r>
+        <w:t xml:space="preserve">Что делает компания</w:t>
+      </w:r>
+    </w:p>
+    <w:p>
+      <w:pPr>
         <w:spacing w:after="120"/>
       </w:pPr>
       <w:r>
@@ -3811,7 +4000,16 @@
           <w:sz w:val="21"/>
           <w:szCs w:val="21"/>
         </w:rPr>
-        <w:t xml:space="preserve">Цена входа: индикативно +10% к оценке последнего закрытого раунда (post-money). Фактическая цена входа зависит от структуры сделки (SPV, вторичный рынок, новый раунд) и подтверждается по запросу на момент сделки.</w:t>
+        <w:t xml:space="preserve">Платформа, на которой крупные компании хранят и обрабатывают данные и строят на них свой ИИ — от отчётности до собственных нейросетей. Более 20 тыс. клиентов-организаций. Выручка идёт с темпом $7 млрд в год и растёт на 80% год к году — причём рост ускоряется, а не замедляется; при этом компания уже генерирует положительный денежный поток.</w:t>
+      </w:r>
+    </w:p>
+    <w:p>
+      <w:pPr>
+        <w:pStyle w:val="Heading3"/>
+        <w:spacing w:after="80" w:before="160"/>
+      </w:pPr>
+      <w:r>
+        <w:t xml:space="preserve">В чём дизрапт: уникальность и отличие от конкурентов</w:t>
       </w:r>
     </w:p>
     <w:p>
@@ -3832,7 +4030,915 @@
           <w:sz w:val="21"/>
           <w:szCs w:val="21"/>
         </w:rPr>
-        <w:t xml:space="preserve">Upside: два метода — (1) прогнозная выручка в год выхода x EV/Revenue публичных аналогов; (2) рыночные якоря: целевые оценки IPO, раунды в переговорах, вторичный рынок, оценки конкурентов. Три сценария; в документе приводится базовый. Разводнение, комиссии и дисконт за неликвидность не учтены.</w:t>
+        <w:t xml:space="preserve">Каждой компании, внедряющей ИИ, сначала нужно навести порядок в данных — Databricks продаёт «кирку и лопату» этой золотой лихорадки.</w:t>
+      </w:r>
+    </w:p>
+    <w:p>
+      <w:pPr>
+        <w:pStyle w:val="ListParagraph"/>
+        <w:numPr>
+          <w:ilvl w:val="0"/>
+          <w:numId w:val="2"/>
+        </w:numPr>
+        <w:spacing w:after="120"/>
+      </w:pPr>
+      <w:r>
+        <w:rPr>
+          <w:b w:val="false"/>
+          <w:bCs w:val="false"/>
+          <w:i w:val="false"/>
+          <w:iCs w:val="false"/>
+          <w:sz w:val="21"/>
+          <w:szCs w:val="21"/>
+        </w:rPr>
+        <w:t xml:space="preserve">Объединяет в одном продукте то, для чего раньше требовались три-четыре отдельные системы (хранилище данных, аналитика, ИИ). Главный конкурент Snowflake закрывает лишь часть этого стека и растёт в разы медленнее.</w:t>
+      </w:r>
+    </w:p>
+    <w:p>
+      <w:pPr>
+        <w:pStyle w:val="ListParagraph"/>
+        <w:numPr>
+          <w:ilvl w:val="0"/>
+          <w:numId w:val="2"/>
+        </w:numPr>
+        <w:spacing w:after="120"/>
+      </w:pPr>
+      <w:r>
+        <w:rPr>
+          <w:b w:val="false"/>
+          <w:bCs w:val="false"/>
+          <w:i w:val="false"/>
+          <w:iCs w:val="false"/>
+          <w:sz w:val="21"/>
+          <w:szCs w:val="21"/>
+        </w:rPr>
+        <w:t xml:space="preserve">Инвесторы становятся в очередь: в последний раунд на $5 млрд спрос был около $15 млрд. IPO ожидается в 2027 году — один из самых ожидаемых листингов рынка.</w:t>
+      </w:r>
+    </w:p>
+    <w:p>
+      <w:pPr>
+        <w:pStyle w:val="Heading3"/>
+        <w:spacing w:after="80" w:before="160"/>
+      </w:pPr>
+      <w:r>
+        <w:t xml:space="preserve">Инвестиционные параметры</w:t>
+      </w:r>
+    </w:p>
+    <w:tbl>
+      <w:tblPr>
+        <w:tblW w:type="dxa" w:w="9360"/>
+        <w:tblBorders>
+          <w:top w:val="single" w:color="auto" w:sz="4"/>
+          <w:left w:val="single" w:color="auto" w:sz="4"/>
+          <w:bottom w:val="single" w:color="auto" w:sz="4"/>
+          <w:right w:val="single" w:color="auto" w:sz="4"/>
+          <w:insideH w:val="single" w:color="auto" w:sz="4"/>
+          <w:insideV w:val="single" w:color="auto" w:sz="4"/>
+        </w:tblBorders>
+      </w:tblPr>
+      <w:tblGrid>
+        <w:gridCol w:w="2800"/>
+        <w:gridCol w:w="6560"/>
+      </w:tblGrid>
+      <w:tr>
+        <w:tc>
+          <w:tcPr>
+            <w:tcW w:type="dxa" w:w="2800"/>
+            <w:shd w:fill="F2F2F2" w:val="clear"/>
+          </w:tcPr>
+          <w:p>
+            <w:pPr>
+              <w:spacing w:after="40"/>
+            </w:pPr>
+            <w:r>
+              <w:rPr>
+                <w:b/>
+                <w:bCs/>
+                <w:i w:val="false"/>
+                <w:iCs w:val="false"/>
+                <w:sz w:val="21"/>
+                <w:szCs w:val="21"/>
+              </w:rPr>
+              <w:t xml:space="preserve">Всего привлечено</w:t>
+            </w:r>
+          </w:p>
+        </w:tc>
+        <w:tc>
+          <w:tcPr>
+            <w:tcW w:type="dxa" w:w="6560"/>
+          </w:tcPr>
+          <w:p>
+            <w:pPr>
+              <w:spacing w:after="40"/>
+            </w:pPr>
+            <w:r>
+              <w:rPr>
+                <w:b w:val="false"/>
+                <w:bCs w:val="false"/>
+                <w:i w:val="false"/>
+                <w:iCs w:val="false"/>
+                <w:sz w:val="21"/>
+                <w:szCs w:val="21"/>
+              </w:rPr>
+              <w:t xml:space="preserve">≈$25 млрд.</w:t>
+            </w:r>
+          </w:p>
+        </w:tc>
+      </w:tr>
+      <w:tr>
+        <w:tc>
+          <w:tcPr>
+            <w:tcW w:type="dxa" w:w="2800"/>
+            <w:shd w:fill="F2F2F2" w:val="clear"/>
+          </w:tcPr>
+          <w:p>
+            <w:pPr>
+              <w:spacing w:after="40"/>
+            </w:pPr>
+            <w:r>
+              <w:rPr>
+                <w:b/>
+                <w:bCs/>
+                <w:i w:val="false"/>
+                <w:iCs w:val="false"/>
+                <w:sz w:val="21"/>
+                <w:szCs w:val="21"/>
+              </w:rPr>
+              <w:t xml:space="preserve">Последний раунд / стадия</w:t>
+            </w:r>
+          </w:p>
+        </w:tc>
+        <w:tc>
+          <w:tcPr>
+            <w:tcW w:type="dxa" w:w="6560"/>
+          </w:tcPr>
+          <w:p>
+            <w:pPr>
+              <w:spacing w:after="40"/>
+            </w:pPr>
+            <w:r>
+              <w:rPr>
+                <w:b w:val="false"/>
+                <w:bCs w:val="false"/>
+                <w:i w:val="false"/>
+                <w:iCs w:val="false"/>
+                <w:sz w:val="21"/>
+                <w:szCs w:val="21"/>
+              </w:rPr>
+              <w:t xml:space="preserve">Стратегический раунд $5 млрд, закрыт 13.08.2026; лид Coatue. Стадия: late-stage / pre-IPO.</w:t>
+            </w:r>
+          </w:p>
+        </w:tc>
+      </w:tr>
+      <w:tr>
+        <w:tc>
+          <w:tcPr>
+            <w:tcW w:type="dxa" w:w="2800"/>
+            <w:shd w:fill="F2F2F2" w:val="clear"/>
+          </w:tcPr>
+          <w:p>
+            <w:pPr>
+              <w:spacing w:after="40"/>
+            </w:pPr>
+            <w:r>
+              <w:rPr>
+                <w:b/>
+                <w:bCs/>
+                <w:i w:val="false"/>
+                <w:iCs w:val="false"/>
+                <w:sz w:val="21"/>
+                <w:szCs w:val="21"/>
+              </w:rPr>
+              <w:t xml:space="preserve">Оценка (post-money)</w:t>
+            </w:r>
+          </w:p>
+        </w:tc>
+        <w:tc>
+          <w:tcPr>
+            <w:tcW w:type="dxa" w:w="6560"/>
+          </w:tcPr>
+          <w:p>
+            <w:pPr>
+              <w:spacing w:after="40"/>
+            </w:pPr>
+            <w:r>
+              <w:rPr>
+                <w:b w:val="false"/>
+                <w:bCs w:val="false"/>
+                <w:i w:val="false"/>
+                <w:iCs w:val="false"/>
+                <w:sz w:val="21"/>
+                <w:szCs w:val="21"/>
+              </w:rPr>
+              <w:t xml:space="preserve">$190 млрд (полгода назад было $134 млрд).</w:t>
+            </w:r>
+          </w:p>
+        </w:tc>
+      </w:tr>
+      <w:tr>
+        <w:tc>
+          <w:tcPr>
+            <w:tcW w:type="dxa" w:w="2800"/>
+            <w:shd w:fill="F2F2F2" w:val="clear"/>
+          </w:tcPr>
+          <w:p>
+            <w:pPr>
+              <w:spacing w:after="40"/>
+            </w:pPr>
+            <w:r>
+              <w:rPr>
+                <w:b/>
+                <w:bCs/>
+                <w:i w:val="false"/>
+                <w:iCs w:val="false"/>
+                <w:sz w:val="21"/>
+                <w:szCs w:val="21"/>
+              </w:rPr>
+              <w:t xml:space="preserve">Цена входа (индикатив)*</w:t>
+            </w:r>
+          </w:p>
+        </w:tc>
+        <w:tc>
+          <w:tcPr>
+            <w:tcW w:type="dxa" w:w="6560"/>
+          </w:tcPr>
+          <w:p>
+            <w:pPr>
+              <w:spacing w:after="40"/>
+            </w:pPr>
+            <w:r>
+              <w:rPr>
+                <w:b w:val="false"/>
+                <w:bCs w:val="false"/>
+                <w:i w:val="false"/>
+                <w:iCs w:val="false"/>
+                <w:sz w:val="21"/>
+                <w:szCs w:val="21"/>
+              </w:rPr>
+              <w:t xml:space="preserve">≈$209 млрд (+10% к раунду).</w:t>
+            </w:r>
+          </w:p>
+        </w:tc>
+      </w:tr>
+      <w:tr>
+        <w:tc>
+          <w:tcPr>
+            <w:tcW w:type="dxa" w:w="2800"/>
+            <w:shd w:fill="F2F2F2" w:val="clear"/>
+          </w:tcPr>
+          <w:p>
+            <w:pPr>
+              <w:spacing w:after="40"/>
+            </w:pPr>
+            <w:r>
+              <w:rPr>
+                <w:b/>
+                <w:bCs/>
+                <w:i w:val="false"/>
+                <w:iCs w:val="false"/>
+                <w:sz w:val="21"/>
+                <w:szCs w:val="21"/>
+              </w:rPr>
+              <w:t xml:space="preserve">Именитые инвесторы</w:t>
+            </w:r>
+          </w:p>
+        </w:tc>
+        <w:tc>
+          <w:tcPr>
+            <w:tcW w:type="dxa" w:w="6560"/>
+          </w:tcPr>
+          <w:p>
+            <w:pPr>
+              <w:spacing w:after="40"/>
+            </w:pPr>
+            <w:r>
+              <w:rPr>
+                <w:b w:val="false"/>
+                <w:bCs w:val="false"/>
+                <w:i w:val="false"/>
+                <w:iCs w:val="false"/>
+                <w:sz w:val="21"/>
+                <w:szCs w:val="21"/>
+              </w:rPr>
+              <w:t xml:space="preserve">Coatue, Blackstone, MGX, T. Rowe Price, Sixth Street, TPG, Point72, Andreessen Horowitz, Thrive, NVIDIA, Insight Partners.</w:t>
+            </w:r>
+          </w:p>
+        </w:tc>
+      </w:tr>
+      <w:tr>
+        <w:tc>
+          <w:tcPr>
+            <w:tcW w:type="dxa" w:w="2800"/>
+            <w:shd w:fill="F2F2F2" w:val="clear"/>
+          </w:tcPr>
+          <w:p>
+            <w:pPr>
+              <w:spacing w:after="40"/>
+            </w:pPr>
+            <w:r>
+              <w:rPr>
+                <w:b/>
+                <w:bCs/>
+                <w:i w:val="false"/>
+                <w:iCs w:val="false"/>
+                <w:sz w:val="21"/>
+                <w:szCs w:val="21"/>
+              </w:rPr>
+              <w:t xml:space="preserve">Горизонт</w:t>
+            </w:r>
+          </w:p>
+        </w:tc>
+        <w:tc>
+          <w:tcPr>
+            <w:tcW w:type="dxa" w:w="6560"/>
+          </w:tcPr>
+          <w:p>
+            <w:pPr>
+              <w:spacing w:after="40"/>
+            </w:pPr>
+            <w:r>
+              <w:rPr>
+                <w:b w:val="false"/>
+                <w:bCs w:val="false"/>
+                <w:i w:val="false"/>
+                <w:iCs w:val="false"/>
+                <w:sz w:val="21"/>
+                <w:szCs w:val="21"/>
+              </w:rPr>
+              <w:t xml:space="preserve">1–2 года: IPO 2027–2028 (CEO исключил 2026 год).</w:t>
+            </w:r>
+          </w:p>
+        </w:tc>
+      </w:tr>
+      <w:tr>
+        <w:tc>
+          <w:tcPr>
+            <w:tcW w:type="dxa" w:w="2800"/>
+            <w:shd w:fill="F2F2F2" w:val="clear"/>
+          </w:tcPr>
+          <w:p>
+            <w:pPr>
+              <w:spacing w:after="40"/>
+            </w:pPr>
+            <w:r>
+              <w:rPr>
+                <w:b/>
+                <w:bCs/>
+                <w:i w:val="false"/>
+                <w:iCs w:val="false"/>
+                <w:sz w:val="21"/>
+                <w:szCs w:val="21"/>
+              </w:rPr>
+              <w:t xml:space="preserve">Upside</w:t>
+            </w:r>
+          </w:p>
+        </w:tc>
+        <w:tc>
+          <w:tcPr>
+            <w:tcW w:type="dxa" w:w="6560"/>
+          </w:tcPr>
+          <w:p>
+            <w:pPr>
+              <w:spacing w:after="40"/>
+            </w:pPr>
+            <w:r>
+              <w:rPr>
+                <w:b w:val="false"/>
+                <w:bCs w:val="false"/>
+                <w:i w:val="false"/>
+                <w:iCs w:val="false"/>
+                <w:sz w:val="21"/>
+                <w:szCs w:val="21"/>
+              </w:rPr>
+              <w:t xml:space="preserve">+29% (MOIC 1.3x, IRR ~14%); диапазон 0.9x–2.4x.</w:t>
+            </w:r>
+          </w:p>
+        </w:tc>
+      </w:tr>
+    </w:tbl>
+    <w:p>
+      <w:r>
+        <w:br w:type="page"/>
+      </w:r>
+    </w:p>
+    <w:p>
+      <w:pPr>
+        <w:pStyle w:val="Heading1"/>
+        <w:spacing w:after="120" w:before="240"/>
+      </w:pPr>
+      <w:r>
+        <w:t xml:space="preserve">Kalshi</w:t>
+      </w:r>
+    </w:p>
+    <w:p>
+      <w:pPr>
+        <w:spacing w:after="160"/>
+      </w:pPr>
+      <w:r>
+        <w:rPr>
+          <w:b w:val="false"/>
+          <w:bCs w:val="false"/>
+          <w:i/>
+          <w:iCs/>
+          <w:color w:val="1F3864"/>
+          <w:sz w:val="21"/>
+          <w:szCs w:val="21"/>
+        </w:rPr>
+        <w:t xml:space="preserve">Рынки предсказаний (США)</w:t>
+      </w:r>
+    </w:p>
+    <w:p>
+      <w:pPr>
+        <w:pStyle w:val="Heading3"/>
+        <w:spacing w:after="80" w:before="160"/>
+      </w:pPr>
+      <w:r>
+        <w:t xml:space="preserve">Что делает компания</w:t>
+      </w:r>
+    </w:p>
+    <w:p>
+      <w:pPr>
+        <w:spacing w:after="120"/>
+      </w:pPr>
+      <w:r>
+        <w:rPr>
+          <w:b w:val="false"/>
+          <w:bCs w:val="false"/>
+          <w:i w:val="false"/>
+          <w:iCs w:val="false"/>
+          <w:sz w:val="21"/>
+          <w:szCs w:val="21"/>
+        </w:rPr>
+        <w:t xml:space="preserve">Первая в США полностью легальная биржа прогнозов — работает под надзором финансового регулятора CFTC. Торгуют исходами событий: от решений ФРС до спорта, причём контракты доступны прямо в популярных брокерских приложениях вроде Robinhood и Webull. Обороты — более $20 млрд в месяц; выручка выросла с $264 млн за весь 2025 год до темпа ~$4 млрд в год к июлю 2026-го.</w:t>
+      </w:r>
+    </w:p>
+    <w:p>
+      <w:pPr>
+        <w:pStyle w:val="Heading3"/>
+        <w:spacing w:after="80" w:before="160"/>
+      </w:pPr>
+      <w:r>
+        <w:t xml:space="preserve">В чём дизрапт: уникальность и отличие от конкурентов</w:t>
+      </w:r>
+    </w:p>
+    <w:p>
+      <w:pPr>
+        <w:pStyle w:val="ListParagraph"/>
+        <w:numPr>
+          <w:ilvl w:val="0"/>
+          <w:numId w:val="2"/>
+        </w:numPr>
+        <w:spacing w:after="120"/>
+      </w:pPr>
+      <w:r>
+        <w:rPr>
+          <w:b w:val="false"/>
+          <w:bCs w:val="false"/>
+          <w:i w:val="false"/>
+          <w:iCs w:val="false"/>
+          <w:sz w:val="21"/>
+          <w:szCs w:val="21"/>
+        </w:rPr>
+        <w:t xml:space="preserve">Единственный игрок, легальный во всех 50 штатах: контракты на спорт работают даже там, где обычные букмекеры запрещены, — регуляторная фора, которую конкуренты будут догонять годами.</w:t>
+      </w:r>
+    </w:p>
+    <w:p>
+      <w:pPr>
+        <w:pStyle w:val="ListParagraph"/>
+        <w:numPr>
+          <w:ilvl w:val="0"/>
+          <w:numId w:val="2"/>
+        </w:numPr>
+        <w:spacing w:after="120"/>
+      </w:pPr>
+      <w:r>
+        <w:rPr>
+          <w:b w:val="false"/>
+          <w:bCs w:val="false"/>
+          <w:i w:val="false"/>
+          <w:iCs w:val="false"/>
+          <w:sz w:val="21"/>
+          <w:szCs w:val="21"/>
+        </w:rPr>
+        <w:t xml:space="preserve">Не тратит деньги на привлечение клиентов: до трети оборота приносит встроенность в Robinhood и другие брокерские приложения.</w:t>
+      </w:r>
+    </w:p>
+    <w:p>
+      <w:pPr>
+        <w:pStyle w:val="ListParagraph"/>
+        <w:numPr>
+          <w:ilvl w:val="0"/>
+          <w:numId w:val="2"/>
+        </w:numPr>
+        <w:spacing w:after="120"/>
+      </w:pPr>
+      <w:r>
+        <w:rPr>
+          <w:b w:val="false"/>
+          <w:bCs w:val="false"/>
+          <w:i w:val="false"/>
+          <w:iCs w:val="false"/>
+          <w:sz w:val="21"/>
+          <w:szCs w:val="21"/>
+        </w:rPr>
+        <w:t xml:space="preserve">Контролирует ~90% американского рынка прогнозов и по оборотам примерно вдвое обгоняет Polymarket; новый раунд обсуждается уже по оценке $40 млрд.</w:t>
+      </w:r>
+    </w:p>
+    <w:p>
+      <w:pPr>
+        <w:pStyle w:val="Heading3"/>
+        <w:spacing w:after="80" w:before="160"/>
+      </w:pPr>
+      <w:r>
+        <w:t xml:space="preserve">Инвестиционные параметры</w:t>
+      </w:r>
+    </w:p>
+    <w:tbl>
+      <w:tblPr>
+        <w:tblW w:type="dxa" w:w="9360"/>
+        <w:tblBorders>
+          <w:top w:val="single" w:color="auto" w:sz="4"/>
+          <w:left w:val="single" w:color="auto" w:sz="4"/>
+          <w:bottom w:val="single" w:color="auto" w:sz="4"/>
+          <w:right w:val="single" w:color="auto" w:sz="4"/>
+          <w:insideH w:val="single" w:color="auto" w:sz="4"/>
+          <w:insideV w:val="single" w:color="auto" w:sz="4"/>
+        </w:tblBorders>
+      </w:tblPr>
+      <w:tblGrid>
+        <w:gridCol w:w="2800"/>
+        <w:gridCol w:w="6560"/>
+      </w:tblGrid>
+      <w:tr>
+        <w:tc>
+          <w:tcPr>
+            <w:tcW w:type="dxa" w:w="2800"/>
+            <w:shd w:fill="F2F2F2" w:val="clear"/>
+          </w:tcPr>
+          <w:p>
+            <w:pPr>
+              <w:spacing w:after="40"/>
+            </w:pPr>
+            <w:r>
+              <w:rPr>
+                <w:b/>
+                <w:bCs/>
+                <w:i w:val="false"/>
+                <w:iCs w:val="false"/>
+                <w:sz w:val="21"/>
+                <w:szCs w:val="21"/>
+              </w:rPr>
+              <w:t xml:space="preserve">Всего привлечено</w:t>
+            </w:r>
+          </w:p>
+        </w:tc>
+        <w:tc>
+          <w:tcPr>
+            <w:tcW w:type="dxa" w:w="6560"/>
+          </w:tcPr>
+          <w:p>
+            <w:pPr>
+              <w:spacing w:after="40"/>
+            </w:pPr>
+            <w:r>
+              <w:rPr>
+                <w:b w:val="false"/>
+                <w:bCs w:val="false"/>
+                <w:i w:val="false"/>
+                <w:iCs w:val="false"/>
+                <w:sz w:val="21"/>
+                <w:szCs w:val="21"/>
+              </w:rPr>
+              <w:t xml:space="preserve">≈$2.8 млрд.</w:t>
+            </w:r>
+          </w:p>
+        </w:tc>
+      </w:tr>
+      <w:tr>
+        <w:tc>
+          <w:tcPr>
+            <w:tcW w:type="dxa" w:w="2800"/>
+            <w:shd w:fill="F2F2F2" w:val="clear"/>
+          </w:tcPr>
+          <w:p>
+            <w:pPr>
+              <w:spacing w:after="40"/>
+            </w:pPr>
+            <w:r>
+              <w:rPr>
+                <w:b/>
+                <w:bCs/>
+                <w:i w:val="false"/>
+                <w:iCs w:val="false"/>
+                <w:sz w:val="21"/>
+                <w:szCs w:val="21"/>
+              </w:rPr>
+              <w:t xml:space="preserve">Последний раунд / стадия</w:t>
+            </w:r>
+          </w:p>
+        </w:tc>
+        <w:tc>
+          <w:tcPr>
+            <w:tcW w:type="dxa" w:w="6560"/>
+          </w:tcPr>
+          <w:p>
+            <w:pPr>
+              <w:spacing w:after="40"/>
+            </w:pPr>
+            <w:r>
+              <w:rPr>
+                <w:b w:val="false"/>
+                <w:bCs w:val="false"/>
+                <w:i w:val="false"/>
+                <w:iCs w:val="false"/>
+                <w:sz w:val="21"/>
+                <w:szCs w:val="21"/>
+              </w:rPr>
+              <w:t xml:space="preserve">Series F, $1 млрд, закрыт 07.05.2026; лид Coatue (с Sequoia, a16z, IVP, Paradigm, Morgan Stanley, ARK). В переговорах: $750 млн+ по оценке $40 млрд (Sequoia + Wellington).</w:t>
+            </w:r>
+          </w:p>
+        </w:tc>
+      </w:tr>
+      <w:tr>
+        <w:tc>
+          <w:tcPr>
+            <w:tcW w:type="dxa" w:w="2800"/>
+            <w:shd w:fill="F2F2F2" w:val="clear"/>
+          </w:tcPr>
+          <w:p>
+            <w:pPr>
+              <w:spacing w:after="40"/>
+            </w:pPr>
+            <w:r>
+              <w:rPr>
+                <w:b/>
+                <w:bCs/>
+                <w:i w:val="false"/>
+                <w:iCs w:val="false"/>
+                <w:sz w:val="21"/>
+                <w:szCs w:val="21"/>
+              </w:rPr>
+              <w:t xml:space="preserve">Оценка (post-money)</w:t>
+            </w:r>
+          </w:p>
+        </w:tc>
+        <w:tc>
+          <w:tcPr>
+            <w:tcW w:type="dxa" w:w="6560"/>
+          </w:tcPr>
+          <w:p>
+            <w:pPr>
+              <w:spacing w:after="40"/>
+            </w:pPr>
+            <w:r>
+              <w:rPr>
+                <w:b w:val="false"/>
+                <w:bCs w:val="false"/>
+                <w:i w:val="false"/>
+                <w:iCs w:val="false"/>
+                <w:sz w:val="21"/>
+                <w:szCs w:val="21"/>
+              </w:rPr>
+              <w:t xml:space="preserve">$22 млрд.</w:t>
+            </w:r>
+          </w:p>
+        </w:tc>
+      </w:tr>
+      <w:tr>
+        <w:tc>
+          <w:tcPr>
+            <w:tcW w:type="dxa" w:w="2800"/>
+            <w:shd w:fill="F2F2F2" w:val="clear"/>
+          </w:tcPr>
+          <w:p>
+            <w:pPr>
+              <w:spacing w:after="40"/>
+            </w:pPr>
+            <w:r>
+              <w:rPr>
+                <w:b/>
+                <w:bCs/>
+                <w:i w:val="false"/>
+                <w:iCs w:val="false"/>
+                <w:sz w:val="21"/>
+                <w:szCs w:val="21"/>
+              </w:rPr>
+              <w:t xml:space="preserve">Цена входа (индикатив)*</w:t>
+            </w:r>
+          </w:p>
+        </w:tc>
+        <w:tc>
+          <w:tcPr>
+            <w:tcW w:type="dxa" w:w="6560"/>
+          </w:tcPr>
+          <w:p>
+            <w:pPr>
+              <w:spacing w:after="40"/>
+            </w:pPr>
+            <w:r>
+              <w:rPr>
+                <w:b w:val="false"/>
+                <w:bCs w:val="false"/>
+                <w:i w:val="false"/>
+                <w:iCs w:val="false"/>
+                <w:sz w:val="21"/>
+                <w:szCs w:val="21"/>
+              </w:rPr>
+              <w:t xml:space="preserve">≈$24.2 млрд (+10% к Series F); с учётом идущего раунда фактическая цена может быть выше — уточняется по запросу.</w:t>
+            </w:r>
+          </w:p>
+        </w:tc>
+      </w:tr>
+      <w:tr>
+        <w:tc>
+          <w:tcPr>
+            <w:tcW w:type="dxa" w:w="2800"/>
+            <w:shd w:fill="F2F2F2" w:val="clear"/>
+          </w:tcPr>
+          <w:p>
+            <w:pPr>
+              <w:spacing w:after="40"/>
+            </w:pPr>
+            <w:r>
+              <w:rPr>
+                <w:b/>
+                <w:bCs/>
+                <w:i w:val="false"/>
+                <w:iCs w:val="false"/>
+                <w:sz w:val="21"/>
+                <w:szCs w:val="21"/>
+              </w:rPr>
+              <w:t xml:space="preserve">Именитые инвесторы</w:t>
+            </w:r>
+          </w:p>
+        </w:tc>
+        <w:tc>
+          <w:tcPr>
+            <w:tcW w:type="dxa" w:w="6560"/>
+          </w:tcPr>
+          <w:p>
+            <w:pPr>
+              <w:spacing w:after="40"/>
+            </w:pPr>
+            <w:r>
+              <w:rPr>
+                <w:b w:val="false"/>
+                <w:bCs w:val="false"/>
+                <w:i w:val="false"/>
+                <w:iCs w:val="false"/>
+                <w:sz w:val="21"/>
+                <w:szCs w:val="21"/>
+              </w:rPr>
+              <w:t xml:space="preserve">Coatue, Sequoia, Andreessen Horowitz, Paradigm, IVP, Morgan Stanley, ARK Invest, Y Combinator.</w:t>
+            </w:r>
+          </w:p>
+        </w:tc>
+      </w:tr>
+      <w:tr>
+        <w:tc>
+          <w:tcPr>
+            <w:tcW w:type="dxa" w:w="2800"/>
+            <w:shd w:fill="F2F2F2" w:val="clear"/>
+          </w:tcPr>
+          <w:p>
+            <w:pPr>
+              <w:spacing w:after="40"/>
+            </w:pPr>
+            <w:r>
+              <w:rPr>
+                <w:b/>
+                <w:bCs/>
+                <w:i w:val="false"/>
+                <w:iCs w:val="false"/>
+                <w:sz w:val="21"/>
+                <w:szCs w:val="21"/>
+              </w:rPr>
+              <w:t xml:space="preserve">Горизонт</w:t>
+            </w:r>
+          </w:p>
+        </w:tc>
+        <w:tc>
+          <w:tcPr>
+            <w:tcW w:type="dxa" w:w="6560"/>
+          </w:tcPr>
+          <w:p>
+            <w:pPr>
+              <w:spacing w:after="40"/>
+            </w:pPr>
+            <w:r>
+              <w:rPr>
+                <w:b w:val="false"/>
+                <w:bCs w:val="false"/>
+                <w:i w:val="false"/>
+                <w:iCs w:val="false"/>
+                <w:sz w:val="21"/>
+                <w:szCs w:val="21"/>
+              </w:rPr>
+              <w:t xml:space="preserve">1–3 года: IPO ~2027 (раунд по $40 млрд позиционируется как pre-IPO).</w:t>
+            </w:r>
+          </w:p>
+        </w:tc>
+      </w:tr>
+      <w:tr>
+        <w:tc>
+          <w:tcPr>
+            <w:tcW w:type="dxa" w:w="2800"/>
+            <w:shd w:fill="F2F2F2" w:val="clear"/>
+          </w:tcPr>
+          <w:p>
+            <w:pPr>
+              <w:spacing w:after="40"/>
+            </w:pPr>
+            <w:r>
+              <w:rPr>
+                <w:b/>
+                <w:bCs/>
+                <w:i w:val="false"/>
+                <w:iCs w:val="false"/>
+                <w:sz w:val="21"/>
+                <w:szCs w:val="21"/>
+              </w:rPr>
+              <w:t xml:space="preserve">Upside</w:t>
+            </w:r>
+          </w:p>
+        </w:tc>
+        <w:tc>
+          <w:tcPr>
+            <w:tcW w:type="dxa" w:w="6560"/>
+          </w:tcPr>
+          <w:p>
+            <w:pPr>
+              <w:spacing w:after="40"/>
+            </w:pPr>
+            <w:r>
+              <w:rPr>
+                <w:b w:val="false"/>
+                <w:bCs w:val="false"/>
+                <w:i w:val="false"/>
+                <w:iCs w:val="false"/>
+                <w:sz w:val="21"/>
+                <w:szCs w:val="21"/>
+              </w:rPr>
+              <w:t xml:space="preserve">+57% (MOIC 1.6x, IRR ~25%); диапазон 0.7x–3.7x.</w:t>
+            </w:r>
+          </w:p>
+        </w:tc>
+      </w:tr>
+    </w:tbl>
+    <w:p>
+      <w:r>
+        <w:br w:type="page"/>
+      </w:r>
+    </w:p>
+    <w:p>
+      <w:pPr>
+        <w:pStyle w:val="Heading1"/>
+        <w:spacing w:after="120" w:before="240"/>
+      </w:pPr>
+      <w:r>
+        <w:t xml:space="preserve">Методология и оговорки</w:t>
+      </w:r>
+    </w:p>
+    <w:p>
+      <w:pPr>
+        <w:pStyle w:val="ListParagraph"/>
+        <w:numPr>
+          <w:ilvl w:val="0"/>
+          <w:numId w:val="2"/>
+        </w:numPr>
+        <w:spacing w:after="120"/>
+      </w:pPr>
+      <w:r>
+        <w:rPr>
+          <w:b w:val="false"/>
+          <w:bCs w:val="false"/>
+          <w:i w:val="false"/>
+          <w:iCs w:val="false"/>
+          <w:sz w:val="21"/>
+          <w:szCs w:val="21"/>
+        </w:rPr>
+        <w:t xml:space="preserve">Цена входа: индикативно +10% к оценке последнего закрытого раунда (post-money); для Neuralink — по текущей оценке вторичного рынка (~$50 млрд), для 1X — по оценке идущего Series C (~$10 млрд +10%), так как закрытые раунды устарели. Фактическая цена входа зависит от структуры сделки и подтверждается по запросу на момент сделки.</w:t>
+      </w:r>
+    </w:p>
+    <w:p>
+      <w:pPr>
+        <w:pStyle w:val="ListParagraph"/>
+        <w:numPr>
+          <w:ilvl w:val="0"/>
+          <w:numId w:val="2"/>
+        </w:numPr>
+        <w:spacing w:after="120"/>
+      </w:pPr>
+      <w:r>
+        <w:rPr>
+          <w:b w:val="false"/>
+          <w:bCs w:val="false"/>
+          <w:i w:val="false"/>
+          <w:iCs w:val="false"/>
+          <w:sz w:val="21"/>
+          <w:szCs w:val="21"/>
+        </w:rPr>
+        <w:t xml:space="preserve">Upside: два метода — (1) прогнозная выручка в год выхода x EV/Revenue публичных аналогов; (2) рыночные якоря: целевые оценки IPO, раунды в переговорах, вторичный рынок, оценки конкурентов. Три сценария (консервативный/базовый/оптимистичный); в документе приводится базовый. Разводнение, комиссии и дисконт за неликвидность не учтены.</w:t>
       </w:r>
     </w:p>
     <w:p>
@@ -4275,20 +5381,6 @@
       <w:szCs w:val="30"/>
     </w:rPr>
   </w:style>
-  <w:style w:type="paragraph" w:styleId="Heading2">
-    <w:name w:val="Heading 2"/>
-    <w:basedOn w:val="Normal"/>
-    <w:next w:val="Normal"/>
-    <w:qFormat/>
-    <w:rPr>
-      <w:rFonts w:ascii="Arial" w:cs="Arial" w:eastAsia="Arial" w:hAnsi="Arial"/>
-      <w:b/>
-      <w:bCs/>
-      <w:color w:val="1F3864"/>
-      <w:sz w:val="25"/>
-      <w:szCs w:val="25"/>
-    </w:rPr>
-  </w:style>
   <w:style w:type="paragraph" w:styleId="Heading3">
     <w:name w:val="Heading 3"/>
     <w:basedOn w:val="Normal"/>

--- a/investment-pipeline/Veligera_Pipeline_Draft.docx
+++ b/investment-pipeline/Veligera_Pipeline_Draft.docx
@@ -28,7 +28,7 @@
           <w:sz w:val="28"/>
           <w:szCs w:val="28"/>
         </w:rPr>
-        <w:t xml:space="preserve">Инвестиционный пайплайн</w:t>
+        <w:t xml:space="preserve">Pipeline сделок</w:t>
       </w:r>
     </w:p>
     <w:p>
@@ -44,7 +44,7 @@
           <w:sz w:val="21"/>
           <w:szCs w:val="21"/>
         </w:rPr>
-        <w:t xml:space="preserve">* Цена входа во всех сделках указана индикативно: +10% к оценке последнего закрытого раунда (для Neuralink — по оценке вторичного рынка, для 1X — по оценке идущего раунда). Реальная цена определяется на момент сделки и предоставляется по запросу.</w:t>
+        <w:t xml:space="preserve">* Цена на вторичном рынке — индикативный диапазон: котировки площадок (Forge, Caplight, Nasdaq Private Market) и оценки идущих раундов. Реальная цена определяется на момент сделки и предоставляется по запросу.</w:t>
       </w:r>
     </w:p>
     <w:p>
@@ -69,17 +69,17 @@
         </w:tblBorders>
       </w:tblPr>
       <w:tblGrid>
+        <w:gridCol w:w="1780"/>
         <w:gridCol w:w="1900"/>
-        <w:gridCol w:w="1900"/>
-        <w:gridCol w:w="1550"/>
-        <w:gridCol w:w="1600"/>
-        <w:gridCol w:w="1610"/>
-        <w:gridCol w:w="800"/>
+        <w:gridCol w:w="1420"/>
+        <w:gridCol w:w="1420"/>
+        <w:gridCol w:w="1740"/>
+        <w:gridCol w:w="1100"/>
       </w:tblGrid>
       <w:tr>
         <w:tc>
           <w:tcPr>
-            <w:tcW w:type="dxa" w:w="1900"/>
+            <w:tcW w:type="dxa" w:w="1780"/>
             <w:shd w:fill="1F3864" w:val="clear"/>
           </w:tcPr>
           <w:p>
@@ -121,7 +121,7 @@
         </w:tc>
         <w:tc>
           <w:tcPr>
-            <w:tcW w:type="dxa" w:w="1550"/>
+            <w:tcW w:type="dxa" w:w="1420"/>
             <w:shd w:fill="1F3864" w:val="clear"/>
           </w:tcPr>
           <w:p>
@@ -136,13 +136,13 @@
                 <w:sz w:val="19"/>
                 <w:szCs w:val="19"/>
               </w:rPr>
-              <w:t xml:space="preserve">Оценка, $ млрд</w:t>
-            </w:r>
-          </w:p>
-        </w:tc>
-        <w:tc>
-          <w:tcPr>
-            <w:tcW w:type="dxa" w:w="1600"/>
+              <w:t xml:space="preserve">Оценка по раунду, $ млрд</w:t>
+            </w:r>
+          </w:p>
+        </w:tc>
+        <w:tc>
+          <w:tcPr>
+            <w:tcW w:type="dxa" w:w="1420"/>
             <w:shd w:fill="1F3864" w:val="clear"/>
           </w:tcPr>
           <w:p>
@@ -157,13 +157,13 @@
                 <w:sz w:val="19"/>
                 <w:szCs w:val="19"/>
               </w:rPr>
-              <w:t xml:space="preserve">Вход*, $ млрд</w:t>
-            </w:r>
-          </w:p>
-        </w:tc>
-        <w:tc>
-          <w:tcPr>
-            <w:tcW w:type="dxa" w:w="1610"/>
+              <w:t xml:space="preserve">Вторичный рынок*, $ млрд</w:t>
+            </w:r>
+          </w:p>
+        </w:tc>
+        <w:tc>
+          <w:tcPr>
+            <w:tcW w:type="dxa" w:w="1740"/>
             <w:shd w:fill="1F3864" w:val="clear"/>
           </w:tcPr>
           <w:p>
@@ -184,7 +184,7 @@
         </w:tc>
         <w:tc>
           <w:tcPr>
-            <w:tcW w:type="dxa" w:w="800"/>
+            <w:tcW w:type="dxa" w:w="1100"/>
             <w:shd w:fill="1F3864" w:val="clear"/>
           </w:tcPr>
           <w:p>
@@ -207,7 +207,7 @@
       <w:tr>
         <w:tc>
           <w:tcPr>
-            <w:tcW w:type="dxa" w:w="1900"/>
+            <w:tcW w:type="dxa" w:w="1780"/>
           </w:tcPr>
           <w:p>
             <w:pPr>
@@ -245,7 +245,7 @@
         </w:tc>
         <w:tc>
           <w:tcPr>
-            <w:tcW w:type="dxa" w:w="1550"/>
+            <w:tcW w:type="dxa" w:w="1420"/>
           </w:tcPr>
           <w:p>
             <w:pPr>
@@ -264,7 +264,7 @@
         </w:tc>
         <w:tc>
           <w:tcPr>
-            <w:tcW w:type="dxa" w:w="1600"/>
+            <w:tcW w:type="dxa" w:w="1420"/>
           </w:tcPr>
           <w:p>
             <w:pPr>
@@ -277,13 +277,13 @@
                 <w:sz w:val="19"/>
                 <w:szCs w:val="19"/>
               </w:rPr>
-              <w:t xml:space="preserve">≈937</w:t>
-            </w:r>
-          </w:p>
-        </w:tc>
-        <w:tc>
-          <w:tcPr>
-            <w:tcW w:type="dxa" w:w="1610"/>
+              <w:t xml:space="preserve">850–950</w:t>
+            </w:r>
+          </w:p>
+        </w:tc>
+        <w:tc>
+          <w:tcPr>
+            <w:tcW w:type="dxa" w:w="1740"/>
           </w:tcPr>
           <w:p>
             <w:pPr>
@@ -302,7 +302,7 @@
         </w:tc>
         <w:tc>
           <w:tcPr>
-            <w:tcW w:type="dxa" w:w="800"/>
+            <w:tcW w:type="dxa" w:w="1100"/>
           </w:tcPr>
           <w:p>
             <w:pPr>
@@ -315,15 +315,15 @@
                 <w:sz w:val="19"/>
                 <w:szCs w:val="19"/>
               </w:rPr>
-              <w:t xml:space="preserve">+30%</w:t>
-            </w:r>
-          </w:p>
-        </w:tc>
-      </w:tr>
-      <w:tr>
-        <w:tc>
-          <w:tcPr>
-            <w:tcW w:type="dxa" w:w="1900"/>
+              <w:t xml:space="preserve">+106%</w:t>
+            </w:r>
+          </w:p>
+        </w:tc>
+      </w:tr>
+      <w:tr>
+        <w:tc>
+          <w:tcPr>
+            <w:tcW w:type="dxa" w:w="1780"/>
           </w:tcPr>
           <w:p>
             <w:pPr>
@@ -361,7 +361,7 @@
         </w:tc>
         <w:tc>
           <w:tcPr>
-            <w:tcW w:type="dxa" w:w="1550"/>
+            <w:tcW w:type="dxa" w:w="1420"/>
           </w:tcPr>
           <w:p>
             <w:pPr>
@@ -380,7 +380,7 @@
         </w:tc>
         <w:tc>
           <w:tcPr>
-            <w:tcW w:type="dxa" w:w="1600"/>
+            <w:tcW w:type="dxa" w:w="1420"/>
           </w:tcPr>
           <w:p>
             <w:pPr>
@@ -393,13 +393,13 @@
                 <w:sz w:val="19"/>
                 <w:szCs w:val="19"/>
               </w:rPr>
-              <w:t xml:space="preserve">≈42.9</w:t>
-            </w:r>
-          </w:p>
-        </w:tc>
-        <w:tc>
-          <w:tcPr>
-            <w:tcW w:type="dxa" w:w="1610"/>
+              <w:t xml:space="preserve">36–44</w:t>
+            </w:r>
+          </w:p>
+        </w:tc>
+        <w:tc>
+          <w:tcPr>
+            <w:tcW w:type="dxa" w:w="1740"/>
           </w:tcPr>
           <w:p>
             <w:pPr>
@@ -412,13 +412,13 @@
                 <w:sz w:val="19"/>
                 <w:szCs w:val="19"/>
               </w:rPr>
-              <w:t xml:space="preserve">2–3 года (IPO 2027–28)</w:t>
-            </w:r>
-          </w:p>
-        </w:tc>
-        <w:tc>
-          <w:tcPr>
-            <w:tcW w:type="dxa" w:w="800"/>
+              <w:t xml:space="preserve">2–3 года (IPO 2027–29)</w:t>
+            </w:r>
+          </w:p>
+        </w:tc>
+        <w:tc>
+          <w:tcPr>
+            <w:tcW w:type="dxa" w:w="1100"/>
           </w:tcPr>
           <w:p>
             <w:pPr>
@@ -431,15 +431,15 @@
                 <w:sz w:val="19"/>
                 <w:szCs w:val="19"/>
               </w:rPr>
-              <w:t xml:space="preserve">+55%</w:t>
-            </w:r>
-          </w:p>
-        </w:tc>
-      </w:tr>
-      <w:tr>
-        <w:tc>
-          <w:tcPr>
-            <w:tcW w:type="dxa" w:w="1900"/>
+              <w:t xml:space="preserve">+200%</w:t>
+            </w:r>
+          </w:p>
+        </w:tc>
+      </w:tr>
+      <w:tr>
+        <w:tc>
+          <w:tcPr>
+            <w:tcW w:type="dxa" w:w="1780"/>
           </w:tcPr>
           <w:p>
             <w:pPr>
@@ -452,7 +452,7 @@
                 <w:sz w:val="19"/>
                 <w:szCs w:val="19"/>
               </w:rPr>
-              <w:t xml:space="preserve">Polymarket</w:t>
+              <w:t xml:space="preserve">1X Technologies</w:t>
             </w:r>
           </w:p>
         </w:tc>
@@ -471,13 +471,13 @@
                 <w:sz w:val="19"/>
                 <w:szCs w:val="19"/>
               </w:rPr>
-              <w:t xml:space="preserve">Рынки предсказаний</w:t>
-            </w:r>
-          </w:p>
-        </w:tc>
-        <w:tc>
-          <w:tcPr>
-            <w:tcW w:type="dxa" w:w="1550"/>
+              <w:t xml:space="preserve">Гуманоиды (дом)</w:t>
+            </w:r>
+          </w:p>
+        </w:tc>
+        <w:tc>
+          <w:tcPr>
+            <w:tcW w:type="dxa" w:w="1420"/>
           </w:tcPr>
           <w:p>
             <w:pPr>
@@ -490,13 +490,13 @@
                 <w:sz w:val="19"/>
                 <w:szCs w:val="19"/>
               </w:rPr>
-              <w:t xml:space="preserve">15</w:t>
-            </w:r>
-          </w:p>
-        </w:tc>
-        <w:tc>
-          <w:tcPr>
-            <w:tcW w:type="dxa" w:w="1600"/>
+              <w:t xml:space="preserve">0.82 (Series C ~10)</w:t>
+            </w:r>
+          </w:p>
+        </w:tc>
+        <w:tc>
+          <w:tcPr>
+            <w:tcW w:type="dxa" w:w="1420"/>
           </w:tcPr>
           <w:p>
             <w:pPr>
@@ -509,13 +509,13 @@
                 <w:sz w:val="19"/>
                 <w:szCs w:val="19"/>
               </w:rPr>
-              <w:t xml:space="preserve">≈16.5</w:t>
-            </w:r>
-          </w:p>
-        </w:tc>
-        <w:tc>
-          <w:tcPr>
-            <w:tcW w:type="dxa" w:w="1610"/>
+              <w:t xml:space="preserve">10–13</w:t>
+            </w:r>
+          </w:p>
+        </w:tc>
+        <w:tc>
+          <w:tcPr>
+            <w:tcW w:type="dxa" w:w="1740"/>
           </w:tcPr>
           <w:p>
             <w:pPr>
@@ -528,13 +528,13 @@
                 <w:sz w:val="19"/>
                 <w:szCs w:val="19"/>
               </w:rPr>
-              <w:t xml:space="preserve">2–4 года (IPO 2028–30)</w:t>
-            </w:r>
-          </w:p>
-        </w:tc>
-        <w:tc>
-          <w:tcPr>
-            <w:tcW w:type="dxa" w:w="800"/>
+              <w:t xml:space="preserve">4–5 лет (IPO ~2030)</w:t>
+            </w:r>
+          </w:p>
+        </w:tc>
+        <w:tc>
+          <w:tcPr>
+            <w:tcW w:type="dxa" w:w="1100"/>
           </w:tcPr>
           <w:p>
             <w:pPr>
@@ -547,15 +547,15 @@
                 <w:sz w:val="19"/>
                 <w:szCs w:val="19"/>
               </w:rPr>
-              <w:t xml:space="preserve">+135%</w:t>
-            </w:r>
-          </w:p>
-        </w:tc>
-      </w:tr>
-      <w:tr>
-        <w:tc>
-          <w:tcPr>
-            <w:tcW w:type="dxa" w:w="1900"/>
+              <w:t xml:space="preserve">+422%</w:t>
+            </w:r>
+          </w:p>
+        </w:tc>
+      </w:tr>
+      <w:tr>
+        <w:tc>
+          <w:tcPr>
+            <w:tcW w:type="dxa" w:w="1780"/>
           </w:tcPr>
           <w:p>
             <w:pPr>
@@ -568,7 +568,7 @@
                 <w:sz w:val="19"/>
                 <w:szCs w:val="19"/>
               </w:rPr>
-              <w:t xml:space="preserve">Neuralink</w:t>
+              <w:t xml:space="preserve">Polymarket</w:t>
             </w:r>
           </w:p>
         </w:tc>
@@ -587,13 +587,13 @@
                 <w:sz w:val="19"/>
                 <w:szCs w:val="19"/>
               </w:rPr>
-              <w:t xml:space="preserve">Нейроинтерфейсы</w:t>
-            </w:r>
-          </w:p>
-        </w:tc>
-        <w:tc>
-          <w:tcPr>
-            <w:tcW w:type="dxa" w:w="1550"/>
+              <w:t xml:space="preserve">Рынки предсказаний</w:t>
+            </w:r>
+          </w:p>
+        </w:tc>
+        <w:tc>
+          <w:tcPr>
+            <w:tcW w:type="dxa" w:w="1420"/>
           </w:tcPr>
           <w:p>
             <w:pPr>
@@ -606,13 +606,13 @@
                 <w:sz w:val="19"/>
                 <w:szCs w:val="19"/>
               </w:rPr>
-              <w:t xml:space="preserve">9 (вторичка 29–42)</w:t>
-            </w:r>
-          </w:p>
-        </w:tc>
-        <w:tc>
-          <w:tcPr>
-            <w:tcW w:type="dxa" w:w="1600"/>
+              <w:t xml:space="preserve">15</w:t>
+            </w:r>
+          </w:p>
+        </w:tc>
+        <w:tc>
+          <w:tcPr>
+            <w:tcW w:type="dxa" w:w="1420"/>
           </w:tcPr>
           <w:p>
             <w:pPr>
@@ -625,13 +625,13 @@
                 <w:sz w:val="19"/>
                 <w:szCs w:val="19"/>
               </w:rPr>
-              <w:t xml:space="preserve">≈50 (вторичный рынок)</w:t>
-            </w:r>
-          </w:p>
-        </w:tc>
-        <w:tc>
-          <w:tcPr>
-            <w:tcW w:type="dxa" w:w="1610"/>
+              <w:t xml:space="preserve">18–24</w:t>
+            </w:r>
+          </w:p>
+        </w:tc>
+        <w:tc>
+          <w:tcPr>
+            <w:tcW w:type="dxa" w:w="1740"/>
           </w:tcPr>
           <w:p>
             <w:pPr>
@@ -644,13 +644,13 @@
                 <w:sz w:val="19"/>
                 <w:szCs w:val="19"/>
               </w:rPr>
-              <w:t xml:space="preserve">4–6 лет (IPO 2029–31)</w:t>
-            </w:r>
-          </w:p>
-        </w:tc>
-        <w:tc>
-          <w:tcPr>
-            <w:tcW w:type="dxa" w:w="800"/>
+              <w:t xml:space="preserve">2–4 года (IPO 2028–30)</w:t>
+            </w:r>
+          </w:p>
+        </w:tc>
+        <w:tc>
+          <w:tcPr>
+            <w:tcW w:type="dxa" w:w="1100"/>
           </w:tcPr>
           <w:p>
             <w:pPr>
@@ -663,15 +663,15 @@
                 <w:sz w:val="19"/>
                 <w:szCs w:val="19"/>
               </w:rPr>
-              <w:t xml:space="preserve">+25%</w:t>
-            </w:r>
-          </w:p>
-        </w:tc>
-      </w:tr>
-      <w:tr>
-        <w:tc>
-          <w:tcPr>
-            <w:tcW w:type="dxa" w:w="1900"/>
+              <w:t xml:space="preserve">+329%</w:t>
+            </w:r>
+          </w:p>
+        </w:tc>
+      </w:tr>
+      <w:tr>
+        <w:tc>
+          <w:tcPr>
+            <w:tcW w:type="dxa" w:w="1780"/>
           </w:tcPr>
           <w:p>
             <w:pPr>
@@ -684,7 +684,7 @@
                 <w:sz w:val="19"/>
                 <w:szCs w:val="19"/>
               </w:rPr>
-              <w:t xml:space="preserve">1X Technologies</w:t>
+              <w:t xml:space="preserve">Kalshi</w:t>
             </w:r>
           </w:p>
         </w:tc>
@@ -703,13 +703,13 @@
                 <w:sz w:val="19"/>
                 <w:szCs w:val="19"/>
               </w:rPr>
-              <w:t xml:space="preserve">Гуманоиды (дом)</w:t>
-            </w:r>
-          </w:p>
-        </w:tc>
-        <w:tc>
-          <w:tcPr>
-            <w:tcW w:type="dxa" w:w="1550"/>
+              <w:t xml:space="preserve">Рынки предсказаний (США)</w:t>
+            </w:r>
+          </w:p>
+        </w:tc>
+        <w:tc>
+          <w:tcPr>
+            <w:tcW w:type="dxa" w:w="1420"/>
           </w:tcPr>
           <w:p>
             <w:pPr>
@@ -722,13 +722,13 @@
                 <w:sz w:val="19"/>
                 <w:szCs w:val="19"/>
               </w:rPr>
-              <w:t xml:space="preserve">0.82 (Series C: ~10)</w:t>
-            </w:r>
-          </w:p>
-        </w:tc>
-        <w:tc>
-          <w:tcPr>
-            <w:tcW w:type="dxa" w:w="1600"/>
+              <w:t xml:space="preserve">22</w:t>
+            </w:r>
+          </w:p>
+        </w:tc>
+        <w:tc>
+          <w:tcPr>
+            <w:tcW w:type="dxa" w:w="1420"/>
           </w:tcPr>
           <w:p>
             <w:pPr>
@@ -741,13 +741,13 @@
                 <w:sz w:val="19"/>
                 <w:szCs w:val="19"/>
               </w:rPr>
-              <w:t xml:space="preserve">≈11 (по Series C)</w:t>
-            </w:r>
-          </w:p>
-        </w:tc>
-        <w:tc>
-          <w:tcPr>
-            <w:tcW w:type="dxa" w:w="1610"/>
+              <w:t xml:space="preserve">28–40</w:t>
+            </w:r>
+          </w:p>
+        </w:tc>
+        <w:tc>
+          <w:tcPr>
+            <w:tcW w:type="dxa" w:w="1740"/>
           </w:tcPr>
           <w:p>
             <w:pPr>
@@ -760,13 +760,13 @@
                 <w:sz w:val="19"/>
                 <w:szCs w:val="19"/>
               </w:rPr>
-              <w:t xml:space="preserve">4–5 лет (IPO ~2030)</w:t>
-            </w:r>
-          </w:p>
-        </w:tc>
-        <w:tc>
-          <w:tcPr>
-            <w:tcW w:type="dxa" w:w="800"/>
+              <w:t xml:space="preserve">1–3 года (IPO ~2027)</w:t>
+            </w:r>
+          </w:p>
+        </w:tc>
+        <w:tc>
+          <w:tcPr>
+            <w:tcW w:type="dxa" w:w="1100"/>
           </w:tcPr>
           <w:p>
             <w:pPr>
@@ -779,15 +779,15 @@
                 <w:sz w:val="19"/>
                 <w:szCs w:val="19"/>
               </w:rPr>
-              <w:t xml:space="preserve">+150%</w:t>
-            </w:r>
-          </w:p>
-        </w:tc>
-      </w:tr>
-      <w:tr>
-        <w:tc>
-          <w:tcPr>
-            <w:tcW w:type="dxa" w:w="1900"/>
+              <w:t xml:space="preserve">+253%</w:t>
+            </w:r>
+          </w:p>
+        </w:tc>
+      </w:tr>
+      <w:tr>
+        <w:tc>
+          <w:tcPr>
+            <w:tcW w:type="dxa" w:w="1780"/>
           </w:tcPr>
           <w:p>
             <w:pPr>
@@ -825,7 +825,7 @@
         </w:tc>
         <w:tc>
           <w:tcPr>
-            <w:tcW w:type="dxa" w:w="1550"/>
+            <w:tcW w:type="dxa" w:w="1420"/>
           </w:tcPr>
           <w:p>
             <w:pPr>
@@ -844,7 +844,7 @@
         </w:tc>
         <w:tc>
           <w:tcPr>
-            <w:tcW w:type="dxa" w:w="1600"/>
+            <w:tcW w:type="dxa" w:w="1420"/>
           </w:tcPr>
           <w:p>
             <w:pPr>
@@ -857,13 +857,13 @@
                 <w:sz w:val="19"/>
                 <w:szCs w:val="19"/>
               </w:rPr>
-              <w:t xml:space="preserve">≈1.1</w:t>
-            </w:r>
-          </w:p>
-        </w:tc>
-        <w:tc>
-          <w:tcPr>
-            <w:tcW w:type="dxa" w:w="1610"/>
+              <w:t xml:space="preserve">3–5</w:t>
+            </w:r>
+          </w:p>
+        </w:tc>
+        <w:tc>
+          <w:tcPr>
+            <w:tcW w:type="dxa" w:w="1740"/>
           </w:tcPr>
           <w:p>
             <w:pPr>
@@ -882,7 +882,7 @@
         </w:tc>
         <w:tc>
           <w:tcPr>
-            <w:tcW w:type="dxa" w:w="800"/>
+            <w:tcW w:type="dxa" w:w="1100"/>
           </w:tcPr>
           <w:p>
             <w:pPr>
@@ -895,15 +895,15 @@
                 <w:sz w:val="19"/>
                 <w:szCs w:val="19"/>
               </w:rPr>
-              <w:t xml:space="preserve">+536%</w:t>
-            </w:r>
-          </w:p>
-        </w:tc>
-      </w:tr>
-      <w:tr>
-        <w:tc>
-          <w:tcPr>
-            <w:tcW w:type="dxa" w:w="1900"/>
+              <w:t xml:space="preserve">+682%</w:t>
+            </w:r>
+          </w:p>
+        </w:tc>
+      </w:tr>
+      <w:tr>
+        <w:tc>
+          <w:tcPr>
+            <w:tcW w:type="dxa" w:w="1780"/>
           </w:tcPr>
           <w:p>
             <w:pPr>
@@ -941,7 +941,7 @@
         </w:tc>
         <w:tc>
           <w:tcPr>
-            <w:tcW w:type="dxa" w:w="1550"/>
+            <w:tcW w:type="dxa" w:w="1420"/>
           </w:tcPr>
           <w:p>
             <w:pPr>
@@ -960,7 +960,7 @@
         </w:tc>
         <w:tc>
           <w:tcPr>
-            <w:tcW w:type="dxa" w:w="1600"/>
+            <w:tcW w:type="dxa" w:w="1420"/>
           </w:tcPr>
           <w:p>
             <w:pPr>
@@ -973,13 +973,13 @@
                 <w:sz w:val="19"/>
                 <w:szCs w:val="19"/>
               </w:rPr>
-              <w:t xml:space="preserve">≈209</w:t>
-            </w:r>
-          </w:p>
-        </w:tc>
-        <w:tc>
-          <w:tcPr>
-            <w:tcW w:type="dxa" w:w="1610"/>
+              <w:t xml:space="preserve">190–220</w:t>
+            </w:r>
+          </w:p>
+        </w:tc>
+        <w:tc>
+          <w:tcPr>
+            <w:tcW w:type="dxa" w:w="1740"/>
           </w:tcPr>
           <w:p>
             <w:pPr>
@@ -998,7 +998,7 @@
         </w:tc>
         <w:tc>
           <w:tcPr>
-            <w:tcW w:type="dxa" w:w="800"/>
+            <w:tcW w:type="dxa" w:w="1100"/>
           </w:tcPr>
           <w:p>
             <w:pPr>
@@ -1011,128 +1011,44 @@
                 <w:sz w:val="19"/>
                 <w:szCs w:val="19"/>
               </w:rPr>
-              <w:t xml:space="preserve">+29%</w:t>
-            </w:r>
-          </w:p>
-        </w:tc>
-      </w:tr>
-      <w:tr>
-        <w:tc>
-          <w:tcPr>
-            <w:tcW w:type="dxa" w:w="1900"/>
-          </w:tcPr>
-          <w:p>
-            <w:pPr>
-              <w:spacing w:after="40"/>
-            </w:pPr>
-            <w:r>
-              <w:rPr>
-                <w:b w:val="false"/>
-                <w:bCs w:val="false"/>
-                <w:sz w:val="19"/>
-                <w:szCs w:val="19"/>
-              </w:rPr>
-              <w:t xml:space="preserve">Kalshi</w:t>
-            </w:r>
-          </w:p>
-        </w:tc>
-        <w:tc>
-          <w:tcPr>
-            <w:tcW w:type="dxa" w:w="1900"/>
-          </w:tcPr>
-          <w:p>
-            <w:pPr>
-              <w:spacing w:after="40"/>
-            </w:pPr>
-            <w:r>
-              <w:rPr>
-                <w:b w:val="false"/>
-                <w:bCs w:val="false"/>
-                <w:sz w:val="19"/>
-                <w:szCs w:val="19"/>
-              </w:rPr>
-              <w:t xml:space="preserve">Рынки предсказаний (США)</w:t>
-            </w:r>
-          </w:p>
-        </w:tc>
-        <w:tc>
-          <w:tcPr>
-            <w:tcW w:type="dxa" w:w="1550"/>
-          </w:tcPr>
-          <w:p>
-            <w:pPr>
-              <w:spacing w:after="40"/>
-            </w:pPr>
-            <w:r>
-              <w:rPr>
-                <w:b w:val="false"/>
-                <w:bCs w:val="false"/>
-                <w:sz w:val="19"/>
-                <w:szCs w:val="19"/>
-              </w:rPr>
-              <w:t xml:space="preserve">22</w:t>
-            </w:r>
-          </w:p>
-        </w:tc>
-        <w:tc>
-          <w:tcPr>
-            <w:tcW w:type="dxa" w:w="1600"/>
-          </w:tcPr>
-          <w:p>
-            <w:pPr>
-              <w:spacing w:after="40"/>
-            </w:pPr>
-            <w:r>
-              <w:rPr>
-                <w:b w:val="false"/>
-                <w:bCs w:val="false"/>
-                <w:sz w:val="19"/>
-                <w:szCs w:val="19"/>
-              </w:rPr>
-              <w:t xml:space="preserve">≈24.2</w:t>
-            </w:r>
-          </w:p>
-        </w:tc>
-        <w:tc>
-          <w:tcPr>
-            <w:tcW w:type="dxa" w:w="1610"/>
-          </w:tcPr>
-          <w:p>
-            <w:pPr>
-              <w:spacing w:after="40"/>
-            </w:pPr>
-            <w:r>
-              <w:rPr>
-                <w:b w:val="false"/>
-                <w:bCs w:val="false"/>
-                <w:sz w:val="19"/>
-                <w:szCs w:val="19"/>
-              </w:rPr>
-              <w:t xml:space="preserve">1–3 года (IPO ~2027)</w:t>
-            </w:r>
-          </w:p>
-        </w:tc>
-        <w:tc>
-          <w:tcPr>
-            <w:tcW w:type="dxa" w:w="800"/>
-          </w:tcPr>
-          <w:p>
-            <w:pPr>
-              <w:spacing w:after="40"/>
-            </w:pPr>
-            <w:r>
-              <w:rPr>
-                <w:b w:val="false"/>
-                <w:bCs w:val="false"/>
-                <w:sz w:val="19"/>
-                <w:szCs w:val="19"/>
-              </w:rPr>
-              <w:t xml:space="preserve">+57%</w:t>
+              <w:t xml:space="preserve">+95%</w:t>
             </w:r>
           </w:p>
         </w:tc>
       </w:tr>
     </w:tbl>
+    <w:p>
+      <w:pPr>
+        <w:spacing w:after="60"/>
+      </w:pPr>
+      <w:r>
+        <w:rPr>
+          <w:b w:val="false"/>
+          <w:bCs w:val="false"/>
+          <w:i w:val="false"/>
+          <w:iCs w:val="false"/>
+          <w:sz w:val="21"/>
+          <w:szCs w:val="21"/>
+        </w:rPr>
+        <w:t xml:space="preserve"/>
+      </w:r>
+    </w:p>
+    <w:p>
+      <w:pPr>
+        <w:spacing w:after="120"/>
+      </w:pPr>
+      <w:r>
+        <w:rPr>
+          <w:b w:val="false"/>
+          <w:bCs w:val="false"/>
+          <w:i/>
+          <w:iCs/>
+          <w:sz w:val="19"/>
+          <w:szCs w:val="19"/>
+        </w:rPr>
+        <w:t xml:space="preserve">Upside — целевой сценарий: среднее двух методов оценки (мультипликаторы выручки публичных аналогов и рыночные якоря) от середины диапазона вторичного рынка. Консервативный и оптимистичный сценарии — в Excel-модели.</w:t>
+      </w:r>
+    </w:p>
     <w:p>
       <w:r>
         <w:br w:type="page"/>
@@ -1283,13 +1199,13 @@
         </w:tblBorders>
       </w:tblPr>
       <w:tblGrid>
-        <w:gridCol w:w="2800"/>
-        <w:gridCol w:w="6560"/>
+        <w:gridCol w:w="3000"/>
+        <w:gridCol w:w="6360"/>
       </w:tblGrid>
       <w:tr>
         <w:tc>
           <w:tcPr>
-            <w:tcW w:type="dxa" w:w="2800"/>
+            <w:tcW w:type="dxa" w:w="3000"/>
             <w:shd w:fill="F2F2F2" w:val="clear"/>
           </w:tcPr>
           <w:p>
@@ -1311,7 +1227,7 @@
         </w:tc>
         <w:tc>
           <w:tcPr>
-            <w:tcW w:type="dxa" w:w="6560"/>
+            <w:tcW w:type="dxa" w:w="6360"/>
           </w:tcPr>
           <w:p>
             <w:pPr>
@@ -1334,7 +1250,7 @@
       <w:tr>
         <w:tc>
           <w:tcPr>
-            <w:tcW w:type="dxa" w:w="2800"/>
+            <w:tcW w:type="dxa" w:w="3000"/>
             <w:shd w:fill="F2F2F2" w:val="clear"/>
           </w:tcPr>
           <w:p>
@@ -1356,7 +1272,7 @@
         </w:tc>
         <w:tc>
           <w:tcPr>
-            <w:tcW w:type="dxa" w:w="6560"/>
+            <w:tcW w:type="dxa" w:w="6360"/>
           </w:tcPr>
           <w:p>
             <w:pPr>
@@ -1379,7 +1295,7 @@
       <w:tr>
         <w:tc>
           <w:tcPr>
-            <w:tcW w:type="dxa" w:w="2800"/>
+            <w:tcW w:type="dxa" w:w="3000"/>
             <w:shd w:fill="F2F2F2" w:val="clear"/>
           </w:tcPr>
           <w:p>
@@ -1395,13 +1311,13 @@
                 <w:sz w:val="21"/>
                 <w:szCs w:val="21"/>
               </w:rPr>
-              <w:t xml:space="preserve">Оценка (post-money)</w:t>
-            </w:r>
-          </w:p>
-        </w:tc>
-        <w:tc>
-          <w:tcPr>
-            <w:tcW w:type="dxa" w:w="6560"/>
+              <w:t xml:space="preserve">Оценка по последнему раунду</w:t>
+            </w:r>
+          </w:p>
+        </w:tc>
+        <w:tc>
+          <w:tcPr>
+            <w:tcW w:type="dxa" w:w="6360"/>
           </w:tcPr>
           <w:p>
             <w:pPr>
@@ -1424,7 +1340,7 @@
       <w:tr>
         <w:tc>
           <w:tcPr>
-            <w:tcW w:type="dxa" w:w="2800"/>
+            <w:tcW w:type="dxa" w:w="3000"/>
             <w:shd w:fill="F2F2F2" w:val="clear"/>
           </w:tcPr>
           <w:p>
@@ -1440,36 +1356,36 @@
                 <w:sz w:val="21"/>
                 <w:szCs w:val="21"/>
               </w:rPr>
-              <w:t xml:space="preserve">Цена входа (индикатив)*</w:t>
-            </w:r>
-          </w:p>
-        </w:tc>
-        <w:tc>
-          <w:tcPr>
-            <w:tcW w:type="dxa" w:w="6560"/>
-          </w:tcPr>
-          <w:p>
-            <w:pPr>
-              <w:spacing w:after="40"/>
-            </w:pPr>
-            <w:r>
-              <w:rPr>
-                <w:b w:val="false"/>
-                <w:bCs w:val="false"/>
-                <w:i w:val="false"/>
-                <w:iCs w:val="false"/>
-                <w:sz w:val="21"/>
-                <w:szCs w:val="21"/>
-              </w:rPr>
-              <w:t xml:space="preserve">≈$937 млрд (+10% к последнему раунду).</w:t>
-            </w:r>
-          </w:p>
-        </w:tc>
-      </w:tr>
-      <w:tr>
-        <w:tc>
-          <w:tcPr>
-            <w:tcW w:type="dxa" w:w="2800"/>
+              <w:t xml:space="preserve">Цена на вторичном рынке*</w:t>
+            </w:r>
+          </w:p>
+        </w:tc>
+        <w:tc>
+          <w:tcPr>
+            <w:tcW w:type="dxa" w:w="6360"/>
+          </w:tcPr>
+          <w:p>
+            <w:pPr>
+              <w:spacing w:after="40"/>
+            </w:pPr>
+            <w:r>
+              <w:rPr>
+                <w:b w:val="false"/>
+                <w:bCs w:val="false"/>
+                <w:i w:val="false"/>
+                <w:iCs w:val="false"/>
+                <w:sz w:val="21"/>
+                <w:szCs w:val="21"/>
+              </w:rPr>
+              <w:t xml:space="preserve">$850–950 млрд. Вторичные сделки перед IPO идут с премией к раунду.</w:t>
+            </w:r>
+          </w:p>
+        </w:tc>
+      </w:tr>
+      <w:tr>
+        <w:tc>
+          <w:tcPr>
+            <w:tcW w:type="dxa" w:w="3000"/>
             <w:shd w:fill="F2F2F2" w:val="clear"/>
           </w:tcPr>
           <w:p>
@@ -1491,7 +1407,7 @@
         </w:tc>
         <w:tc>
           <w:tcPr>
-            <w:tcW w:type="dxa" w:w="6560"/>
+            <w:tcW w:type="dxa" w:w="6360"/>
           </w:tcPr>
           <w:p>
             <w:pPr>
@@ -1514,7 +1430,7 @@
       <w:tr>
         <w:tc>
           <w:tcPr>
-            <w:tcW w:type="dxa" w:w="2800"/>
+            <w:tcW w:type="dxa" w:w="3000"/>
             <w:shd w:fill="F2F2F2" w:val="clear"/>
           </w:tcPr>
           <w:p>
@@ -1536,7 +1452,7 @@
         </w:tc>
         <w:tc>
           <w:tcPr>
-            <w:tcW w:type="dxa" w:w="6560"/>
+            <w:tcW w:type="dxa" w:w="6360"/>
           </w:tcPr>
           <w:p>
             <w:pPr>
@@ -1559,7 +1475,7 @@
       <w:tr>
         <w:tc>
           <w:tcPr>
-            <w:tcW w:type="dxa" w:w="2800"/>
+            <w:tcW w:type="dxa" w:w="3000"/>
             <w:shd w:fill="F2F2F2" w:val="clear"/>
           </w:tcPr>
           <w:p>
@@ -1575,28 +1491,28 @@
                 <w:sz w:val="21"/>
                 <w:szCs w:val="21"/>
               </w:rPr>
-              <w:t xml:space="preserve">Upside</w:t>
-            </w:r>
-          </w:p>
-        </w:tc>
-        <w:tc>
-          <w:tcPr>
-            <w:tcW w:type="dxa" w:w="6560"/>
-          </w:tcPr>
-          <w:p>
-            <w:pPr>
-              <w:spacing w:after="40"/>
-            </w:pPr>
-            <w:r>
-              <w:rPr>
-                <w:b w:val="false"/>
-                <w:bCs w:val="false"/>
-                <w:i w:val="false"/>
-                <w:iCs w:val="false"/>
-                <w:sz w:val="21"/>
-                <w:szCs w:val="21"/>
-              </w:rPr>
-              <w:t xml:space="preserve">+30% (MOIC 1.3x, IRR ~19%); диапазон сценариев 0.9x–2.9x. Расчёт — в Excel-модели.</w:t>
+              <w:t xml:space="preserve">Upside (целевой сценарий)</w:t>
+            </w:r>
+          </w:p>
+        </w:tc>
+        <w:tc>
+          <w:tcPr>
+            <w:tcW w:type="dxa" w:w="6360"/>
+          </w:tcPr>
+          <w:p>
+            <w:pPr>
+              <w:spacing w:after="40"/>
+            </w:pPr>
+            <w:r>
+              <w:rPr>
+                <w:b w:val="false"/>
+                <w:bCs w:val="false"/>
+                <w:i w:val="false"/>
+                <w:iCs w:val="false"/>
+                <w:sz w:val="21"/>
+                <w:szCs w:val="21"/>
+              </w:rPr>
+              <w:t xml:space="preserve">+106% (MOIC 2.1x, IRR ~43%) при выходе на $1.85 трлн. Диапазон сценариев 1.1x–3.4x.</w:t>
             </w:r>
           </w:p>
         </w:tc>
@@ -1752,13 +1668,13 @@
         </w:tblBorders>
       </w:tblPr>
       <w:tblGrid>
-        <w:gridCol w:w="2800"/>
-        <w:gridCol w:w="6560"/>
+        <w:gridCol w:w="3000"/>
+        <w:gridCol w:w="6360"/>
       </w:tblGrid>
       <w:tr>
         <w:tc>
           <w:tcPr>
-            <w:tcW w:type="dxa" w:w="2800"/>
+            <w:tcW w:type="dxa" w:w="3000"/>
             <w:shd w:fill="F2F2F2" w:val="clear"/>
           </w:tcPr>
           <w:p>
@@ -1780,7 +1696,7 @@
         </w:tc>
         <w:tc>
           <w:tcPr>
-            <w:tcW w:type="dxa" w:w="6560"/>
+            <w:tcW w:type="dxa" w:w="6360"/>
           </w:tcPr>
           <w:p>
             <w:pPr>
@@ -1803,7 +1719,7 @@
       <w:tr>
         <w:tc>
           <w:tcPr>
-            <w:tcW w:type="dxa" w:w="2800"/>
+            <w:tcW w:type="dxa" w:w="3000"/>
             <w:shd w:fill="F2F2F2" w:val="clear"/>
           </w:tcPr>
           <w:p>
@@ -1825,7 +1741,7 @@
         </w:tc>
         <w:tc>
           <w:tcPr>
-            <w:tcW w:type="dxa" w:w="6560"/>
+            <w:tcW w:type="dxa" w:w="6360"/>
           </w:tcPr>
           <w:p>
             <w:pPr>
@@ -1848,7 +1764,7 @@
       <w:tr>
         <w:tc>
           <w:tcPr>
-            <w:tcW w:type="dxa" w:w="2800"/>
+            <w:tcW w:type="dxa" w:w="3000"/>
             <w:shd w:fill="F2F2F2" w:val="clear"/>
           </w:tcPr>
           <w:p>
@@ -1864,13 +1780,13 @@
                 <w:sz w:val="21"/>
                 <w:szCs w:val="21"/>
               </w:rPr>
-              <w:t xml:space="preserve">Оценка (post-money)</w:t>
-            </w:r>
-          </w:p>
-        </w:tc>
-        <w:tc>
-          <w:tcPr>
-            <w:tcW w:type="dxa" w:w="6560"/>
+              <w:t xml:space="preserve">Оценка по последнему раунду</w:t>
+            </w:r>
+          </w:p>
+        </w:tc>
+        <w:tc>
+          <w:tcPr>
+            <w:tcW w:type="dxa" w:w="6360"/>
           </w:tcPr>
           <w:p>
             <w:pPr>
@@ -1893,7 +1809,7 @@
       <w:tr>
         <w:tc>
           <w:tcPr>
-            <w:tcW w:type="dxa" w:w="2800"/>
+            <w:tcW w:type="dxa" w:w="3000"/>
             <w:shd w:fill="F2F2F2" w:val="clear"/>
           </w:tcPr>
           <w:p>
@@ -1909,36 +1825,36 @@
                 <w:sz w:val="21"/>
                 <w:szCs w:val="21"/>
               </w:rPr>
-              <w:t xml:space="preserve">Цена входа (индикатив)*</w:t>
-            </w:r>
-          </w:p>
-        </w:tc>
-        <w:tc>
-          <w:tcPr>
-            <w:tcW w:type="dxa" w:w="6560"/>
-          </w:tcPr>
-          <w:p>
-            <w:pPr>
-              <w:spacing w:after="40"/>
-            </w:pPr>
-            <w:r>
-              <w:rPr>
-                <w:b w:val="false"/>
-                <w:bCs w:val="false"/>
-                <w:i w:val="false"/>
-                <w:iCs w:val="false"/>
-                <w:sz w:val="21"/>
-                <w:szCs w:val="21"/>
-              </w:rPr>
-              <w:t xml:space="preserve">≈$42.9 млрд (+10% к Series C).</w:t>
-            </w:r>
-          </w:p>
-        </w:tc>
-      </w:tr>
-      <w:tr>
-        <w:tc>
-          <w:tcPr>
-            <w:tcW w:type="dxa" w:w="2800"/>
+              <w:t xml:space="preserve">Цена на вторичном рынке*</w:t>
+            </w:r>
+          </w:p>
+        </w:tc>
+        <w:tc>
+          <w:tcPr>
+            <w:tcW w:type="dxa" w:w="6360"/>
+          </w:tcPr>
+          <w:p>
+            <w:pPr>
+              <w:spacing w:after="40"/>
+            </w:pPr>
+            <w:r>
+              <w:rPr>
+                <w:b w:val="false"/>
+                <w:bCs w:val="false"/>
+                <w:i w:val="false"/>
+                <w:iCs w:val="false"/>
+                <w:sz w:val="21"/>
+                <w:szCs w:val="21"/>
+              </w:rPr>
+              <w:t xml:space="preserve">$36–44 млрд. Forge: $174.00/акция (август 2026) — торгуется вблизи отметки Series C.</w:t>
+            </w:r>
+          </w:p>
+        </w:tc>
+      </w:tr>
+      <w:tr>
+        <w:tc>
+          <w:tcPr>
+            <w:tcW w:type="dxa" w:w="3000"/>
             <w:shd w:fill="F2F2F2" w:val="clear"/>
           </w:tcPr>
           <w:p>
@@ -1960,7 +1876,7 @@
         </w:tc>
         <w:tc>
           <w:tcPr>
-            <w:tcW w:type="dxa" w:w="6560"/>
+            <w:tcW w:type="dxa" w:w="6360"/>
           </w:tcPr>
           <w:p>
             <w:pPr>
@@ -1983,7 +1899,7 @@
       <w:tr>
         <w:tc>
           <w:tcPr>
-            <w:tcW w:type="dxa" w:w="2800"/>
+            <w:tcW w:type="dxa" w:w="3000"/>
             <w:shd w:fill="F2F2F2" w:val="clear"/>
           </w:tcPr>
           <w:p>
@@ -2005,30 +1921,30 @@
         </w:tc>
         <w:tc>
           <w:tcPr>
-            <w:tcW w:type="dxa" w:w="6560"/>
-          </w:tcPr>
-          <w:p>
-            <w:pPr>
-              <w:spacing w:after="40"/>
-            </w:pPr>
-            <w:r>
-              <w:rPr>
-                <w:b w:val="false"/>
-                <w:bCs w:val="false"/>
-                <w:i w:val="false"/>
-                <w:iCs w:val="false"/>
-                <w:sz w:val="21"/>
-                <w:szCs w:val="21"/>
-              </w:rPr>
-              <w:t xml:space="preserve">2–3 года: IPO 2027–2028 при масштабировании производства.</w:t>
-            </w:r>
-          </w:p>
-        </w:tc>
-      </w:tr>
-      <w:tr>
-        <w:tc>
-          <w:tcPr>
-            <w:tcW w:type="dxa" w:w="2800"/>
+            <w:tcW w:type="dxa" w:w="6360"/>
+          </w:tcPr>
+          <w:p>
+            <w:pPr>
+              <w:spacing w:after="40"/>
+            </w:pPr>
+            <w:r>
+              <w:rPr>
+                <w:b w:val="false"/>
+                <w:bCs w:val="false"/>
+                <w:i w:val="false"/>
+                <w:iCs w:val="false"/>
+                <w:sz w:val="21"/>
+                <w:szCs w:val="21"/>
+              </w:rPr>
+              <w:t xml:space="preserve">2–3 года: IPO 2027–2029 при масштабировании производства.</w:t>
+            </w:r>
+          </w:p>
+        </w:tc>
+      </w:tr>
+      <w:tr>
+        <w:tc>
+          <w:tcPr>
+            <w:tcW w:type="dxa" w:w="3000"/>
             <w:shd w:fill="F2F2F2" w:val="clear"/>
           </w:tcPr>
           <w:p>
@@ -2044,28 +1960,28 @@
                 <w:sz w:val="21"/>
                 <w:szCs w:val="21"/>
               </w:rPr>
-              <w:t xml:space="preserve">Upside</w:t>
-            </w:r>
-          </w:p>
-        </w:tc>
-        <w:tc>
-          <w:tcPr>
-            <w:tcW w:type="dxa" w:w="6560"/>
-          </w:tcPr>
-          <w:p>
-            <w:pPr>
-              <w:spacing w:after="40"/>
-            </w:pPr>
-            <w:r>
-              <w:rPr>
-                <w:b w:val="false"/>
-                <w:bCs w:val="false"/>
-                <w:i w:val="false"/>
-                <w:iCs w:val="false"/>
-                <w:sz w:val="21"/>
-                <w:szCs w:val="21"/>
-              </w:rPr>
-              <w:t xml:space="preserve">+55% (MOIC 1.6x, IRR ~19%); диапазон 0.4x–4.1x.</w:t>
+              <w:t xml:space="preserve">Upside (целевой сценарий)</w:t>
+            </w:r>
+          </w:p>
+        </w:tc>
+        <w:tc>
+          <w:tcPr>
+            <w:tcW w:type="dxa" w:w="6360"/>
+          </w:tcPr>
+          <w:p>
+            <w:pPr>
+              <w:spacing w:after="40"/>
+            </w:pPr>
+            <w:r>
+              <w:rPr>
+                <w:b w:val="false"/>
+                <w:bCs w:val="false"/>
+                <w:i w:val="false"/>
+                <w:iCs w:val="false"/>
+                <w:sz w:val="21"/>
+                <w:szCs w:val="21"/>
+              </w:rPr>
+              <w:t xml:space="preserve">+200% (MOIC 3.0x, IRR ~44%) при выходе на $120 млрд. Диапазон 1.0x–5.4x.</w:t>
             </w:r>
           </w:p>
         </w:tc>
@@ -2082,7 +1998,7 @@
         <w:spacing w:after="120" w:before="240"/>
       </w:pPr>
       <w:r>
-        <w:t xml:space="preserve">Polymarket</w:t>
+        <w:t xml:space="preserve">1X Technologies</w:t>
       </w:r>
     </w:p>
     <w:p>
@@ -2099,7 +2015,7 @@
           <w:sz w:val="21"/>
           <w:szCs w:val="21"/>
         </w:rPr>
-        <w:t xml:space="preserve">Рынки предсказаний</w:t>
+        <w:t xml:space="preserve">Домашние роботы-помощники</w:t>
       </w:r>
     </w:p>
     <w:p>
@@ -2124,7 +2040,7 @@
           <w:sz w:val="21"/>
           <w:szCs w:val="21"/>
         </w:rPr>
-        <w:t xml:space="preserve">Биржа, где торгуют не акциями, а прогнозами: кто выиграет выборы, поднимет ли ФРС ставку, кто возьмёт чемпионат. Цена контракта показывает вероятность события, поэтому котировки Polymarket цитируют мировые СМИ. После покупки лицензированной биржи QCEX компания легально работает в США. Обороты — около $10 млрд в месяц; выручка вышла на темп более $1 млрд в год уже через полтора месяца после включения комиссий в США.</w:t>
+        <w:t xml:space="preserve">Делает домашнего робота-помощника NEO: ростом с человека, убирает, раскладывает вещи, загружает посудомоечную машину. Цена — $20 тыс. или подписка $499 в месяц. За первые пять дней предзаказов раскупили всю годовую производственную мощность — это заказы более чем на $200 млн. Производство запущено в Калифорнии в апреле 2026; цель — 100 тыс. роботов в год к концу 2027-го. Фонд EQT берёт до 10 тыс. роботов для своих портфельных компаний.</w:t>
       </w:r>
     </w:p>
     <w:p>
@@ -2154,7 +2070,7 @@
           <w:sz w:val="21"/>
           <w:szCs w:val="21"/>
         </w:rPr>
-        <w:t xml:space="preserve">Прогнозы, за которыми стоят реальные деньги, стабильно точнее опросов и мнений экспертов — по сути, это новый вид финансовой инфраструктуры.</w:t>
+        <w:t xml:space="preserve">Единственная компания, чей человекоподобный робот уже продаётся обычным людям для дома, — остальные (Figure, Tesla) заняты заводами.</w:t>
       </w:r>
     </w:p>
     <w:p>
@@ -2175,7 +2091,7 @@
           <w:sz w:val="21"/>
           <w:szCs w:val="21"/>
         </w:rPr>
-        <w:t xml:space="preserve">Глобальная площадка с самым узнаваемым брендом в категории; партнёрства с соцсетью X (~600 млн пользователей, интеграция с Grok) и с ICE — владельцем Нью-Йоркской фондовой биржи, который распространяет данные Polymarket среди институциональных клиентов.</w:t>
+        <w:t xml:space="preserve">Робот спроектирован безопасным для дома: мягкий корпус, «искусственные мышцы» вместо жёстких моторов, вес вдвое меньше, чем у робота Tesla, — его не страшно оставить рядом с детьми.</w:t>
       </w:r>
     </w:p>
     <w:p>
@@ -2196,7 +2112,7 @@
           <w:sz w:val="21"/>
           <w:szCs w:val="21"/>
         </w:rPr>
-        <w:t xml:space="preserve">Комиссии включили только в 2026 году, так что нынешняя выручка — лишь начало: аналитики (Bernstein, Macquarie) ждут роста объёмов отрасли до $1–1.5 трлн к 2030 году.</w:t>
+        <w:t xml:space="preserve">Каждый работающий в квартирах робот учит всю систему: таких данных из реальных домов нет ни у одного конкурента — и это главный барьер для догоняющих.</w:t>
       </w:r>
     </w:p>
     <w:p>
@@ -2221,13 +2137,13 @@
         </w:tblBorders>
       </w:tblPr>
       <w:tblGrid>
-        <w:gridCol w:w="2800"/>
-        <w:gridCol w:w="6560"/>
+        <w:gridCol w:w="3000"/>
+        <w:gridCol w:w="6360"/>
       </w:tblGrid>
       <w:tr>
         <w:tc>
           <w:tcPr>
-            <w:tcW w:type="dxa" w:w="2800"/>
+            <w:tcW w:type="dxa" w:w="3000"/>
             <w:shd w:fill="F2F2F2" w:val="clear"/>
           </w:tcPr>
           <w:p>
@@ -2249,30 +2165,30 @@
         </w:tc>
         <w:tc>
           <w:tcPr>
-            <w:tcW w:type="dxa" w:w="6560"/>
-          </w:tcPr>
-          <w:p>
-            <w:pPr>
-              <w:spacing w:after="40"/>
-            </w:pPr>
-            <w:r>
-              <w:rPr>
-                <w:b w:val="false"/>
-                <w:bCs w:val="false"/>
-                <w:i w:val="false"/>
-                <w:iCs w:val="false"/>
-                <w:sz w:val="21"/>
-                <w:szCs w:val="21"/>
-              </w:rPr>
-              <w:t xml:space="preserve">≈$2.8 млрд первичного капитала (с покупками ICE на вторичном рынке — ~$3.3 млрд).</w:t>
-            </w:r>
-          </w:p>
-        </w:tc>
-      </w:tr>
-      <w:tr>
-        <w:tc>
-          <w:tcPr>
-            <w:tcW w:type="dxa" w:w="2800"/>
+            <w:tcW w:type="dxa" w:w="6360"/>
+          </w:tcPr>
+          <w:p>
+            <w:pPr>
+              <w:spacing w:after="40"/>
+            </w:pPr>
+            <w:r>
+              <w:rPr>
+                <w:b w:val="false"/>
+                <w:bCs w:val="false"/>
+                <w:i w:val="false"/>
+                <w:iCs w:val="false"/>
+                <w:sz w:val="21"/>
+                <w:szCs w:val="21"/>
+              </w:rPr>
+              <w:t xml:space="preserve">≈$125–145 млн (до закрытия Series C).</w:t>
+            </w:r>
+          </w:p>
+        </w:tc>
+      </w:tr>
+      <w:tr>
+        <w:tc>
+          <w:tcPr>
+            <w:tcW w:type="dxa" w:w="3000"/>
             <w:shd w:fill="F2F2F2" w:val="clear"/>
           </w:tcPr>
           <w:p>
@@ -2294,30 +2210,30 @@
         </w:tc>
         <w:tc>
           <w:tcPr>
-            <w:tcW w:type="dxa" w:w="6560"/>
-          </w:tcPr>
-          <w:p>
-            <w:pPr>
-              <w:spacing w:after="40"/>
-            </w:pPr>
-            <w:r>
-              <w:rPr>
-                <w:b w:val="false"/>
-                <w:bCs w:val="false"/>
-                <w:i w:val="false"/>
-                <w:iCs w:val="false"/>
-                <w:sz w:val="21"/>
-                <w:szCs w:val="21"/>
-              </w:rPr>
-              <w:t xml:space="preserve">≈$1 млрд, закрыт в апреле 2026 (новые инвесторы D.E. Shaw, G Squared; ICE добавила $600 млн). В переговорах новый раунд по оценке &gt;$20 млрд. Стадия: growth / pre-IPO.</w:t>
-            </w:r>
-          </w:p>
-        </w:tc>
-      </w:tr>
-      <w:tr>
-        <w:tc>
-          <w:tcPr>
-            <w:tcW w:type="dxa" w:w="2800"/>
+            <w:tcW w:type="dxa" w:w="6360"/>
+          </w:tcPr>
+          <w:p>
+            <w:pPr>
+              <w:spacing w:after="40"/>
+            </w:pPr>
+            <w:r>
+              <w:rPr>
+                <w:b w:val="false"/>
+                <w:bCs w:val="false"/>
+                <w:i w:val="false"/>
+                <w:iCs w:val="false"/>
+                <w:sz w:val="21"/>
+                <w:szCs w:val="21"/>
+              </w:rPr>
+              <w:t xml:space="preserve">Закрытый: Series B, $100 млн, январь 2024 (лид EQT Ventures). В процессе: Series C до $1 млрд по оценке $10+ млрд.</w:t>
+            </w:r>
+          </w:p>
+        </w:tc>
+      </w:tr>
+      <w:tr>
+        <w:tc>
+          <w:tcPr>
+            <w:tcW w:type="dxa" w:w="3000"/>
             <w:shd w:fill="F2F2F2" w:val="clear"/>
           </w:tcPr>
           <w:p>
@@ -2333,36 +2249,36 @@
                 <w:sz w:val="21"/>
                 <w:szCs w:val="21"/>
               </w:rPr>
-              <w:t xml:space="preserve">Оценка (post-money)</w:t>
-            </w:r>
-          </w:p>
-        </w:tc>
-        <w:tc>
-          <w:tcPr>
-            <w:tcW w:type="dxa" w:w="6560"/>
-          </w:tcPr>
-          <w:p>
-            <w:pPr>
-              <w:spacing w:after="40"/>
-            </w:pPr>
-            <w:r>
-              <w:rPr>
-                <w:b w:val="false"/>
-                <w:bCs w:val="false"/>
-                <w:i w:val="false"/>
-                <w:iCs w:val="false"/>
-                <w:sz w:val="21"/>
-                <w:szCs w:val="21"/>
-              </w:rPr>
-              <w:t xml:space="preserve">$15 млрд.</w:t>
-            </w:r>
-          </w:p>
-        </w:tc>
-      </w:tr>
-      <w:tr>
-        <w:tc>
-          <w:tcPr>
-            <w:tcW w:type="dxa" w:w="2800"/>
+              <w:t xml:space="preserve">Оценка по последнему раунду</w:t>
+            </w:r>
+          </w:p>
+        </w:tc>
+        <w:tc>
+          <w:tcPr>
+            <w:tcW w:type="dxa" w:w="6360"/>
+          </w:tcPr>
+          <w:p>
+            <w:pPr>
+              <w:spacing w:after="40"/>
+            </w:pPr>
+            <w:r>
+              <w:rPr>
+                <w:b w:val="false"/>
+                <w:bCs w:val="false"/>
+                <w:i w:val="false"/>
+                <w:iCs w:val="false"/>
+                <w:sz w:val="21"/>
+                <w:szCs w:val="21"/>
+              </w:rPr>
+              <w:t xml:space="preserve">$0.82 млрд по последнему закрытому раунду — отметка января 2024 устарела.</w:t>
+            </w:r>
+          </w:p>
+        </w:tc>
+      </w:tr>
+      <w:tr>
+        <w:tc>
+          <w:tcPr>
+            <w:tcW w:type="dxa" w:w="3000"/>
             <w:shd w:fill="F2F2F2" w:val="clear"/>
           </w:tcPr>
           <w:p>
@@ -2378,36 +2294,36 @@
                 <w:sz w:val="21"/>
                 <w:szCs w:val="21"/>
               </w:rPr>
-              <w:t xml:space="preserve">Цена входа (индикатив)*</w:t>
-            </w:r>
-          </w:p>
-        </w:tc>
-        <w:tc>
-          <w:tcPr>
-            <w:tcW w:type="dxa" w:w="6560"/>
-          </w:tcPr>
-          <w:p>
-            <w:pPr>
-              <w:spacing w:after="40"/>
-            </w:pPr>
-            <w:r>
-              <w:rPr>
-                <w:b w:val="false"/>
-                <w:bCs w:val="false"/>
-                <w:i w:val="false"/>
-                <w:iCs w:val="false"/>
-                <w:sz w:val="21"/>
-                <w:szCs w:val="21"/>
-              </w:rPr>
-              <w:t xml:space="preserve">≈$16.5 млрд (+10% к раунду).</w:t>
-            </w:r>
-          </w:p>
-        </w:tc>
-      </w:tr>
-      <w:tr>
-        <w:tc>
-          <w:tcPr>
-            <w:tcW w:type="dxa" w:w="2800"/>
+              <w:t xml:space="preserve">Цена на вторичном рынке*</w:t>
+            </w:r>
+          </w:p>
+        </w:tc>
+        <w:tc>
+          <w:tcPr>
+            <w:tcW w:type="dxa" w:w="6360"/>
+          </w:tcPr>
+          <w:p>
+            <w:pPr>
+              <w:spacing w:after="40"/>
+            </w:pPr>
+            <w:r>
+              <w:rPr>
+                <w:b w:val="false"/>
+                <w:bCs w:val="false"/>
+                <w:i w:val="false"/>
+                <w:iCs w:val="false"/>
+                <w:sz w:val="21"/>
+                <w:szCs w:val="21"/>
+              </w:rPr>
+              <w:t xml:space="preserve">$10–13 млрд. Цена определяется идущим Series C (~$10 млрд) и вторичным рынком (Nasdaq Private Market ~$662/акция, июль 2026).</w:t>
+            </w:r>
+          </w:p>
+        </w:tc>
+      </w:tr>
+      <w:tr>
+        <w:tc>
+          <w:tcPr>
+            <w:tcW w:type="dxa" w:w="3000"/>
             <w:shd w:fill="F2F2F2" w:val="clear"/>
           </w:tcPr>
           <w:p>
@@ -2429,30 +2345,30 @@
         </w:tc>
         <w:tc>
           <w:tcPr>
-            <w:tcW w:type="dxa" w:w="6560"/>
-          </w:tcPr>
-          <w:p>
-            <w:pPr>
-              <w:spacing w:after="40"/>
-            </w:pPr>
-            <w:r>
-              <w:rPr>
-                <w:b w:val="false"/>
-                <w:bCs w:val="false"/>
-                <w:i w:val="false"/>
-                <w:iCs w:val="false"/>
-                <w:sz w:val="21"/>
-                <w:szCs w:val="21"/>
-              </w:rPr>
-              <w:t xml:space="preserve">ICE/Intercontinental Exchange, Founders Fund (Питер Тиль), Виталик Бутерин, General Catalyst, Blockchain Capital, 1789 Capital, Ribbit Capital, Point72, Coinbase Ventures, D.E. Shaw, G Squared.</w:t>
-            </w:r>
-          </w:p>
-        </w:tc>
-      </w:tr>
-      <w:tr>
-        <w:tc>
-          <w:tcPr>
-            <w:tcW w:type="dxa" w:w="2800"/>
+            <w:tcW w:type="dxa" w:w="6360"/>
+          </w:tcPr>
+          <w:p>
+            <w:pPr>
+              <w:spacing w:after="40"/>
+            </w:pPr>
+            <w:r>
+              <w:rPr>
+                <w:b w:val="false"/>
+                <w:bCs w:val="false"/>
+                <w:i w:val="false"/>
+                <w:iCs w:val="false"/>
+                <w:sz w:val="21"/>
+                <w:szCs w:val="21"/>
+              </w:rPr>
+              <w:t xml:space="preserve">OpenAI Startup Fund, EQT Ventures, Tiger Global, Samsung NEXT.</w:t>
+            </w:r>
+          </w:p>
+        </w:tc>
+      </w:tr>
+      <w:tr>
+        <w:tc>
+          <w:tcPr>
+            <w:tcW w:type="dxa" w:w="3000"/>
             <w:shd w:fill="F2F2F2" w:val="clear"/>
           </w:tcPr>
           <w:p>
@@ -2474,30 +2390,30 @@
         </w:tc>
         <w:tc>
           <w:tcPr>
-            <w:tcW w:type="dxa" w:w="6560"/>
-          </w:tcPr>
-          <w:p>
-            <w:pPr>
-              <w:spacing w:after="40"/>
-            </w:pPr>
-            <w:r>
-              <w:rPr>
-                <w:b w:val="false"/>
-                <w:bCs w:val="false"/>
-                <w:i w:val="false"/>
-                <w:iCs w:val="false"/>
-                <w:sz w:val="21"/>
-                <w:szCs w:val="21"/>
-              </w:rPr>
-              <w:t xml:space="preserve">2–4 года: IPO 2028–2030; альтернатива — продажа ICE (уже крупный миноритарий).</w:t>
-            </w:r>
-          </w:p>
-        </w:tc>
-      </w:tr>
-      <w:tr>
-        <w:tc>
-          <w:tcPr>
-            <w:tcW w:type="dxa" w:w="2800"/>
+            <w:tcW w:type="dxa" w:w="6360"/>
+          </w:tcPr>
+          <w:p>
+            <w:pPr>
+              <w:spacing w:after="40"/>
+            </w:pPr>
+            <w:r>
+              <w:rPr>
+                <w:b w:val="false"/>
+                <w:bCs w:val="false"/>
+                <w:i w:val="false"/>
+                <w:iCs w:val="false"/>
+                <w:sz w:val="21"/>
+                <w:szCs w:val="21"/>
+              </w:rPr>
+              <w:t xml:space="preserve">4–5 лет: IPO ~2030 при масштабировании поставок NEO.</w:t>
+            </w:r>
+          </w:p>
+        </w:tc>
+      </w:tr>
+      <w:tr>
+        <w:tc>
+          <w:tcPr>
+            <w:tcW w:type="dxa" w:w="3000"/>
             <w:shd w:fill="F2F2F2" w:val="clear"/>
           </w:tcPr>
           <w:p>
@@ -2513,28 +2429,28 @@
                 <w:sz w:val="21"/>
                 <w:szCs w:val="21"/>
               </w:rPr>
-              <w:t xml:space="preserve">Upside</w:t>
-            </w:r>
-          </w:p>
-        </w:tc>
-        <w:tc>
-          <w:tcPr>
-            <w:tcW w:type="dxa" w:w="6560"/>
-          </w:tcPr>
-          <w:p>
-            <w:pPr>
-              <w:spacing w:after="40"/>
-            </w:pPr>
-            <w:r>
-              <w:rPr>
-                <w:b w:val="false"/>
-                <w:bCs w:val="false"/>
-                <w:i w:val="false"/>
-                <w:iCs w:val="false"/>
-                <w:sz w:val="21"/>
-                <w:szCs w:val="21"/>
-              </w:rPr>
-              <w:t xml:space="preserve">+135% (MOIC 2.3x, IRR ~41%); диапазон 0.6x–5.5x.</w:t>
+              <w:t xml:space="preserve">Upside (целевой сценарий)</w:t>
+            </w:r>
+          </w:p>
+        </w:tc>
+        <w:tc>
+          <w:tcPr>
+            <w:tcW w:type="dxa" w:w="6360"/>
+          </w:tcPr>
+          <w:p>
+            <w:pPr>
+              <w:spacing w:after="40"/>
+            </w:pPr>
+            <w:r>
+              <w:rPr>
+                <w:b w:val="false"/>
+                <w:bCs w:val="false"/>
+                <w:i w:val="false"/>
+                <w:iCs w:val="false"/>
+                <w:sz w:val="21"/>
+                <w:szCs w:val="21"/>
+              </w:rPr>
+              <w:t xml:space="preserve">+422% (MOIC 5.2x, IRR ~51%) при выходе на $60 млрд. Диапазон 0.9x–11.7x.</w:t>
             </w:r>
           </w:p>
         </w:tc>
@@ -2551,7 +2467,7 @@
         <w:spacing w:after="120" w:before="240"/>
       </w:pPr>
       <w:r>
-        <w:t xml:space="preserve">Neuralink</w:t>
+        <w:t xml:space="preserve">Polymarket</w:t>
       </w:r>
     </w:p>
     <w:p>
@@ -2568,7 +2484,7 @@
           <w:sz w:val="21"/>
           <w:szCs w:val="21"/>
         </w:rPr>
-        <w:t xml:space="preserve">Нейроинтерфейсы («мозг-компьютер»)</w:t>
+        <w:t xml:space="preserve">Рынки предсказаний</w:t>
       </w:r>
     </w:p>
     <w:p>
@@ -2593,7 +2509,7 @@
           <w:sz w:val="21"/>
           <w:szCs w:val="21"/>
         </w:rPr>
-        <w:t xml:space="preserve">Компания Илона Маска. Делает вживляемый в мозг чип, который позволяет парализованным людям управлять компьютером и протезами силой мысли, а в перспективе — вернуть зрение и речь. Операцию проводит собственный робот-хирург. Имплант уже стоит у 26 пациентов в пяти странах; регулятор США дал продуктам компании статус «прорывных». Выручка появится после коммерческого одобрения (~2029); план компании — свыше $1 млрд к 2031 году.</w:t>
+        <w:t xml:space="preserve">Биржа, где торгуют не акциями, а прогнозами: кто выиграет выборы, поднимет ли ФРС ставку, кто возьмёт чемпионат. Цена контракта показывает вероятность события, поэтому котировки Polymarket цитируют мировые СМИ. После покупки лицензированной биржи QCEX компания легально работает в США. Обороты — около $10 млрд в месяц; выручка вышла на темп более $1 млрд в год уже через полтора месяца после включения комиссий в США.</w:t>
       </w:r>
     </w:p>
     <w:p>
@@ -2623,7 +2539,7 @@
           <w:sz w:val="21"/>
           <w:szCs w:val="21"/>
         </w:rPr>
-        <w:t xml:space="preserve">Чип считывает сигналы более чем с 1 000 точек мозга — у ближайшего конкурента (Synchron) их всего 16. Это разница между «двигать курсор» и «печатать силой мысли».</w:t>
+        <w:t xml:space="preserve">Прогнозы, за которыми стоят реальные деньги, стабильно точнее опросов и мнений экспертов — по сути, это новый вид финансовой инфраструктуры.</w:t>
       </w:r>
     </w:p>
     <w:p>
@@ -2644,7 +2560,7 @@
           <w:sz w:val="21"/>
           <w:szCs w:val="21"/>
         </w:rPr>
-        <w:t xml:space="preserve">Имплант полностью беспроводной и незаметен снаружи, а робот-хирург сокращает операцию до минут — это открывает путь к тысячам операций в год.</w:t>
+        <w:t xml:space="preserve">Глобальная площадка с самым узнаваемым брендом в категории; партнёрства с соцсетью X (~600 млн пользователей, интеграция с Grok) и с ICE — владельцем Нью-Йоркской фондовой биржи, который распространяет данные Polymarket среди институциональных клиентов.</w:t>
       </w:r>
     </w:p>
     <w:p>
@@ -2665,7 +2581,7 @@
           <w:sz w:val="21"/>
           <w:szCs w:val="21"/>
         </w:rPr>
-        <w:t xml:space="preserve">Рынок огромен: только в США миллионы людей с параличом, потерей зрения и речи; Morgan Stanley оценивает его в ~$400 млрд.</w:t>
+        <w:t xml:space="preserve">Комиссии включили только в 2026 году, так что нынешняя выручка — лишь начало: аналитики (Bernstein, Macquarie) ждут роста объёмов отрасли до $1–1.5 трлн к 2030 году.</w:t>
       </w:r>
     </w:p>
     <w:p>
@@ -2690,13 +2606,13 @@
         </w:tblBorders>
       </w:tblPr>
       <w:tblGrid>
-        <w:gridCol w:w="2800"/>
-        <w:gridCol w:w="6560"/>
+        <w:gridCol w:w="3000"/>
+        <w:gridCol w:w="6360"/>
       </w:tblGrid>
       <w:tr>
         <w:tc>
           <w:tcPr>
-            <w:tcW w:type="dxa" w:w="2800"/>
+            <w:tcW w:type="dxa" w:w="3000"/>
             <w:shd w:fill="F2F2F2" w:val="clear"/>
           </w:tcPr>
           <w:p>
@@ -2718,30 +2634,30 @@
         </w:tc>
         <w:tc>
           <w:tcPr>
-            <w:tcW w:type="dxa" w:w="6560"/>
-          </w:tcPr>
-          <w:p>
-            <w:pPr>
-              <w:spacing w:after="40"/>
-            </w:pPr>
-            <w:r>
-              <w:rPr>
-                <w:b w:val="false"/>
-                <w:bCs w:val="false"/>
-                <w:i w:val="false"/>
-                <w:iCs w:val="false"/>
-                <w:sz w:val="21"/>
-                <w:szCs w:val="21"/>
-              </w:rPr>
-              <w:t xml:space="preserve">≈$1.3 млрд.</w:t>
-            </w:r>
-          </w:p>
-        </w:tc>
-      </w:tr>
-      <w:tr>
-        <w:tc>
-          <w:tcPr>
-            <w:tcW w:type="dxa" w:w="2800"/>
+            <w:tcW w:type="dxa" w:w="6360"/>
+          </w:tcPr>
+          <w:p>
+            <w:pPr>
+              <w:spacing w:after="40"/>
+            </w:pPr>
+            <w:r>
+              <w:rPr>
+                <w:b w:val="false"/>
+                <w:bCs w:val="false"/>
+                <w:i w:val="false"/>
+                <w:iCs w:val="false"/>
+                <w:sz w:val="21"/>
+                <w:szCs w:val="21"/>
+              </w:rPr>
+              <w:t xml:space="preserve">≈$2.8 млрд первичного капитала (с покупками ICE на вторичном рынке — ~$3.3 млрд).</w:t>
+            </w:r>
+          </w:p>
+        </w:tc>
+      </w:tr>
+      <w:tr>
+        <w:tc>
+          <w:tcPr>
+            <w:tcW w:type="dxa" w:w="3000"/>
             <w:shd w:fill="F2F2F2" w:val="clear"/>
           </w:tcPr>
           <w:p>
@@ -2763,30 +2679,30 @@
         </w:tc>
         <w:tc>
           <w:tcPr>
-            <w:tcW w:type="dxa" w:w="6560"/>
-          </w:tcPr>
-          <w:p>
-            <w:pPr>
-              <w:spacing w:after="40"/>
-            </w:pPr>
-            <w:r>
-              <w:rPr>
-                <w:b w:val="false"/>
-                <w:bCs w:val="false"/>
-                <w:i w:val="false"/>
-                <w:iCs w:val="false"/>
-                <w:sz w:val="21"/>
-                <w:szCs w:val="21"/>
-              </w:rPr>
-              <w:t xml:space="preserve">Series E, $650 млн, закрыт 02.06.2025 (ARK Invest, Founders Fund, Sequoia). Стадия: клиническая, до выручки.</w:t>
-            </w:r>
-          </w:p>
-        </w:tc>
-      </w:tr>
-      <w:tr>
-        <w:tc>
-          <w:tcPr>
-            <w:tcW w:type="dxa" w:w="2800"/>
+            <w:tcW w:type="dxa" w:w="6360"/>
+          </w:tcPr>
+          <w:p>
+            <w:pPr>
+              <w:spacing w:after="40"/>
+            </w:pPr>
+            <w:r>
+              <w:rPr>
+                <w:b w:val="false"/>
+                <w:bCs w:val="false"/>
+                <w:i w:val="false"/>
+                <w:iCs w:val="false"/>
+                <w:sz w:val="21"/>
+                <w:szCs w:val="21"/>
+              </w:rPr>
+              <w:t xml:space="preserve">≈$1 млрд, закрыт в апреле 2026 (новые инвесторы D.E. Shaw, G Squared; ICE добавила $600 млн). Стадия: growth / pre-IPO.</w:t>
+            </w:r>
+          </w:p>
+        </w:tc>
+      </w:tr>
+      <w:tr>
+        <w:tc>
+          <w:tcPr>
+            <w:tcW w:type="dxa" w:w="3000"/>
             <w:shd w:fill="F2F2F2" w:val="clear"/>
           </w:tcPr>
           <w:p>
@@ -2802,36 +2718,36 @@
                 <w:sz w:val="21"/>
                 <w:szCs w:val="21"/>
               </w:rPr>
-              <w:t xml:space="preserve">Оценка (post-money)</w:t>
-            </w:r>
-          </w:p>
-        </w:tc>
-        <w:tc>
-          <w:tcPr>
-            <w:tcW w:type="dxa" w:w="6560"/>
-          </w:tcPr>
-          <w:p>
-            <w:pPr>
-              <w:spacing w:after="40"/>
-            </w:pPr>
-            <w:r>
-              <w:rPr>
-                <w:b w:val="false"/>
-                <w:bCs w:val="false"/>
-                <w:i w:val="false"/>
-                <w:iCs w:val="false"/>
-                <w:sz w:val="21"/>
-                <w:szCs w:val="21"/>
-              </w:rPr>
-              <w:t xml:space="preserve">$9 млрд по раунду; вторичный рынок в августе 2026 оценивает компанию в $29–42 млрд (после IPO SpaceX).</w:t>
-            </w:r>
-          </w:p>
-        </w:tc>
-      </w:tr>
-      <w:tr>
-        <w:tc>
-          <w:tcPr>
-            <w:tcW w:type="dxa" w:w="2800"/>
+              <w:t xml:space="preserve">Оценка по последнему раунду</w:t>
+            </w:r>
+          </w:p>
+        </w:tc>
+        <w:tc>
+          <w:tcPr>
+            <w:tcW w:type="dxa" w:w="6360"/>
+          </w:tcPr>
+          <w:p>
+            <w:pPr>
+              <w:spacing w:after="40"/>
+            </w:pPr>
+            <w:r>
+              <w:rPr>
+                <w:b w:val="false"/>
+                <w:bCs w:val="false"/>
+                <w:i w:val="false"/>
+                <w:iCs w:val="false"/>
+                <w:sz w:val="21"/>
+                <w:szCs w:val="21"/>
+              </w:rPr>
+              <w:t xml:space="preserve">$15 млрд.</w:t>
+            </w:r>
+          </w:p>
+        </w:tc>
+      </w:tr>
+      <w:tr>
+        <w:tc>
+          <w:tcPr>
+            <w:tcW w:type="dxa" w:w="3000"/>
             <w:shd w:fill="F2F2F2" w:val="clear"/>
           </w:tcPr>
           <w:p>
@@ -2847,36 +2763,36 @@
                 <w:sz w:val="21"/>
                 <w:szCs w:val="21"/>
               </w:rPr>
-              <w:t xml:space="preserve">Цена входа (индикатив)*</w:t>
-            </w:r>
-          </w:p>
-        </w:tc>
-        <w:tc>
-          <w:tcPr>
-            <w:tcW w:type="dxa" w:w="6560"/>
-          </w:tcPr>
-          <w:p>
-            <w:pPr>
-              <w:spacing w:after="40"/>
-            </w:pPr>
-            <w:r>
-              <w:rPr>
-                <w:b w:val="false"/>
-                <w:bCs w:val="false"/>
-                <w:i w:val="false"/>
-                <w:iCs w:val="false"/>
-                <w:sz w:val="21"/>
-                <w:szCs w:val="21"/>
-              </w:rPr>
-              <w:t xml:space="preserve">≈$50 млрд — по текущей оценке вторичного рынка; раундовая оценка устарела. Точная цена — по запросу.</w:t>
-            </w:r>
-          </w:p>
-        </w:tc>
-      </w:tr>
-      <w:tr>
-        <w:tc>
-          <w:tcPr>
-            <w:tcW w:type="dxa" w:w="2800"/>
+              <w:t xml:space="preserve">Цена на вторичном рынке*</w:t>
+            </w:r>
+          </w:p>
+        </w:tc>
+        <w:tc>
+          <w:tcPr>
+            <w:tcW w:type="dxa" w:w="6360"/>
+          </w:tcPr>
+          <w:p>
+            <w:pPr>
+              <w:spacing w:after="40"/>
+            </w:pPr>
+            <w:r>
+              <w:rPr>
+                <w:b w:val="false"/>
+                <w:bCs w:val="false"/>
+                <w:i w:val="false"/>
+                <w:iCs w:val="false"/>
+                <w:sz w:val="21"/>
+                <w:szCs w:val="21"/>
+              </w:rPr>
+              <w:t xml:space="preserve">$18–24 млрд. Раунд по оценке выше $20 млрд в переговорах (Bloomberg/CNBC, август 2026).</w:t>
+            </w:r>
+          </w:p>
+        </w:tc>
+      </w:tr>
+      <w:tr>
+        <w:tc>
+          <w:tcPr>
+            <w:tcW w:type="dxa" w:w="3000"/>
             <w:shd w:fill="F2F2F2" w:val="clear"/>
           </w:tcPr>
           <w:p>
@@ -2898,30 +2814,30 @@
         </w:tc>
         <w:tc>
           <w:tcPr>
-            <w:tcW w:type="dxa" w:w="6560"/>
-          </w:tcPr>
-          <w:p>
-            <w:pPr>
-              <w:spacing w:after="40"/>
-            </w:pPr>
-            <w:r>
-              <w:rPr>
-                <w:b w:val="false"/>
-                <w:bCs w:val="false"/>
-                <w:i w:val="false"/>
-                <w:iCs w:val="false"/>
-                <w:sz w:val="21"/>
-                <w:szCs w:val="21"/>
-              </w:rPr>
-              <w:t xml:space="preserve">Founders Fund, Sequoia, Thrive Capital, ARK Invest, QIA, Lightspeed, Vy Capital, DFJ Growth, G42.</w:t>
-            </w:r>
-          </w:p>
-        </w:tc>
-      </w:tr>
-      <w:tr>
-        <w:tc>
-          <w:tcPr>
-            <w:tcW w:type="dxa" w:w="2800"/>
+            <w:tcW w:type="dxa" w:w="6360"/>
+          </w:tcPr>
+          <w:p>
+            <w:pPr>
+              <w:spacing w:after="40"/>
+            </w:pPr>
+            <w:r>
+              <w:rPr>
+                <w:b w:val="false"/>
+                <w:bCs w:val="false"/>
+                <w:i w:val="false"/>
+                <w:iCs w:val="false"/>
+                <w:sz w:val="21"/>
+                <w:szCs w:val="21"/>
+              </w:rPr>
+              <w:t xml:space="preserve">ICE/Intercontinental Exchange, Founders Fund (Питер Тиль), Виталик Бутерин, General Catalyst, Blockchain Capital, 1789 Capital, Ribbit Capital, Point72, Coinbase Ventures, D.E. Shaw, G Squared.</w:t>
+            </w:r>
+          </w:p>
+        </w:tc>
+      </w:tr>
+      <w:tr>
+        <w:tc>
+          <w:tcPr>
+            <w:tcW w:type="dxa" w:w="3000"/>
             <w:shd w:fill="F2F2F2" w:val="clear"/>
           </w:tcPr>
           <w:p>
@@ -2943,30 +2859,30 @@
         </w:tc>
         <w:tc>
           <w:tcPr>
-            <w:tcW w:type="dxa" w:w="6560"/>
-          </w:tcPr>
-          <w:p>
-            <w:pPr>
-              <w:spacing w:after="40"/>
-            </w:pPr>
-            <w:r>
-              <w:rPr>
-                <w:b w:val="false"/>
-                <w:bCs w:val="false"/>
-                <w:i w:val="false"/>
-                <w:iCs w:val="false"/>
-                <w:sz w:val="21"/>
-                <w:szCs w:val="21"/>
-              </w:rPr>
-              <w:t xml:space="preserve">4–6 лет: IPO 2029–2031, после первого коммерческого одобрения.</w:t>
-            </w:r>
-          </w:p>
-        </w:tc>
-      </w:tr>
-      <w:tr>
-        <w:tc>
-          <w:tcPr>
-            <w:tcW w:type="dxa" w:w="2800"/>
+            <w:tcW w:type="dxa" w:w="6360"/>
+          </w:tcPr>
+          <w:p>
+            <w:pPr>
+              <w:spacing w:after="40"/>
+            </w:pPr>
+            <w:r>
+              <w:rPr>
+                <w:b w:val="false"/>
+                <w:bCs w:val="false"/>
+                <w:i w:val="false"/>
+                <w:iCs w:val="false"/>
+                <w:sz w:val="21"/>
+                <w:szCs w:val="21"/>
+              </w:rPr>
+              <w:t xml:space="preserve">2–4 года: IPO 2028–2030; альтернатива — продажа ICE (уже крупный миноритарий).</w:t>
+            </w:r>
+          </w:p>
+        </w:tc>
+      </w:tr>
+      <w:tr>
+        <w:tc>
+          <w:tcPr>
+            <w:tcW w:type="dxa" w:w="3000"/>
             <w:shd w:fill="F2F2F2" w:val="clear"/>
           </w:tcPr>
           <w:p>
@@ -2982,28 +2898,28 @@
                 <w:sz w:val="21"/>
                 <w:szCs w:val="21"/>
               </w:rPr>
-              <w:t xml:space="preserve">Upside</w:t>
-            </w:r>
-          </w:p>
-        </w:tc>
-        <w:tc>
-          <w:tcPr>
-            <w:tcW w:type="dxa" w:w="6560"/>
-          </w:tcPr>
-          <w:p>
-            <w:pPr>
-              <w:spacing w:after="40"/>
-            </w:pPr>
-            <w:r>
-              <w:rPr>
-                <w:b w:val="false"/>
-                <w:bCs w:val="false"/>
-                <w:i w:val="false"/>
-                <w:iCs w:val="false"/>
-                <w:sz w:val="21"/>
-                <w:szCs w:val="21"/>
-              </w:rPr>
-              <w:t xml:space="preserve">+25% (MOIC 1.25x) от входа $50 млрд; диапазон 0.2x–3.0x. Вход по вторичному рынку съедает существенную часть потенциала — ключевая ставка на превышение плана и «Musk-премию».</w:t>
+              <w:t xml:space="preserve">Upside (целевой сценарий)</w:t>
+            </w:r>
+          </w:p>
+        </w:tc>
+        <w:tc>
+          <w:tcPr>
+            <w:tcW w:type="dxa" w:w="6360"/>
+          </w:tcPr>
+          <w:p>
+            <w:pPr>
+              <w:spacing w:after="40"/>
+            </w:pPr>
+            <w:r>
+              <w:rPr>
+                <w:b w:val="false"/>
+                <w:bCs w:val="false"/>
+                <w:i w:val="false"/>
+                <w:iCs w:val="false"/>
+                <w:sz w:val="21"/>
+                <w:szCs w:val="21"/>
+              </w:rPr>
+              <w:t xml:space="preserve">+329% (MOIC 4.3x, IRR ~62%) при выходе на $90 млрд. Диапазон 1.0x–8.6x.</w:t>
             </w:r>
           </w:p>
         </w:tc>
@@ -3020,7 +2936,7 @@
         <w:spacing w:after="120" w:before="240"/>
       </w:pPr>
       <w:r>
-        <w:t xml:space="preserve">1X Technologies</w:t>
+        <w:t xml:space="preserve">Kalshi</w:t>
       </w:r>
     </w:p>
     <w:p>
@@ -3037,7 +2953,7 @@
           <w:sz w:val="21"/>
           <w:szCs w:val="21"/>
         </w:rPr>
-        <w:t xml:space="preserve">Домашние роботы-помощники</w:t>
+        <w:t xml:space="preserve">Рынки предсказаний (США)</w:t>
       </w:r>
     </w:p>
     <w:p>
@@ -3062,7 +2978,7 @@
           <w:sz w:val="21"/>
           <w:szCs w:val="21"/>
         </w:rPr>
-        <w:t xml:space="preserve">Делает домашнего робота-помощника NEO: ростом с человека, убирает, раскладывает вещи, загружает посудомоечную машину. Цена — $20 тыс. или подписка $499 в месяц. За первые пять дней предзаказов раскупили всю годовую производственную мощность — это заказы более чем на $200 млн. Производство запущено в Калифорнии в апреле 2026; цель — 100 тыс. роботов в год к концу 2027-го. Фонд EQT берёт до 10 тыс. роботов для своих портфельных компаний.</w:t>
+        <w:t xml:space="preserve">Первая в США полностью легальная биржа прогнозов — работает под надзором финансового регулятора CFTC. Торгуют исходами событий: от решений ФРС до спорта, причём контракты доступны прямо в популярных брокерских приложениях вроде Robinhood и Webull. Обороты — более $20 млрд в месяц; выручка выросла с $264 млн за весь 2025 год до темпа ~$4 млрд в год к июлю 2026-го.</w:t>
       </w:r>
     </w:p>
     <w:p>
@@ -3092,7 +3008,7 @@
           <w:sz w:val="21"/>
           <w:szCs w:val="21"/>
         </w:rPr>
-        <w:t xml:space="preserve">Единственная компания, чей человекоподобный робот уже продаётся обычным людям для дома, — остальные (Figure, Tesla) заняты заводами.</w:t>
+        <w:t xml:space="preserve">Единственный игрок, легальный во всех 50 штатах: контракты на спорт работают даже там, где обычные букмекеры запрещены, — регуляторная фора, которую конкуренты будут догонять годами.</w:t>
       </w:r>
     </w:p>
     <w:p>
@@ -3113,7 +3029,7 @@
           <w:sz w:val="21"/>
           <w:szCs w:val="21"/>
         </w:rPr>
-        <w:t xml:space="preserve">Робот спроектирован безопасным для дома: мягкий корпус, «искусственные мышцы» вместо жёстких моторов, вес вдвое меньше, чем у робота Tesla, — его не страшно оставить рядом с детьми.</w:t>
+        <w:t xml:space="preserve">Не тратит деньги на привлечение клиентов: до трети оборота приносит встроенность в Robinhood и другие брокерские приложения.</w:t>
       </w:r>
     </w:p>
     <w:p>
@@ -3134,7 +3050,7 @@
           <w:sz w:val="21"/>
           <w:szCs w:val="21"/>
         </w:rPr>
-        <w:t xml:space="preserve">Каждый работающий в квартирах робот учит всю систему: таких данных из реальных домов нет ни у одного конкурента — и это главный барьер для догоняющих.</w:t>
+        <w:t xml:space="preserve">Контролирует ~90% американского рынка прогнозов и по оборотам примерно вдвое обгоняет Polymarket; новый раунд обсуждается уже по оценке $40 млрд.</w:t>
       </w:r>
     </w:p>
     <w:p>
@@ -3159,13 +3075,13 @@
         </w:tblBorders>
       </w:tblPr>
       <w:tblGrid>
-        <w:gridCol w:w="2800"/>
-        <w:gridCol w:w="6560"/>
+        <w:gridCol w:w="3000"/>
+        <w:gridCol w:w="6360"/>
       </w:tblGrid>
       <w:tr>
         <w:tc>
           <w:tcPr>
-            <w:tcW w:type="dxa" w:w="2800"/>
+            <w:tcW w:type="dxa" w:w="3000"/>
             <w:shd w:fill="F2F2F2" w:val="clear"/>
           </w:tcPr>
           <w:p>
@@ -3187,30 +3103,30 @@
         </w:tc>
         <w:tc>
           <w:tcPr>
-            <w:tcW w:type="dxa" w:w="6560"/>
-          </w:tcPr>
-          <w:p>
-            <w:pPr>
-              <w:spacing w:after="40"/>
-            </w:pPr>
-            <w:r>
-              <w:rPr>
-                <w:b w:val="false"/>
-                <w:bCs w:val="false"/>
-                <w:i w:val="false"/>
-                <w:iCs w:val="false"/>
-                <w:sz w:val="21"/>
-                <w:szCs w:val="21"/>
-              </w:rPr>
-              <w:t xml:space="preserve">≈$125–145 млн (до закрытия Series C).</w:t>
-            </w:r>
-          </w:p>
-        </w:tc>
-      </w:tr>
-      <w:tr>
-        <w:tc>
-          <w:tcPr>
-            <w:tcW w:type="dxa" w:w="2800"/>
+            <w:tcW w:type="dxa" w:w="6360"/>
+          </w:tcPr>
+          <w:p>
+            <w:pPr>
+              <w:spacing w:after="40"/>
+            </w:pPr>
+            <w:r>
+              <w:rPr>
+                <w:b w:val="false"/>
+                <w:bCs w:val="false"/>
+                <w:i w:val="false"/>
+                <w:iCs w:val="false"/>
+                <w:sz w:val="21"/>
+                <w:szCs w:val="21"/>
+              </w:rPr>
+              <w:t xml:space="preserve">≈$2.8 млрд.</w:t>
+            </w:r>
+          </w:p>
+        </w:tc>
+      </w:tr>
+      <w:tr>
+        <w:tc>
+          <w:tcPr>
+            <w:tcW w:type="dxa" w:w="3000"/>
             <w:shd w:fill="F2F2F2" w:val="clear"/>
           </w:tcPr>
           <w:p>
@@ -3232,30 +3148,30 @@
         </w:tc>
         <w:tc>
           <w:tcPr>
-            <w:tcW w:type="dxa" w:w="6560"/>
-          </w:tcPr>
-          <w:p>
-            <w:pPr>
-              <w:spacing w:after="40"/>
-            </w:pPr>
-            <w:r>
-              <w:rPr>
-                <w:b w:val="false"/>
-                <w:bCs w:val="false"/>
-                <w:i w:val="false"/>
-                <w:iCs w:val="false"/>
-                <w:sz w:val="21"/>
-                <w:szCs w:val="21"/>
-              </w:rPr>
-              <w:t xml:space="preserve">Закрытый: Series B, $100 млн, январь 2024 (лид EQT Ventures), оценка ~$0.82 млрд. В процессе: Series C до $1 млрд по оценке $10+ млрд — не закрыт.</w:t>
-            </w:r>
-          </w:p>
-        </w:tc>
-      </w:tr>
-      <w:tr>
-        <w:tc>
-          <w:tcPr>
-            <w:tcW w:type="dxa" w:w="2800"/>
+            <w:tcW w:type="dxa" w:w="6360"/>
+          </w:tcPr>
+          <w:p>
+            <w:pPr>
+              <w:spacing w:after="40"/>
+            </w:pPr>
+            <w:r>
+              <w:rPr>
+                <w:b w:val="false"/>
+                <w:bCs w:val="false"/>
+                <w:i w:val="false"/>
+                <w:iCs w:val="false"/>
+                <w:sz w:val="21"/>
+                <w:szCs w:val="21"/>
+              </w:rPr>
+              <w:t xml:space="preserve">Series F, $1 млрд, закрыт 07.05.2026; лид Coatue (с Sequoia, a16z, IVP, Paradigm, Morgan Stanley, ARK).</w:t>
+            </w:r>
+          </w:p>
+        </w:tc>
+      </w:tr>
+      <w:tr>
+        <w:tc>
+          <w:tcPr>
+            <w:tcW w:type="dxa" w:w="3000"/>
             <w:shd w:fill="F2F2F2" w:val="clear"/>
           </w:tcPr>
           <w:p>
@@ -3271,36 +3187,36 @@
                 <w:sz w:val="21"/>
                 <w:szCs w:val="21"/>
               </w:rPr>
-              <w:t xml:space="preserve">Оценка (post-money)</w:t>
-            </w:r>
-          </w:p>
-        </w:tc>
-        <w:tc>
-          <w:tcPr>
-            <w:tcW w:type="dxa" w:w="6560"/>
-          </w:tcPr>
-          <w:p>
-            <w:pPr>
-              <w:spacing w:after="40"/>
-            </w:pPr>
-            <w:r>
-              <w:rPr>
-                <w:b w:val="false"/>
-                <w:bCs w:val="false"/>
-                <w:i w:val="false"/>
-                <w:iCs w:val="false"/>
-                <w:sz w:val="21"/>
-                <w:szCs w:val="21"/>
-              </w:rPr>
-              <w:t xml:space="preserve">$0.82 млрд по последнему закрытому раунду; ориентир Series C — $10+ млрд.</w:t>
-            </w:r>
-          </w:p>
-        </w:tc>
-      </w:tr>
-      <w:tr>
-        <w:tc>
-          <w:tcPr>
-            <w:tcW w:type="dxa" w:w="2800"/>
+              <w:t xml:space="preserve">Оценка по последнему раунду</w:t>
+            </w:r>
+          </w:p>
+        </w:tc>
+        <w:tc>
+          <w:tcPr>
+            <w:tcW w:type="dxa" w:w="6360"/>
+          </w:tcPr>
+          <w:p>
+            <w:pPr>
+              <w:spacing w:after="40"/>
+            </w:pPr>
+            <w:r>
+              <w:rPr>
+                <w:b w:val="false"/>
+                <w:bCs w:val="false"/>
+                <w:i w:val="false"/>
+                <w:iCs w:val="false"/>
+                <w:sz w:val="21"/>
+                <w:szCs w:val="21"/>
+              </w:rPr>
+              <w:t xml:space="preserve">$22 млрд.</w:t>
+            </w:r>
+          </w:p>
+        </w:tc>
+      </w:tr>
+      <w:tr>
+        <w:tc>
+          <w:tcPr>
+            <w:tcW w:type="dxa" w:w="3000"/>
             <w:shd w:fill="F2F2F2" w:val="clear"/>
           </w:tcPr>
           <w:p>
@@ -3316,36 +3232,36 @@
                 <w:sz w:val="21"/>
                 <w:szCs w:val="21"/>
               </w:rPr>
-              <w:t xml:space="preserve">Цена входа (индикатив)*</w:t>
-            </w:r>
-          </w:p>
-        </w:tc>
-        <w:tc>
-          <w:tcPr>
-            <w:tcW w:type="dxa" w:w="6560"/>
-          </w:tcPr>
-          <w:p>
-            <w:pPr>
-              <w:spacing w:after="40"/>
-            </w:pPr>
-            <w:r>
-              <w:rPr>
-                <w:b w:val="false"/>
-                <w:bCs w:val="false"/>
-                <w:i w:val="false"/>
-                <w:iCs w:val="false"/>
-                <w:sz w:val="21"/>
-                <w:szCs w:val="21"/>
-              </w:rPr>
-              <w:t xml:space="preserve">≈$11 млрд (+10% к оценке идущего Series C): раунд января 2024 устарел, реальный вход будет вблизи Series C. Upside считаем от $11 млрд.</w:t>
-            </w:r>
-          </w:p>
-        </w:tc>
-      </w:tr>
-      <w:tr>
-        <w:tc>
-          <w:tcPr>
-            <w:tcW w:type="dxa" w:w="2800"/>
+              <w:t xml:space="preserve">Цена на вторичном рынке*</w:t>
+            </w:r>
+          </w:p>
+        </w:tc>
+        <w:tc>
+          <w:tcPr>
+            <w:tcW w:type="dxa" w:w="6360"/>
+          </w:tcPr>
+          <w:p>
+            <w:pPr>
+              <w:spacing w:after="40"/>
+            </w:pPr>
+            <w:r>
+              <w:rPr>
+                <w:b w:val="false"/>
+                <w:bCs w:val="false"/>
+                <w:i w:val="false"/>
+                <w:iCs w:val="false"/>
+                <w:sz w:val="21"/>
+                <w:szCs w:val="21"/>
+              </w:rPr>
+              <w:t xml:space="preserve">$28–40 млрд. Sequoia и Wellington обсуждают раунд $750 млн+ по оценке $40 млрд (CoinDesk, август 2026).</w:t>
+            </w:r>
+          </w:p>
+        </w:tc>
+      </w:tr>
+      <w:tr>
+        <w:tc>
+          <w:tcPr>
+            <w:tcW w:type="dxa" w:w="3000"/>
             <w:shd w:fill="F2F2F2" w:val="clear"/>
           </w:tcPr>
           <w:p>
@@ -3367,30 +3283,30 @@
         </w:tc>
         <w:tc>
           <w:tcPr>
-            <w:tcW w:type="dxa" w:w="6560"/>
-          </w:tcPr>
-          <w:p>
-            <w:pPr>
-              <w:spacing w:after="40"/>
-            </w:pPr>
-            <w:r>
-              <w:rPr>
-                <w:b w:val="false"/>
-                <w:bCs w:val="false"/>
-                <w:i w:val="false"/>
-                <w:iCs w:val="false"/>
-                <w:sz w:val="21"/>
-                <w:szCs w:val="21"/>
-              </w:rPr>
-              <w:t xml:space="preserve">OpenAI Startup Fund, EQT Ventures, Tiger Global, Samsung NEXT.</w:t>
-            </w:r>
-          </w:p>
-        </w:tc>
-      </w:tr>
-      <w:tr>
-        <w:tc>
-          <w:tcPr>
-            <w:tcW w:type="dxa" w:w="2800"/>
+            <w:tcW w:type="dxa" w:w="6360"/>
+          </w:tcPr>
+          <w:p>
+            <w:pPr>
+              <w:spacing w:after="40"/>
+            </w:pPr>
+            <w:r>
+              <w:rPr>
+                <w:b w:val="false"/>
+                <w:bCs w:val="false"/>
+                <w:i w:val="false"/>
+                <w:iCs w:val="false"/>
+                <w:sz w:val="21"/>
+                <w:szCs w:val="21"/>
+              </w:rPr>
+              <w:t xml:space="preserve">Coatue, Sequoia, Andreessen Horowitz, Paradigm, IVP, Morgan Stanley, ARK Invest, Y Combinator.</w:t>
+            </w:r>
+          </w:p>
+        </w:tc>
+      </w:tr>
+      <w:tr>
+        <w:tc>
+          <w:tcPr>
+            <w:tcW w:type="dxa" w:w="3000"/>
             <w:shd w:fill="F2F2F2" w:val="clear"/>
           </w:tcPr>
           <w:p>
@@ -3412,30 +3328,30 @@
         </w:tc>
         <w:tc>
           <w:tcPr>
-            <w:tcW w:type="dxa" w:w="6560"/>
-          </w:tcPr>
-          <w:p>
-            <w:pPr>
-              <w:spacing w:after="40"/>
-            </w:pPr>
-            <w:r>
-              <w:rPr>
-                <w:b w:val="false"/>
-                <w:bCs w:val="false"/>
-                <w:i w:val="false"/>
-                <w:iCs w:val="false"/>
-                <w:sz w:val="21"/>
-                <w:szCs w:val="21"/>
-              </w:rPr>
-              <w:t xml:space="preserve">4–5 лет: IPO ~2030 при масштабировании поставок NEO.</w:t>
-            </w:r>
-          </w:p>
-        </w:tc>
-      </w:tr>
-      <w:tr>
-        <w:tc>
-          <w:tcPr>
-            <w:tcW w:type="dxa" w:w="2800"/>
+            <w:tcW w:type="dxa" w:w="6360"/>
+          </w:tcPr>
+          <w:p>
+            <w:pPr>
+              <w:spacing w:after="40"/>
+            </w:pPr>
+            <w:r>
+              <w:rPr>
+                <w:b w:val="false"/>
+                <w:bCs w:val="false"/>
+                <w:i w:val="false"/>
+                <w:iCs w:val="false"/>
+                <w:sz w:val="21"/>
+                <w:szCs w:val="21"/>
+              </w:rPr>
+              <w:t xml:space="preserve">1–3 года: IPO ~2027 (раунд по $40 млрд позиционируется как pre-IPO).</w:t>
+            </w:r>
+          </w:p>
+        </w:tc>
+      </w:tr>
+      <w:tr>
+        <w:tc>
+          <w:tcPr>
+            <w:tcW w:type="dxa" w:w="3000"/>
             <w:shd w:fill="F2F2F2" w:val="clear"/>
           </w:tcPr>
           <w:p>
@@ -3451,28 +3367,28 @@
                 <w:sz w:val="21"/>
                 <w:szCs w:val="21"/>
               </w:rPr>
-              <w:t xml:space="preserve">Upside</w:t>
-            </w:r>
-          </w:p>
-        </w:tc>
-        <w:tc>
-          <w:tcPr>
-            <w:tcW w:type="dxa" w:w="6560"/>
-          </w:tcPr>
-          <w:p>
-            <w:pPr>
-              <w:spacing w:after="40"/>
-            </w:pPr>
-            <w:r>
-              <w:rPr>
-                <w:b w:val="false"/>
-                <w:bCs w:val="false"/>
-                <w:i w:val="false"/>
-                <w:iCs w:val="false"/>
-                <w:sz w:val="21"/>
-                <w:szCs w:val="21"/>
-              </w:rPr>
-              <w:t xml:space="preserve">+150% от входа ≈$11 млрд (MOIC 2.5x, IRR ~26%); диапазон 0.4x–7.3x.</w:t>
+              <w:t xml:space="preserve">Upside (целевой сценарий)</w:t>
+            </w:r>
+          </w:p>
+        </w:tc>
+        <w:tc>
+          <w:tcPr>
+            <w:tcW w:type="dxa" w:w="6360"/>
+          </w:tcPr>
+          <w:p>
+            <w:pPr>
+              <w:spacing w:after="40"/>
+            </w:pPr>
+            <w:r>
+              <w:rPr>
+                <w:b w:val="false"/>
+                <w:bCs w:val="false"/>
+                <w:i w:val="false"/>
+                <w:iCs w:val="false"/>
+                <w:sz w:val="21"/>
+                <w:szCs w:val="21"/>
+              </w:rPr>
+              <w:t xml:space="preserve">+253% (MOIC 3.5x, IRR ~66%) при выходе на $120 млрд. Диапазон 1.2x–6.6x.</w:t>
             </w:r>
           </w:p>
         </w:tc>
@@ -3628,13 +3544,13 @@
         </w:tblBorders>
       </w:tblPr>
       <w:tblGrid>
-        <w:gridCol w:w="2800"/>
-        <w:gridCol w:w="6560"/>
+        <w:gridCol w:w="3000"/>
+        <w:gridCol w:w="6360"/>
       </w:tblGrid>
       <w:tr>
         <w:tc>
           <w:tcPr>
-            <w:tcW w:type="dxa" w:w="2800"/>
+            <w:tcW w:type="dxa" w:w="3000"/>
             <w:shd w:fill="F2F2F2" w:val="clear"/>
           </w:tcPr>
           <w:p>
@@ -3656,7 +3572,7 @@
         </w:tc>
         <w:tc>
           <w:tcPr>
-            <w:tcW w:type="dxa" w:w="6560"/>
+            <w:tcW w:type="dxa" w:w="6360"/>
           </w:tcPr>
           <w:p>
             <w:pPr>
@@ -3679,7 +3595,7 @@
       <w:tr>
         <w:tc>
           <w:tcPr>
-            <w:tcW w:type="dxa" w:w="2800"/>
+            <w:tcW w:type="dxa" w:w="3000"/>
             <w:shd w:fill="F2F2F2" w:val="clear"/>
           </w:tcPr>
           <w:p>
@@ -3701,30 +3617,30 @@
         </w:tc>
         <w:tc>
           <w:tcPr>
-            <w:tcW w:type="dxa" w:w="6560"/>
-          </w:tcPr>
-          <w:p>
-            <w:pPr>
-              <w:spacing w:after="40"/>
-            </w:pPr>
-            <w:r>
-              <w:rPr>
-                <w:b w:val="false"/>
-                <w:bCs w:val="false"/>
-                <w:i w:val="false"/>
-                <w:iCs w:val="false"/>
-                <w:sz w:val="21"/>
-                <w:szCs w:val="21"/>
-              </w:rPr>
-              <w:t xml:space="preserve">Series B, $230 млн (переподписан), закрыт 04.02.2026; со-лиды ARENA, Jump Trading, Unless. В переговорах: ~$750 млн двумя траншами по оценкам ~$3.5 и ~$5 млрд — не закрыт.</w:t>
-            </w:r>
-          </w:p>
-        </w:tc>
-      </w:tr>
-      <w:tr>
-        <w:tc>
-          <w:tcPr>
-            <w:tcW w:type="dxa" w:w="2800"/>
+            <w:tcW w:type="dxa" w:w="6360"/>
+          </w:tcPr>
+          <w:p>
+            <w:pPr>
+              <w:spacing w:after="40"/>
+            </w:pPr>
+            <w:r>
+              <w:rPr>
+                <w:b w:val="false"/>
+                <w:bCs w:val="false"/>
+                <w:i w:val="false"/>
+                <w:iCs w:val="false"/>
+                <w:sz w:val="21"/>
+                <w:szCs w:val="21"/>
+              </w:rPr>
+              <w:t xml:space="preserve">Series B, $230 млн (переподписан), закрыт 04.02.2026; со-лиды ARENA, Jump Trading, Unless.</w:t>
+            </w:r>
+          </w:p>
+        </w:tc>
+      </w:tr>
+      <w:tr>
+        <w:tc>
+          <w:tcPr>
+            <w:tcW w:type="dxa" w:w="3000"/>
             <w:shd w:fill="F2F2F2" w:val="clear"/>
           </w:tcPr>
           <w:p>
@@ -3740,13 +3656,13 @@
                 <w:sz w:val="21"/>
                 <w:szCs w:val="21"/>
               </w:rPr>
-              <w:t xml:space="preserve">Оценка (post-money)</w:t>
-            </w:r>
-          </w:p>
-        </w:tc>
-        <w:tc>
-          <w:tcPr>
-            <w:tcW w:type="dxa" w:w="6560"/>
+              <w:t xml:space="preserve">Оценка по последнему раунду</w:t>
+            </w:r>
+          </w:p>
+        </w:tc>
+        <w:tc>
+          <w:tcPr>
+            <w:tcW w:type="dxa" w:w="6360"/>
           </w:tcPr>
           <w:p>
             <w:pPr>
@@ -3769,7 +3685,7 @@
       <w:tr>
         <w:tc>
           <w:tcPr>
-            <w:tcW w:type="dxa" w:w="2800"/>
+            <w:tcW w:type="dxa" w:w="3000"/>
             <w:shd w:fill="F2F2F2" w:val="clear"/>
           </w:tcPr>
           <w:p>
@@ -3785,36 +3701,36 @@
                 <w:sz w:val="21"/>
                 <w:szCs w:val="21"/>
               </w:rPr>
-              <w:t xml:space="preserve">Цена входа (индикатив)*</w:t>
-            </w:r>
-          </w:p>
-        </w:tc>
-        <w:tc>
-          <w:tcPr>
-            <w:tcW w:type="dxa" w:w="6560"/>
-          </w:tcPr>
-          <w:p>
-            <w:pPr>
-              <w:spacing w:after="40"/>
-            </w:pPr>
-            <w:r>
-              <w:rPr>
-                <w:b w:val="false"/>
-                <w:bCs w:val="false"/>
-                <w:i w:val="false"/>
-                <w:iCs w:val="false"/>
-                <w:sz w:val="21"/>
-                <w:szCs w:val="21"/>
-              </w:rPr>
-              <w:t xml:space="preserve">≈$1.1 млрд (+10% к Series B); с учётом идущего раунда фактическая цена может быть кратно выше — уточняется по запросу.</w:t>
-            </w:r>
-          </w:p>
-        </w:tc>
-      </w:tr>
-      <w:tr>
-        <w:tc>
-          <w:tcPr>
-            <w:tcW w:type="dxa" w:w="2800"/>
+              <w:t xml:space="preserve">Цена на вторичном рынке*</w:t>
+            </w:r>
+          </w:p>
+        </w:tc>
+        <w:tc>
+          <w:tcPr>
+            <w:tcW w:type="dxa" w:w="6360"/>
+          </w:tcPr>
+          <w:p>
+            <w:pPr>
+              <w:spacing w:after="40"/>
+            </w:pPr>
+            <w:r>
+              <w:rPr>
+                <w:b w:val="false"/>
+                <w:bCs w:val="false"/>
+                <w:i w:val="false"/>
+                <w:iCs w:val="false"/>
+                <w:sz w:val="21"/>
+                <w:szCs w:val="21"/>
+              </w:rPr>
+              <w:t xml:space="preserve">$3–5 млрд. В переговорах раунд ~$750 млн двумя траншами по оценкам ~$3.5 и ~$5 млрд (Bloomberg, июль 2026).</w:t>
+            </w:r>
+          </w:p>
+        </w:tc>
+      </w:tr>
+      <w:tr>
+        <w:tc>
+          <w:tcPr>
+            <w:tcW w:type="dxa" w:w="3000"/>
             <w:shd w:fill="F2F2F2" w:val="clear"/>
           </w:tcPr>
           <w:p>
@@ -3836,7 +3752,7 @@
         </w:tc>
         <w:tc>
           <w:tcPr>
-            <w:tcW w:type="dxa" w:w="6560"/>
+            <w:tcW w:type="dxa" w:w="6360"/>
           </w:tcPr>
           <w:p>
             <w:pPr>
@@ -3859,7 +3775,7 @@
       <w:tr>
         <w:tc>
           <w:tcPr>
-            <w:tcW w:type="dxa" w:w="2800"/>
+            <w:tcW w:type="dxa" w:w="3000"/>
             <w:shd w:fill="F2F2F2" w:val="clear"/>
           </w:tcPr>
           <w:p>
@@ -3881,7 +3797,7 @@
         </w:tc>
         <w:tc>
           <w:tcPr>
-            <w:tcW w:type="dxa" w:w="6560"/>
+            <w:tcW w:type="dxa" w:w="6360"/>
           </w:tcPr>
           <w:p>
             <w:pPr>
@@ -3904,7 +3820,7 @@
       <w:tr>
         <w:tc>
           <w:tcPr>
-            <w:tcW w:type="dxa" w:w="2800"/>
+            <w:tcW w:type="dxa" w:w="3000"/>
             <w:shd w:fill="F2F2F2" w:val="clear"/>
           </w:tcPr>
           <w:p>
@@ -3920,28 +3836,28 @@
                 <w:sz w:val="21"/>
                 <w:szCs w:val="21"/>
               </w:rPr>
-              <w:t xml:space="preserve">Upside</w:t>
-            </w:r>
-          </w:p>
-        </w:tc>
-        <w:tc>
-          <w:tcPr>
-            <w:tcW w:type="dxa" w:w="6560"/>
-          </w:tcPr>
-          <w:p>
-            <w:pPr>
-              <w:spacing w:after="40"/>
-            </w:pPr>
-            <w:r>
-              <w:rPr>
-                <w:b w:val="false"/>
-                <w:bCs w:val="false"/>
-                <w:i w:val="false"/>
-                <w:iCs w:val="false"/>
-                <w:sz w:val="21"/>
-                <w:szCs w:val="21"/>
-              </w:rPr>
-              <w:t xml:space="preserve">+536% (MOIC 6.4x, IRR ~85%); диапазон 1.8x–16.4x. Наибольший потенциал пайплайна — и наибольший риск исполнения.</w:t>
+              <w:t xml:space="preserve">Upside (целевой сценарий)</w:t>
+            </w:r>
+          </w:p>
+        </w:tc>
+        <w:tc>
+          <w:tcPr>
+            <w:tcW w:type="dxa" w:w="6360"/>
+          </w:tcPr>
+          <w:p>
+            <w:pPr>
+              <w:spacing w:after="40"/>
+            </w:pPr>
+            <w:r>
+              <w:rPr>
+                <w:b w:val="false"/>
+                <w:bCs w:val="false"/>
+                <w:i w:val="false"/>
+                <w:iCs w:val="false"/>
+                <w:sz w:val="21"/>
+                <w:szCs w:val="21"/>
+              </w:rPr>
+              <w:t xml:space="preserve">+682% (MOIC 7.8x, IRR ~99%) при выходе на ~$31 млрд. Диапазон 1.2x–17.5x. Наибольший потенциал пайплайна — и наибольший риск исполнения.</w:t>
             </w:r>
           </w:p>
         </w:tc>
@@ -4097,13 +4013,13 @@
         </w:tblBorders>
       </w:tblPr>
       <w:tblGrid>
-        <w:gridCol w:w="2800"/>
-        <w:gridCol w:w="6560"/>
+        <w:gridCol w:w="3000"/>
+        <w:gridCol w:w="6360"/>
       </w:tblGrid>
       <w:tr>
         <w:tc>
           <w:tcPr>
-            <w:tcW w:type="dxa" w:w="2800"/>
+            <w:tcW w:type="dxa" w:w="3000"/>
             <w:shd w:fill="F2F2F2" w:val="clear"/>
           </w:tcPr>
           <w:p>
@@ -4125,7 +4041,7 @@
         </w:tc>
         <w:tc>
           <w:tcPr>
-            <w:tcW w:type="dxa" w:w="6560"/>
+            <w:tcW w:type="dxa" w:w="6360"/>
           </w:tcPr>
           <w:p>
             <w:pPr>
@@ -4148,7 +4064,7 @@
       <w:tr>
         <w:tc>
           <w:tcPr>
-            <w:tcW w:type="dxa" w:w="2800"/>
+            <w:tcW w:type="dxa" w:w="3000"/>
             <w:shd w:fill="F2F2F2" w:val="clear"/>
           </w:tcPr>
           <w:p>
@@ -4170,7 +4086,7 @@
         </w:tc>
         <w:tc>
           <w:tcPr>
-            <w:tcW w:type="dxa" w:w="6560"/>
+            <w:tcW w:type="dxa" w:w="6360"/>
           </w:tcPr>
           <w:p>
             <w:pPr>
@@ -4193,7 +4109,7 @@
       <w:tr>
         <w:tc>
           <w:tcPr>
-            <w:tcW w:type="dxa" w:w="2800"/>
+            <w:tcW w:type="dxa" w:w="3000"/>
             <w:shd w:fill="F2F2F2" w:val="clear"/>
           </w:tcPr>
           <w:p>
@@ -4209,13 +4125,13 @@
                 <w:sz w:val="21"/>
                 <w:szCs w:val="21"/>
               </w:rPr>
-              <w:t xml:space="preserve">Оценка (post-money)</w:t>
-            </w:r>
-          </w:p>
-        </w:tc>
-        <w:tc>
-          <w:tcPr>
-            <w:tcW w:type="dxa" w:w="6560"/>
+              <w:t xml:space="preserve">Оценка по последнему раунду</w:t>
+            </w:r>
+          </w:p>
+        </w:tc>
+        <w:tc>
+          <w:tcPr>
+            <w:tcW w:type="dxa" w:w="6360"/>
           </w:tcPr>
           <w:p>
             <w:pPr>
@@ -4238,7 +4154,7 @@
       <w:tr>
         <w:tc>
           <w:tcPr>
-            <w:tcW w:type="dxa" w:w="2800"/>
+            <w:tcW w:type="dxa" w:w="3000"/>
             <w:shd w:fill="F2F2F2" w:val="clear"/>
           </w:tcPr>
           <w:p>
@@ -4254,36 +4170,36 @@
                 <w:sz w:val="21"/>
                 <w:szCs w:val="21"/>
               </w:rPr>
-              <w:t xml:space="preserve">Цена входа (индикатив)*</w:t>
-            </w:r>
-          </w:p>
-        </w:tc>
-        <w:tc>
-          <w:tcPr>
-            <w:tcW w:type="dxa" w:w="6560"/>
-          </w:tcPr>
-          <w:p>
-            <w:pPr>
-              <w:spacing w:after="40"/>
-            </w:pPr>
-            <w:r>
-              <w:rPr>
-                <w:b w:val="false"/>
-                <w:bCs w:val="false"/>
-                <w:i w:val="false"/>
-                <w:iCs w:val="false"/>
-                <w:sz w:val="21"/>
-                <w:szCs w:val="21"/>
-              </w:rPr>
-              <w:t xml:space="preserve">≈$209 млрд (+10% к раунду).</w:t>
-            </w:r>
-          </w:p>
-        </w:tc>
-      </w:tr>
-      <w:tr>
-        <w:tc>
-          <w:tcPr>
-            <w:tcW w:type="dxa" w:w="2800"/>
+              <w:t xml:space="preserve">Цена на вторичном рынке*</w:t>
+            </w:r>
+          </w:p>
+        </w:tc>
+        <w:tc>
+          <w:tcPr>
+            <w:tcW w:type="dxa" w:w="6360"/>
+          </w:tcPr>
+          <w:p>
+            <w:pPr>
+              <w:spacing w:after="40"/>
+            </w:pPr>
+            <w:r>
+              <w:rPr>
+                <w:b w:val="false"/>
+                <w:bCs w:val="false"/>
+                <w:i w:val="false"/>
+                <w:iCs w:val="false"/>
+                <w:sz w:val="21"/>
+                <w:szCs w:val="21"/>
+              </w:rPr>
+              <w:t xml:space="preserve">$190–220 млрд. Раунд переподписан втрое; вторичные сделки перед IPO идут с премией.</w:t>
+            </w:r>
+          </w:p>
+        </w:tc>
+      </w:tr>
+      <w:tr>
+        <w:tc>
+          <w:tcPr>
+            <w:tcW w:type="dxa" w:w="3000"/>
             <w:shd w:fill="F2F2F2" w:val="clear"/>
           </w:tcPr>
           <w:p>
@@ -4305,7 +4221,7 @@
         </w:tc>
         <w:tc>
           <w:tcPr>
-            <w:tcW w:type="dxa" w:w="6560"/>
+            <w:tcW w:type="dxa" w:w="6360"/>
           </w:tcPr>
           <w:p>
             <w:pPr>
@@ -4328,7 +4244,7 @@
       <w:tr>
         <w:tc>
           <w:tcPr>
-            <w:tcW w:type="dxa" w:w="2800"/>
+            <w:tcW w:type="dxa" w:w="3000"/>
             <w:shd w:fill="F2F2F2" w:val="clear"/>
           </w:tcPr>
           <w:p>
@@ -4350,7 +4266,7 @@
         </w:tc>
         <w:tc>
           <w:tcPr>
-            <w:tcW w:type="dxa" w:w="6560"/>
+            <w:tcW w:type="dxa" w:w="6360"/>
           </w:tcPr>
           <w:p>
             <w:pPr>
@@ -4373,7 +4289,7 @@
       <w:tr>
         <w:tc>
           <w:tcPr>
-            <w:tcW w:type="dxa" w:w="2800"/>
+            <w:tcW w:type="dxa" w:w="3000"/>
             <w:shd w:fill="F2F2F2" w:val="clear"/>
           </w:tcPr>
           <w:p>
@@ -4389,28 +4305,28 @@
                 <w:sz w:val="21"/>
                 <w:szCs w:val="21"/>
               </w:rPr>
-              <w:t xml:space="preserve">Upside</w:t>
-            </w:r>
-          </w:p>
-        </w:tc>
-        <w:tc>
-          <w:tcPr>
-            <w:tcW w:type="dxa" w:w="6560"/>
-          </w:tcPr>
-          <w:p>
-            <w:pPr>
-              <w:spacing w:after="40"/>
-            </w:pPr>
-            <w:r>
-              <w:rPr>
-                <w:b w:val="false"/>
-                <w:bCs w:val="false"/>
-                <w:i w:val="false"/>
-                <w:iCs w:val="false"/>
-                <w:sz w:val="21"/>
-                <w:szCs w:val="21"/>
-              </w:rPr>
-              <w:t xml:space="preserve">+29% (MOIC 1.3x, IRR ~14%); диапазон 0.9x–2.4x.</w:t>
+              <w:t xml:space="preserve">Upside (целевой сценарий)</w:t>
+            </w:r>
+          </w:p>
+        </w:tc>
+        <w:tc>
+          <w:tcPr>
+            <w:tcW w:type="dxa" w:w="6360"/>
+          </w:tcPr>
+          <w:p>
+            <w:pPr>
+              <w:spacing w:after="40"/>
+            </w:pPr>
+            <w:r>
+              <w:rPr>
+                <w:b w:val="false"/>
+                <w:bCs w:val="false"/>
+                <w:i w:val="false"/>
+                <w:iCs w:val="false"/>
+                <w:sz w:val="21"/>
+                <w:szCs w:val="21"/>
+              </w:rPr>
+              <w:t xml:space="preserve">+95% (MOIC 2.0x, IRR ~40%) при выходе на $400 млрд. Диапазон 0.9x–3.0x.</w:t>
             </w:r>
           </w:p>
         </w:tc>
@@ -4427,37 +4343,16 @@
         <w:spacing w:after="120" w:before="240"/>
       </w:pPr>
       <w:r>
-        <w:t xml:space="preserve">Kalshi</w:t>
-      </w:r>
-    </w:p>
-    <w:p>
-      <w:pPr>
-        <w:spacing w:after="160"/>
-      </w:pPr>
-      <w:r>
-        <w:rPr>
-          <w:b w:val="false"/>
-          <w:bCs w:val="false"/>
-          <w:i/>
-          <w:iCs/>
-          <w:color w:val="1F3864"/>
-          <w:sz w:val="21"/>
-          <w:szCs w:val="21"/>
-        </w:rPr>
-        <w:t xml:space="preserve">Рынки предсказаний (США)</w:t>
-      </w:r>
-    </w:p>
-    <w:p>
-      <w:pPr>
-        <w:pStyle w:val="Heading3"/>
-        <w:spacing w:after="80" w:before="160"/>
-      </w:pPr>
-      <w:r>
-        <w:t xml:space="preserve">Что делает компания</w:t>
-      </w:r>
-    </w:p>
-    <w:p>
-      <w:pPr>
+        <w:t xml:space="preserve">Методология и оговорки</w:t>
+      </w:r>
+    </w:p>
+    <w:p>
+      <w:pPr>
+        <w:pStyle w:val="ListParagraph"/>
+        <w:numPr>
+          <w:ilvl w:val="0"/>
+          <w:numId w:val="2"/>
+        </w:numPr>
         <w:spacing w:after="120"/>
       </w:pPr>
       <w:r>
@@ -4469,16 +4364,7 @@
           <w:sz w:val="21"/>
           <w:szCs w:val="21"/>
         </w:rPr>
-        <w:t xml:space="preserve">Первая в США полностью легальная биржа прогнозов — работает под надзором финансового регулятора CFTC. Торгуют исходами событий: от решений ФРС до спорта, причём контракты доступны прямо в популярных брокерских приложениях вроде Robinhood и Webull. Обороты — более $20 млрд в месяц; выручка выросла с $264 млн за весь 2025 год до темпа ~$4 млрд в год к июлю 2026-го.</w:t>
-      </w:r>
-    </w:p>
-    <w:p>
-      <w:pPr>
-        <w:pStyle w:val="Heading3"/>
-        <w:spacing w:after="80" w:before="160"/>
-      </w:pPr>
-      <w:r>
-        <w:t xml:space="preserve">В чём дизрапт: уникальность и отличие от конкурентов</w:t>
+        <w:t xml:space="preserve">Цена на вторичном рынке: индикативный диапазон, по которому бумага доступна к покупке сейчас — котировки площадок, оценки идущих раундов, премия или дисконт к последнему закрытому раунду. Фактическая цена зависит от структуры сделки (SPV, вторичный рынок, новый раунд) и подтверждается по запросу на момент сделки.</w:t>
       </w:r>
     </w:p>
     <w:p>
@@ -4499,7 +4385,7 @@
           <w:sz w:val="21"/>
           <w:szCs w:val="21"/>
         </w:rPr>
-        <w:t xml:space="preserve">Единственный игрок, легальный во всех 50 штатах: контракты на спорт работают даже там, где обычные букмекеры запрещены, — регуляторная фора, которую конкуренты будут догонять годами.</w:t>
+        <w:t xml:space="preserve">По 1X Technologies и Positron AI последние закрытые раунды устарели — цена определяется идущими раундами (1X: Series C ~$10 млрд; Positron: $3.5–5 млрд) и вторичным рынком.</w:t>
       </w:r>
     </w:p>
     <w:p>
@@ -4520,7 +4406,7 @@
           <w:sz w:val="21"/>
           <w:szCs w:val="21"/>
         </w:rPr>
-        <w:t xml:space="preserve">Не тратит деньги на привлечение клиентов: до трети оборота приносит встроенность в Robinhood и другие брокерские приложения.</w:t>
+        <w:t xml:space="preserve">Upside: два метода — (1) прогнозная выручка в год выхода x EV/Revenue публичных аналогов; (2) рыночные якоря: целевые оценки IPO, раунды в переговорах, оценки конкурентов, размер рынка x целевая доля. Три сценария (консервативный/целевой/оптимистичный); в документе приводится целевой. Расчёт ведётся от середины диапазона вторичного рынка. Разводнение будущих раундов, комиссии и дисконт за неликвидность не учтены.</w:t>
       </w:r>
     </w:p>
     <w:p>
@@ -4541,425 +4427,7 @@
           <w:sz w:val="21"/>
           <w:szCs w:val="21"/>
         </w:rPr>
-        <w:t xml:space="preserve">Контролирует ~90% американского рынка прогнозов и по оборотам примерно вдвое обгоняет Polymarket; новый раунд обсуждается уже по оценке $40 млрд.</w:t>
-      </w:r>
-    </w:p>
-    <w:p>
-      <w:pPr>
-        <w:pStyle w:val="Heading3"/>
-        <w:spacing w:after="80" w:before="160"/>
-      </w:pPr>
-      <w:r>
-        <w:t xml:space="preserve">Инвестиционные параметры</w:t>
-      </w:r>
-    </w:p>
-    <w:tbl>
-      <w:tblPr>
-        <w:tblW w:type="dxa" w:w="9360"/>
-        <w:tblBorders>
-          <w:top w:val="single" w:color="auto" w:sz="4"/>
-          <w:left w:val="single" w:color="auto" w:sz="4"/>
-          <w:bottom w:val="single" w:color="auto" w:sz="4"/>
-          <w:right w:val="single" w:color="auto" w:sz="4"/>
-          <w:insideH w:val="single" w:color="auto" w:sz="4"/>
-          <w:insideV w:val="single" w:color="auto" w:sz="4"/>
-        </w:tblBorders>
-      </w:tblPr>
-      <w:tblGrid>
-        <w:gridCol w:w="2800"/>
-        <w:gridCol w:w="6560"/>
-      </w:tblGrid>
-      <w:tr>
-        <w:tc>
-          <w:tcPr>
-            <w:tcW w:type="dxa" w:w="2800"/>
-            <w:shd w:fill="F2F2F2" w:val="clear"/>
-          </w:tcPr>
-          <w:p>
-            <w:pPr>
-              <w:spacing w:after="40"/>
-            </w:pPr>
-            <w:r>
-              <w:rPr>
-                <w:b/>
-                <w:bCs/>
-                <w:i w:val="false"/>
-                <w:iCs w:val="false"/>
-                <w:sz w:val="21"/>
-                <w:szCs w:val="21"/>
-              </w:rPr>
-              <w:t xml:space="preserve">Всего привлечено</w:t>
-            </w:r>
-          </w:p>
-        </w:tc>
-        <w:tc>
-          <w:tcPr>
-            <w:tcW w:type="dxa" w:w="6560"/>
-          </w:tcPr>
-          <w:p>
-            <w:pPr>
-              <w:spacing w:after="40"/>
-            </w:pPr>
-            <w:r>
-              <w:rPr>
-                <w:b w:val="false"/>
-                <w:bCs w:val="false"/>
-                <w:i w:val="false"/>
-                <w:iCs w:val="false"/>
-                <w:sz w:val="21"/>
-                <w:szCs w:val="21"/>
-              </w:rPr>
-              <w:t xml:space="preserve">≈$2.8 млрд.</w:t>
-            </w:r>
-          </w:p>
-        </w:tc>
-      </w:tr>
-      <w:tr>
-        <w:tc>
-          <w:tcPr>
-            <w:tcW w:type="dxa" w:w="2800"/>
-            <w:shd w:fill="F2F2F2" w:val="clear"/>
-          </w:tcPr>
-          <w:p>
-            <w:pPr>
-              <w:spacing w:after="40"/>
-            </w:pPr>
-            <w:r>
-              <w:rPr>
-                <w:b/>
-                <w:bCs/>
-                <w:i w:val="false"/>
-                <w:iCs w:val="false"/>
-                <w:sz w:val="21"/>
-                <w:szCs w:val="21"/>
-              </w:rPr>
-              <w:t xml:space="preserve">Последний раунд / стадия</w:t>
-            </w:r>
-          </w:p>
-        </w:tc>
-        <w:tc>
-          <w:tcPr>
-            <w:tcW w:type="dxa" w:w="6560"/>
-          </w:tcPr>
-          <w:p>
-            <w:pPr>
-              <w:spacing w:after="40"/>
-            </w:pPr>
-            <w:r>
-              <w:rPr>
-                <w:b w:val="false"/>
-                <w:bCs w:val="false"/>
-                <w:i w:val="false"/>
-                <w:iCs w:val="false"/>
-                <w:sz w:val="21"/>
-                <w:szCs w:val="21"/>
-              </w:rPr>
-              <w:t xml:space="preserve">Series F, $1 млрд, закрыт 07.05.2026; лид Coatue (с Sequoia, a16z, IVP, Paradigm, Morgan Stanley, ARK). В переговорах: $750 млн+ по оценке $40 млрд (Sequoia + Wellington).</w:t>
-            </w:r>
-          </w:p>
-        </w:tc>
-      </w:tr>
-      <w:tr>
-        <w:tc>
-          <w:tcPr>
-            <w:tcW w:type="dxa" w:w="2800"/>
-            <w:shd w:fill="F2F2F2" w:val="clear"/>
-          </w:tcPr>
-          <w:p>
-            <w:pPr>
-              <w:spacing w:after="40"/>
-            </w:pPr>
-            <w:r>
-              <w:rPr>
-                <w:b/>
-                <w:bCs/>
-                <w:i w:val="false"/>
-                <w:iCs w:val="false"/>
-                <w:sz w:val="21"/>
-                <w:szCs w:val="21"/>
-              </w:rPr>
-              <w:t xml:space="preserve">Оценка (post-money)</w:t>
-            </w:r>
-          </w:p>
-        </w:tc>
-        <w:tc>
-          <w:tcPr>
-            <w:tcW w:type="dxa" w:w="6560"/>
-          </w:tcPr>
-          <w:p>
-            <w:pPr>
-              <w:spacing w:after="40"/>
-            </w:pPr>
-            <w:r>
-              <w:rPr>
-                <w:b w:val="false"/>
-                <w:bCs w:val="false"/>
-                <w:i w:val="false"/>
-                <w:iCs w:val="false"/>
-                <w:sz w:val="21"/>
-                <w:szCs w:val="21"/>
-              </w:rPr>
-              <w:t xml:space="preserve">$22 млрд.</w:t>
-            </w:r>
-          </w:p>
-        </w:tc>
-      </w:tr>
-      <w:tr>
-        <w:tc>
-          <w:tcPr>
-            <w:tcW w:type="dxa" w:w="2800"/>
-            <w:shd w:fill="F2F2F2" w:val="clear"/>
-          </w:tcPr>
-          <w:p>
-            <w:pPr>
-              <w:spacing w:after="40"/>
-            </w:pPr>
-            <w:r>
-              <w:rPr>
-                <w:b/>
-                <w:bCs/>
-                <w:i w:val="false"/>
-                <w:iCs w:val="false"/>
-                <w:sz w:val="21"/>
-                <w:szCs w:val="21"/>
-              </w:rPr>
-              <w:t xml:space="preserve">Цена входа (индикатив)*</w:t>
-            </w:r>
-          </w:p>
-        </w:tc>
-        <w:tc>
-          <w:tcPr>
-            <w:tcW w:type="dxa" w:w="6560"/>
-          </w:tcPr>
-          <w:p>
-            <w:pPr>
-              <w:spacing w:after="40"/>
-            </w:pPr>
-            <w:r>
-              <w:rPr>
-                <w:b w:val="false"/>
-                <w:bCs w:val="false"/>
-                <w:i w:val="false"/>
-                <w:iCs w:val="false"/>
-                <w:sz w:val="21"/>
-                <w:szCs w:val="21"/>
-              </w:rPr>
-              <w:t xml:space="preserve">≈$24.2 млрд (+10% к Series F); с учётом идущего раунда фактическая цена может быть выше — уточняется по запросу.</w:t>
-            </w:r>
-          </w:p>
-        </w:tc>
-      </w:tr>
-      <w:tr>
-        <w:tc>
-          <w:tcPr>
-            <w:tcW w:type="dxa" w:w="2800"/>
-            <w:shd w:fill="F2F2F2" w:val="clear"/>
-          </w:tcPr>
-          <w:p>
-            <w:pPr>
-              <w:spacing w:after="40"/>
-            </w:pPr>
-            <w:r>
-              <w:rPr>
-                <w:b/>
-                <w:bCs/>
-                <w:i w:val="false"/>
-                <w:iCs w:val="false"/>
-                <w:sz w:val="21"/>
-                <w:szCs w:val="21"/>
-              </w:rPr>
-              <w:t xml:space="preserve">Именитые инвесторы</w:t>
-            </w:r>
-          </w:p>
-        </w:tc>
-        <w:tc>
-          <w:tcPr>
-            <w:tcW w:type="dxa" w:w="6560"/>
-          </w:tcPr>
-          <w:p>
-            <w:pPr>
-              <w:spacing w:after="40"/>
-            </w:pPr>
-            <w:r>
-              <w:rPr>
-                <w:b w:val="false"/>
-                <w:bCs w:val="false"/>
-                <w:i w:val="false"/>
-                <w:iCs w:val="false"/>
-                <w:sz w:val="21"/>
-                <w:szCs w:val="21"/>
-              </w:rPr>
-              <w:t xml:space="preserve">Coatue, Sequoia, Andreessen Horowitz, Paradigm, IVP, Morgan Stanley, ARK Invest, Y Combinator.</w:t>
-            </w:r>
-          </w:p>
-        </w:tc>
-      </w:tr>
-      <w:tr>
-        <w:tc>
-          <w:tcPr>
-            <w:tcW w:type="dxa" w:w="2800"/>
-            <w:shd w:fill="F2F2F2" w:val="clear"/>
-          </w:tcPr>
-          <w:p>
-            <w:pPr>
-              <w:spacing w:after="40"/>
-            </w:pPr>
-            <w:r>
-              <w:rPr>
-                <w:b/>
-                <w:bCs/>
-                <w:i w:val="false"/>
-                <w:iCs w:val="false"/>
-                <w:sz w:val="21"/>
-                <w:szCs w:val="21"/>
-              </w:rPr>
-              <w:t xml:space="preserve">Горизонт</w:t>
-            </w:r>
-          </w:p>
-        </w:tc>
-        <w:tc>
-          <w:tcPr>
-            <w:tcW w:type="dxa" w:w="6560"/>
-          </w:tcPr>
-          <w:p>
-            <w:pPr>
-              <w:spacing w:after="40"/>
-            </w:pPr>
-            <w:r>
-              <w:rPr>
-                <w:b w:val="false"/>
-                <w:bCs w:val="false"/>
-                <w:i w:val="false"/>
-                <w:iCs w:val="false"/>
-                <w:sz w:val="21"/>
-                <w:szCs w:val="21"/>
-              </w:rPr>
-              <w:t xml:space="preserve">1–3 года: IPO ~2027 (раунд по $40 млрд позиционируется как pre-IPO).</w:t>
-            </w:r>
-          </w:p>
-        </w:tc>
-      </w:tr>
-      <w:tr>
-        <w:tc>
-          <w:tcPr>
-            <w:tcW w:type="dxa" w:w="2800"/>
-            <w:shd w:fill="F2F2F2" w:val="clear"/>
-          </w:tcPr>
-          <w:p>
-            <w:pPr>
-              <w:spacing w:after="40"/>
-            </w:pPr>
-            <w:r>
-              <w:rPr>
-                <w:b/>
-                <w:bCs/>
-                <w:i w:val="false"/>
-                <w:iCs w:val="false"/>
-                <w:sz w:val="21"/>
-                <w:szCs w:val="21"/>
-              </w:rPr>
-              <w:t xml:space="preserve">Upside</w:t>
-            </w:r>
-          </w:p>
-        </w:tc>
-        <w:tc>
-          <w:tcPr>
-            <w:tcW w:type="dxa" w:w="6560"/>
-          </w:tcPr>
-          <w:p>
-            <w:pPr>
-              <w:spacing w:after="40"/>
-            </w:pPr>
-            <w:r>
-              <w:rPr>
-                <w:b w:val="false"/>
-                <w:bCs w:val="false"/>
-                <w:i w:val="false"/>
-                <w:iCs w:val="false"/>
-                <w:sz w:val="21"/>
-                <w:szCs w:val="21"/>
-              </w:rPr>
-              <w:t xml:space="preserve">+57% (MOIC 1.6x, IRR ~25%); диапазон 0.7x–3.7x.</w:t>
-            </w:r>
-          </w:p>
-        </w:tc>
-      </w:tr>
-    </w:tbl>
-    <w:p>
-      <w:r>
-        <w:br w:type="page"/>
-      </w:r>
-    </w:p>
-    <w:p>
-      <w:pPr>
-        <w:pStyle w:val="Heading1"/>
-        <w:spacing w:after="120" w:before="240"/>
-      </w:pPr>
-      <w:r>
-        <w:t xml:space="preserve">Методология и оговорки</w:t>
-      </w:r>
-    </w:p>
-    <w:p>
-      <w:pPr>
-        <w:pStyle w:val="ListParagraph"/>
-        <w:numPr>
-          <w:ilvl w:val="0"/>
-          <w:numId w:val="2"/>
-        </w:numPr>
-        <w:spacing w:after="120"/>
-      </w:pPr>
-      <w:r>
-        <w:rPr>
-          <w:b w:val="false"/>
-          <w:bCs w:val="false"/>
-          <w:i w:val="false"/>
-          <w:iCs w:val="false"/>
-          <w:sz w:val="21"/>
-          <w:szCs w:val="21"/>
-        </w:rPr>
-        <w:t xml:space="preserve">Цена входа: индикативно +10% к оценке последнего закрытого раунда (post-money); для Neuralink — по текущей оценке вторичного рынка (~$50 млрд), для 1X — по оценке идущего Series C (~$10 млрд +10%), так как закрытые раунды устарели. Фактическая цена входа зависит от структуры сделки и подтверждается по запросу на момент сделки.</w:t>
-      </w:r>
-    </w:p>
-    <w:p>
-      <w:pPr>
-        <w:pStyle w:val="ListParagraph"/>
-        <w:numPr>
-          <w:ilvl w:val="0"/>
-          <w:numId w:val="2"/>
-        </w:numPr>
-        <w:spacing w:after="120"/>
-      </w:pPr>
-      <w:r>
-        <w:rPr>
-          <w:b w:val="false"/>
-          <w:bCs w:val="false"/>
-          <w:i w:val="false"/>
-          <w:iCs w:val="false"/>
-          <w:sz w:val="21"/>
-          <w:szCs w:val="21"/>
-        </w:rPr>
-        <w:t xml:space="preserve">Upside: два метода — (1) прогнозная выручка в год выхода x EV/Revenue публичных аналогов; (2) рыночные якоря: целевые оценки IPO, раунды в переговорах, вторичный рынок, оценки конкурентов. Три сценария (консервативный/базовый/оптимистичный); в документе приводится базовый. Разводнение, комиссии и дисконт за неликвидность не учтены.</w:t>
-      </w:r>
-    </w:p>
-    <w:p>
-      <w:pPr>
-        <w:pStyle w:val="ListParagraph"/>
-        <w:numPr>
-          <w:ilvl w:val="0"/>
-          <w:numId w:val="2"/>
-        </w:numPr>
-        <w:spacing w:after="120"/>
-      </w:pPr>
-      <w:r>
-        <w:rPr>
-          <w:b w:val="false"/>
-          <w:bCs w:val="false"/>
-          <w:i w:val="false"/>
-          <w:iCs w:val="false"/>
-          <w:sz w:val="21"/>
-          <w:szCs w:val="21"/>
-        </w:rPr>
-        <w:t xml:space="preserve">Данные: публичные источники (Bloomberg, CNBC, TechCrunch, Reuters, Sacra, Forge, Caplight и др.) на 21.08.2026; данные по частным компаниям могут отличаться от фактических.</w:t>
+        <w:t xml:space="preserve">Данные: публичные источники (Bloomberg, CNBC, TechCrunch, Reuters, Sacra, Forge, Caplight и др.) на 24.08.2026; данные по частным компаниям могут отличаться от фактических.</w:t>
       </w:r>
     </w:p>
     <w:p>

--- a/investment-pipeline/Veligera_Pipeline_Draft.docx
+++ b/investment-pipeline/Veligera_Pipeline_Draft.docx
@@ -44,7 +44,7 @@
           <w:sz w:val="21"/>
           <w:szCs w:val="21"/>
         </w:rPr>
-        <w:t xml:space="preserve">* Цена на вторичном рынке — индикативный диапазон: котировки площадок (Forge, Caplight, Nasdaq Private Market) и оценки идущих раундов. Реальная цена определяется на момент сделки и предоставляется по запросу.</w:t>
+        <w:t xml:space="preserve">* Цена на вторичном рынке — индикативный диапазон: премия 8–15% к оценке последнего раунда. Реальная цена определяется на момент сделки и предоставляется по запросу.</w:t>
       </w:r>
     </w:p>
     <w:p>
@@ -53,7 +53,7 @@
         <w:spacing w:after="120" w:before="240"/>
       </w:pPr>
       <w:r>
-        <w:t xml:space="preserve">Сводка пайплайна</w:t>
+        <w:t xml:space="preserve">Сводка pipeline</w:t>
       </w:r>
     </w:p>
     <w:tbl>
@@ -69,17 +69,17 @@
         </w:tblBorders>
       </w:tblPr>
       <w:tblGrid>
-        <w:gridCol w:w="1780"/>
-        <w:gridCol w:w="1900"/>
-        <w:gridCol w:w="1420"/>
-        <w:gridCol w:w="1420"/>
-        <w:gridCol w:w="1740"/>
-        <w:gridCol w:w="1100"/>
+        <w:gridCol w:w="1700"/>
+        <w:gridCol w:w="1800"/>
+        <w:gridCol w:w="1400"/>
+        <w:gridCol w:w="1500"/>
+        <w:gridCol w:w="1660"/>
+        <w:gridCol w:w="1300"/>
       </w:tblGrid>
       <w:tr>
         <w:tc>
           <w:tcPr>
-            <w:tcW w:type="dxa" w:w="1780"/>
+            <w:tcW w:type="dxa" w:w="1700"/>
             <w:shd w:fill="1F3864" w:val="clear"/>
           </w:tcPr>
           <w:p>
@@ -100,7 +100,7 @@
         </w:tc>
         <w:tc>
           <w:tcPr>
-            <w:tcW w:type="dxa" w:w="1900"/>
+            <w:tcW w:type="dxa" w:w="1800"/>
             <w:shd w:fill="1F3864" w:val="clear"/>
           </w:tcPr>
           <w:p>
@@ -121,7 +121,7 @@
         </w:tc>
         <w:tc>
           <w:tcPr>
-            <w:tcW w:type="dxa" w:w="1420"/>
+            <w:tcW w:type="dxa" w:w="1400"/>
             <w:shd w:fill="1F3864" w:val="clear"/>
           </w:tcPr>
           <w:p>
@@ -142,7 +142,7 @@
         </w:tc>
         <w:tc>
           <w:tcPr>
-            <w:tcW w:type="dxa" w:w="1420"/>
+            <w:tcW w:type="dxa" w:w="1500"/>
             <w:shd w:fill="1F3864" w:val="clear"/>
           </w:tcPr>
           <w:p>
@@ -163,7 +163,7 @@
         </w:tc>
         <w:tc>
           <w:tcPr>
-            <w:tcW w:type="dxa" w:w="1740"/>
+            <w:tcW w:type="dxa" w:w="1660"/>
             <w:shd w:fill="1F3864" w:val="clear"/>
           </w:tcPr>
           <w:p>
@@ -184,7 +184,7 @@
         </w:tc>
         <w:tc>
           <w:tcPr>
-            <w:tcW w:type="dxa" w:w="1100"/>
+            <w:tcW w:type="dxa" w:w="1300"/>
             <w:shd w:fill="1F3864" w:val="clear"/>
           </w:tcPr>
           <w:p>
@@ -199,15 +199,15 @@
                 <w:sz w:val="19"/>
                 <w:szCs w:val="19"/>
               </w:rPr>
-              <w:t xml:space="preserve">Upside</w:t>
-            </w:r>
-          </w:p>
-        </w:tc>
-      </w:tr>
-      <w:tr>
-        <w:tc>
-          <w:tcPr>
-            <w:tcW w:type="dxa" w:w="1780"/>
+              <w:t xml:space="preserve">Доходность инвестора</w:t>
+            </w:r>
+          </w:p>
+        </w:tc>
+      </w:tr>
+      <w:tr>
+        <w:tc>
+          <w:tcPr>
+            <w:tcW w:type="dxa" w:w="1700"/>
           </w:tcPr>
           <w:p>
             <w:pPr>
@@ -226,7 +226,7 @@
         </w:tc>
         <w:tc>
           <w:tcPr>
-            <w:tcW w:type="dxa" w:w="1900"/>
+            <w:tcW w:type="dxa" w:w="1800"/>
           </w:tcPr>
           <w:p>
             <w:pPr>
@@ -245,7 +245,7 @@
         </w:tc>
         <w:tc>
           <w:tcPr>
-            <w:tcW w:type="dxa" w:w="1420"/>
+            <w:tcW w:type="dxa" w:w="1400"/>
           </w:tcPr>
           <w:p>
             <w:pPr>
@@ -264,7 +264,7 @@
         </w:tc>
         <w:tc>
           <w:tcPr>
-            <w:tcW w:type="dxa" w:w="1420"/>
+            <w:tcW w:type="dxa" w:w="1500"/>
           </w:tcPr>
           <w:p>
             <w:pPr>
@@ -277,13 +277,13 @@
                 <w:sz w:val="19"/>
                 <w:szCs w:val="19"/>
               </w:rPr>
-              <w:t xml:space="preserve">850–950</w:t>
-            </w:r>
-          </w:p>
-        </w:tc>
-        <w:tc>
-          <w:tcPr>
-            <w:tcW w:type="dxa" w:w="1740"/>
+              <w:t xml:space="preserve">920–980</w:t>
+            </w:r>
+          </w:p>
+        </w:tc>
+        <w:tc>
+          <w:tcPr>
+            <w:tcW w:type="dxa" w:w="1660"/>
           </w:tcPr>
           <w:p>
             <w:pPr>
@@ -302,7 +302,7 @@
         </w:tc>
         <w:tc>
           <w:tcPr>
-            <w:tcW w:type="dxa" w:w="1100"/>
+            <w:tcW w:type="dxa" w:w="1300"/>
           </w:tcPr>
           <w:p>
             <w:pPr>
@@ -315,15 +315,15 @@
                 <w:sz w:val="19"/>
                 <w:szCs w:val="19"/>
               </w:rPr>
-              <w:t xml:space="preserve">+106%</w:t>
-            </w:r>
-          </w:p>
-        </w:tc>
-      </w:tr>
-      <w:tr>
-        <w:tc>
-          <w:tcPr>
-            <w:tcW w:type="dxa" w:w="1780"/>
+              <w:t xml:space="preserve">2.0x · IRR 40%</w:t>
+            </w:r>
+          </w:p>
+        </w:tc>
+      </w:tr>
+      <w:tr>
+        <w:tc>
+          <w:tcPr>
+            <w:tcW w:type="dxa" w:w="1700"/>
           </w:tcPr>
           <w:p>
             <w:pPr>
@@ -342,7 +342,7 @@
         </w:tc>
         <w:tc>
           <w:tcPr>
-            <w:tcW w:type="dxa" w:w="1900"/>
+            <w:tcW w:type="dxa" w:w="1800"/>
           </w:tcPr>
           <w:p>
             <w:pPr>
@@ -361,7 +361,7 @@
         </w:tc>
         <w:tc>
           <w:tcPr>
-            <w:tcW w:type="dxa" w:w="1420"/>
+            <w:tcW w:type="dxa" w:w="1400"/>
           </w:tcPr>
           <w:p>
             <w:pPr>
@@ -380,7 +380,7 @@
         </w:tc>
         <w:tc>
           <w:tcPr>
-            <w:tcW w:type="dxa" w:w="1420"/>
+            <w:tcW w:type="dxa" w:w="1500"/>
           </w:tcPr>
           <w:p>
             <w:pPr>
@@ -393,13 +393,13 @@
                 <w:sz w:val="19"/>
                 <w:szCs w:val="19"/>
               </w:rPr>
-              <w:t xml:space="preserve">36–44</w:t>
-            </w:r>
-          </w:p>
-        </w:tc>
-        <w:tc>
-          <w:tcPr>
-            <w:tcW w:type="dxa" w:w="1740"/>
+              <w:t xml:space="preserve">42–45</w:t>
+            </w:r>
+          </w:p>
+        </w:tc>
+        <w:tc>
+          <w:tcPr>
+            <w:tcW w:type="dxa" w:w="1660"/>
           </w:tcPr>
           <w:p>
             <w:pPr>
@@ -418,7 +418,7 @@
         </w:tc>
         <w:tc>
           <w:tcPr>
-            <w:tcW w:type="dxa" w:w="1100"/>
+            <w:tcW w:type="dxa" w:w="1300"/>
           </w:tcPr>
           <w:p>
             <w:pPr>
@@ -431,15 +431,15 @@
                 <w:sz w:val="19"/>
                 <w:szCs w:val="19"/>
               </w:rPr>
-              <w:t xml:space="preserve">+200%</w:t>
-            </w:r>
-          </w:p>
-        </w:tc>
-      </w:tr>
-      <w:tr>
-        <w:tc>
-          <w:tcPr>
-            <w:tcW w:type="dxa" w:w="1780"/>
+              <w:t xml:space="preserve">2.8x · IRR 40%</w:t>
+            </w:r>
+          </w:p>
+        </w:tc>
+      </w:tr>
+      <w:tr>
+        <w:tc>
+          <w:tcPr>
+            <w:tcW w:type="dxa" w:w="1700"/>
           </w:tcPr>
           <w:p>
             <w:pPr>
@@ -458,7 +458,7 @@
         </w:tc>
         <w:tc>
           <w:tcPr>
-            <w:tcW w:type="dxa" w:w="1900"/>
+            <w:tcW w:type="dxa" w:w="1800"/>
           </w:tcPr>
           <w:p>
             <w:pPr>
@@ -477,7 +477,7 @@
         </w:tc>
         <w:tc>
           <w:tcPr>
-            <w:tcW w:type="dxa" w:w="1420"/>
+            <w:tcW w:type="dxa" w:w="1400"/>
           </w:tcPr>
           <w:p>
             <w:pPr>
@@ -496,7 +496,7 @@
         </w:tc>
         <w:tc>
           <w:tcPr>
-            <w:tcW w:type="dxa" w:w="1420"/>
+            <w:tcW w:type="dxa" w:w="1500"/>
           </w:tcPr>
           <w:p>
             <w:pPr>
@@ -509,13 +509,13 @@
                 <w:sz w:val="19"/>
                 <w:szCs w:val="19"/>
               </w:rPr>
-              <w:t xml:space="preserve">10–13</w:t>
-            </w:r>
-          </w:p>
-        </w:tc>
-        <w:tc>
-          <w:tcPr>
-            <w:tcW w:type="dxa" w:w="1740"/>
+              <w:t xml:space="preserve">10.8–11.5</w:t>
+            </w:r>
+          </w:p>
+        </w:tc>
+        <w:tc>
+          <w:tcPr>
+            <w:tcW w:type="dxa" w:w="1660"/>
           </w:tcPr>
           <w:p>
             <w:pPr>
@@ -534,7 +534,7 @@
         </w:tc>
         <w:tc>
           <w:tcPr>
-            <w:tcW w:type="dxa" w:w="1100"/>
+            <w:tcW w:type="dxa" w:w="1300"/>
           </w:tcPr>
           <w:p>
             <w:pPr>
@@ -547,15 +547,15 @@
                 <w:sz w:val="19"/>
                 <w:szCs w:val="19"/>
               </w:rPr>
-              <w:t xml:space="preserve">+422%</w:t>
-            </w:r>
-          </w:p>
-        </w:tc>
-      </w:tr>
-      <w:tr>
-        <w:tc>
-          <w:tcPr>
-            <w:tcW w:type="dxa" w:w="1780"/>
+              <w:t xml:space="preserve">5.4x · IRR 52%</w:t>
+            </w:r>
+          </w:p>
+        </w:tc>
+      </w:tr>
+      <w:tr>
+        <w:tc>
+          <w:tcPr>
+            <w:tcW w:type="dxa" w:w="1700"/>
           </w:tcPr>
           <w:p>
             <w:pPr>
@@ -574,7 +574,7 @@
         </w:tc>
         <w:tc>
           <w:tcPr>
-            <w:tcW w:type="dxa" w:w="1900"/>
+            <w:tcW w:type="dxa" w:w="1800"/>
           </w:tcPr>
           <w:p>
             <w:pPr>
@@ -593,7 +593,7 @@
         </w:tc>
         <w:tc>
           <w:tcPr>
-            <w:tcW w:type="dxa" w:w="1420"/>
+            <w:tcW w:type="dxa" w:w="1400"/>
           </w:tcPr>
           <w:p>
             <w:pPr>
@@ -612,7 +612,7 @@
         </w:tc>
         <w:tc>
           <w:tcPr>
-            <w:tcW w:type="dxa" w:w="1420"/>
+            <w:tcW w:type="dxa" w:w="1500"/>
           </w:tcPr>
           <w:p>
             <w:pPr>
@@ -625,13 +625,13 @@
                 <w:sz w:val="19"/>
                 <w:szCs w:val="19"/>
               </w:rPr>
-              <w:t xml:space="preserve">18–24</w:t>
-            </w:r>
-          </w:p>
-        </w:tc>
-        <w:tc>
-          <w:tcPr>
-            <w:tcW w:type="dxa" w:w="1740"/>
+              <w:t xml:space="preserve">16.2–17.3</w:t>
+            </w:r>
+          </w:p>
+        </w:tc>
+        <w:tc>
+          <w:tcPr>
+            <w:tcW w:type="dxa" w:w="1660"/>
           </w:tcPr>
           <w:p>
             <w:pPr>
@@ -650,7 +650,7 @@
         </w:tc>
         <w:tc>
           <w:tcPr>
-            <w:tcW w:type="dxa" w:w="1100"/>
+            <w:tcW w:type="dxa" w:w="1300"/>
           </w:tcPr>
           <w:p>
             <w:pPr>
@@ -663,15 +663,15 @@
                 <w:sz w:val="19"/>
                 <w:szCs w:val="19"/>
               </w:rPr>
-              <w:t xml:space="preserve">+329%</w:t>
-            </w:r>
-          </w:p>
-        </w:tc>
-      </w:tr>
-      <w:tr>
-        <w:tc>
-          <w:tcPr>
-            <w:tcW w:type="dxa" w:w="1780"/>
+              <w:t xml:space="preserve">5.4x · IRR 75%</w:t>
+            </w:r>
+          </w:p>
+        </w:tc>
+      </w:tr>
+      <w:tr>
+        <w:tc>
+          <w:tcPr>
+            <w:tcW w:type="dxa" w:w="1700"/>
           </w:tcPr>
           <w:p>
             <w:pPr>
@@ -690,7 +690,7 @@
         </w:tc>
         <w:tc>
           <w:tcPr>
-            <w:tcW w:type="dxa" w:w="1900"/>
+            <w:tcW w:type="dxa" w:w="1800"/>
           </w:tcPr>
           <w:p>
             <w:pPr>
@@ -709,7 +709,7 @@
         </w:tc>
         <w:tc>
           <w:tcPr>
-            <w:tcW w:type="dxa" w:w="1420"/>
+            <w:tcW w:type="dxa" w:w="1400"/>
           </w:tcPr>
           <w:p>
             <w:pPr>
@@ -728,7 +728,7 @@
         </w:tc>
         <w:tc>
           <w:tcPr>
-            <w:tcW w:type="dxa" w:w="1420"/>
+            <w:tcW w:type="dxa" w:w="1500"/>
           </w:tcPr>
           <w:p>
             <w:pPr>
@@ -741,13 +741,13 @@
                 <w:sz w:val="19"/>
                 <w:szCs w:val="19"/>
               </w:rPr>
-              <w:t xml:space="preserve">28–40</w:t>
-            </w:r>
-          </w:p>
-        </w:tc>
-        <w:tc>
-          <w:tcPr>
-            <w:tcW w:type="dxa" w:w="1740"/>
+              <w:t xml:space="preserve">23.8–25.3</w:t>
+            </w:r>
+          </w:p>
+        </w:tc>
+        <w:tc>
+          <w:tcPr>
+            <w:tcW w:type="dxa" w:w="1660"/>
           </w:tcPr>
           <w:p>
             <w:pPr>
@@ -766,7 +766,7 @@
         </w:tc>
         <w:tc>
           <w:tcPr>
-            <w:tcW w:type="dxa" w:w="1100"/>
+            <w:tcW w:type="dxa" w:w="1300"/>
           </w:tcPr>
           <w:p>
             <w:pPr>
@@ -779,15 +779,15 @@
                 <w:sz w:val="19"/>
                 <w:szCs w:val="19"/>
               </w:rPr>
-              <w:t xml:space="preserve">+253%</w:t>
-            </w:r>
-          </w:p>
-        </w:tc>
-      </w:tr>
-      <w:tr>
-        <w:tc>
-          <w:tcPr>
-            <w:tcW w:type="dxa" w:w="1780"/>
+              <w:t xml:space="preserve">4.9x · IRR 89%</w:t>
+            </w:r>
+          </w:p>
+        </w:tc>
+      </w:tr>
+      <w:tr>
+        <w:tc>
+          <w:tcPr>
+            <w:tcW w:type="dxa" w:w="1700"/>
           </w:tcPr>
           <w:p>
             <w:pPr>
@@ -806,7 +806,7 @@
         </w:tc>
         <w:tc>
           <w:tcPr>
-            <w:tcW w:type="dxa" w:w="1900"/>
+            <w:tcW w:type="dxa" w:w="1800"/>
           </w:tcPr>
           <w:p>
             <w:pPr>
@@ -825,7 +825,7 @@
         </w:tc>
         <w:tc>
           <w:tcPr>
-            <w:tcW w:type="dxa" w:w="1420"/>
+            <w:tcW w:type="dxa" w:w="1400"/>
           </w:tcPr>
           <w:p>
             <w:pPr>
@@ -844,7 +844,7 @@
         </w:tc>
         <w:tc>
           <w:tcPr>
-            <w:tcW w:type="dxa" w:w="1420"/>
+            <w:tcW w:type="dxa" w:w="1500"/>
           </w:tcPr>
           <w:p>
             <w:pPr>
@@ -857,13 +857,13 @@
                 <w:sz w:val="19"/>
                 <w:szCs w:val="19"/>
               </w:rPr>
-              <w:t xml:space="preserve">3–5</w:t>
-            </w:r>
-          </w:p>
-        </w:tc>
-        <w:tc>
-          <w:tcPr>
-            <w:tcW w:type="dxa" w:w="1740"/>
+              <w:t xml:space="preserve">3.8–4.0</w:t>
+            </w:r>
+          </w:p>
+        </w:tc>
+        <w:tc>
+          <w:tcPr>
+            <w:tcW w:type="dxa" w:w="1660"/>
           </w:tcPr>
           <w:p>
             <w:pPr>
@@ -882,7 +882,7 @@
         </w:tc>
         <w:tc>
           <w:tcPr>
-            <w:tcW w:type="dxa" w:w="1100"/>
+            <w:tcW w:type="dxa" w:w="1300"/>
           </w:tcPr>
           <w:p>
             <w:pPr>
@@ -895,15 +895,15 @@
                 <w:sz w:val="19"/>
                 <w:szCs w:val="19"/>
               </w:rPr>
-              <w:t xml:space="preserve">+682%</w:t>
-            </w:r>
-          </w:p>
-        </w:tc>
-      </w:tr>
-      <w:tr>
-        <w:tc>
-          <w:tcPr>
-            <w:tcW w:type="dxa" w:w="1780"/>
+              <w:t xml:space="preserve">8.0x · IRR 100%</w:t>
+            </w:r>
+          </w:p>
+        </w:tc>
+      </w:tr>
+      <w:tr>
+        <w:tc>
+          <w:tcPr>
+            <w:tcW w:type="dxa" w:w="1700"/>
           </w:tcPr>
           <w:p>
             <w:pPr>
@@ -922,7 +922,7 @@
         </w:tc>
         <w:tc>
           <w:tcPr>
-            <w:tcW w:type="dxa" w:w="1900"/>
+            <w:tcW w:type="dxa" w:w="1800"/>
           </w:tcPr>
           <w:p>
             <w:pPr>
@@ -935,13 +935,13 @@
                 <w:sz w:val="19"/>
                 <w:szCs w:val="19"/>
               </w:rPr>
-              <w:t xml:space="preserve">Данные и ИИ</w:t>
-            </w:r>
-          </w:p>
-        </w:tc>
-        <w:tc>
-          <w:tcPr>
-            <w:tcW w:type="dxa" w:w="1420"/>
+              <w:t xml:space="preserve">Платформа данных и ИИ</w:t>
+            </w:r>
+          </w:p>
+        </w:tc>
+        <w:tc>
+          <w:tcPr>
+            <w:tcW w:type="dxa" w:w="1400"/>
           </w:tcPr>
           <w:p>
             <w:pPr>
@@ -960,7 +960,7 @@
         </w:tc>
         <w:tc>
           <w:tcPr>
-            <w:tcW w:type="dxa" w:w="1420"/>
+            <w:tcW w:type="dxa" w:w="1500"/>
           </w:tcPr>
           <w:p>
             <w:pPr>
@@ -973,13 +973,13 @@
                 <w:sz w:val="19"/>
                 <w:szCs w:val="19"/>
               </w:rPr>
-              <w:t xml:space="preserve">190–220</w:t>
-            </w:r>
-          </w:p>
-        </w:tc>
-        <w:tc>
-          <w:tcPr>
-            <w:tcW w:type="dxa" w:w="1740"/>
+              <w:t xml:space="preserve">205–219</w:t>
+            </w:r>
+          </w:p>
+        </w:tc>
+        <w:tc>
+          <w:tcPr>
+            <w:tcW w:type="dxa" w:w="1660"/>
           </w:tcPr>
           <w:p>
             <w:pPr>
@@ -998,7 +998,7 @@
         </w:tc>
         <w:tc>
           <w:tcPr>
-            <w:tcW w:type="dxa" w:w="1100"/>
+            <w:tcW w:type="dxa" w:w="1300"/>
           </w:tcPr>
           <w:p>
             <w:pPr>
@@ -1011,7 +1011,7 @@
                 <w:sz w:val="19"/>
                 <w:szCs w:val="19"/>
               </w:rPr>
-              <w:t xml:space="preserve">+95%</w:t>
+              <w:t xml:space="preserve">1.9x · IRR 37%</w:t>
             </w:r>
           </w:p>
         </w:tc>
@@ -1046,7 +1046,7 @@
           <w:sz w:val="19"/>
           <w:szCs w:val="19"/>
         </w:rPr>
-        <w:t xml:space="preserve">Upside — целевой сценарий: среднее двух методов оценки (мультипликаторы выручки публичных аналогов и рыночные якоря) от середины диапазона вторичного рынка. Консервативный и оптимистичный сценарии — в Excel-модели.</w:t>
+        <w:t xml:space="preserve">Доходность рассчитана по базовому сценарию: за оценку на выходе взято среднее двух методов — мультипликаторы выручки публичных аналогов и рыночные якоря, — а за цену покупки середина диапазона вторичного рынка. Консервативный и оптимистичный сценарии — в Excel-модели.</w:t>
       </w:r>
     </w:p>
     <w:p>
@@ -1111,7 +1111,7 @@
         <w:spacing w:after="80" w:before="160"/>
       </w:pPr>
       <w:r>
-        <w:t xml:space="preserve">В чём дизрапт: уникальность и отличие от конкурентов</w:t>
+        <w:t xml:space="preserve">В чём преимущество</w:t>
       </w:r>
     </w:p>
     <w:p>
@@ -1266,7 +1266,7 @@
                 <w:sz w:val="21"/>
                 <w:szCs w:val="21"/>
               </w:rPr>
-              <w:t xml:space="preserve">Последний раунд / стадия</w:t>
+              <w:t xml:space="preserve">Последний раунд</w:t>
             </w:r>
           </w:p>
         </w:tc>
@@ -1287,7 +1287,7 @@
                 <w:sz w:val="21"/>
                 <w:szCs w:val="21"/>
               </w:rPr>
-              <w:t xml:space="preserve">$122 млрд (крупнейший частный раунд в истории), закрыт 31.03.2026; со-лид SoftBank. Стадия: Pre-IPO, заявка на IPO подана.</w:t>
+              <w:t xml:space="preserve">$122 млрд (крупнейший частный раунд в истории), закрыт 31.03.2026; со-лид SoftBank. Заявка на IPO подана (июнь 2026).</w:t>
             </w:r>
           </w:p>
         </w:tc>
@@ -1377,7 +1377,7 @@
                 <w:sz w:val="21"/>
                 <w:szCs w:val="21"/>
               </w:rPr>
-              <w:t xml:space="preserve">$850–950 млрд. Вторичные сделки перед IPO идут с премией к раунду.</w:t>
+              <w:t xml:space="preserve">$920–980 млрд — премия 8–15% к оценке раунда. Вторичные сделки перед IPO идут с премией.</w:t>
             </w:r>
           </w:p>
         </w:tc>
@@ -1491,7 +1491,7 @@
                 <w:sz w:val="21"/>
                 <w:szCs w:val="21"/>
               </w:rPr>
-              <w:t xml:space="preserve">Upside (целевой сценарий)</w:t>
+              <w:t xml:space="preserve">Доходность инвестора</w:t>
             </w:r>
           </w:p>
         </w:tc>
@@ -1512,7 +1512,7 @@
                 <w:sz w:val="21"/>
                 <w:szCs w:val="21"/>
               </w:rPr>
-              <w:t xml:space="preserve">+106% (MOIC 2.1x, IRR ~43%) при выходе на $1.85 трлн. Диапазон сценариев 1.1x–3.4x.</w:t>
+              <w:t xml:space="preserve">2.0x при выходе на $1.85 трлн, IRR ~40% (upside +95%). Диапазон сценариев 1.1x–3.2x.</w:t>
             </w:r>
           </w:p>
         </w:tc>
@@ -1580,7 +1580,7 @@
         <w:spacing w:after="80" w:before="160"/>
       </w:pPr>
       <w:r>
-        <w:t xml:space="preserve">В чём дизрапт: уникальность и отличие от конкурентов</w:t>
+        <w:t xml:space="preserve">В чём преимущество</w:t>
       </w:r>
     </w:p>
     <w:p>
@@ -1735,7 +1735,7 @@
                 <w:sz w:val="21"/>
                 <w:szCs w:val="21"/>
               </w:rPr>
-              <w:t xml:space="preserve">Последний раунд / стадия</w:t>
+              <w:t xml:space="preserve">Последний раунд</w:t>
             </w:r>
           </w:p>
         </w:tc>
@@ -1756,7 +1756,7 @@
                 <w:sz w:val="21"/>
                 <w:szCs w:val="21"/>
               </w:rPr>
-              <w:t xml:space="preserve">Series C, &gt;$1 млрд, закрыт 16.09.2025; лид Parkway Venture Capital. Стадия: growth.</w:t>
+              <w:t xml:space="preserve">Series C, &gt;$1 млрд, закрыт 16.09.2025; лид Parkway Venture Capital.</w:t>
             </w:r>
           </w:p>
         </w:tc>
@@ -1846,7 +1846,7 @@
                 <w:sz w:val="21"/>
                 <w:szCs w:val="21"/>
               </w:rPr>
-              <w:t xml:space="preserve">$36–44 млрд. Forge: $174.00/акция (август 2026) — торгуется вблизи отметки Series C.</w:t>
+              <w:t xml:space="preserve">$42–45 млрд — премия 8–15% к оценке Series C. Forge: $174.00/акция (август 2026).</w:t>
             </w:r>
           </w:p>
         </w:tc>
@@ -1960,7 +1960,7 @@
                 <w:sz w:val="21"/>
                 <w:szCs w:val="21"/>
               </w:rPr>
-              <w:t xml:space="preserve">Upside (целевой сценарий)</w:t>
+              <w:t xml:space="preserve">Доходность инвестора</w:t>
             </w:r>
           </w:p>
         </w:tc>
@@ -1981,7 +1981,7 @@
                 <w:sz w:val="21"/>
                 <w:szCs w:val="21"/>
               </w:rPr>
-              <w:t xml:space="preserve">+200% (MOIC 3.0x, IRR ~44%) при выходе на $120 млрд. Диапазон 1.0x–5.4x.</w:t>
+              <w:t xml:space="preserve">2.8x при выходе на $120 млрд, IRR ~40% (upside +176%). Диапазон 0.9x–5.0x.</w:t>
             </w:r>
           </w:p>
         </w:tc>
@@ -2049,7 +2049,7 @@
         <w:spacing w:after="80" w:before="160"/>
       </w:pPr>
       <w:r>
-        <w:t xml:space="preserve">В чём дизрапт: уникальность и отличие от конкурентов</w:t>
+        <w:t xml:space="preserve">В чём преимущество</w:t>
       </w:r>
     </w:p>
     <w:p>
@@ -2204,7 +2204,7 @@
                 <w:sz w:val="21"/>
                 <w:szCs w:val="21"/>
               </w:rPr>
-              <w:t xml:space="preserve">Последний раунд / стадия</w:t>
+              <w:t xml:space="preserve">Последний раунд</w:t>
             </w:r>
           </w:p>
         </w:tc>
@@ -2315,7 +2315,7 @@
                 <w:sz w:val="21"/>
                 <w:szCs w:val="21"/>
               </w:rPr>
-              <w:t xml:space="preserve">$10–13 млрд. Цена определяется идущим Series C (~$10 млрд) и вторичным рынком (Nasdaq Private Market ~$662/акция, июль 2026).</w:t>
+              <w:t xml:space="preserve">$10.8–11.5 млрд — премия 8–15% к оценке идущего Series C (~$10 млрд), так как раунд января 2024 устарел. Nasdaq Private Market: ~$662/акция (июль 2026).</w:t>
             </w:r>
           </w:p>
         </w:tc>
@@ -2429,7 +2429,7 @@
                 <w:sz w:val="21"/>
                 <w:szCs w:val="21"/>
               </w:rPr>
-              <w:t xml:space="preserve">Upside (целевой сценарий)</w:t>
+              <w:t xml:space="preserve">Доходность инвестора</w:t>
             </w:r>
           </w:p>
         </w:tc>
@@ -2450,7 +2450,7 @@
                 <w:sz w:val="21"/>
                 <w:szCs w:val="21"/>
               </w:rPr>
-              <w:t xml:space="preserve">+422% (MOIC 5.2x, IRR ~51%) при выходе на $60 млрд. Диапазон 0.9x–11.7x.</w:t>
+              <w:t xml:space="preserve">5.4x при выходе на $60 млрд, IRR ~52% (upside +438%). Диапазон 0.9x–12.1x.</w:t>
             </w:r>
           </w:p>
         </w:tc>
@@ -2518,7 +2518,7 @@
         <w:spacing w:after="80" w:before="160"/>
       </w:pPr>
       <w:r>
-        <w:t xml:space="preserve">В чём дизрапт: уникальность и отличие от конкурентов</w:t>
+        <w:t xml:space="preserve">В чём преимущество</w:t>
       </w:r>
     </w:p>
     <w:p>
@@ -2673,7 +2673,7 @@
                 <w:sz w:val="21"/>
                 <w:szCs w:val="21"/>
               </w:rPr>
-              <w:t xml:space="preserve">Последний раунд / стадия</w:t>
+              <w:t xml:space="preserve">Последний раунд</w:t>
             </w:r>
           </w:p>
         </w:tc>
@@ -2694,7 +2694,7 @@
                 <w:sz w:val="21"/>
                 <w:szCs w:val="21"/>
               </w:rPr>
-              <w:t xml:space="preserve">≈$1 млрд, закрыт в апреле 2026 (новые инвесторы D.E. Shaw, G Squared; ICE добавила $600 млн). Стадия: growth / pre-IPO.</w:t>
+              <w:t xml:space="preserve">≈$1 млрд, закрыт в апреле 2026 (новые инвесторы D.E. Shaw, G Squared; ICE добавила $600 млн).</w:t>
             </w:r>
           </w:p>
         </w:tc>
@@ -2784,7 +2784,7 @@
                 <w:sz w:val="21"/>
                 <w:szCs w:val="21"/>
               </w:rPr>
-              <w:t xml:space="preserve">$18–24 млрд. Раунд по оценке выше $20 млрд в переговорах (Bloomberg/CNBC, август 2026).</w:t>
+              <w:t xml:space="preserve">$16.2–17.3 млрд — премия 8–15% к оценке раунда. Для справки: раунд по оценке выше $20 млрд в переговорах (Bloomberg/CNBC, август 2026).</w:t>
             </w:r>
           </w:p>
         </w:tc>
@@ -2898,7 +2898,7 @@
                 <w:sz w:val="21"/>
                 <w:szCs w:val="21"/>
               </w:rPr>
-              <w:t xml:space="preserve">Upside (целевой сценарий)</w:t>
+              <w:t xml:space="preserve">Доходность инвестора</w:t>
             </w:r>
           </w:p>
         </w:tc>
@@ -2919,7 +2919,7 @@
                 <w:sz w:val="21"/>
                 <w:szCs w:val="21"/>
               </w:rPr>
-              <w:t xml:space="preserve">+329% (MOIC 4.3x, IRR ~62%) при выходе на $90 млрд. Диапазон 1.0x–8.6x.</w:t>
+              <w:t xml:space="preserve">5.4x при выходе на $90 млрд, IRR ~75% (upside +438%). Диапазон 1.3x–10.8x.</w:t>
             </w:r>
           </w:p>
         </w:tc>
@@ -2987,7 +2987,7 @@
         <w:spacing w:after="80" w:before="160"/>
       </w:pPr>
       <w:r>
-        <w:t xml:space="preserve">В чём дизрапт: уникальность и отличие от конкурентов</w:t>
+        <w:t xml:space="preserve">В чём преимущество</w:t>
       </w:r>
     </w:p>
     <w:p>
@@ -3142,7 +3142,7 @@
                 <w:sz w:val="21"/>
                 <w:szCs w:val="21"/>
               </w:rPr>
-              <w:t xml:space="preserve">Последний раунд / стадия</w:t>
+              <w:t xml:space="preserve">Последний раунд</w:t>
             </w:r>
           </w:p>
         </w:tc>
@@ -3253,7 +3253,7 @@
                 <w:sz w:val="21"/>
                 <w:szCs w:val="21"/>
               </w:rPr>
-              <w:t xml:space="preserve">$28–40 млрд. Sequoia и Wellington обсуждают раунд $750 млн+ по оценке $40 млрд (CoinDesk, август 2026).</w:t>
+              <w:t xml:space="preserve">$23.8–25.3 млрд — премия 8–15% к оценке Series F. Для справки: Sequoia и Wellington обсуждают раунд по оценке $40 млрд (CoinDesk, август 2026).</w:t>
             </w:r>
           </w:p>
         </w:tc>
@@ -3367,7 +3367,7 @@
                 <w:sz w:val="21"/>
                 <w:szCs w:val="21"/>
               </w:rPr>
-              <w:t xml:space="preserve">Upside (целевой сценарий)</w:t>
+              <w:t xml:space="preserve">Доходность инвестора</w:t>
             </w:r>
           </w:p>
         </w:tc>
@@ -3388,7 +3388,7 @@
                 <w:sz w:val="21"/>
                 <w:szCs w:val="21"/>
               </w:rPr>
-              <w:t xml:space="preserve">+253% (MOIC 3.5x, IRR ~66%) при выходе на $120 млрд. Диапазон 1.2x–6.6x.</w:t>
+              <w:t xml:space="preserve">4.9x при выходе на $120 млрд, IRR ~89% (upside +389%). Диапазон 1.6x–9.1x.</w:t>
             </w:r>
           </w:p>
         </w:tc>
@@ -3456,7 +3456,7 @@
         <w:spacing w:after="80" w:before="160"/>
       </w:pPr>
       <w:r>
-        <w:t xml:space="preserve">В чём дизрапт: уникальность и отличие от конкурентов</w:t>
+        <w:t xml:space="preserve">В чём преимущество</w:t>
       </w:r>
     </w:p>
     <w:p>
@@ -3611,7 +3611,7 @@
                 <w:sz w:val="21"/>
                 <w:szCs w:val="21"/>
               </w:rPr>
-              <w:t xml:space="preserve">Последний раунд / стадия</w:t>
+              <w:t xml:space="preserve">Последний раунд</w:t>
             </w:r>
           </w:p>
         </w:tc>
@@ -3722,7 +3722,7 @@
                 <w:sz w:val="21"/>
                 <w:szCs w:val="21"/>
               </w:rPr>
-              <w:t xml:space="preserve">$3–5 млрд. В переговорах раунд ~$750 млн двумя траншами по оценкам ~$3.5 и ~$5 млрд (Bloomberg, июль 2026).</w:t>
+              <w:t xml:space="preserve">$3.8–4.0 млрд — премия 8–15% к оценке идущего раунда (первый транш ~$3.5 млрд, Bloomberg, июль 2026), так как Series B устарел.</w:t>
             </w:r>
           </w:p>
         </w:tc>
@@ -3836,7 +3836,7 @@
                 <w:sz w:val="21"/>
                 <w:szCs w:val="21"/>
               </w:rPr>
-              <w:t xml:space="preserve">Upside (целевой сценарий)</w:t>
+              <w:t xml:space="preserve">Доходность инвестора</w:t>
             </w:r>
           </w:p>
         </w:tc>
@@ -3857,7 +3857,7 @@
                 <w:sz w:val="21"/>
                 <w:szCs w:val="21"/>
               </w:rPr>
-              <w:t xml:space="preserve">+682% (MOIC 7.8x, IRR ~99%) при выходе на ~$31 млрд. Диапазон 1.2x–17.5x. Наибольший потенциал пайплайна — и наибольший риск исполнения.</w:t>
+              <w:t xml:space="preserve">8.0x при выходе на ~$31 млрд, IRR ~100% (upside +702%). Диапазон 1.3x–17.9x. Наибольший потенциал пайплайна — и наибольший риск исполнения.</w:t>
             </w:r>
           </w:p>
         </w:tc>
@@ -3891,7 +3891,7 @@
           <w:sz w:val="21"/>
           <w:szCs w:val="21"/>
         </w:rPr>
-        <w:t xml:space="preserve">Данные и ИИ для корпораций</w:t>
+        <w:t xml:space="preserve">Платформа данных и ИИ</w:t>
       </w:r>
     </w:p>
     <w:p>
@@ -3925,7 +3925,7 @@
         <w:spacing w:after="80" w:before="160"/>
       </w:pPr>
       <w:r>
-        <w:t xml:space="preserve">В чём дизрапт: уникальность и отличие от конкурентов</w:t>
+        <w:t xml:space="preserve">В чём преимущество</w:t>
       </w:r>
     </w:p>
     <w:p>
@@ -4080,7 +4080,7 @@
                 <w:sz w:val="21"/>
                 <w:szCs w:val="21"/>
               </w:rPr>
-              <w:t xml:space="preserve">Последний раунд / стадия</w:t>
+              <w:t xml:space="preserve">Последний раунд</w:t>
             </w:r>
           </w:p>
         </w:tc>
@@ -4101,7 +4101,7 @@
                 <w:sz w:val="21"/>
                 <w:szCs w:val="21"/>
               </w:rPr>
-              <w:t xml:space="preserve">Стратегический раунд $5 млрд, закрыт 13.08.2026; лид Coatue. Стадия: late-stage / pre-IPO.</w:t>
+              <w:t xml:space="preserve">Стратегический раунд $5 млрд, закрыт 13.08.2026; лид Coatue.</w:t>
             </w:r>
           </w:p>
         </w:tc>
@@ -4191,7 +4191,7 @@
                 <w:sz w:val="21"/>
                 <w:szCs w:val="21"/>
               </w:rPr>
-              <w:t xml:space="preserve">$190–220 млрд. Раунд переподписан втрое; вторичные сделки перед IPO идут с премией.</w:t>
+              <w:t xml:space="preserve">$205–219 млрд — премия 8–15% к оценке раунда. Раунд переподписан втрое.</w:t>
             </w:r>
           </w:p>
         </w:tc>
@@ -4305,7 +4305,7 @@
                 <w:sz w:val="21"/>
                 <w:szCs w:val="21"/>
               </w:rPr>
-              <w:t xml:space="preserve">Upside (целевой сценарий)</w:t>
+              <w:t xml:space="preserve">Доходность инвестора</w:t>
             </w:r>
           </w:p>
         </w:tc>
@@ -4326,7 +4326,7 @@
                 <w:sz w:val="21"/>
                 <w:szCs w:val="21"/>
               </w:rPr>
-              <w:t xml:space="preserve">+95% (MOIC 2.0x, IRR ~40%) при выходе на $400 млрд. Диапазон 0.9x–3.0x.</w:t>
+              <w:t xml:space="preserve">1.9x при выходе на $400 млрд, IRR ~37% (upside +89%). Диапазон 0.9x–3.0x.</w:t>
             </w:r>
           </w:p>
         </w:tc>
@@ -4364,7 +4364,7 @@
           <w:sz w:val="21"/>
           <w:szCs w:val="21"/>
         </w:rPr>
-        <w:t xml:space="preserve">Цена на вторичном рынке: индикативный диапазон, по которому бумага доступна к покупке сейчас — котировки площадок, оценки идущих раундов, премия или дисконт к последнему закрытому раунду. Фактическая цена зависит от структуры сделки (SPV, вторичный рынок, новый раунд) и подтверждается по запросу на момент сделки.</w:t>
+        <w:t xml:space="preserve">Цена на вторичном рынке: премия 8% (нижняя граница) — 15% (верхняя граница) к оценке последнего раунда. Фактическая цена зависит от структуры сделки (SPV, вторичный рынок, новый раунд) и подтверждается по запросу на момент сделки.</w:t>
       </w:r>
     </w:p>
     <w:p>
@@ -4385,7 +4385,7 @@
           <w:sz w:val="21"/>
           <w:szCs w:val="21"/>
         </w:rPr>
-        <w:t xml:space="preserve">По 1X Technologies и Positron AI последние закрытые раунды устарели — цена определяется идущими раундами (1X: Series C ~$10 млрд; Positron: $3.5–5 млрд) и вторичным рынком.</w:t>
+        <w:t xml:space="preserve">По 1X Technologies и Positron AI последние закрытые раунды устарели, поэтому премия 8–15% считается от оценки идущего раунда (1X: Series C ~$10 млрд; Positron: первый транш ~$3.5 млрд).</w:t>
       </w:r>
     </w:p>
     <w:p>
@@ -4406,7 +4406,7 @@
           <w:sz w:val="21"/>
           <w:szCs w:val="21"/>
         </w:rPr>
-        <w:t xml:space="preserve">Upside: два метода — (1) прогнозная выручка в год выхода x EV/Revenue публичных аналогов; (2) рыночные якоря: целевые оценки IPO, раунды в переговорах, оценки конкурентов, размер рынка x целевая доля. Три сценария (консервативный/целевой/оптимистичный); в документе приводится целевой. Расчёт ведётся от середины диапазона вторичного рынка. Разводнение будущих раундов, комиссии и дисконт за неликвидность не учтены.</w:t>
+        <w:t xml:space="preserve">Upside: два метода — (1) прогнозная выручка в год выхода x EV/Revenue публичных аналогов; (2) рыночные якоря: целевые оценки IPO, раунды в переговорах, оценки конкурентов, размер рынка x целевая доля. Три сценария (консервативный/базовый/оптимистичный); в документе приводится базовый. Расчёт ведётся от середины диапазона вторичного рынка. Разводнение будущих раундов, комиссии и дисконт за неликвидность не учтены.</w:t>
       </w:r>
     </w:p>
     <w:p>

--- a/investment-pipeline/Veligera_Pipeline_Draft.docx
+++ b/investment-pipeline/Veligera_Pipeline_Draft.docx
@@ -315,7 +315,7 @@
                 <w:sz w:val="19"/>
                 <w:szCs w:val="19"/>
               </w:rPr>
-              <w:t xml:space="preserve">2.0x · IRR 40%</w:t>
+              <w:t xml:space="preserve">1.7x · IRR 30%</w:t>
             </w:r>
           </w:p>
         </w:tc>
@@ -431,7 +431,7 @@
                 <w:sz w:val="19"/>
                 <w:szCs w:val="19"/>
               </w:rPr>
-              <w:t xml:space="preserve">2.8x · IRR 40%</w:t>
+              <w:t xml:space="preserve">2.3x · IRR 32%</w:t>
             </w:r>
           </w:p>
         </w:tc>
@@ -490,7 +490,7 @@
                 <w:sz w:val="19"/>
                 <w:szCs w:val="19"/>
               </w:rPr>
-              <w:t xml:space="preserve">0.82 (Series C ~10)</w:t>
+              <w:t xml:space="preserve">~10 (Series C)</w:t>
             </w:r>
           </w:p>
         </w:tc>
@@ -663,7 +663,7 @@
                 <w:sz w:val="19"/>
                 <w:szCs w:val="19"/>
               </w:rPr>
-              <w:t xml:space="preserve">5.4x · IRR 75%</w:t>
+              <w:t xml:space="preserve">3.0x · IRR 44%</w:t>
             </w:r>
           </w:p>
         </w:tc>
@@ -741,7 +741,7 @@
                 <w:sz w:val="19"/>
                 <w:szCs w:val="19"/>
               </w:rPr>
-              <w:t xml:space="preserve">23.8–25.3</w:t>
+              <w:t xml:space="preserve">30–40</w:t>
             </w:r>
           </w:p>
         </w:tc>
@@ -779,7 +779,7 @@
                 <w:sz w:val="19"/>
                 <w:szCs w:val="19"/>
               </w:rPr>
-              <w:t xml:space="preserve">4.9x · IRR 89%</w:t>
+              <w:t xml:space="preserve">3.6x · IRR 66%</w:t>
             </w:r>
           </w:p>
         </w:tc>
@@ -895,7 +895,7 @@
                 <w:sz w:val="19"/>
                 <w:szCs w:val="19"/>
               </w:rPr>
-              <w:t xml:space="preserve">8.0x · IRR 100%</w:t>
+              <w:t xml:space="preserve">5.1x · IRR 72%</w:t>
             </w:r>
           </w:p>
         </w:tc>
@@ -1011,7 +1011,7 @@
                 <w:sz w:val="19"/>
                 <w:szCs w:val="19"/>
               </w:rPr>
-              <w:t xml:space="preserve">1.9x · IRR 37%</w:t>
+              <w:t xml:space="preserve">2.1x · IRR 44%</w:t>
             </w:r>
           </w:p>
         </w:tc>
@@ -1512,7 +1512,7 @@
                 <w:sz w:val="21"/>
                 <w:szCs w:val="21"/>
               </w:rPr>
-              <w:t xml:space="preserve">2.0x при выходе на $1.85 трлн, IRR ~40% (upside +95%). Диапазон сценариев 1.1x–3.2x.</w:t>
+              <w:t xml:space="preserve">1.7x при выходе на $1.6 трлн, IRR ~30% (upside +68%). Диапазон сценариев 1.1x–3.2x.</w:t>
             </w:r>
           </w:p>
         </w:tc>
@@ -1981,7 +1981,7 @@
                 <w:sz w:val="21"/>
                 <w:szCs w:val="21"/>
               </w:rPr>
-              <w:t xml:space="preserve">2.8x при выходе на $120 млрд, IRR ~40% (upside +176%). Диапазон 0.9x–5.0x.</w:t>
+              <w:t xml:space="preserve">2.3x при выходе на $100 млрд, IRR ~32% (upside +130%). Диапазон 0.9x–5.0x.</w:t>
             </w:r>
           </w:p>
         </w:tc>
@@ -2225,7 +2225,7 @@
                 <w:sz w:val="21"/>
                 <w:szCs w:val="21"/>
               </w:rPr>
-              <w:t xml:space="preserve">Закрытый: Series B, $100 млн, январь 2024 (лид EQT Ventures). В процессе: Series C до $1 млрд по оценке $10+ млрд.</w:t>
+              <w:t xml:space="preserve">Series C, до $1 млрд, в процессе — оценка $10+ млрд. Предыдущий закрытый: Series B, $100 млн, январь 2024 (лид EQT Ventures).</w:t>
             </w:r>
           </w:p>
         </w:tc>
@@ -2270,7 +2270,7 @@
                 <w:sz w:val="21"/>
                 <w:szCs w:val="21"/>
               </w:rPr>
-              <w:t xml:space="preserve">$0.82 млрд по последнему закрытому раунду — отметка января 2024 устарела.</w:t>
+              <w:t xml:space="preserve">~$10 млрд по идущему Series C. Отметка последнего закрытого раунда ($0.82 млрд, январь 2024) устарела.</w:t>
             </w:r>
           </w:p>
         </w:tc>
@@ -2315,7 +2315,7 @@
                 <w:sz w:val="21"/>
                 <w:szCs w:val="21"/>
               </w:rPr>
-              <w:t xml:space="preserve">$10.8–11.5 млрд — премия 8–15% к оценке идущего Series C (~$10 млрд), так как раунд января 2024 устарел. Nasdaq Private Market: ~$662/акция (июль 2026).</w:t>
+              <w:t xml:space="preserve">$10.8–11.5 млрд — премия 8–15% к оценке идущего Series C (~$10 млрд). Nasdaq Private Market: ~$662/акция (июль 2026).</w:t>
             </w:r>
           </w:p>
         </w:tc>
@@ -2919,7 +2919,7 @@
                 <w:sz w:val="21"/>
                 <w:szCs w:val="21"/>
               </w:rPr>
-              <w:t xml:space="preserve">5.4x при выходе на $90 млрд, IRR ~75% (upside +438%). Диапазон 1.3x–10.8x.</w:t>
+              <w:t xml:space="preserve">3.0x при выходе на $50 млрд, IRR ~44% (upside +199%). Диапазон 1.3x–6.5x.</w:t>
             </w:r>
           </w:p>
         </w:tc>
@@ -3050,7 +3050,7 @@
           <w:sz w:val="21"/>
           <w:szCs w:val="21"/>
         </w:rPr>
-        <w:t xml:space="preserve">Контролирует ~90% американского рынка прогнозов и по оборотам примерно вдвое обгоняет Polymarket; новый раунд обсуждается уже по оценке $40 млрд.</w:t>
+        <w:t xml:space="preserve">Контролирует ~90% американского рынка прогнозов и по оборотам примерно вдвое обгоняет Polymarket; вторичные сделки идут около $35 млрд при раунде, который обсуждается по оценке $40 млрд.</w:t>
       </w:r>
     </w:p>
     <w:p>
@@ -3253,7 +3253,7 @@
                 <w:sz w:val="21"/>
                 <w:szCs w:val="21"/>
               </w:rPr>
-              <w:t xml:space="preserve">$23.8–25.3 млрд — премия 8–15% к оценке Series F. Для справки: Sequoia и Wellington обсуждают раунд по оценке $40 млрд (CoinDesk, август 2026).</w:t>
+              <w:t xml:space="preserve">$30–40 млрд — фактические сделки идут около $35 млрд: рынок отыгрывает раунд по оценке $40 млрд, который обсуждают Sequoia и Wellington (CoinDesk, август 2026).</w:t>
             </w:r>
           </w:p>
         </w:tc>
@@ -3388,7 +3388,7 @@
                 <w:sz w:val="21"/>
                 <w:szCs w:val="21"/>
               </w:rPr>
-              <w:t xml:space="preserve">4.9x при выходе на $120 млрд, IRR ~89% (upside +389%). Диапазон 1.6x–9.1x.</w:t>
+              <w:t xml:space="preserve">3.6x при выходе на $125 млрд, IRR ~66% (upside +257%). Диапазон 1.1x–6.4x.</w:t>
             </w:r>
           </w:p>
         </w:tc>
@@ -3857,7 +3857,7 @@
                 <w:sz w:val="21"/>
                 <w:szCs w:val="21"/>
               </w:rPr>
-              <w:t xml:space="preserve">8.0x при выходе на ~$31 млрд, IRR ~100% (upside +702%). Диапазон 1.3x–17.9x. Наибольший потенциал пайплайна — и наибольший риск исполнения.</w:t>
+              <w:t xml:space="preserve">5.1x при выходе на $20 млрд, IRR ~72% (upside +412%). Диапазон 1.3x–10.2x. Наибольший потенциал пайплайна — и наибольший риск исполнения.</w:t>
             </w:r>
           </w:p>
         </w:tc>
@@ -4326,7 +4326,7 @@
                 <w:sz w:val="21"/>
                 <w:szCs w:val="21"/>
               </w:rPr>
-              <w:t xml:space="preserve">1.9x при выходе на $400 млрд, IRR ~37% (upside +89%). Диапазон 0.9x–3.0x.</w:t>
+              <w:t xml:space="preserve">2.1x при выходе на $440 млрд, IRR ~44% (upside +108%). Диапазон 0.9x–3.0x.</w:t>
             </w:r>
           </w:p>
         </w:tc>
@@ -4385,7 +4385,7 @@
           <w:sz w:val="21"/>
           <w:szCs w:val="21"/>
         </w:rPr>
-        <w:t xml:space="preserve">По 1X Technologies и Positron AI последние закрытые раунды устарели, поэтому премия 8–15% считается от оценки идущего раунда (1X: Series C ~$10 млрд; Positron: первый транш ~$3.5 млрд).</w:t>
+        <w:t xml:space="preserve">По 1X Technologies и Positron AI последние закрытые раунды устарели, поэтому премия 8–15% считается от оценки идущего раунда (1X: Series C ~$10 млрд; Positron: первый транш ~$3.5 млрд). По Kalshi вместо расчётной премии указан фактический диапазон сделок вторичного рынка ($30–40 млрд).</w:t>
       </w:r>
     </w:p>
     <w:p>

--- a/investment-pipeline/Veligera_Pipeline_Draft.docx
+++ b/investment-pipeline/Veligera_Pipeline_Draft.docx
@@ -44,7 +44,7 @@
           <w:sz w:val="21"/>
           <w:szCs w:val="21"/>
         </w:rPr>
-        <w:t xml:space="preserve">* Цена на вторичном рынке — индикативный диапазон: премия 8–15% к оценке последнего раунда. Реальная цена определяется на момент сделки и предоставляется по запросу.</w:t>
+        <w:t xml:space="preserve">* Цена на вторичном рынке — индикативный диапазон: котировки площадок (Forge, Caplight, Nasdaq Private Market) и фактические сделки. Реальная цена определяется на момент сделки и предоставляется по запросу.</w:t>
       </w:r>
     </w:p>
     <w:p>
@@ -393,7 +393,7 @@
                 <w:sz w:val="19"/>
                 <w:szCs w:val="19"/>
               </w:rPr>
-              <w:t xml:space="preserve">42–45</w:t>
+              <w:t xml:space="preserve">30–33</w:t>
             </w:r>
           </w:p>
         </w:tc>
@@ -412,7 +412,7 @@
                 <w:sz w:val="19"/>
                 <w:szCs w:val="19"/>
               </w:rPr>
-              <w:t xml:space="preserve">2–3 года (IPO 2027–29)</w:t>
+              <w:t xml:space="preserve">3–4 года (IPO 2029–30)</w:t>
             </w:r>
           </w:p>
         </w:tc>
@@ -431,7 +431,7 @@
                 <w:sz w:val="19"/>
                 <w:szCs w:val="19"/>
               </w:rPr>
-              <w:t xml:space="preserve">2.3x · IRR 32%</w:t>
+              <w:t xml:space="preserve">3.2x · IRR 39%</w:t>
             </w:r>
           </w:p>
         </w:tc>
@@ -509,7 +509,7 @@
                 <w:sz w:val="19"/>
                 <w:szCs w:val="19"/>
               </w:rPr>
-              <w:t xml:space="preserve">10.8–11.5</w:t>
+              <w:t xml:space="preserve">10.5–12</w:t>
             </w:r>
           </w:p>
         </w:tc>
@@ -528,7 +528,7 @@
                 <w:sz w:val="19"/>
                 <w:szCs w:val="19"/>
               </w:rPr>
-              <w:t xml:space="preserve">4–5 лет (IPO ~2030)</w:t>
+              <w:t xml:space="preserve">2–3 года (IPO 2029)</w:t>
             </w:r>
           </w:p>
         </w:tc>
@@ -547,7 +547,7 @@
                 <w:sz w:val="19"/>
                 <w:szCs w:val="19"/>
               </w:rPr>
-              <w:t xml:space="preserve">5.4x · IRR 52%</w:t>
+              <w:t xml:space="preserve">3.6x · IRR 66%</w:t>
             </w:r>
           </w:p>
         </w:tc>
@@ -625,7 +625,7 @@
                 <w:sz w:val="19"/>
                 <w:szCs w:val="19"/>
               </w:rPr>
-              <w:t xml:space="preserve">16.2–17.3</w:t>
+              <w:t xml:space="preserve">13.5–15</w:t>
             </w:r>
           </w:p>
         </w:tc>
@@ -644,7 +644,7 @@
                 <w:sz w:val="19"/>
                 <w:szCs w:val="19"/>
               </w:rPr>
-              <w:t xml:space="preserve">2–4 года (IPO 2028–30)</w:t>
+              <w:t xml:space="preserve">2–3 года (IPO 2029)</w:t>
             </w:r>
           </w:p>
         </w:tc>
@@ -663,7 +663,7 @@
                 <w:sz w:val="19"/>
                 <w:szCs w:val="19"/>
               </w:rPr>
-              <w:t xml:space="preserve">3.0x · IRR 44%</w:t>
+              <w:t xml:space="preserve">3.2x · IRR 58%</w:t>
             </w:r>
           </w:p>
         </w:tc>
@@ -760,7 +760,7 @@
                 <w:sz w:val="19"/>
                 <w:szCs w:val="19"/>
               </w:rPr>
-              <w:t xml:space="preserve">1–3 года (IPO ~2027)</w:t>
+              <w:t xml:space="preserve">1–2 года (IPO 2027–28)</w:t>
             </w:r>
           </w:p>
         </w:tc>
@@ -779,7 +779,7 @@
                 <w:sz w:val="19"/>
                 <w:szCs w:val="19"/>
               </w:rPr>
-              <w:t xml:space="preserve">3.6x · IRR 66%</w:t>
+              <w:t xml:space="preserve">2.1x · IRR 46%</w:t>
             </w:r>
           </w:p>
         </w:tc>
@@ -857,7 +857,7 @@
                 <w:sz w:val="19"/>
                 <w:szCs w:val="19"/>
               </w:rPr>
-              <w:t xml:space="preserve">3.8–4.0</w:t>
+              <w:t xml:space="preserve">4.5–5</w:t>
             </w:r>
           </w:p>
         </w:tc>
@@ -876,7 +876,7 @@
                 <w:sz w:val="19"/>
                 <w:szCs w:val="19"/>
               </w:rPr>
-              <w:t xml:space="preserve">3–4 года (IPO/M&amp;A 2028–30)</w:t>
+              <w:t xml:space="preserve">3–4 года (IPO/M&amp;A 2029–30)</w:t>
             </w:r>
           </w:p>
         </w:tc>
@@ -895,7 +895,7 @@
                 <w:sz w:val="19"/>
                 <w:szCs w:val="19"/>
               </w:rPr>
-              <w:t xml:space="preserve">5.1x · IRR 72%</w:t>
+              <w:t xml:space="preserve">5.1x · IRR 59%</w:t>
             </w:r>
           </w:p>
         </w:tc>
@@ -973,7 +973,7 @@
                 <w:sz w:val="19"/>
                 <w:szCs w:val="19"/>
               </w:rPr>
-              <w:t xml:space="preserve">205–219</w:t>
+              <w:t xml:space="preserve">195–210</w:t>
             </w:r>
           </w:p>
         </w:tc>
@@ -1011,7 +1011,239 @@
                 <w:sz w:val="19"/>
                 <w:szCs w:val="19"/>
               </w:rPr>
-              <w:t xml:space="preserve">2.1x · IRR 44%</w:t>
+              <w:t xml:space="preserve">2.1x · IRR 45%</w:t>
+            </w:r>
+          </w:p>
+        </w:tc>
+      </w:tr>
+      <w:tr>
+        <w:tc>
+          <w:tcPr>
+            <w:tcW w:type="dxa" w:w="1700"/>
+          </w:tcPr>
+          <w:p>
+            <w:pPr>
+              <w:spacing w:after="40"/>
+            </w:pPr>
+            <w:r>
+              <w:rPr>
+                <w:b w:val="false"/>
+                <w:bCs w:val="false"/>
+                <w:sz w:val="19"/>
+                <w:szCs w:val="19"/>
+              </w:rPr>
+              <w:t xml:space="preserve">VAST Data</w:t>
+            </w:r>
+          </w:p>
+        </w:tc>
+        <w:tc>
+          <w:tcPr>
+            <w:tcW w:type="dxa" w:w="1800"/>
+          </w:tcPr>
+          <w:p>
+            <w:pPr>
+              <w:spacing w:after="40"/>
+            </w:pPr>
+            <w:r>
+              <w:rPr>
+                <w:b w:val="false"/>
+                <w:bCs w:val="false"/>
+                <w:sz w:val="19"/>
+                <w:szCs w:val="19"/>
+              </w:rPr>
+              <w:t xml:space="preserve">Инфраструктура данных для ИИ</w:t>
+            </w:r>
+          </w:p>
+        </w:tc>
+        <w:tc>
+          <w:tcPr>
+            <w:tcW w:type="dxa" w:w="1400"/>
+          </w:tcPr>
+          <w:p>
+            <w:pPr>
+              <w:spacing w:after="40"/>
+            </w:pPr>
+            <w:r>
+              <w:rPr>
+                <w:b w:val="false"/>
+                <w:bCs w:val="false"/>
+                <w:sz w:val="19"/>
+                <w:szCs w:val="19"/>
+              </w:rPr>
+              <w:t xml:space="preserve">30</w:t>
+            </w:r>
+          </w:p>
+        </w:tc>
+        <w:tc>
+          <w:tcPr>
+            <w:tcW w:type="dxa" w:w="1500"/>
+          </w:tcPr>
+          <w:p>
+            <w:pPr>
+              <w:spacing w:after="40"/>
+            </w:pPr>
+            <w:r>
+              <w:rPr>
+                <w:b w:val="false"/>
+                <w:bCs w:val="false"/>
+                <w:sz w:val="19"/>
+                <w:szCs w:val="19"/>
+              </w:rPr>
+              <w:t xml:space="preserve">23–28</w:t>
+            </w:r>
+          </w:p>
+        </w:tc>
+        <w:tc>
+          <w:tcPr>
+            <w:tcW w:type="dxa" w:w="1660"/>
+          </w:tcPr>
+          <w:p>
+            <w:pPr>
+              <w:spacing w:after="40"/>
+            </w:pPr>
+            <w:r>
+              <w:rPr>
+                <w:b w:val="false"/>
+                <w:bCs w:val="false"/>
+                <w:sz w:val="19"/>
+                <w:szCs w:val="19"/>
+              </w:rPr>
+              <w:t xml:space="preserve">2–3 года (IPO 2028)</w:t>
+            </w:r>
+          </w:p>
+        </w:tc>
+        <w:tc>
+          <w:tcPr>
+            <w:tcW w:type="dxa" w:w="1300"/>
+          </w:tcPr>
+          <w:p>
+            <w:pPr>
+              <w:spacing w:after="40"/>
+            </w:pPr>
+            <w:r>
+              <w:rPr>
+                <w:b w:val="false"/>
+                <w:bCs w:val="false"/>
+                <w:sz w:val="19"/>
+                <w:szCs w:val="19"/>
+              </w:rPr>
+              <w:t xml:space="preserve">2.4x · IRR 41%</w:t>
+            </w:r>
+          </w:p>
+        </w:tc>
+      </w:tr>
+      <w:tr>
+        <w:tc>
+          <w:tcPr>
+            <w:tcW w:type="dxa" w:w="1700"/>
+          </w:tcPr>
+          <w:p>
+            <w:pPr>
+              <w:spacing w:after="40"/>
+            </w:pPr>
+            <w:r>
+              <w:rPr>
+                <w:b w:val="false"/>
+                <w:bCs w:val="false"/>
+                <w:sz w:val="19"/>
+                <w:szCs w:val="19"/>
+              </w:rPr>
+              <w:t xml:space="preserve">ByteDance</w:t>
+            </w:r>
+          </w:p>
+        </w:tc>
+        <w:tc>
+          <w:tcPr>
+            <w:tcW w:type="dxa" w:w="1800"/>
+          </w:tcPr>
+          <w:p>
+            <w:pPr>
+              <w:spacing w:after="40"/>
+            </w:pPr>
+            <w:r>
+              <w:rPr>
+                <w:b w:val="false"/>
+                <w:bCs w:val="false"/>
+                <w:sz w:val="19"/>
+                <w:szCs w:val="19"/>
+              </w:rPr>
+              <w:t xml:space="preserve">Соцсети и цифровая реклама</w:t>
+            </w:r>
+          </w:p>
+        </w:tc>
+        <w:tc>
+          <w:tcPr>
+            <w:tcW w:type="dxa" w:w="1400"/>
+          </w:tcPr>
+          <w:p>
+            <w:pPr>
+              <w:spacing w:after="40"/>
+            </w:pPr>
+            <w:r>
+              <w:rPr>
+                <w:b w:val="false"/>
+                <w:bCs w:val="false"/>
+                <w:sz w:val="19"/>
+                <w:szCs w:val="19"/>
+              </w:rPr>
+              <w:t xml:space="preserve">400–450</w:t>
+            </w:r>
+          </w:p>
+        </w:tc>
+        <w:tc>
+          <w:tcPr>
+            <w:tcW w:type="dxa" w:w="1500"/>
+          </w:tcPr>
+          <w:p>
+            <w:pPr>
+              <w:spacing w:after="40"/>
+            </w:pPr>
+            <w:r>
+              <w:rPr>
+                <w:b w:val="false"/>
+                <w:bCs w:val="false"/>
+                <w:sz w:val="19"/>
+                <w:szCs w:val="19"/>
+              </w:rPr>
+              <w:t xml:space="preserve">590–610</w:t>
+            </w:r>
+          </w:p>
+        </w:tc>
+        <w:tc>
+          <w:tcPr>
+            <w:tcW w:type="dxa" w:w="1660"/>
+          </w:tcPr>
+          <w:p>
+            <w:pPr>
+              <w:spacing w:after="40"/>
+            </w:pPr>
+            <w:r>
+              <w:rPr>
+                <w:b w:val="false"/>
+                <w:bCs w:val="false"/>
+                <w:sz w:val="19"/>
+                <w:szCs w:val="19"/>
+              </w:rPr>
+              <w:t xml:space="preserve">1–2 года (выкуп / блок-трейд)</w:t>
+            </w:r>
+          </w:p>
+        </w:tc>
+        <w:tc>
+          <w:tcPr>
+            <w:tcW w:type="dxa" w:w="1300"/>
+          </w:tcPr>
+          <w:p>
+            <w:pPr>
+              <w:spacing w:after="40"/>
+            </w:pPr>
+            <w:r>
+              <w:rPr>
+                <w:b w:val="false"/>
+                <w:bCs w:val="false"/>
+                <w:sz w:val="19"/>
+                <w:szCs w:val="19"/>
+              </w:rPr>
+              <w:t xml:space="preserve">1.4x · IRR 19%</w:t>
             </w:r>
           </w:p>
         </w:tc>
@@ -1846,7 +2078,7 @@
                 <w:sz w:val="21"/>
                 <w:szCs w:val="21"/>
               </w:rPr>
-              <w:t xml:space="preserve">$42–45 млрд — премия 8–15% к оценке Series C. Forge: $174.00/акция (август 2026).</w:t>
+              <w:t xml:space="preserve">$30–33 млрд — фактические сделки идут с дисконтом к Series C. Forge: $174.00/акция (август 2026), Nasdaq Private Market: $162.71 (июнь 2026).</w:t>
             </w:r>
           </w:p>
         </w:tc>
@@ -1936,7 +2168,7 @@
                 <w:sz w:val="21"/>
                 <w:szCs w:val="21"/>
               </w:rPr>
-              <w:t xml:space="preserve">2–3 года: IPO 2027–2029 при масштабировании производства.</w:t>
+              <w:t xml:space="preserve">3–4 года: IPO 2029–2030 при масштабировании производства.</w:t>
             </w:r>
           </w:p>
         </w:tc>
@@ -1981,7 +2213,7 @@
                 <w:sz w:val="21"/>
                 <w:szCs w:val="21"/>
               </w:rPr>
-              <w:t xml:space="preserve">2.3x при выходе на $100 млрд, IRR ~32% (upside +130%). Диапазон 0.9x–5.0x.</w:t>
+              <w:t xml:space="preserve">3.2x при выходе на $100 млрд, IRR ~39% (upside +217%). Диапазон 1.2x–6.9x.</w:t>
             </w:r>
           </w:p>
         </w:tc>
@@ -2315,7 +2547,7 @@
                 <w:sz w:val="21"/>
                 <w:szCs w:val="21"/>
               </w:rPr>
-              <w:t xml:space="preserve">$10.8–11.5 млрд — премия 8–15% к оценке идущего Series C (~$10 млрд). Nasdaq Private Market: ~$662/акция (июль 2026).</w:t>
+              <w:t xml:space="preserve">$10.5–12 млрд — фактические сделки вблизи оценки идущего Series C (~$10 млрд). Nasdaq Private Market: ~$662/акция (июль 2026).</w:t>
             </w:r>
           </w:p>
         </w:tc>
@@ -2405,7 +2637,7 @@
                 <w:sz w:val="21"/>
                 <w:szCs w:val="21"/>
               </w:rPr>
-              <w:t xml:space="preserve">4–5 лет: IPO ~2030 при масштабировании поставок NEO.</w:t>
+              <w:t xml:space="preserve">2–3 года: IPO 2029 при масштабировании поставок NEO.</w:t>
             </w:r>
           </w:p>
         </w:tc>
@@ -2450,7 +2682,7 @@
                 <w:sz w:val="21"/>
                 <w:szCs w:val="21"/>
               </w:rPr>
-              <w:t xml:space="preserve">5.4x при выходе на $60 млрд, IRR ~52% (upside +438%). Диапазон 0.9x–12.1x.</w:t>
+              <w:t xml:space="preserve">3.6x при выходе на $40 млрд, IRR ~66% (upside +256%). Диапазон 0.9x–8.0x.</w:t>
             </w:r>
           </w:p>
         </w:tc>
@@ -2784,7 +3016,7 @@
                 <w:sz w:val="21"/>
                 <w:szCs w:val="21"/>
               </w:rPr>
-              <w:t xml:space="preserve">$16.2–17.3 млрд — премия 8–15% к оценке раунда. Для справки: раунд по оценке выше $20 млрд в переговорах (Bloomberg/CNBC, август 2026).</w:t>
+              <w:t xml:space="preserve">$13.5–15 млрд — фактические сделки вблизи апрельской отметки раунда. Для справки: раунд по оценке выше $20 млрд в переговорах (Bloomberg/CNBC, август 2026).</w:t>
             </w:r>
           </w:p>
         </w:tc>
@@ -2874,7 +3106,7 @@
                 <w:sz w:val="21"/>
                 <w:szCs w:val="21"/>
               </w:rPr>
-              <w:t xml:space="preserve">2–4 года: IPO 2028–2030; альтернатива — продажа ICE (уже крупный миноритарий).</w:t>
+              <w:t xml:space="preserve">2–3 года: IPO 2029; альтернатива — продажа ICE (уже крупный миноритарий).</w:t>
             </w:r>
           </w:p>
         </w:tc>
@@ -2919,7 +3151,7 @@
                 <w:sz w:val="21"/>
                 <w:szCs w:val="21"/>
               </w:rPr>
-              <w:t xml:space="preserve">3.0x при выходе на $50 млрд, IRR ~44% (upside +199%). Диапазон 1.3x–6.5x.</w:t>
+              <w:t xml:space="preserve">3.2x при выходе на $45 млрд, IRR ~58% (upside +216%). Диапазон 1.5x–7.6x.</w:t>
             </w:r>
           </w:p>
         </w:tc>
@@ -3343,7 +3575,7 @@
                 <w:sz w:val="21"/>
                 <w:szCs w:val="21"/>
               </w:rPr>
-              <w:t xml:space="preserve">1–3 года: IPO ~2027 (раунд по $40 млрд позиционируется как pre-IPO).</w:t>
+              <w:t xml:space="preserve">1–2 года: IPO 2027–2028 (раунд по $40 млрд позиционируется как pre-IPO).</w:t>
             </w:r>
           </w:p>
         </w:tc>
@@ -3388,7 +3620,7 @@
                 <w:sz w:val="21"/>
                 <w:szCs w:val="21"/>
               </w:rPr>
-              <w:t xml:space="preserve">3.6x при выходе на $125 млрд, IRR ~66% (upside +257%). Диапазон 1.1x–6.4x.</w:t>
+              <w:t xml:space="preserve">2.1x при выходе на $75 млрд, IRR ~46% (upside +114%). Диапазон 1.1x–4.3x.</w:t>
             </w:r>
           </w:p>
         </w:tc>
@@ -3722,7 +3954,7 @@
                 <w:sz w:val="21"/>
                 <w:szCs w:val="21"/>
               </w:rPr>
-              <w:t xml:space="preserve">$3.8–4.0 млрд — премия 8–15% к оценке идущего раунда (первый транш ~$3.5 млрд, Bloomberg, июль 2026), так как Series B устарел.</w:t>
+              <w:t xml:space="preserve">$4.5–5 млрд — вторичный рынок торгуется по верхней границе идущего раунда ($3.5–5 млрд, Bloomberg, июль 2026), кратно выше Series B.</w:t>
             </w:r>
           </w:p>
         </w:tc>
@@ -3812,7 +4044,7 @@
                 <w:sz w:val="21"/>
                 <w:szCs w:val="21"/>
               </w:rPr>
-              <w:t xml:space="preserve">3–4 года: IPO или продажа стратегу (2028–2030).</w:t>
+              <w:t xml:space="preserve">3–4 года: IPO или продажа стратегу (2029–2030).</w:t>
             </w:r>
           </w:p>
         </w:tc>
@@ -3857,7 +4089,7 @@
                 <w:sz w:val="21"/>
                 <w:szCs w:val="21"/>
               </w:rPr>
-              <w:t xml:space="preserve">5.1x при выходе на $20 млрд, IRR ~72% (upside +412%). Диапазон 1.3x–10.2x. Наибольший потенциал пайплайна — и наибольший риск исполнения.</w:t>
+              <w:t xml:space="preserve">5.1x при выходе на $24 млрд, IRR ~59% (upside +405%). Диапазон 1.1x–8.4x. Наибольший потенциал пайплайна — и наибольший риск исполнения.</w:t>
             </w:r>
           </w:p>
         </w:tc>
@@ -4191,7 +4423,7 @@
                 <w:sz w:val="21"/>
                 <w:szCs w:val="21"/>
               </w:rPr>
-              <w:t xml:space="preserve">$205–219 млрд — премия 8–15% к оценке раунда. Раунд переподписан втрое.</w:t>
+              <w:t xml:space="preserve">$195–210 млрд — фактические сделки вблизи августовского раунда. Раунд был переподписан втрое.</w:t>
             </w:r>
           </w:p>
         </w:tc>
@@ -4326,7 +4558,7 @@
                 <w:sz w:val="21"/>
                 <w:szCs w:val="21"/>
               </w:rPr>
-              <w:t xml:space="preserve">2.1x при выходе на $440 млрд, IRR ~44% (upside +108%). Диапазон 0.9x–3.0x.</w:t>
+              <w:t xml:space="preserve">2.1x при выходе на $425 млрд, IRR ~45% (upside +110%). Диапазон 0.9x–3.1x.</w:t>
             </w:r>
           </w:p>
         </w:tc>
@@ -4343,16 +4575,37 @@
         <w:spacing w:after="120" w:before="240"/>
       </w:pPr>
       <w:r>
-        <w:t xml:space="preserve">Методология и оговорки</w:t>
-      </w:r>
-    </w:p>
-    <w:p>
-      <w:pPr>
-        <w:pStyle w:val="ListParagraph"/>
-        <w:numPr>
-          <w:ilvl w:val="0"/>
-          <w:numId w:val="2"/>
-        </w:numPr>
+        <w:t xml:space="preserve">VAST Data</w:t>
+      </w:r>
+    </w:p>
+    <w:p>
+      <w:pPr>
+        <w:spacing w:after="160"/>
+      </w:pPr>
+      <w:r>
+        <w:rPr>
+          <w:b w:val="false"/>
+          <w:bCs w:val="false"/>
+          <w:i/>
+          <w:iCs/>
+          <w:color w:val="1F3864"/>
+          <w:sz w:val="21"/>
+          <w:szCs w:val="21"/>
+        </w:rPr>
+        <w:t xml:space="preserve">Инфраструктура данных для ИИ</w:t>
+      </w:r>
+    </w:p>
+    <w:p>
+      <w:pPr>
+        <w:pStyle w:val="Heading3"/>
+        <w:spacing w:after="80" w:before="160"/>
+      </w:pPr>
+      <w:r>
+        <w:t xml:space="preserve">Что делает компания</w:t>
+      </w:r>
+    </w:p>
+    <w:p>
+      <w:pPr>
         <w:spacing w:after="120"/>
       </w:pPr>
       <w:r>
@@ -4364,7 +4617,16 @@
           <w:sz w:val="21"/>
           <w:szCs w:val="21"/>
         </w:rPr>
-        <w:t xml:space="preserve">Цена на вторичном рынке: премия 8% (нижняя граница) — 15% (верхняя граница) к оценке последнего раунда. Фактическая цена зависит от структуры сделки (SPV, вторичный рынок, новый раунд) и подтверждается по запросу на момент сделки.</w:t>
+        <w:t xml:space="preserve">Программная платформа, которая кормит данными кластеры ИИ-чипов: без неё дорогие GPU простаивают в ожидании файлов. Покупают те, кто строит ИИ-фабрики, — CoreWeave, xAI, национальные лаборатории. Контрактная выручка превысила $500 млн, цель компании — более $1 млрд к концу финансового года, при валовой марже около 90% и положительном денежном потоке пятый год подряд.</w:t>
+      </w:r>
+    </w:p>
+    <w:p>
+      <w:pPr>
+        <w:pStyle w:val="Heading3"/>
+        <w:spacing w:after="80" w:before="160"/>
+      </w:pPr>
+      <w:r>
+        <w:t xml:space="preserve">В чём преимущество</w:t>
       </w:r>
     </w:p>
     <w:p>
@@ -4385,7 +4647,915 @@
           <w:sz w:val="21"/>
           <w:szCs w:val="21"/>
         </w:rPr>
-        <w:t xml:space="preserve">По 1X Technologies и Positron AI последние закрытые раунды устарели, поэтому премия 8–15% считается от оценки идущего раунда (1X: Series C ~$10 млрд; Positron: первый транш ~$3.5 млрд). По Kalshi вместо расчётной премии указан фактический диапазон сделок вторичного рынка ($30–40 млрд).</w:t>
+        <w:t xml:space="preserve">Продаёт не «железо», а софт с маржой около 90%: чем больше в мире строят ИИ-дата-центров, тем больше зарабатывает, не тратясь на производство.</w:t>
+      </w:r>
+    </w:p>
+    <w:p>
+      <w:pPr>
+        <w:pStyle w:val="ListParagraph"/>
+        <w:numPr>
+          <w:ilvl w:val="0"/>
+          <w:numId w:val="2"/>
+        </w:numPr>
+        <w:spacing w:after="120"/>
+      </w:pPr>
+      <w:r>
+        <w:rPr>
+          <w:b w:val="false"/>
+          <w:bCs w:val="false"/>
+          <w:i w:val="false"/>
+          <w:iCs w:val="false"/>
+          <w:sz w:val="21"/>
+          <w:szCs w:val="21"/>
+        </w:rPr>
+        <w:t xml:space="preserve">Один контракт с CoreWeave на $1.17 млрд больше, чем вся текущая контрактная выручка компании, — показывает, какими порциями закупают эти клиенты. Обратная сторона — концентрация на нескольких заказчиках.</w:t>
+      </w:r>
+    </w:p>
+    <w:p>
+      <w:pPr>
+        <w:pStyle w:val="ListParagraph"/>
+        <w:numPr>
+          <w:ilvl w:val="0"/>
+          <w:numId w:val="2"/>
+        </w:numPr>
+        <w:spacing w:after="120"/>
+      </w:pPr>
+      <w:r>
+        <w:rPr>
+          <w:b w:val="false"/>
+          <w:bCs w:val="false"/>
+          <w:i w:val="false"/>
+          <w:iCs w:val="false"/>
+          <w:sz w:val="21"/>
+          <w:szCs w:val="21"/>
+        </w:rPr>
+        <w:t xml:space="preserve">Старые системы хранения (NetApp, Pure Storage) проектировались до эпохи ИИ и не тянут нагрузку GPU-кластеров; VAST построена под неё с нуля.</w:t>
+      </w:r>
+    </w:p>
+    <w:p>
+      <w:pPr>
+        <w:pStyle w:val="Heading3"/>
+        <w:spacing w:after="80" w:before="160"/>
+      </w:pPr>
+      <w:r>
+        <w:t xml:space="preserve">Инвестиционные параметры</w:t>
+      </w:r>
+    </w:p>
+    <w:tbl>
+      <w:tblPr>
+        <w:tblW w:type="dxa" w:w="9360"/>
+        <w:tblBorders>
+          <w:top w:val="single" w:color="auto" w:sz="4"/>
+          <w:left w:val="single" w:color="auto" w:sz="4"/>
+          <w:bottom w:val="single" w:color="auto" w:sz="4"/>
+          <w:right w:val="single" w:color="auto" w:sz="4"/>
+          <w:insideH w:val="single" w:color="auto" w:sz="4"/>
+          <w:insideV w:val="single" w:color="auto" w:sz="4"/>
+        </w:tblBorders>
+      </w:tblPr>
+      <w:tblGrid>
+        <w:gridCol w:w="3000"/>
+        <w:gridCol w:w="6360"/>
+      </w:tblGrid>
+      <w:tr>
+        <w:tc>
+          <w:tcPr>
+            <w:tcW w:type="dxa" w:w="3000"/>
+            <w:shd w:fill="F2F2F2" w:val="clear"/>
+          </w:tcPr>
+          <w:p>
+            <w:pPr>
+              <w:spacing w:after="40"/>
+            </w:pPr>
+            <w:r>
+              <w:rPr>
+                <w:b/>
+                <w:bCs/>
+                <w:i w:val="false"/>
+                <w:iCs w:val="false"/>
+                <w:sz w:val="21"/>
+                <w:szCs w:val="21"/>
+              </w:rPr>
+              <w:t xml:space="preserve">Всего привлечено</w:t>
+            </w:r>
+          </w:p>
+        </w:tc>
+        <w:tc>
+          <w:tcPr>
+            <w:tcW w:type="dxa" w:w="6360"/>
+          </w:tcPr>
+          <w:p>
+            <w:pPr>
+              <w:spacing w:after="40"/>
+            </w:pPr>
+            <w:r>
+              <w:rPr>
+                <w:b w:val="false"/>
+                <w:bCs w:val="false"/>
+                <w:i w:val="false"/>
+                <w:iCs w:val="false"/>
+                <w:sz w:val="21"/>
+                <w:szCs w:val="21"/>
+              </w:rPr>
+              <w:t xml:space="preserve">≈$0.9 млрд первичного капитала.</w:t>
+            </w:r>
+          </w:p>
+        </w:tc>
+      </w:tr>
+      <w:tr>
+        <w:tc>
+          <w:tcPr>
+            <w:tcW w:type="dxa" w:w="3000"/>
+            <w:shd w:fill="F2F2F2" w:val="clear"/>
+          </w:tcPr>
+          <w:p>
+            <w:pPr>
+              <w:spacing w:after="40"/>
+            </w:pPr>
+            <w:r>
+              <w:rPr>
+                <w:b/>
+                <w:bCs/>
+                <w:i w:val="false"/>
+                <w:iCs w:val="false"/>
+                <w:sz w:val="21"/>
+                <w:szCs w:val="21"/>
+              </w:rPr>
+              <w:t xml:space="preserve">Последний раунд</w:t>
+            </w:r>
+          </w:p>
+        </w:tc>
+        <w:tc>
+          <w:tcPr>
+            <w:tcW w:type="dxa" w:w="6360"/>
+          </w:tcPr>
+          <w:p>
+            <w:pPr>
+              <w:spacing w:after="40"/>
+            </w:pPr>
+            <w:r>
+              <w:rPr>
+                <w:b w:val="false"/>
+                <w:bCs w:val="false"/>
+                <w:i w:val="false"/>
+                <w:iCs w:val="false"/>
+                <w:sz w:val="21"/>
+                <w:szCs w:val="21"/>
+              </w:rPr>
+              <w:t xml:space="preserve">Series F, ~$1 млрд ($500 млн первичных + $500 млн выкуп акций), закрыт 22.04.2026; лид Drive Capital, со-лид Access Industries.</w:t>
+            </w:r>
+          </w:p>
+        </w:tc>
+      </w:tr>
+      <w:tr>
+        <w:tc>
+          <w:tcPr>
+            <w:tcW w:type="dxa" w:w="3000"/>
+            <w:shd w:fill="F2F2F2" w:val="clear"/>
+          </w:tcPr>
+          <w:p>
+            <w:pPr>
+              <w:spacing w:after="40"/>
+            </w:pPr>
+            <w:r>
+              <w:rPr>
+                <w:b/>
+                <w:bCs/>
+                <w:i w:val="false"/>
+                <w:iCs w:val="false"/>
+                <w:sz w:val="21"/>
+                <w:szCs w:val="21"/>
+              </w:rPr>
+              <w:t xml:space="preserve">Оценка по последнему раунду</w:t>
+            </w:r>
+          </w:p>
+        </w:tc>
+        <w:tc>
+          <w:tcPr>
+            <w:tcW w:type="dxa" w:w="6360"/>
+          </w:tcPr>
+          <w:p>
+            <w:pPr>
+              <w:spacing w:after="40"/>
+            </w:pPr>
+            <w:r>
+              <w:rPr>
+                <w:b w:val="false"/>
+                <w:bCs w:val="false"/>
+                <w:i w:val="false"/>
+                <w:iCs w:val="false"/>
+                <w:sz w:val="21"/>
+                <w:szCs w:val="21"/>
+              </w:rPr>
+              <w:t xml:space="preserve">$30 млрд (рост более чем в 3 раза к Series E: $9.1 млрд, декабрь 2023).</w:t>
+            </w:r>
+          </w:p>
+        </w:tc>
+      </w:tr>
+      <w:tr>
+        <w:tc>
+          <w:tcPr>
+            <w:tcW w:type="dxa" w:w="3000"/>
+            <w:shd w:fill="F2F2F2" w:val="clear"/>
+          </w:tcPr>
+          <w:p>
+            <w:pPr>
+              <w:spacing w:after="40"/>
+            </w:pPr>
+            <w:r>
+              <w:rPr>
+                <w:b/>
+                <w:bCs/>
+                <w:i w:val="false"/>
+                <w:iCs w:val="false"/>
+                <w:sz w:val="21"/>
+                <w:szCs w:val="21"/>
+              </w:rPr>
+              <w:t xml:space="preserve">Цена на вторичном рынке*</w:t>
+            </w:r>
+          </w:p>
+        </w:tc>
+        <w:tc>
+          <w:tcPr>
+            <w:tcW w:type="dxa" w:w="6360"/>
+          </w:tcPr>
+          <w:p>
+            <w:pPr>
+              <w:spacing w:after="40"/>
+            </w:pPr>
+            <w:r>
+              <w:rPr>
+                <w:b w:val="false"/>
+                <w:bCs w:val="false"/>
+                <w:i w:val="false"/>
+                <w:iCs w:val="false"/>
+                <w:sz w:val="21"/>
+                <w:szCs w:val="21"/>
+              </w:rPr>
+              <w:t xml:space="preserve">$23–28 млрд — с дисконтом к апрельскому раунду: половина сделки Series F пришлась на выкуп акций и уже удовлетворила часть спроса на выход.</w:t>
+            </w:r>
+          </w:p>
+        </w:tc>
+      </w:tr>
+      <w:tr>
+        <w:tc>
+          <w:tcPr>
+            <w:tcW w:type="dxa" w:w="3000"/>
+            <w:shd w:fill="F2F2F2" w:val="clear"/>
+          </w:tcPr>
+          <w:p>
+            <w:pPr>
+              <w:spacing w:after="40"/>
+            </w:pPr>
+            <w:r>
+              <w:rPr>
+                <w:b/>
+                <w:bCs/>
+                <w:i w:val="false"/>
+                <w:iCs w:val="false"/>
+                <w:sz w:val="21"/>
+                <w:szCs w:val="21"/>
+              </w:rPr>
+              <w:t xml:space="preserve">Именитые инвесторы</w:t>
+            </w:r>
+          </w:p>
+        </w:tc>
+        <w:tc>
+          <w:tcPr>
+            <w:tcW w:type="dxa" w:w="6360"/>
+          </w:tcPr>
+          <w:p>
+            <w:pPr>
+              <w:spacing w:after="40"/>
+            </w:pPr>
+            <w:r>
+              <w:rPr>
+                <w:b w:val="false"/>
+                <w:bCs w:val="false"/>
+                <w:i w:val="false"/>
+                <w:iCs w:val="false"/>
+                <w:sz w:val="21"/>
+                <w:szCs w:val="21"/>
+              </w:rPr>
+              <w:t xml:space="preserve">Drive Capital, Access Industries, NVIDIA, Fidelity, New Enterprise Associates, BOND.</w:t>
+            </w:r>
+          </w:p>
+        </w:tc>
+      </w:tr>
+      <w:tr>
+        <w:tc>
+          <w:tcPr>
+            <w:tcW w:type="dxa" w:w="3000"/>
+            <w:shd w:fill="F2F2F2" w:val="clear"/>
+          </w:tcPr>
+          <w:p>
+            <w:pPr>
+              <w:spacing w:after="40"/>
+            </w:pPr>
+            <w:r>
+              <w:rPr>
+                <w:b/>
+                <w:bCs/>
+                <w:i w:val="false"/>
+                <w:iCs w:val="false"/>
+                <w:sz w:val="21"/>
+                <w:szCs w:val="21"/>
+              </w:rPr>
+              <w:t xml:space="preserve">Горизонт</w:t>
+            </w:r>
+          </w:p>
+        </w:tc>
+        <w:tc>
+          <w:tcPr>
+            <w:tcW w:type="dxa" w:w="6360"/>
+          </w:tcPr>
+          <w:p>
+            <w:pPr>
+              <w:spacing w:after="40"/>
+            </w:pPr>
+            <w:r>
+              <w:rPr>
+                <w:b w:val="false"/>
+                <w:bCs w:val="false"/>
+                <w:i w:val="false"/>
+                <w:iCs w:val="false"/>
+                <w:sz w:val="21"/>
+                <w:szCs w:val="21"/>
+              </w:rPr>
+              <w:t xml:space="preserve">2–3 года: IPO 2028 (CEO заявлял о готовности к листингу к концу 2026, S-1 не подана).</w:t>
+            </w:r>
+          </w:p>
+        </w:tc>
+      </w:tr>
+      <w:tr>
+        <w:tc>
+          <w:tcPr>
+            <w:tcW w:type="dxa" w:w="3000"/>
+            <w:shd w:fill="F2F2F2" w:val="clear"/>
+          </w:tcPr>
+          <w:p>
+            <w:pPr>
+              <w:spacing w:after="40"/>
+            </w:pPr>
+            <w:r>
+              <w:rPr>
+                <w:b/>
+                <w:bCs/>
+                <w:i w:val="false"/>
+                <w:iCs w:val="false"/>
+                <w:sz w:val="21"/>
+                <w:szCs w:val="21"/>
+              </w:rPr>
+              <w:t xml:space="preserve">Доходность инвестора</w:t>
+            </w:r>
+          </w:p>
+        </w:tc>
+        <w:tc>
+          <w:tcPr>
+            <w:tcW w:type="dxa" w:w="6360"/>
+          </w:tcPr>
+          <w:p>
+            <w:pPr>
+              <w:spacing w:after="40"/>
+            </w:pPr>
+            <w:r>
+              <w:rPr>
+                <w:b w:val="false"/>
+                <w:bCs w:val="false"/>
+                <w:i w:val="false"/>
+                <w:iCs w:val="false"/>
+                <w:sz w:val="21"/>
+                <w:szCs w:val="21"/>
+              </w:rPr>
+              <w:t xml:space="preserve">2.4x при выходе на $60 млрд, IRR ~41% (upside +135%). Диапазон 1.2x–3.9x.</w:t>
+            </w:r>
+          </w:p>
+        </w:tc>
+      </w:tr>
+    </w:tbl>
+    <w:p>
+      <w:r>
+        <w:br w:type="page"/>
+      </w:r>
+    </w:p>
+    <w:p>
+      <w:pPr>
+        <w:pStyle w:val="Heading1"/>
+        <w:spacing w:after="120" w:before="240"/>
+      </w:pPr>
+      <w:r>
+        <w:t xml:space="preserve">ByteDance</w:t>
+      </w:r>
+    </w:p>
+    <w:p>
+      <w:pPr>
+        <w:spacing w:after="160"/>
+      </w:pPr>
+      <w:r>
+        <w:rPr>
+          <w:b w:val="false"/>
+          <w:bCs w:val="false"/>
+          <w:i/>
+          <w:iCs/>
+          <w:color w:val="1F3864"/>
+          <w:sz w:val="21"/>
+          <w:szCs w:val="21"/>
+        </w:rPr>
+        <w:t xml:space="preserve">Соцсети и цифровая реклама</w:t>
+      </w:r>
+    </w:p>
+    <w:p>
+      <w:pPr>
+        <w:pStyle w:val="Heading3"/>
+        <w:spacing w:after="80" w:before="160"/>
+      </w:pPr>
+      <w:r>
+        <w:t xml:space="preserve">Что делает компания</w:t>
+      </w:r>
+    </w:p>
+    <w:p>
+      <w:pPr>
+        <w:spacing w:after="120"/>
+      </w:pPr>
+      <w:r>
+        <w:rPr>
+          <w:b w:val="false"/>
+          <w:bCs w:val="false"/>
+          <w:i w:val="false"/>
+          <w:iCs w:val="false"/>
+          <w:sz w:val="21"/>
+          <w:szCs w:val="21"/>
+        </w:rPr>
+        <w:t xml:space="preserve">Владелец TikTok и китайского Douyin, новостной ленты Toutiao и ИИ-ассистента Doubao. Выручка за 2025 год — около $186 млрд при росте 20% в год, это фактически вровень с Meta. Зарабатывает на рекламе (около 60% выручки) и на комиссиях с торговли: через TikTok Shop и Douyin проходят покупки на сотни миллиардов долларов.</w:t>
+      </w:r>
+    </w:p>
+    <w:p>
+      <w:pPr>
+        <w:pStyle w:val="Heading3"/>
+        <w:spacing w:after="80" w:before="160"/>
+      </w:pPr>
+      <w:r>
+        <w:t xml:space="preserve">В чём преимущество</w:t>
+      </w:r>
+    </w:p>
+    <w:p>
+      <w:pPr>
+        <w:pStyle w:val="ListParagraph"/>
+        <w:numPr>
+          <w:ilvl w:val="0"/>
+          <w:numId w:val="2"/>
+        </w:numPr>
+        <w:spacing w:after="120"/>
+      </w:pPr>
+      <w:r>
+        <w:rPr>
+          <w:b w:val="false"/>
+          <w:bCs w:val="false"/>
+          <w:i w:val="false"/>
+          <w:iCs w:val="false"/>
+          <w:sz w:val="21"/>
+          <w:szCs w:val="21"/>
+        </w:rPr>
+        <w:t xml:space="preserve">Главный актив — алгоритм рекомендаций: он решает, что показать каждому пользователю, и удерживает внимание лучше конкурентов. Именно за него шёл торг в сделке по TikTok в США.</w:t>
+      </w:r>
+    </w:p>
+    <w:p>
+      <w:pPr>
+        <w:pStyle w:val="ListParagraph"/>
+        <w:numPr>
+          <w:ilvl w:val="0"/>
+          <w:numId w:val="2"/>
+        </w:numPr>
+        <w:spacing w:after="120"/>
+      </w:pPr>
+      <w:r>
+        <w:rPr>
+          <w:b w:val="false"/>
+          <w:bCs w:val="false"/>
+          <w:i w:val="false"/>
+          <w:iCs w:val="false"/>
+          <w:sz w:val="21"/>
+          <w:szCs w:val="21"/>
+        </w:rPr>
+        <w:t xml:space="preserve">Внутри той же ленты работает второй бизнес — торговля: пользователь покупает, не выходя из приложения, а компания берёт комиссию.</w:t>
+      </w:r>
+    </w:p>
+    <w:p>
+      <w:pPr>
+        <w:pStyle w:val="ListParagraph"/>
+        <w:numPr>
+          <w:ilvl w:val="0"/>
+          <w:numId w:val="2"/>
+        </w:numPr>
+        <w:spacing w:after="120"/>
+      </w:pPr>
+      <w:r>
+        <w:rPr>
+          <w:b w:val="false"/>
+          <w:bCs w:val="false"/>
+          <w:i w:val="false"/>
+          <w:iCs w:val="false"/>
+          <w:sz w:val="21"/>
+          <w:szCs w:val="21"/>
+        </w:rPr>
+        <w:t xml:space="preserve">Главный риск снят: в январе 2026 закрыта сделка по американскому совместному предприятию с Oracle, Silver Lake и MGX. После этого оценка на вторичном рынке выросла с $330 млрд до $550+ млрд.</w:t>
+      </w:r>
+    </w:p>
+    <w:p>
+      <w:pPr>
+        <w:pStyle w:val="Heading3"/>
+        <w:spacing w:after="80" w:before="160"/>
+      </w:pPr>
+      <w:r>
+        <w:t xml:space="preserve">Инвестиционные параметры</w:t>
+      </w:r>
+    </w:p>
+    <w:tbl>
+      <w:tblPr>
+        <w:tblW w:type="dxa" w:w="9360"/>
+        <w:tblBorders>
+          <w:top w:val="single" w:color="auto" w:sz="4"/>
+          <w:left w:val="single" w:color="auto" w:sz="4"/>
+          <w:bottom w:val="single" w:color="auto" w:sz="4"/>
+          <w:right w:val="single" w:color="auto" w:sz="4"/>
+          <w:insideH w:val="single" w:color="auto" w:sz="4"/>
+          <w:insideV w:val="single" w:color="auto" w:sz="4"/>
+        </w:tblBorders>
+      </w:tblPr>
+      <w:tblGrid>
+        <w:gridCol w:w="3000"/>
+        <w:gridCol w:w="6360"/>
+      </w:tblGrid>
+      <w:tr>
+        <w:tc>
+          <w:tcPr>
+            <w:tcW w:type="dxa" w:w="3000"/>
+            <w:shd w:fill="F2F2F2" w:val="clear"/>
+          </w:tcPr>
+          <w:p>
+            <w:pPr>
+              <w:spacing w:after="40"/>
+            </w:pPr>
+            <w:r>
+              <w:rPr>
+                <w:b/>
+                <w:bCs/>
+                <w:i w:val="false"/>
+                <w:iCs w:val="false"/>
+                <w:sz w:val="21"/>
+                <w:szCs w:val="21"/>
+              </w:rPr>
+              <w:t xml:space="preserve">Всего привлечено</w:t>
+            </w:r>
+          </w:p>
+        </w:tc>
+        <w:tc>
+          <w:tcPr>
+            <w:tcW w:type="dxa" w:w="6360"/>
+          </w:tcPr>
+          <w:p>
+            <w:pPr>
+              <w:spacing w:after="40"/>
+            </w:pPr>
+            <w:r>
+              <w:rPr>
+                <w:b w:val="false"/>
+                <w:bCs w:val="false"/>
+                <w:i w:val="false"/>
+                <w:iCs w:val="false"/>
+                <w:sz w:val="21"/>
+                <w:szCs w:val="21"/>
+              </w:rPr>
+              <w:t xml:space="preserve">≈$9.5 млрд.</w:t>
+            </w:r>
+          </w:p>
+        </w:tc>
+      </w:tr>
+      <w:tr>
+        <w:tc>
+          <w:tcPr>
+            <w:tcW w:type="dxa" w:w="3000"/>
+            <w:shd w:fill="F2F2F2" w:val="clear"/>
+          </w:tcPr>
+          <w:p>
+            <w:pPr>
+              <w:spacing w:after="40"/>
+            </w:pPr>
+            <w:r>
+              <w:rPr>
+                <w:b/>
+                <w:bCs/>
+                <w:i w:val="false"/>
+                <w:iCs w:val="false"/>
+                <w:sz w:val="21"/>
+                <w:szCs w:val="21"/>
+              </w:rPr>
+              <w:t xml:space="preserve">Последний раунд</w:t>
+            </w:r>
+          </w:p>
+        </w:tc>
+        <w:tc>
+          <w:tcPr>
+            <w:tcW w:type="dxa" w:w="6360"/>
+          </w:tcPr>
+          <w:p>
+            <w:pPr>
+              <w:spacing w:after="40"/>
+            </w:pPr>
+            <w:r>
+              <w:rPr>
+                <w:b w:val="false"/>
+                <w:bCs w:val="false"/>
+                <w:i w:val="false"/>
+                <w:iCs w:val="false"/>
+                <w:sz w:val="21"/>
+                <w:szCs w:val="21"/>
+              </w:rPr>
+              <w:t xml:space="preserve">Выкуп акций у сотрудников по $229.50 за акцию, 15.04.2026 (+14.5% к октябрю 2025).</w:t>
+            </w:r>
+          </w:p>
+        </w:tc>
+      </w:tr>
+      <w:tr>
+        <w:tc>
+          <w:tcPr>
+            <w:tcW w:type="dxa" w:w="3000"/>
+            <w:shd w:fill="F2F2F2" w:val="clear"/>
+          </w:tcPr>
+          <w:p>
+            <w:pPr>
+              <w:spacing w:after="40"/>
+            </w:pPr>
+            <w:r>
+              <w:rPr>
+                <w:b/>
+                <w:bCs/>
+                <w:i w:val="false"/>
+                <w:iCs w:val="false"/>
+                <w:sz w:val="21"/>
+                <w:szCs w:val="21"/>
+              </w:rPr>
+              <w:t xml:space="preserve">Оценка по последнему раунду</w:t>
+            </w:r>
+          </w:p>
+        </w:tc>
+        <w:tc>
+          <w:tcPr>
+            <w:tcW w:type="dxa" w:w="6360"/>
+          </w:tcPr>
+          <w:p>
+            <w:pPr>
+              <w:spacing w:after="40"/>
+            </w:pPr>
+            <w:r>
+              <w:rPr>
+                <w:b w:val="false"/>
+                <w:bCs w:val="false"/>
+                <w:i w:val="false"/>
+                <w:iCs w:val="false"/>
+                <w:sz w:val="21"/>
+                <w:szCs w:val="21"/>
+              </w:rPr>
+              <w:t xml:space="preserve">$400–450 млрд (имплайд-оценка по последнему выкупу).</w:t>
+            </w:r>
+          </w:p>
+        </w:tc>
+      </w:tr>
+      <w:tr>
+        <w:tc>
+          <w:tcPr>
+            <w:tcW w:type="dxa" w:w="3000"/>
+            <w:shd w:fill="F2F2F2" w:val="clear"/>
+          </w:tcPr>
+          <w:p>
+            <w:pPr>
+              <w:spacing w:after="40"/>
+            </w:pPr>
+            <w:r>
+              <w:rPr>
+                <w:b/>
+                <w:bCs/>
+                <w:i w:val="false"/>
+                <w:iCs w:val="false"/>
+                <w:sz w:val="21"/>
+                <w:szCs w:val="21"/>
+              </w:rPr>
+              <w:t xml:space="preserve">Цена на вторичном рынке*</w:t>
+            </w:r>
+          </w:p>
+        </w:tc>
+        <w:tc>
+          <w:tcPr>
+            <w:tcW w:type="dxa" w:w="6360"/>
+          </w:tcPr>
+          <w:p>
+            <w:pPr>
+              <w:spacing w:after="40"/>
+            </w:pPr>
+            <w:r>
+              <w:rPr>
+                <w:b w:val="false"/>
+                <w:bCs w:val="false"/>
+                <w:i w:val="false"/>
+                <w:iCs w:val="false"/>
+                <w:sz w:val="21"/>
+                <w:szCs w:val="21"/>
+              </w:rPr>
+              <w:t xml:space="preserve">$590–610 млрд. Reuters (февраль 2026): General Atlantic продавал пакет по оценке $550 млрд; к апрелю биды поднялись выше $600 млрд.</w:t>
+            </w:r>
+          </w:p>
+        </w:tc>
+      </w:tr>
+      <w:tr>
+        <w:tc>
+          <w:tcPr>
+            <w:tcW w:type="dxa" w:w="3000"/>
+            <w:shd w:fill="F2F2F2" w:val="clear"/>
+          </w:tcPr>
+          <w:p>
+            <w:pPr>
+              <w:spacing w:after="40"/>
+            </w:pPr>
+            <w:r>
+              <w:rPr>
+                <w:b/>
+                <w:bCs/>
+                <w:i w:val="false"/>
+                <w:iCs w:val="false"/>
+                <w:sz w:val="21"/>
+                <w:szCs w:val="21"/>
+              </w:rPr>
+              <w:t xml:space="preserve">Именитые инвесторы</w:t>
+            </w:r>
+          </w:p>
+        </w:tc>
+        <w:tc>
+          <w:tcPr>
+            <w:tcW w:type="dxa" w:w="6360"/>
+          </w:tcPr>
+          <w:p>
+            <w:pPr>
+              <w:spacing w:after="40"/>
+            </w:pPr>
+            <w:r>
+              <w:rPr>
+                <w:b w:val="false"/>
+                <w:bCs w:val="false"/>
+                <w:i w:val="false"/>
+                <w:iCs w:val="false"/>
+                <w:sz w:val="21"/>
+                <w:szCs w:val="21"/>
+              </w:rPr>
+              <w:t xml:space="preserve">SoftBank, HongShan (Sequoia China), KKR, General Atlantic, Coatue, Tiger Global, Susquehanna.</w:t>
+            </w:r>
+          </w:p>
+        </w:tc>
+      </w:tr>
+      <w:tr>
+        <w:tc>
+          <w:tcPr>
+            <w:tcW w:type="dxa" w:w="3000"/>
+            <w:shd w:fill="F2F2F2" w:val="clear"/>
+          </w:tcPr>
+          <w:p>
+            <w:pPr>
+              <w:spacing w:after="40"/>
+            </w:pPr>
+            <w:r>
+              <w:rPr>
+                <w:b/>
+                <w:bCs/>
+                <w:i w:val="false"/>
+                <w:iCs w:val="false"/>
+                <w:sz w:val="21"/>
+                <w:szCs w:val="21"/>
+              </w:rPr>
+              <w:t xml:space="preserve">Горизонт</w:t>
+            </w:r>
+          </w:p>
+        </w:tc>
+        <w:tc>
+          <w:tcPr>
+            <w:tcW w:type="dxa" w:w="6360"/>
+          </w:tcPr>
+          <w:p>
+            <w:pPr>
+              <w:spacing w:after="40"/>
+            </w:pPr>
+            <w:r>
+              <w:rPr>
+                <w:b w:val="false"/>
+                <w:bCs w:val="false"/>
+                <w:i w:val="false"/>
+                <w:iCs w:val="false"/>
+                <w:sz w:val="21"/>
+                <w:szCs w:val="21"/>
+              </w:rPr>
+              <w:t xml:space="preserve">1–2 года: выкуп акций или блок-трейд. IPO отложено решением совета директоров (май 2026).</w:t>
+            </w:r>
+          </w:p>
+        </w:tc>
+      </w:tr>
+      <w:tr>
+        <w:tc>
+          <w:tcPr>
+            <w:tcW w:type="dxa" w:w="3000"/>
+            <w:shd w:fill="F2F2F2" w:val="clear"/>
+          </w:tcPr>
+          <w:p>
+            <w:pPr>
+              <w:spacing w:after="40"/>
+            </w:pPr>
+            <w:r>
+              <w:rPr>
+                <w:b/>
+                <w:bCs/>
+                <w:i w:val="false"/>
+                <w:iCs w:val="false"/>
+                <w:sz w:val="21"/>
+                <w:szCs w:val="21"/>
+              </w:rPr>
+              <w:t xml:space="preserve">Доходность инвестора</w:t>
+            </w:r>
+          </w:p>
+        </w:tc>
+        <w:tc>
+          <w:tcPr>
+            <w:tcW w:type="dxa" w:w="6360"/>
+          </w:tcPr>
+          <w:p>
+            <w:pPr>
+              <w:spacing w:after="40"/>
+            </w:pPr>
+            <w:r>
+              <w:rPr>
+                <w:b w:val="false"/>
+                <w:bCs w:val="false"/>
+                <w:i w:val="false"/>
+                <w:iCs w:val="false"/>
+                <w:sz w:val="21"/>
+                <w:szCs w:val="21"/>
+              </w:rPr>
+              <w:t xml:space="preserve">1.4x при выходе на $850 млрд, IRR ~19% (upside +42%). Диапазон 1.0x–2.0x.</w:t>
+            </w:r>
+          </w:p>
+        </w:tc>
+      </w:tr>
+    </w:tbl>
+    <w:p>
+      <w:r>
+        <w:br w:type="page"/>
+      </w:r>
+    </w:p>
+    <w:p>
+      <w:pPr>
+        <w:pStyle w:val="Heading1"/>
+        <w:spacing w:after="120" w:before="240"/>
+      </w:pPr>
+      <w:r>
+        <w:t xml:space="preserve">Методология и оговорки</w:t>
+      </w:r>
+    </w:p>
+    <w:p>
+      <w:pPr>
+        <w:pStyle w:val="ListParagraph"/>
+        <w:numPr>
+          <w:ilvl w:val="0"/>
+          <w:numId w:val="2"/>
+        </w:numPr>
+        <w:spacing w:after="120"/>
+      </w:pPr>
+      <w:r>
+        <w:rPr>
+          <w:b w:val="false"/>
+          <w:bCs w:val="false"/>
+          <w:i w:val="false"/>
+          <w:iCs w:val="false"/>
+          <w:sz w:val="21"/>
+          <w:szCs w:val="21"/>
+        </w:rPr>
+        <w:t xml:space="preserve">Цена на вторичном рынке: индикативный диапазон фактических сделок и котировок площадок. Фактическая цена зависит от структуры сделки (SPV, вторичный рынок, новый раунд) и подтверждается по запросу на момент сделки.</w:t>
+      </w:r>
+    </w:p>
+    <w:p>
+      <w:pPr>
+        <w:pStyle w:val="ListParagraph"/>
+        <w:numPr>
+          <w:ilvl w:val="0"/>
+          <w:numId w:val="2"/>
+        </w:numPr>
+        <w:spacing w:after="120"/>
+      </w:pPr>
+      <w:r>
+        <w:rPr>
+          <w:b w:val="false"/>
+          <w:bCs w:val="false"/>
+          <w:i w:val="false"/>
+          <w:iCs w:val="false"/>
+          <w:sz w:val="21"/>
+          <w:szCs w:val="21"/>
+        </w:rPr>
+        <w:t xml:space="preserve">По 1X Technologies и Positron AI последние закрытые раунды устарели, поэтому премия 8–15% считается от оценки идущего раунда (1X: Series C ~$10 млрд; Positron: первый транш ~$3.5 млрд). По Kalshi, Figure AI, Polymarket, Databricks, VAST Data и ByteDance указаны фактические диапазоны сделок вторичного рынка. У ByteDance IPO отложено решением совета (май 2026), поэтому выход рассчитан через выкуп акций и блок-трейды, а не через листинг.</w:t>
       </w:r>
     </w:p>
     <w:p>

--- a/investment-pipeline/Veligera_Pipeline_Draft.docx
+++ b/investment-pipeline/Veligera_Pipeline_Draft.docx
@@ -1248,6 +1248,354 @@
           </w:p>
         </w:tc>
       </w:tr>
+      <w:tr>
+        <w:tc>
+          <w:tcPr>
+            <w:tcW w:type="dxa" w:w="1700"/>
+          </w:tcPr>
+          <w:p>
+            <w:pPr>
+              <w:spacing w:after="40"/>
+            </w:pPr>
+            <w:r>
+              <w:rPr>
+                <w:b w:val="false"/>
+                <w:bCs w:val="false"/>
+                <w:sz w:val="19"/>
+                <w:szCs w:val="19"/>
+              </w:rPr>
+              <w:t xml:space="preserve">Glean</w:t>
+            </w:r>
+          </w:p>
+        </w:tc>
+        <w:tc>
+          <w:tcPr>
+            <w:tcW w:type="dxa" w:w="1800"/>
+          </w:tcPr>
+          <w:p>
+            <w:pPr>
+              <w:spacing w:after="40"/>
+            </w:pPr>
+            <w:r>
+              <w:rPr>
+                <w:b w:val="false"/>
+                <w:bCs w:val="false"/>
+                <w:sz w:val="19"/>
+                <w:szCs w:val="19"/>
+              </w:rPr>
+              <w:t xml:space="preserve">Корпоративный ИИ-поиск</w:t>
+            </w:r>
+          </w:p>
+        </w:tc>
+        <w:tc>
+          <w:tcPr>
+            <w:tcW w:type="dxa" w:w="1400"/>
+          </w:tcPr>
+          <w:p>
+            <w:pPr>
+              <w:spacing w:after="40"/>
+            </w:pPr>
+            <w:r>
+              <w:rPr>
+                <w:b w:val="false"/>
+                <w:bCs w:val="false"/>
+                <w:sz w:val="19"/>
+                <w:szCs w:val="19"/>
+              </w:rPr>
+              <w:t xml:space="preserve">7.2</w:t>
+            </w:r>
+          </w:p>
+        </w:tc>
+        <w:tc>
+          <w:tcPr>
+            <w:tcW w:type="dxa" w:w="1500"/>
+          </w:tcPr>
+          <w:p>
+            <w:pPr>
+              <w:spacing w:after="40"/>
+            </w:pPr>
+            <w:r>
+              <w:rPr>
+                <w:b w:val="false"/>
+                <w:bCs w:val="false"/>
+                <w:sz w:val="19"/>
+                <w:szCs w:val="19"/>
+              </w:rPr>
+              <w:t xml:space="preserve">6.5–7</w:t>
+            </w:r>
+          </w:p>
+        </w:tc>
+        <w:tc>
+          <w:tcPr>
+            <w:tcW w:type="dxa" w:w="1660"/>
+          </w:tcPr>
+          <w:p>
+            <w:pPr>
+              <w:spacing w:after="40"/>
+            </w:pPr>
+            <w:r>
+              <w:rPr>
+                <w:b w:val="false"/>
+                <w:bCs w:val="false"/>
+                <w:sz w:val="19"/>
+                <w:szCs w:val="19"/>
+              </w:rPr>
+              <w:t xml:space="preserve">2–3 года (IPO 2028)</w:t>
+            </w:r>
+          </w:p>
+        </w:tc>
+        <w:tc>
+          <w:tcPr>
+            <w:tcW w:type="dxa" w:w="1300"/>
+          </w:tcPr>
+          <w:p>
+            <w:pPr>
+              <w:spacing w:after="40"/>
+            </w:pPr>
+            <w:r>
+              <w:rPr>
+                <w:b w:val="false"/>
+                <w:bCs w:val="false"/>
+                <w:sz w:val="19"/>
+                <w:szCs w:val="19"/>
+              </w:rPr>
+              <w:t xml:space="preserve">2.7x · IRR 48%</w:t>
+            </w:r>
+          </w:p>
+        </w:tc>
+      </w:tr>
+      <w:tr>
+        <w:tc>
+          <w:tcPr>
+            <w:tcW w:type="dxa" w:w="1700"/>
+          </w:tcPr>
+          <w:p>
+            <w:pPr>
+              <w:spacing w:after="40"/>
+            </w:pPr>
+            <w:r>
+              <w:rPr>
+                <w:b w:val="false"/>
+                <w:bCs w:val="false"/>
+                <w:sz w:val="19"/>
+                <w:szCs w:val="19"/>
+              </w:rPr>
+              <w:t xml:space="preserve">Lightmatter</w:t>
+            </w:r>
+          </w:p>
+        </w:tc>
+        <w:tc>
+          <w:tcPr>
+            <w:tcW w:type="dxa" w:w="1800"/>
+          </w:tcPr>
+          <w:p>
+            <w:pPr>
+              <w:spacing w:after="40"/>
+            </w:pPr>
+            <w:r>
+              <w:rPr>
+                <w:b w:val="false"/>
+                <w:bCs w:val="false"/>
+                <w:sz w:val="19"/>
+                <w:szCs w:val="19"/>
+              </w:rPr>
+              <w:t xml:space="preserve">Фотоника для ИИ-ЦОД</w:t>
+            </w:r>
+          </w:p>
+        </w:tc>
+        <w:tc>
+          <w:tcPr>
+            <w:tcW w:type="dxa" w:w="1400"/>
+          </w:tcPr>
+          <w:p>
+            <w:pPr>
+              <w:spacing w:after="40"/>
+            </w:pPr>
+            <w:r>
+              <w:rPr>
+                <w:b w:val="false"/>
+                <w:bCs w:val="false"/>
+                <w:sz w:val="19"/>
+                <w:szCs w:val="19"/>
+              </w:rPr>
+              <w:t xml:space="preserve">4.4</w:t>
+            </w:r>
+          </w:p>
+        </w:tc>
+        <w:tc>
+          <w:tcPr>
+            <w:tcW w:type="dxa" w:w="1500"/>
+          </w:tcPr>
+          <w:p>
+            <w:pPr>
+              <w:spacing w:after="40"/>
+            </w:pPr>
+            <w:r>
+              <w:rPr>
+                <w:b w:val="false"/>
+                <w:bCs w:val="false"/>
+                <w:sz w:val="19"/>
+                <w:szCs w:val="19"/>
+              </w:rPr>
+              <w:t xml:space="preserve">4.4–4.8</w:t>
+            </w:r>
+          </w:p>
+        </w:tc>
+        <w:tc>
+          <w:tcPr>
+            <w:tcW w:type="dxa" w:w="1660"/>
+          </w:tcPr>
+          <w:p>
+            <w:pPr>
+              <w:spacing w:after="40"/>
+            </w:pPr>
+            <w:r>
+              <w:rPr>
+                <w:b w:val="false"/>
+                <w:bCs w:val="false"/>
+                <w:sz w:val="19"/>
+                <w:szCs w:val="19"/>
+              </w:rPr>
+              <w:t xml:space="preserve">3–4 года (IPO/M&amp;A 2029–30)</w:t>
+            </w:r>
+          </w:p>
+        </w:tc>
+        <w:tc>
+          <w:tcPr>
+            <w:tcW w:type="dxa" w:w="1300"/>
+          </w:tcPr>
+          <w:p>
+            <w:pPr>
+              <w:spacing w:after="40"/>
+            </w:pPr>
+            <w:r>
+              <w:rPr>
+                <w:b w:val="false"/>
+                <w:bCs w:val="false"/>
+                <w:sz w:val="19"/>
+                <w:szCs w:val="19"/>
+              </w:rPr>
+              <w:t xml:space="preserve">3.0x · IRR 37%</w:t>
+            </w:r>
+          </w:p>
+        </w:tc>
+      </w:tr>
+      <w:tr>
+        <w:tc>
+          <w:tcPr>
+            <w:tcW w:type="dxa" w:w="1700"/>
+          </w:tcPr>
+          <w:p>
+            <w:pPr>
+              <w:spacing w:after="40"/>
+            </w:pPr>
+            <w:r>
+              <w:rPr>
+                <w:b w:val="false"/>
+                <w:bCs w:val="false"/>
+                <w:sz w:val="19"/>
+                <w:szCs w:val="19"/>
+              </w:rPr>
+              <w:t xml:space="preserve">PsiQuantum</w:t>
+            </w:r>
+          </w:p>
+        </w:tc>
+        <w:tc>
+          <w:tcPr>
+            <w:tcW w:type="dxa" w:w="1800"/>
+          </w:tcPr>
+          <w:p>
+            <w:pPr>
+              <w:spacing w:after="40"/>
+            </w:pPr>
+            <w:r>
+              <w:rPr>
+                <w:b w:val="false"/>
+                <w:bCs w:val="false"/>
+                <w:sz w:val="19"/>
+                <w:szCs w:val="19"/>
+              </w:rPr>
+              <w:t xml:space="preserve">Квантовые вычисления</w:t>
+            </w:r>
+          </w:p>
+        </w:tc>
+        <w:tc>
+          <w:tcPr>
+            <w:tcW w:type="dxa" w:w="1400"/>
+          </w:tcPr>
+          <w:p>
+            <w:pPr>
+              <w:spacing w:after="40"/>
+            </w:pPr>
+            <w:r>
+              <w:rPr>
+                <w:b w:val="false"/>
+                <w:bCs w:val="false"/>
+                <w:sz w:val="19"/>
+                <w:szCs w:val="19"/>
+              </w:rPr>
+              <w:t xml:space="preserve">7</w:t>
+            </w:r>
+          </w:p>
+        </w:tc>
+        <w:tc>
+          <w:tcPr>
+            <w:tcW w:type="dxa" w:w="1500"/>
+          </w:tcPr>
+          <w:p>
+            <w:pPr>
+              <w:spacing w:after="40"/>
+            </w:pPr>
+            <w:r>
+              <w:rPr>
+                <w:b w:val="false"/>
+                <w:bCs w:val="false"/>
+                <w:sz w:val="19"/>
+                <w:szCs w:val="19"/>
+              </w:rPr>
+              <w:t xml:space="preserve">7.6–8.1</w:t>
+            </w:r>
+          </w:p>
+        </w:tc>
+        <w:tc>
+          <w:tcPr>
+            <w:tcW w:type="dxa" w:w="1660"/>
+          </w:tcPr>
+          <w:p>
+            <w:pPr>
+              <w:spacing w:after="40"/>
+            </w:pPr>
+            <w:r>
+              <w:rPr>
+                <w:b w:val="false"/>
+                <w:bCs w:val="false"/>
+                <w:sz w:val="19"/>
+                <w:szCs w:val="19"/>
+              </w:rPr>
+              <w:t xml:space="preserve">4–5 лет (IPO 2029–30)</w:t>
+            </w:r>
+          </w:p>
+        </w:tc>
+        <w:tc>
+          <w:tcPr>
+            <w:tcW w:type="dxa" w:w="1300"/>
+          </w:tcPr>
+          <w:p>
+            <w:pPr>
+              <w:spacing w:after="40"/>
+            </w:pPr>
+            <w:r>
+              <w:rPr>
+                <w:b w:val="false"/>
+                <w:bCs w:val="false"/>
+                <w:sz w:val="19"/>
+                <w:szCs w:val="19"/>
+              </w:rPr>
+              <w:t xml:space="preserve">3.8x · IRR 35%</w:t>
+            </w:r>
+          </w:p>
+        </w:tc>
+      </w:tr>
     </w:tbl>
     <w:p>
       <w:pPr>
@@ -5497,6 +5845,1413 @@
                 <w:szCs w:val="21"/>
               </w:rPr>
               <w:t xml:space="preserve">1.4x при выходе на $850 млрд, IRR ~19% (upside +42%). Диапазон 1.0x–2.0x.</w:t>
+            </w:r>
+          </w:p>
+        </w:tc>
+      </w:tr>
+    </w:tbl>
+    <w:p>
+      <w:r>
+        <w:br w:type="page"/>
+      </w:r>
+    </w:p>
+    <w:p>
+      <w:pPr>
+        <w:pStyle w:val="Heading1"/>
+        <w:spacing w:after="120" w:before="240"/>
+      </w:pPr>
+      <w:r>
+        <w:t xml:space="preserve">Glean</w:t>
+      </w:r>
+    </w:p>
+    <w:p>
+      <w:pPr>
+        <w:spacing w:after="160"/>
+      </w:pPr>
+      <w:r>
+        <w:rPr>
+          <w:b w:val="false"/>
+          <w:bCs w:val="false"/>
+          <w:i/>
+          <w:iCs/>
+          <w:color w:val="1F3864"/>
+          <w:sz w:val="21"/>
+          <w:szCs w:val="21"/>
+        </w:rPr>
+        <w:t xml:space="preserve">Корпоративный ИИ-поиск</w:t>
+      </w:r>
+    </w:p>
+    <w:p>
+      <w:pPr>
+        <w:pStyle w:val="Heading3"/>
+        <w:spacing w:after="80" w:before="160"/>
+      </w:pPr>
+      <w:r>
+        <w:t xml:space="preserve">Что делает компания</w:t>
+      </w:r>
+    </w:p>
+    <w:p>
+      <w:pPr>
+        <w:spacing w:after="120"/>
+      </w:pPr>
+      <w:r>
+        <w:rPr>
+          <w:b w:val="false"/>
+          <w:bCs w:val="false"/>
+          <w:i w:val="false"/>
+          <w:iCs w:val="false"/>
+          <w:sz w:val="21"/>
+          <w:szCs w:val="21"/>
+        </w:rPr>
+        <w:t xml:space="preserve">Поиск и ИИ-помощник по всем рабочим системам компании сразу — почта, чаты, документы, задачи, CRM. Сотрудник спрашивает обычными словами и получает ответ со ссылками на источники, вместо того чтобы искать по десяти приложениям. Годовая выручка превысила $300 млн и выросла на 89% за год — утроилась за 15 месяцев. Более миллиона пользователей, среди клиентов — крупные компании из списка Fortune 500.</w:t>
+      </w:r>
+    </w:p>
+    <w:p>
+      <w:pPr>
+        <w:pStyle w:val="Heading3"/>
+        <w:spacing w:after="80" w:before="160"/>
+      </w:pPr>
+      <w:r>
+        <w:t xml:space="preserve">В чём преимущество</w:t>
+      </w:r>
+    </w:p>
+    <w:p>
+      <w:pPr>
+        <w:pStyle w:val="ListParagraph"/>
+        <w:numPr>
+          <w:ilvl w:val="0"/>
+          <w:numId w:val="2"/>
+        </w:numPr>
+        <w:spacing w:after="120"/>
+      </w:pPr>
+      <w:r>
+        <w:rPr>
+          <w:b w:val="false"/>
+          <w:bCs w:val="false"/>
+          <w:i w:val="false"/>
+          <w:iCs w:val="false"/>
+          <w:sz w:val="21"/>
+          <w:szCs w:val="21"/>
+        </w:rPr>
+        <w:t xml:space="preserve">Внутренние документы компании ИИ-моделям недоступны — Glean строит поверх них поисковый слой с учётом прав доступа: каждый сотрудник видит только то, что ему положено.</w:t>
+      </w:r>
+    </w:p>
+    <w:p>
+      <w:pPr>
+        <w:pStyle w:val="ListParagraph"/>
+        <w:numPr>
+          <w:ilvl w:val="0"/>
+          <w:numId w:val="2"/>
+        </w:numPr>
+        <w:spacing w:after="120"/>
+      </w:pPr>
+      <w:r>
+        <w:rPr>
+          <w:b w:val="false"/>
+          <w:bCs w:val="false"/>
+          <w:i w:val="false"/>
+          <w:iCs w:val="false"/>
+          <w:sz w:val="21"/>
+          <w:szCs w:val="21"/>
+        </w:rPr>
+        <w:t xml:space="preserve">Работает поверх всех систем сразу, тогда как Microsoft Copilot силён внутри экосистемы Microsoft, а остальные конкуренты закрывают отдельные ниши.</w:t>
+      </w:r>
+    </w:p>
+    <w:p>
+      <w:pPr>
+        <w:pStyle w:val="ListParagraph"/>
+        <w:numPr>
+          <w:ilvl w:val="0"/>
+          <w:numId w:val="2"/>
+        </w:numPr>
+        <w:spacing w:after="120"/>
+      </w:pPr>
+      <w:r>
+        <w:rPr>
+          <w:b w:val="false"/>
+          <w:bCs w:val="false"/>
+          <w:i w:val="false"/>
+          <w:iCs w:val="false"/>
+          <w:sz w:val="21"/>
+          <w:szCs w:val="21"/>
+        </w:rPr>
+        <w:t xml:space="preserve">Выручка утроилась за 15 месяцев ($100 млн → $300 млн) — по темпу это один из самых быстрых корпоративных софтверных бизнесов на рынке.</w:t>
+      </w:r>
+    </w:p>
+    <w:p>
+      <w:pPr>
+        <w:pStyle w:val="Heading3"/>
+        <w:spacing w:after="80" w:before="160"/>
+      </w:pPr>
+      <w:r>
+        <w:t xml:space="preserve">Инвестиционные параметры</w:t>
+      </w:r>
+    </w:p>
+    <w:tbl>
+      <w:tblPr>
+        <w:tblW w:type="dxa" w:w="9360"/>
+        <w:tblBorders>
+          <w:top w:val="single" w:color="auto" w:sz="4"/>
+          <w:left w:val="single" w:color="auto" w:sz="4"/>
+          <w:bottom w:val="single" w:color="auto" w:sz="4"/>
+          <w:right w:val="single" w:color="auto" w:sz="4"/>
+          <w:insideH w:val="single" w:color="auto" w:sz="4"/>
+          <w:insideV w:val="single" w:color="auto" w:sz="4"/>
+        </w:tblBorders>
+      </w:tblPr>
+      <w:tblGrid>
+        <w:gridCol w:w="3000"/>
+        <w:gridCol w:w="6360"/>
+      </w:tblGrid>
+      <w:tr>
+        <w:tc>
+          <w:tcPr>
+            <w:tcW w:type="dxa" w:w="3000"/>
+            <w:shd w:fill="F2F2F2" w:val="clear"/>
+          </w:tcPr>
+          <w:p>
+            <w:pPr>
+              <w:spacing w:after="40"/>
+            </w:pPr>
+            <w:r>
+              <w:rPr>
+                <w:b/>
+                <w:bCs/>
+                <w:i w:val="false"/>
+                <w:iCs w:val="false"/>
+                <w:sz w:val="21"/>
+                <w:szCs w:val="21"/>
+              </w:rPr>
+              <w:t xml:space="preserve">Всего привлечено</w:t>
+            </w:r>
+          </w:p>
+        </w:tc>
+        <w:tc>
+          <w:tcPr>
+            <w:tcW w:type="dxa" w:w="6360"/>
+          </w:tcPr>
+          <w:p>
+            <w:pPr>
+              <w:spacing w:after="40"/>
+            </w:pPr>
+            <w:r>
+              <w:rPr>
+                <w:b w:val="false"/>
+                <w:bCs w:val="false"/>
+                <w:i w:val="false"/>
+                <w:iCs w:val="false"/>
+                <w:sz w:val="21"/>
+                <w:szCs w:val="21"/>
+              </w:rPr>
+              <w:t xml:space="preserve">≈$765 млн.</w:t>
+            </w:r>
+          </w:p>
+        </w:tc>
+      </w:tr>
+      <w:tr>
+        <w:tc>
+          <w:tcPr>
+            <w:tcW w:type="dxa" w:w="3000"/>
+            <w:shd w:fill="F2F2F2" w:val="clear"/>
+          </w:tcPr>
+          <w:p>
+            <w:pPr>
+              <w:spacing w:after="40"/>
+            </w:pPr>
+            <w:r>
+              <w:rPr>
+                <w:b/>
+                <w:bCs/>
+                <w:i w:val="false"/>
+                <w:iCs w:val="false"/>
+                <w:sz w:val="21"/>
+                <w:szCs w:val="21"/>
+              </w:rPr>
+              <w:t xml:space="preserve">Последний раунд</w:t>
+            </w:r>
+          </w:p>
+        </w:tc>
+        <w:tc>
+          <w:tcPr>
+            <w:tcW w:type="dxa" w:w="6360"/>
+          </w:tcPr>
+          <w:p>
+            <w:pPr>
+              <w:spacing w:after="40"/>
+            </w:pPr>
+            <w:r>
+              <w:rPr>
+                <w:b w:val="false"/>
+                <w:bCs w:val="false"/>
+                <w:i w:val="false"/>
+                <w:iCs w:val="false"/>
+                <w:sz w:val="21"/>
+                <w:szCs w:val="21"/>
+              </w:rPr>
+              <w:t xml:space="preserve">Series F, $150 млн, закрыт 10.06.2025; лид Wellington Management.</w:t>
+            </w:r>
+          </w:p>
+        </w:tc>
+      </w:tr>
+      <w:tr>
+        <w:tc>
+          <w:tcPr>
+            <w:tcW w:type="dxa" w:w="3000"/>
+            <w:shd w:fill="F2F2F2" w:val="clear"/>
+          </w:tcPr>
+          <w:p>
+            <w:pPr>
+              <w:spacing w:after="40"/>
+            </w:pPr>
+            <w:r>
+              <w:rPr>
+                <w:b/>
+                <w:bCs/>
+                <w:i w:val="false"/>
+                <w:iCs w:val="false"/>
+                <w:sz w:val="21"/>
+                <w:szCs w:val="21"/>
+              </w:rPr>
+              <w:t xml:space="preserve">Оценка по последнему раунду</w:t>
+            </w:r>
+          </w:p>
+        </w:tc>
+        <w:tc>
+          <w:tcPr>
+            <w:tcW w:type="dxa" w:w="6360"/>
+          </w:tcPr>
+          <w:p>
+            <w:pPr>
+              <w:spacing w:after="40"/>
+            </w:pPr>
+            <w:r>
+              <w:rPr>
+                <w:b w:val="false"/>
+                <w:bCs w:val="false"/>
+                <w:i w:val="false"/>
+                <w:iCs w:val="false"/>
+                <w:sz w:val="21"/>
+                <w:szCs w:val="21"/>
+              </w:rPr>
+              <w:t xml:space="preserve">$7.2 млрд.</w:t>
+            </w:r>
+          </w:p>
+        </w:tc>
+      </w:tr>
+      <w:tr>
+        <w:tc>
+          <w:tcPr>
+            <w:tcW w:type="dxa" w:w="3000"/>
+            <w:shd w:fill="F2F2F2" w:val="clear"/>
+          </w:tcPr>
+          <w:p>
+            <w:pPr>
+              <w:spacing w:after="40"/>
+            </w:pPr>
+            <w:r>
+              <w:rPr>
+                <w:b/>
+                <w:bCs/>
+                <w:i w:val="false"/>
+                <w:iCs w:val="false"/>
+                <w:sz w:val="21"/>
+                <w:szCs w:val="21"/>
+              </w:rPr>
+              <w:t xml:space="preserve">Цена на вторичном рынке*</w:t>
+            </w:r>
+          </w:p>
+        </w:tc>
+        <w:tc>
+          <w:tcPr>
+            <w:tcW w:type="dxa" w:w="6360"/>
+          </w:tcPr>
+          <w:p>
+            <w:pPr>
+              <w:spacing w:after="40"/>
+            </w:pPr>
+            <w:r>
+              <w:rPr>
+                <w:b w:val="false"/>
+                <w:bCs w:val="false"/>
+                <w:i w:val="false"/>
+                <w:iCs w:val="false"/>
+                <w:sz w:val="21"/>
+                <w:szCs w:val="21"/>
+              </w:rPr>
+              <w:t xml:space="preserve">$6.5–7 млрд — вторичные сделки идут по $44–47 за акцию против $49.09 в раунде (дисконт около 10%).</w:t>
+            </w:r>
+          </w:p>
+        </w:tc>
+      </w:tr>
+      <w:tr>
+        <w:tc>
+          <w:tcPr>
+            <w:tcW w:type="dxa" w:w="3000"/>
+            <w:shd w:fill="F2F2F2" w:val="clear"/>
+          </w:tcPr>
+          <w:p>
+            <w:pPr>
+              <w:spacing w:after="40"/>
+            </w:pPr>
+            <w:r>
+              <w:rPr>
+                <w:b/>
+                <w:bCs/>
+                <w:i w:val="false"/>
+                <w:iCs w:val="false"/>
+                <w:sz w:val="21"/>
+                <w:szCs w:val="21"/>
+              </w:rPr>
+              <w:t xml:space="preserve">Именитые инвесторы</w:t>
+            </w:r>
+          </w:p>
+        </w:tc>
+        <w:tc>
+          <w:tcPr>
+            <w:tcW w:type="dxa" w:w="6360"/>
+          </w:tcPr>
+          <w:p>
+            <w:pPr>
+              <w:spacing w:after="40"/>
+            </w:pPr>
+            <w:r>
+              <w:rPr>
+                <w:b w:val="false"/>
+                <w:bCs w:val="false"/>
+                <w:i w:val="false"/>
+                <w:iCs w:val="false"/>
+                <w:sz w:val="21"/>
+                <w:szCs w:val="21"/>
+              </w:rPr>
+              <w:t xml:space="preserve">Wellington Management, Sequoia, Kleiner Perkins, Lightspeed, General Catalyst, Coatue, Khosla, DST Global, IVP, SoftBank Vision Fund 2, Citi Ventures, Workday Ventures, Databricks Ventures.</w:t>
+            </w:r>
+          </w:p>
+        </w:tc>
+      </w:tr>
+      <w:tr>
+        <w:tc>
+          <w:tcPr>
+            <w:tcW w:type="dxa" w:w="3000"/>
+            <w:shd w:fill="F2F2F2" w:val="clear"/>
+          </w:tcPr>
+          <w:p>
+            <w:pPr>
+              <w:spacing w:after="40"/>
+            </w:pPr>
+            <w:r>
+              <w:rPr>
+                <w:b/>
+                <w:bCs/>
+                <w:i w:val="false"/>
+                <w:iCs w:val="false"/>
+                <w:sz w:val="21"/>
+                <w:szCs w:val="21"/>
+              </w:rPr>
+              <w:t xml:space="preserve">Горизонт</w:t>
+            </w:r>
+          </w:p>
+        </w:tc>
+        <w:tc>
+          <w:tcPr>
+            <w:tcW w:type="dxa" w:w="6360"/>
+          </w:tcPr>
+          <w:p>
+            <w:pPr>
+              <w:spacing w:after="40"/>
+            </w:pPr>
+            <w:r>
+              <w:rPr>
+                <w:b w:val="false"/>
+                <w:bCs w:val="false"/>
+                <w:i w:val="false"/>
+                <w:iCs w:val="false"/>
+                <w:sz w:val="21"/>
+                <w:szCs w:val="21"/>
+              </w:rPr>
+              <w:t xml:space="preserve">2–3 года: IPO 2028; триггером аналитики считают выход на $500 млн — $1 млрд годовой выручки.</w:t>
+            </w:r>
+          </w:p>
+        </w:tc>
+      </w:tr>
+      <w:tr>
+        <w:tc>
+          <w:tcPr>
+            <w:tcW w:type="dxa" w:w="3000"/>
+            <w:shd w:fill="F2F2F2" w:val="clear"/>
+          </w:tcPr>
+          <w:p>
+            <w:pPr>
+              <w:spacing w:after="40"/>
+            </w:pPr>
+            <w:r>
+              <w:rPr>
+                <w:b/>
+                <w:bCs/>
+                <w:i w:val="false"/>
+                <w:iCs w:val="false"/>
+                <w:sz w:val="21"/>
+                <w:szCs w:val="21"/>
+              </w:rPr>
+              <w:t xml:space="preserve">Доходность инвестора</w:t>
+            </w:r>
+          </w:p>
+        </w:tc>
+        <w:tc>
+          <w:tcPr>
+            <w:tcW w:type="dxa" w:w="6360"/>
+          </w:tcPr>
+          <w:p>
+            <w:pPr>
+              <w:spacing w:after="40"/>
+            </w:pPr>
+            <w:r>
+              <w:rPr>
+                <w:b w:val="false"/>
+                <w:bCs w:val="false"/>
+                <w:i w:val="false"/>
+                <w:iCs w:val="false"/>
+                <w:sz w:val="21"/>
+                <w:szCs w:val="21"/>
+              </w:rPr>
+              <w:t xml:space="preserve">2.7x при выходе на $18 млрд, IRR ~48% (upside +167%). Диапазон 1.1x–5.5x.</w:t>
+            </w:r>
+          </w:p>
+        </w:tc>
+      </w:tr>
+    </w:tbl>
+    <w:p>
+      <w:r>
+        <w:br w:type="page"/>
+      </w:r>
+    </w:p>
+    <w:p>
+      <w:pPr>
+        <w:pStyle w:val="Heading1"/>
+        <w:spacing w:after="120" w:before="240"/>
+      </w:pPr>
+      <w:r>
+        <w:t xml:space="preserve">Lightmatter</w:t>
+      </w:r>
+    </w:p>
+    <w:p>
+      <w:pPr>
+        <w:spacing w:after="160"/>
+      </w:pPr>
+      <w:r>
+        <w:rPr>
+          <w:b w:val="false"/>
+          <w:bCs w:val="false"/>
+          <w:i/>
+          <w:iCs/>
+          <w:color w:val="1F3864"/>
+          <w:sz w:val="21"/>
+          <w:szCs w:val="21"/>
+        </w:rPr>
+        <w:t xml:space="preserve">Фотоника для ИИ-дата-центров</w:t>
+      </w:r>
+    </w:p>
+    <w:p>
+      <w:pPr>
+        <w:pStyle w:val="Heading3"/>
+        <w:spacing w:after="80" w:before="160"/>
+      </w:pPr>
+      <w:r>
+        <w:t xml:space="preserve">Что делает компания</w:t>
+      </w:r>
+    </w:p>
+    <w:p>
+      <w:pPr>
+        <w:spacing w:after="120"/>
+      </w:pPr>
+      <w:r>
+        <w:rPr>
+          <w:b w:val="false"/>
+          <w:bCs w:val="false"/>
+          <w:i w:val="false"/>
+          <w:iCs w:val="false"/>
+          <w:sz w:val="21"/>
+          <w:szCs w:val="21"/>
+        </w:rPr>
+        <w:t xml:space="preserve">Соединяет ИИ-чипы светом вместо медных проводов. В больших ИИ-кластерах узкое место — не сами чипы, а обмен данными между ними: медь упирается в предел по скорости и жжёт электричество. Технология Lightmatter снимает это ограничение. В июне 2026 компания вошла в экосистему NVIDIA NVLink Fusion, в августе возглавила отраслевую рабочую группу Open Compute Project из 19 компаний.</w:t>
+      </w:r>
+    </w:p>
+    <w:p>
+      <w:pPr>
+        <w:pStyle w:val="Heading3"/>
+        <w:spacing w:after="80" w:before="160"/>
+      </w:pPr>
+      <w:r>
+        <w:t xml:space="preserve">В чём преимущество</w:t>
+      </w:r>
+    </w:p>
+    <w:p>
+      <w:pPr>
+        <w:pStyle w:val="ListParagraph"/>
+        <w:numPr>
+          <w:ilvl w:val="0"/>
+          <w:numId w:val="2"/>
+        </w:numPr>
+        <w:spacing w:after="120"/>
+      </w:pPr>
+      <w:r>
+        <w:rPr>
+          <w:b w:val="false"/>
+          <w:bCs w:val="false"/>
+          <w:i w:val="false"/>
+          <w:iCs w:val="false"/>
+          <w:sz w:val="21"/>
+          <w:szCs w:val="21"/>
+        </w:rPr>
+        <w:t xml:space="preserve">Бьёт в физический предел отрасли: наращивать вычисления дальше без оптики между чипами уже не получается — упирается в провода и энергию.</w:t>
+      </w:r>
+    </w:p>
+    <w:p>
+      <w:pPr>
+        <w:pStyle w:val="ListParagraph"/>
+        <w:numPr>
+          <w:ilvl w:val="0"/>
+          <w:numId w:val="2"/>
+        </w:numPr>
+        <w:spacing w:after="120"/>
+      </w:pPr>
+      <w:r>
+        <w:rPr>
+          <w:b w:val="false"/>
+          <w:bCs w:val="false"/>
+          <w:i w:val="false"/>
+          <w:iCs w:val="false"/>
+          <w:sz w:val="21"/>
+          <w:szCs w:val="21"/>
+        </w:rPr>
+        <w:t xml:space="preserve">Рынок оптики для ИИ-дата-центров растёт с $13.7 млрд (2024) до прогнозных $144 млрд к 2030 году — одна из самых быстрорастущих ниш в железе.</w:t>
+      </w:r>
+    </w:p>
+    <w:p>
+      <w:pPr>
+        <w:pStyle w:val="ListParagraph"/>
+        <w:numPr>
+          <w:ilvl w:val="0"/>
+          <w:numId w:val="2"/>
+        </w:numPr>
+        <w:spacing w:after="120"/>
+      </w:pPr>
+      <w:r>
+        <w:rPr>
+          <w:b w:val="false"/>
+          <w:bCs w:val="false"/>
+          <w:i w:val="false"/>
+          <w:iCs w:val="false"/>
+          <w:sz w:val="21"/>
+          <w:szCs w:val="21"/>
+        </w:rPr>
+        <w:t xml:space="preserve">Свежий прецедент цены: Marvell купил конкурента Celestial AI за $3.25 млрд с доплатой до $5.5 млрд, а NVIDIA вложила по $2 млрд в Coherent и Lumentum.</w:t>
+      </w:r>
+    </w:p>
+    <w:p>
+      <w:pPr>
+        <w:pStyle w:val="Heading3"/>
+        <w:spacing w:after="80" w:before="160"/>
+      </w:pPr>
+      <w:r>
+        <w:t xml:space="preserve">Инвестиционные параметры</w:t>
+      </w:r>
+    </w:p>
+    <w:tbl>
+      <w:tblPr>
+        <w:tblW w:type="dxa" w:w="9360"/>
+        <w:tblBorders>
+          <w:top w:val="single" w:color="auto" w:sz="4"/>
+          <w:left w:val="single" w:color="auto" w:sz="4"/>
+          <w:bottom w:val="single" w:color="auto" w:sz="4"/>
+          <w:right w:val="single" w:color="auto" w:sz="4"/>
+          <w:insideH w:val="single" w:color="auto" w:sz="4"/>
+          <w:insideV w:val="single" w:color="auto" w:sz="4"/>
+        </w:tblBorders>
+      </w:tblPr>
+      <w:tblGrid>
+        <w:gridCol w:w="3000"/>
+        <w:gridCol w:w="6360"/>
+      </w:tblGrid>
+      <w:tr>
+        <w:tc>
+          <w:tcPr>
+            <w:tcW w:type="dxa" w:w="3000"/>
+            <w:shd w:fill="F2F2F2" w:val="clear"/>
+          </w:tcPr>
+          <w:p>
+            <w:pPr>
+              <w:spacing w:after="40"/>
+            </w:pPr>
+            <w:r>
+              <w:rPr>
+                <w:b/>
+                <w:bCs/>
+                <w:i w:val="false"/>
+                <w:iCs w:val="false"/>
+                <w:sz w:val="21"/>
+                <w:szCs w:val="21"/>
+              </w:rPr>
+              <w:t xml:space="preserve">Всего привлечено</w:t>
+            </w:r>
+          </w:p>
+        </w:tc>
+        <w:tc>
+          <w:tcPr>
+            <w:tcW w:type="dxa" w:w="6360"/>
+          </w:tcPr>
+          <w:p>
+            <w:pPr>
+              <w:spacing w:after="40"/>
+            </w:pPr>
+            <w:r>
+              <w:rPr>
+                <w:b w:val="false"/>
+                <w:bCs w:val="false"/>
+                <w:i w:val="false"/>
+                <w:iCs w:val="false"/>
+                <w:sz w:val="21"/>
+                <w:szCs w:val="21"/>
+              </w:rPr>
+              <w:t xml:space="preserve">≈$850 млн.</w:t>
+            </w:r>
+          </w:p>
+        </w:tc>
+      </w:tr>
+      <w:tr>
+        <w:tc>
+          <w:tcPr>
+            <w:tcW w:type="dxa" w:w="3000"/>
+            <w:shd w:fill="F2F2F2" w:val="clear"/>
+          </w:tcPr>
+          <w:p>
+            <w:pPr>
+              <w:spacing w:after="40"/>
+            </w:pPr>
+            <w:r>
+              <w:rPr>
+                <w:b/>
+                <w:bCs/>
+                <w:i w:val="false"/>
+                <w:iCs w:val="false"/>
+                <w:sz w:val="21"/>
+                <w:szCs w:val="21"/>
+              </w:rPr>
+              <w:t xml:space="preserve">Последний раунд</w:t>
+            </w:r>
+          </w:p>
+        </w:tc>
+        <w:tc>
+          <w:tcPr>
+            <w:tcW w:type="dxa" w:w="6360"/>
+          </w:tcPr>
+          <w:p>
+            <w:pPr>
+              <w:spacing w:after="40"/>
+            </w:pPr>
+            <w:r>
+              <w:rPr>
+                <w:b w:val="false"/>
+                <w:bCs w:val="false"/>
+                <w:i w:val="false"/>
+                <w:iCs w:val="false"/>
+                <w:sz w:val="21"/>
+                <w:szCs w:val="21"/>
+              </w:rPr>
+              <w:t xml:space="preserve">Series D, $400 млн, закрыт в октябре 2024; лид T. Rowe Price. Новых раундов с тех пор не было.</w:t>
+            </w:r>
+          </w:p>
+        </w:tc>
+      </w:tr>
+      <w:tr>
+        <w:tc>
+          <w:tcPr>
+            <w:tcW w:type="dxa" w:w="3000"/>
+            <w:shd w:fill="F2F2F2" w:val="clear"/>
+          </w:tcPr>
+          <w:p>
+            <w:pPr>
+              <w:spacing w:after="40"/>
+            </w:pPr>
+            <w:r>
+              <w:rPr>
+                <w:b/>
+                <w:bCs/>
+                <w:i w:val="false"/>
+                <w:iCs w:val="false"/>
+                <w:sz w:val="21"/>
+                <w:szCs w:val="21"/>
+              </w:rPr>
+              <w:t xml:space="preserve">Оценка по последнему раунду</w:t>
+            </w:r>
+          </w:p>
+        </w:tc>
+        <w:tc>
+          <w:tcPr>
+            <w:tcW w:type="dxa" w:w="6360"/>
+          </w:tcPr>
+          <w:p>
+            <w:pPr>
+              <w:spacing w:after="40"/>
+            </w:pPr>
+            <w:r>
+              <w:rPr>
+                <w:b w:val="false"/>
+                <w:bCs w:val="false"/>
+                <w:i w:val="false"/>
+                <w:iCs w:val="false"/>
+                <w:sz w:val="21"/>
+                <w:szCs w:val="21"/>
+              </w:rPr>
+              <w:t xml:space="preserve">$4.4 млрд.</w:t>
+            </w:r>
+          </w:p>
+        </w:tc>
+      </w:tr>
+      <w:tr>
+        <w:tc>
+          <w:tcPr>
+            <w:tcW w:type="dxa" w:w="3000"/>
+            <w:shd w:fill="F2F2F2" w:val="clear"/>
+          </w:tcPr>
+          <w:p>
+            <w:pPr>
+              <w:spacing w:after="40"/>
+            </w:pPr>
+            <w:r>
+              <w:rPr>
+                <w:b/>
+                <w:bCs/>
+                <w:i w:val="false"/>
+                <w:iCs w:val="false"/>
+                <w:sz w:val="21"/>
+                <w:szCs w:val="21"/>
+              </w:rPr>
+              <w:t xml:space="preserve">Цена на вторичном рынке*</w:t>
+            </w:r>
+          </w:p>
+        </w:tc>
+        <w:tc>
+          <w:tcPr>
+            <w:tcW w:type="dxa" w:w="6360"/>
+          </w:tcPr>
+          <w:p>
+            <w:pPr>
+              <w:spacing w:after="40"/>
+            </w:pPr>
+            <w:r>
+              <w:rPr>
+                <w:b w:val="false"/>
+                <w:bCs w:val="false"/>
+                <w:i w:val="false"/>
+                <w:iCs w:val="false"/>
+                <w:sz w:val="21"/>
+                <w:szCs w:val="21"/>
+              </w:rPr>
+              <w:t xml:space="preserve">$4.4–4.8 млрд — вторичный рынок оценивает компанию примерно в $4.6 млрд (Forge $84.48, Hiive $89.53 за акцию, 21.08.2026).</w:t>
+            </w:r>
+          </w:p>
+        </w:tc>
+      </w:tr>
+      <w:tr>
+        <w:tc>
+          <w:tcPr>
+            <w:tcW w:type="dxa" w:w="3000"/>
+            <w:shd w:fill="F2F2F2" w:val="clear"/>
+          </w:tcPr>
+          <w:p>
+            <w:pPr>
+              <w:spacing w:after="40"/>
+            </w:pPr>
+            <w:r>
+              <w:rPr>
+                <w:b/>
+                <w:bCs/>
+                <w:i w:val="false"/>
+                <w:iCs w:val="false"/>
+                <w:sz w:val="21"/>
+                <w:szCs w:val="21"/>
+              </w:rPr>
+              <w:t xml:space="preserve">Именитые инвесторы</w:t>
+            </w:r>
+          </w:p>
+        </w:tc>
+        <w:tc>
+          <w:tcPr>
+            <w:tcW w:type="dxa" w:w="6360"/>
+          </w:tcPr>
+          <w:p>
+            <w:pPr>
+              <w:spacing w:after="40"/>
+            </w:pPr>
+            <w:r>
+              <w:rPr>
+                <w:b w:val="false"/>
+                <w:bCs w:val="false"/>
+                <w:i w:val="false"/>
+                <w:iCs w:val="false"/>
+                <w:sz w:val="21"/>
+                <w:szCs w:val="21"/>
+              </w:rPr>
+              <w:t xml:space="preserve">T. Rowe Price, Fidelity, GV (Google Ventures), Viking Global, Lockheed Martin, Spark Capital, Matrix Partners, HPE.</w:t>
+            </w:r>
+          </w:p>
+        </w:tc>
+      </w:tr>
+      <w:tr>
+        <w:tc>
+          <w:tcPr>
+            <w:tcW w:type="dxa" w:w="3000"/>
+            <w:shd w:fill="F2F2F2" w:val="clear"/>
+          </w:tcPr>
+          <w:p>
+            <w:pPr>
+              <w:spacing w:after="40"/>
+            </w:pPr>
+            <w:r>
+              <w:rPr>
+                <w:b/>
+                <w:bCs/>
+                <w:i w:val="false"/>
+                <w:iCs w:val="false"/>
+                <w:sz w:val="21"/>
+                <w:szCs w:val="21"/>
+              </w:rPr>
+              <w:t xml:space="preserve">Горизонт</w:t>
+            </w:r>
+          </w:p>
+        </w:tc>
+        <w:tc>
+          <w:tcPr>
+            <w:tcW w:type="dxa" w:w="6360"/>
+          </w:tcPr>
+          <w:p>
+            <w:pPr>
+              <w:spacing w:after="40"/>
+            </w:pPr>
+            <w:r>
+              <w:rPr>
+                <w:b w:val="false"/>
+                <w:bCs w:val="false"/>
+                <w:i w:val="false"/>
+                <w:iCs w:val="false"/>
+                <w:sz w:val="21"/>
+                <w:szCs w:val="21"/>
+              </w:rPr>
+              <w:t xml:space="preserve">3–4 года: IPO или продажа стратегу (2029–2030). CEO называл Series D «вероятно, последним частным раундом».</w:t>
+            </w:r>
+          </w:p>
+        </w:tc>
+      </w:tr>
+      <w:tr>
+        <w:tc>
+          <w:tcPr>
+            <w:tcW w:type="dxa" w:w="3000"/>
+            <w:shd w:fill="F2F2F2" w:val="clear"/>
+          </w:tcPr>
+          <w:p>
+            <w:pPr>
+              <w:spacing w:after="40"/>
+            </w:pPr>
+            <w:r>
+              <w:rPr>
+                <w:b/>
+                <w:bCs/>
+                <w:i w:val="false"/>
+                <w:iCs w:val="false"/>
+                <w:sz w:val="21"/>
+                <w:szCs w:val="21"/>
+              </w:rPr>
+              <w:t xml:space="preserve">Доходность инвестора</w:t>
+            </w:r>
+          </w:p>
+        </w:tc>
+        <w:tc>
+          <w:tcPr>
+            <w:tcW w:type="dxa" w:w="6360"/>
+          </w:tcPr>
+          <w:p>
+            <w:pPr>
+              <w:spacing w:after="40"/>
+            </w:pPr>
+            <w:r>
+              <w:rPr>
+                <w:b w:val="false"/>
+                <w:bCs w:val="false"/>
+                <w:i w:val="false"/>
+                <w:iCs w:val="false"/>
+                <w:sz w:val="21"/>
+                <w:szCs w:val="21"/>
+              </w:rPr>
+              <w:t xml:space="preserve">3.0x при выходе на $14 млрд, IRR ~37% (upside +204%). Диапазон 0.9x–7.6x.</w:t>
+            </w:r>
+          </w:p>
+        </w:tc>
+      </w:tr>
+    </w:tbl>
+    <w:p>
+      <w:r>
+        <w:br w:type="page"/>
+      </w:r>
+    </w:p>
+    <w:p>
+      <w:pPr>
+        <w:pStyle w:val="Heading1"/>
+        <w:spacing w:after="120" w:before="240"/>
+      </w:pPr>
+      <w:r>
+        <w:t xml:space="preserve">PsiQuantum</w:t>
+      </w:r>
+    </w:p>
+    <w:p>
+      <w:pPr>
+        <w:spacing w:after="160"/>
+      </w:pPr>
+      <w:r>
+        <w:rPr>
+          <w:b w:val="false"/>
+          <w:bCs w:val="false"/>
+          <w:i/>
+          <w:iCs/>
+          <w:color w:val="1F3864"/>
+          <w:sz w:val="21"/>
+          <w:szCs w:val="21"/>
+        </w:rPr>
+        <w:t xml:space="preserve">Квантовые вычисления</w:t>
+      </w:r>
+    </w:p>
+    <w:p>
+      <w:pPr>
+        <w:pStyle w:val="Heading3"/>
+        <w:spacing w:after="80" w:before="160"/>
+      </w:pPr>
+      <w:r>
+        <w:t xml:space="preserve">Что делает компания</w:t>
+      </w:r>
+    </w:p>
+    <w:p>
+      <w:pPr>
+        <w:spacing w:after="120"/>
+      </w:pPr>
+      <w:r>
+        <w:rPr>
+          <w:b w:val="false"/>
+          <w:bCs w:val="false"/>
+          <w:i w:val="false"/>
+          <w:iCs w:val="false"/>
+          <w:sz w:val="21"/>
+          <w:szCs w:val="21"/>
+        </w:rPr>
+        <w:t xml:space="preserve">Строит квантовый компьютер на миллион кубитов — такой, который умеет исправлять собственные ошибки. Ключевое отличие: чипы делаются на обычных полупроводниковых фабриках (GlobalFoundries), а не в уникальных лабораториях. Площадки строятся в Брисбене и Чикаго, запуск намечен на конец десятилетия. Выручки пока нет: все поступления — государственные и партнёрские контракты.</w:t>
+      </w:r>
+    </w:p>
+    <w:p>
+      <w:pPr>
+        <w:pStyle w:val="Heading3"/>
+        <w:spacing w:after="80" w:before="160"/>
+      </w:pPr>
+      <w:r>
+        <w:t xml:space="preserve">В чём преимущество</w:t>
+      </w:r>
+    </w:p>
+    <w:p>
+      <w:pPr>
+        <w:pStyle w:val="ListParagraph"/>
+        <w:numPr>
+          <w:ilvl w:val="0"/>
+          <w:numId w:val="2"/>
+        </w:numPr>
+        <w:spacing w:after="120"/>
+      </w:pPr>
+      <w:r>
+        <w:rPr>
+          <w:b w:val="false"/>
+          <w:bCs w:val="false"/>
+          <w:i w:val="false"/>
+          <w:iCs w:val="false"/>
+          <w:sz w:val="21"/>
+          <w:szCs w:val="21"/>
+        </w:rPr>
+        <w:t xml:space="preserve">Одна из двух компаний в мире (вторая — Microsoft), допущенных к финальной стадии программы DARPA по квантовым вычислениям.</w:t>
+      </w:r>
+    </w:p>
+    <w:p>
+      <w:pPr>
+        <w:pStyle w:val="ListParagraph"/>
+        <w:numPr>
+          <w:ilvl w:val="0"/>
+          <w:numId w:val="2"/>
+        </w:numPr>
+        <w:spacing w:after="120"/>
+      </w:pPr>
+      <w:r>
+        <w:rPr>
+          <w:b w:val="false"/>
+          <w:bCs w:val="false"/>
+          <w:i w:val="false"/>
+          <w:iCs w:val="false"/>
+          <w:sz w:val="21"/>
+          <w:szCs w:val="21"/>
+        </w:rPr>
+        <w:t xml:space="preserve">Производство на серийных фабриках — ответ на главный вопрос отрасли: как перейти от лабораторных образцов к промышленным объёмам.</w:t>
+      </w:r>
+    </w:p>
+    <w:p>
+      <w:pPr>
+        <w:pStyle w:val="ListParagraph"/>
+        <w:numPr>
+          <w:ilvl w:val="0"/>
+          <w:numId w:val="2"/>
+        </w:numPr>
+        <w:spacing w:after="120"/>
+      </w:pPr>
+      <w:r>
+        <w:rPr>
+          <w:b w:val="false"/>
+          <w:bCs w:val="false"/>
+          <w:i w:val="false"/>
+          <w:iCs w:val="false"/>
+          <w:sz w:val="21"/>
+          <w:szCs w:val="21"/>
+        </w:rPr>
+        <w:t xml:space="preserve">Окно выхода открылось: Quantinuum вышел на Nasdaq в июне 2026, привлёк $1.68 млрд при оценке $15.6 млрд. PsiQuantum — самый заметный частный кандидат следующим.</w:t>
+      </w:r>
+    </w:p>
+    <w:p>
+      <w:pPr>
+        <w:pStyle w:val="Heading3"/>
+        <w:spacing w:after="80" w:before="160"/>
+      </w:pPr>
+      <w:r>
+        <w:t xml:space="preserve">Инвестиционные параметры</w:t>
+      </w:r>
+    </w:p>
+    <w:tbl>
+      <w:tblPr>
+        <w:tblW w:type="dxa" w:w="9360"/>
+        <w:tblBorders>
+          <w:top w:val="single" w:color="auto" w:sz="4"/>
+          <w:left w:val="single" w:color="auto" w:sz="4"/>
+          <w:bottom w:val="single" w:color="auto" w:sz="4"/>
+          <w:right w:val="single" w:color="auto" w:sz="4"/>
+          <w:insideH w:val="single" w:color="auto" w:sz="4"/>
+          <w:insideV w:val="single" w:color="auto" w:sz="4"/>
+        </w:tblBorders>
+      </w:tblPr>
+      <w:tblGrid>
+        <w:gridCol w:w="3000"/>
+        <w:gridCol w:w="6360"/>
+      </w:tblGrid>
+      <w:tr>
+        <w:tc>
+          <w:tcPr>
+            <w:tcW w:type="dxa" w:w="3000"/>
+            <w:shd w:fill="F2F2F2" w:val="clear"/>
+          </w:tcPr>
+          <w:p>
+            <w:pPr>
+              <w:spacing w:after="40"/>
+            </w:pPr>
+            <w:r>
+              <w:rPr>
+                <w:b/>
+                <w:bCs/>
+                <w:i w:val="false"/>
+                <w:iCs w:val="false"/>
+                <w:sz w:val="21"/>
+                <w:szCs w:val="21"/>
+              </w:rPr>
+              <w:t xml:space="preserve">Всего привлечено</w:t>
+            </w:r>
+          </w:p>
+        </w:tc>
+        <w:tc>
+          <w:tcPr>
+            <w:tcW w:type="dxa" w:w="6360"/>
+          </w:tcPr>
+          <w:p>
+            <w:pPr>
+              <w:spacing w:after="40"/>
+            </w:pPr>
+            <w:r>
+              <w:rPr>
+                <w:b w:val="false"/>
+                <w:bCs w:val="false"/>
+                <w:i w:val="false"/>
+                <w:iCs w:val="false"/>
+                <w:sz w:val="21"/>
+                <w:szCs w:val="21"/>
+              </w:rPr>
+              <w:t xml:space="preserve">≈$2.3 млрд частного капитала плюс около $1.2 млрд государственной поддержки (Австралия, Иллинойс, DARPA).</w:t>
+            </w:r>
+          </w:p>
+        </w:tc>
+      </w:tr>
+      <w:tr>
+        <w:tc>
+          <w:tcPr>
+            <w:tcW w:type="dxa" w:w="3000"/>
+            <w:shd w:fill="F2F2F2" w:val="clear"/>
+          </w:tcPr>
+          <w:p>
+            <w:pPr>
+              <w:spacing w:after="40"/>
+            </w:pPr>
+            <w:r>
+              <w:rPr>
+                <w:b/>
+                <w:bCs/>
+                <w:i w:val="false"/>
+                <w:iCs w:val="false"/>
+                <w:sz w:val="21"/>
+                <w:szCs w:val="21"/>
+              </w:rPr>
+              <w:t xml:space="preserve">Последний раунд</w:t>
+            </w:r>
+          </w:p>
+        </w:tc>
+        <w:tc>
+          <w:tcPr>
+            <w:tcW w:type="dxa" w:w="6360"/>
+          </w:tcPr>
+          <w:p>
+            <w:pPr>
+              <w:spacing w:after="40"/>
+            </w:pPr>
+            <w:r>
+              <w:rPr>
+                <w:b w:val="false"/>
+                <w:bCs w:val="false"/>
+                <w:i w:val="false"/>
+                <w:iCs w:val="false"/>
+                <w:sz w:val="21"/>
+                <w:szCs w:val="21"/>
+              </w:rPr>
+              <w:t xml:space="preserve">Series E, $1.0 млрд, объявлен 10.09.2025; лиды BlackRock, Baillie Gifford, Temasek (с NVentures/NVIDIA, QIA, Macquarie).</w:t>
+            </w:r>
+          </w:p>
+        </w:tc>
+      </w:tr>
+      <w:tr>
+        <w:tc>
+          <w:tcPr>
+            <w:tcW w:type="dxa" w:w="3000"/>
+            <w:shd w:fill="F2F2F2" w:val="clear"/>
+          </w:tcPr>
+          <w:p>
+            <w:pPr>
+              <w:spacing w:after="40"/>
+            </w:pPr>
+            <w:r>
+              <w:rPr>
+                <w:b/>
+                <w:bCs/>
+                <w:i w:val="false"/>
+                <w:iCs w:val="false"/>
+                <w:sz w:val="21"/>
+                <w:szCs w:val="21"/>
+              </w:rPr>
+              <w:t xml:space="preserve">Оценка по последнему раунду</w:t>
+            </w:r>
+          </w:p>
+        </w:tc>
+        <w:tc>
+          <w:tcPr>
+            <w:tcW w:type="dxa" w:w="6360"/>
+          </w:tcPr>
+          <w:p>
+            <w:pPr>
+              <w:spacing w:after="40"/>
+            </w:pPr>
+            <w:r>
+              <w:rPr>
+                <w:b w:val="false"/>
+                <w:bCs w:val="false"/>
+                <w:i w:val="false"/>
+                <w:iCs w:val="false"/>
+                <w:sz w:val="21"/>
+                <w:szCs w:val="21"/>
+              </w:rPr>
+              <w:t xml:space="preserve">$7 млрд.</w:t>
+            </w:r>
+          </w:p>
+        </w:tc>
+      </w:tr>
+      <w:tr>
+        <w:tc>
+          <w:tcPr>
+            <w:tcW w:type="dxa" w:w="3000"/>
+            <w:shd w:fill="F2F2F2" w:val="clear"/>
+          </w:tcPr>
+          <w:p>
+            <w:pPr>
+              <w:spacing w:after="40"/>
+            </w:pPr>
+            <w:r>
+              <w:rPr>
+                <w:b/>
+                <w:bCs/>
+                <w:i w:val="false"/>
+                <w:iCs w:val="false"/>
+                <w:sz w:val="21"/>
+                <w:szCs w:val="21"/>
+              </w:rPr>
+              <w:t xml:space="preserve">Цена на вторичном рынке*</w:t>
+            </w:r>
+          </w:p>
+        </w:tc>
+        <w:tc>
+          <w:tcPr>
+            <w:tcW w:type="dxa" w:w="6360"/>
+          </w:tcPr>
+          <w:p>
+            <w:pPr>
+              <w:spacing w:after="40"/>
+            </w:pPr>
+            <w:r>
+              <w:rPr>
+                <w:b w:val="false"/>
+                <w:bCs w:val="false"/>
+                <w:i w:val="false"/>
+                <w:iCs w:val="false"/>
+                <w:sz w:val="21"/>
+                <w:szCs w:val="21"/>
+              </w:rPr>
+              <w:t xml:space="preserve">$7.6–8.1 млрд — биржевых котировок нет, диапазон рассчитан как премия 8–15% к оценке Series E. Вторичное размещение открыто 12.08.2026.</w:t>
+            </w:r>
+          </w:p>
+        </w:tc>
+      </w:tr>
+      <w:tr>
+        <w:tc>
+          <w:tcPr>
+            <w:tcW w:type="dxa" w:w="3000"/>
+            <w:shd w:fill="F2F2F2" w:val="clear"/>
+          </w:tcPr>
+          <w:p>
+            <w:pPr>
+              <w:spacing w:after="40"/>
+            </w:pPr>
+            <w:r>
+              <w:rPr>
+                <w:b/>
+                <w:bCs/>
+                <w:i w:val="false"/>
+                <w:iCs w:val="false"/>
+                <w:sz w:val="21"/>
+                <w:szCs w:val="21"/>
+              </w:rPr>
+              <w:t xml:space="preserve">Именитые инвесторы</w:t>
+            </w:r>
+          </w:p>
+        </w:tc>
+        <w:tc>
+          <w:tcPr>
+            <w:tcW w:type="dxa" w:w="6360"/>
+          </w:tcPr>
+          <w:p>
+            <w:pPr>
+              <w:spacing w:after="40"/>
+            </w:pPr>
+            <w:r>
+              <w:rPr>
+                <w:b w:val="false"/>
+                <w:bCs w:val="false"/>
+                <w:i w:val="false"/>
+                <w:iCs w:val="false"/>
+                <w:sz w:val="21"/>
+                <w:szCs w:val="21"/>
+              </w:rPr>
+              <w:t xml:space="preserve">BlackRock, Baillie Gifford, Temasek, NVentures (NVIDIA), Qatar Investment Authority, Microsoft M12, Founders Fund, Playground Global, Blackbird.</w:t>
+            </w:r>
+          </w:p>
+        </w:tc>
+      </w:tr>
+      <w:tr>
+        <w:tc>
+          <w:tcPr>
+            <w:tcW w:type="dxa" w:w="3000"/>
+            <w:shd w:fill="F2F2F2" w:val="clear"/>
+          </w:tcPr>
+          <w:p>
+            <w:pPr>
+              <w:spacing w:after="40"/>
+            </w:pPr>
+            <w:r>
+              <w:rPr>
+                <w:b/>
+                <w:bCs/>
+                <w:i w:val="false"/>
+                <w:iCs w:val="false"/>
+                <w:sz w:val="21"/>
+                <w:szCs w:val="21"/>
+              </w:rPr>
+              <w:t xml:space="preserve">Горизонт</w:t>
+            </w:r>
+          </w:p>
+        </w:tc>
+        <w:tc>
+          <w:tcPr>
+            <w:tcW w:type="dxa" w:w="6360"/>
+          </w:tcPr>
+          <w:p>
+            <w:pPr>
+              <w:spacing w:after="40"/>
+            </w:pPr>
+            <w:r>
+              <w:rPr>
+                <w:b w:val="false"/>
+                <w:bCs w:val="false"/>
+                <w:i w:val="false"/>
+                <w:iCs w:val="false"/>
+                <w:sz w:val="21"/>
+                <w:szCs w:val="21"/>
+              </w:rPr>
+              <w:t xml:space="preserve">4–5 лет: IPO 2029–2030.</w:t>
+            </w:r>
+          </w:p>
+        </w:tc>
+      </w:tr>
+      <w:tr>
+        <w:tc>
+          <w:tcPr>
+            <w:tcW w:type="dxa" w:w="3000"/>
+            <w:shd w:fill="F2F2F2" w:val="clear"/>
+          </w:tcPr>
+          <w:p>
+            <w:pPr>
+              <w:spacing w:after="40"/>
+            </w:pPr>
+            <w:r>
+              <w:rPr>
+                <w:b/>
+                <w:bCs/>
+                <w:i w:val="false"/>
+                <w:iCs w:val="false"/>
+                <w:sz w:val="21"/>
+                <w:szCs w:val="21"/>
+              </w:rPr>
+              <w:t xml:space="preserve">Доходность инвестора</w:t>
+            </w:r>
+          </w:p>
+        </w:tc>
+        <w:tc>
+          <w:tcPr>
+            <w:tcW w:type="dxa" w:w="6360"/>
+          </w:tcPr>
+          <w:p>
+            <w:pPr>
+              <w:spacing w:after="40"/>
+            </w:pPr>
+            <w:r>
+              <w:rPr>
+                <w:b w:val="false"/>
+                <w:bCs w:val="false"/>
+                <w:i w:val="false"/>
+                <w:iCs w:val="false"/>
+                <w:sz w:val="21"/>
+                <w:szCs w:val="21"/>
+              </w:rPr>
+              <w:t xml:space="preserve">3.8x при выходе на $30 млрд, IRR ~35% (upside +284%). Диапазон 1.0x–10.0x. Риски: сдвиг сроков запуска, аудит по австралийской сделке, временный CEO, недоказанная отказоустойчивость фотонного подхода.</w:t>
             </w:r>
           </w:p>
         </w:tc>

--- a/investment-pipeline/Veligera_Pipeline_Draft.docx
+++ b/investment-pipeline/Veligera_Pipeline_Draft.docx
@@ -1359,7 +1359,7 @@
                 <w:sz w:val="19"/>
                 <w:szCs w:val="19"/>
               </w:rPr>
-              <w:t xml:space="preserve">2.7x · IRR 48%</w:t>
+              <w:t xml:space="preserve">3.7x · IRR 69%</w:t>
             </w:r>
           </w:p>
         </w:tc>
@@ -1437,7 +1437,7 @@
                 <w:sz w:val="19"/>
                 <w:szCs w:val="19"/>
               </w:rPr>
-              <w:t xml:space="preserve">4.4–4.8</w:t>
+              <w:t xml:space="preserve">4.5–5</w:t>
             </w:r>
           </w:p>
         </w:tc>
@@ -1475,7 +1475,7 @@
                 <w:sz w:val="19"/>
                 <w:szCs w:val="19"/>
               </w:rPr>
-              <w:t xml:space="preserve">3.0x · IRR 37%</w:t>
+              <w:t xml:space="preserve">3.9x · IRR 47%</w:t>
             </w:r>
           </w:p>
         </w:tc>
@@ -1553,7 +1553,7 @@
                 <w:sz w:val="19"/>
                 <w:szCs w:val="19"/>
               </w:rPr>
-              <w:t xml:space="preserve">7.6–8.1</w:t>
+              <w:t xml:space="preserve">6–6.5</w:t>
             </w:r>
           </w:p>
         </w:tc>
@@ -1591,7 +1591,7 @@
                 <w:sz w:val="19"/>
                 <w:szCs w:val="19"/>
               </w:rPr>
-              <w:t xml:space="preserve">3.8x · IRR 35%</w:t>
+              <w:t xml:space="preserve">5.4x · IRR 45%</w:t>
             </w:r>
           </w:p>
         </w:tc>
@@ -6313,7 +6313,7 @@
                 <w:sz w:val="21"/>
                 <w:szCs w:val="21"/>
               </w:rPr>
-              <w:t xml:space="preserve">2.7x при выходе на $18 млрд, IRR ~48% (upside +167%). Диапазон 1.1x–5.5x.</w:t>
+              <w:t xml:space="preserve">3.7x при выходе на $25 млрд, IRR ~69% (upside +270%). Диапазон 1.1x–6.7x.</w:t>
             </w:r>
           </w:p>
         </w:tc>
@@ -6647,7 +6647,7 @@
                 <w:sz w:val="21"/>
                 <w:szCs w:val="21"/>
               </w:rPr>
-              <w:t xml:space="preserve">$4.4–4.8 млрд — вторичный рынок оценивает компанию примерно в $4.6 млрд (Forge $84.48, Hiive $89.53 за акцию, 21.08.2026).</w:t>
+              <w:t xml:space="preserve">$4.5–5 млрд — вторичные сделки идут с небольшой премией к Series D (Forge $84.48, Hiive $89.53 за акцию, 21.08.2026).</w:t>
             </w:r>
           </w:p>
         </w:tc>
@@ -6782,7 +6782,7 @@
                 <w:sz w:val="21"/>
                 <w:szCs w:val="21"/>
               </w:rPr>
-              <w:t xml:space="preserve">3.0x при выходе на $14 млрд, IRR ~37% (upside +204%). Диапазон 0.9x–7.6x.</w:t>
+              <w:t xml:space="preserve">3.9x при выходе на $18.5 млрд, IRR ~47% (upside +289%). Диапазон 0.8x–9.5x.</w:t>
             </w:r>
           </w:p>
         </w:tc>
@@ -7116,7 +7116,7 @@
                 <w:sz w:val="21"/>
                 <w:szCs w:val="21"/>
               </w:rPr>
-              <w:t xml:space="preserve">$7.6–8.1 млрд — биржевых котировок нет, диапазон рассчитан как премия 8–15% к оценке Series E. Вторичное размещение открыто 12.08.2026.</w:t>
+              <w:t xml:space="preserve">$6–6.5 млрд — вторичные сделки идут с дисконтом к Series E: бумага доступна дешевле оценки раунда. Размещение открыто 12.08.2026.</w:t>
             </w:r>
           </w:p>
         </w:tc>
@@ -7251,7 +7251,7 @@
                 <w:sz w:val="21"/>
                 <w:szCs w:val="21"/>
               </w:rPr>
-              <w:t xml:space="preserve">3.8x при выходе на $30 млрд, IRR ~35% (upside +284%). Диапазон 1.0x–10.0x. Риски: сдвиг сроков запуска, аудит по австралийской сделке, временный CEO, недоказанная отказоустойчивость фотонного подхода.</w:t>
+              <w:t xml:space="preserve">5.4x при выходе на $33.75 млрд, IRR ~45% (upside +440%). Диапазон 1.2x–14.0x. Риски: сдвиг сроков запуска, аудит по австралийской сделке, временный CEO, недоказанная отказоустойчивость фотонного подхода.</w:t>
             </w:r>
           </w:p>
         </w:tc>

--- a/investment-pipeline/Veligera_Pipeline_Draft.docx
+++ b/investment-pipeline/Veligera_Pipeline_Draft.docx
@@ -296,7 +296,7 @@
                 <w:sz w:val="19"/>
                 <w:szCs w:val="19"/>
               </w:rPr>
-              <w:t xml:space="preserve">1–2 года (IPO 2026–27)</w:t>
+              <w:t xml:space="preserve">1–1.5 года (IPO 2026–27)</w:t>
             </w:r>
           </w:p>
         </w:tc>
@@ -315,7 +315,7 @@
                 <w:sz w:val="19"/>
                 <w:szCs w:val="19"/>
               </w:rPr>
-              <w:t xml:space="preserve">1.7x · IRR 30%</w:t>
+              <w:t xml:space="preserve">1.7x · IRR 42%</w:t>
             </w:r>
           </w:p>
         </w:tc>
@@ -1127,7 +1127,7 @@
                 <w:sz w:val="19"/>
                 <w:szCs w:val="19"/>
               </w:rPr>
-              <w:t xml:space="preserve">2.4x · IRR 41%</w:t>
+              <w:t xml:space="preserve">3.2x · IRR 59%</w:t>
             </w:r>
           </w:p>
         </w:tc>
@@ -1243,7 +1243,7 @@
                 <w:sz w:val="19"/>
                 <w:szCs w:val="19"/>
               </w:rPr>
-              <w:t xml:space="preserve">1.4x · IRR 19%</w:t>
+              <w:t xml:space="preserve">2.0x · IRR 41%</w:t>
             </w:r>
           </w:p>
         </w:tc>
@@ -2047,7 +2047,7 @@
                 <w:sz w:val="21"/>
                 <w:szCs w:val="21"/>
               </w:rPr>
-              <w:t xml:space="preserve">1–2 года: IPO 2026–2027, целевая оценка выше $1 трлн (организаторы Goldman Sachs, Morgan Stanley, JPMorgan).</w:t>
+              <w:t xml:space="preserve">1–1.5 года: IPO 2026–2027, целевая оценка выше $1 трлн (организаторы Goldman Sachs, Morgan Stanley, JPMorgan).</w:t>
             </w:r>
           </w:p>
         </w:tc>
@@ -2092,7 +2092,7 @@
                 <w:sz w:val="21"/>
                 <w:szCs w:val="21"/>
               </w:rPr>
-              <w:t xml:space="preserve">1.7x при выходе на $1.6 трлн, IRR ~30% (upside +68%). Диапазон сценариев 1.1x–3.2x.</w:t>
+              <w:t xml:space="preserve">1.7x при выходе на $1.6 трлн, IRR ~42% (upside +68%). Диапазон сценариев 1.1x–3.2x.</w:t>
             </w:r>
           </w:p>
         </w:tc>
@@ -5375,7 +5375,7 @@
                 <w:sz w:val="21"/>
                 <w:szCs w:val="21"/>
               </w:rPr>
-              <w:t xml:space="preserve">2.4x при выходе на $60 млрд, IRR ~41% (upside +135%). Диапазон 1.2x–3.9x.</w:t>
+              <w:t xml:space="preserve">3.2x при выходе на $81.6 млрд, IRR ~59% (upside +220%). Диапазон 1.2x–5.5x.</w:t>
             </w:r>
           </w:p>
         </w:tc>
@@ -5844,7 +5844,7 @@
                 <w:sz w:val="21"/>
                 <w:szCs w:val="21"/>
               </w:rPr>
-              <w:t xml:space="preserve">1.4x при выходе на $850 млрд, IRR ~19% (upside +42%). Диапазон 1.0x–2.0x.</w:t>
+              <w:t xml:space="preserve">2.0x при выходе на $1.2 трлн, IRR ~41% (upside +100%). Диапазон 1.0x–2.7x.</w:t>
             </w:r>
           </w:p>
         </w:tc>

--- a/investment-pipeline/Veligera_Pipeline_Draft.docx
+++ b/investment-pipeline/Veligera_Pipeline_Draft.docx
@@ -431,7 +431,7 @@
                 <w:sz w:val="19"/>
                 <w:szCs w:val="19"/>
               </w:rPr>
-              <w:t xml:space="preserve">3.2x · IRR 39%</w:t>
+              <w:t xml:space="preserve">2.3x · IRR 27%</w:t>
             </w:r>
           </w:p>
         </w:tc>
@@ -547,7 +547,7 @@
                 <w:sz w:val="19"/>
                 <w:szCs w:val="19"/>
               </w:rPr>
-              <w:t xml:space="preserve">3.6x · IRR 66%</w:t>
+              <w:t xml:space="preserve">5.4x · IRR 96%</w:t>
             </w:r>
           </w:p>
         </w:tc>
@@ -684,7 +684,7 @@
                 <w:sz w:val="19"/>
                 <w:szCs w:val="19"/>
               </w:rPr>
-              <w:t xml:space="preserve">Kalshi</w:t>
+              <w:t xml:space="preserve">Positron AI</w:t>
             </w:r>
           </w:p>
         </w:tc>
@@ -703,7 +703,7 @@
                 <w:sz w:val="19"/>
                 <w:szCs w:val="19"/>
               </w:rPr>
-              <w:t xml:space="preserve">Рынки предсказаний (США)</w:t>
+              <w:t xml:space="preserve">Чипы для ИИ</w:t>
             </w:r>
           </w:p>
         </w:tc>
@@ -722,7 +722,7 @@
                 <w:sz w:val="19"/>
                 <w:szCs w:val="19"/>
               </w:rPr>
-              <w:t xml:space="preserve">22</w:t>
+              <w:t xml:space="preserve">&gt;1</w:t>
             </w:r>
           </w:p>
         </w:tc>
@@ -741,7 +741,7 @@
                 <w:sz w:val="19"/>
                 <w:szCs w:val="19"/>
               </w:rPr>
-              <w:t xml:space="preserve">30–40</w:t>
+              <w:t xml:space="preserve">4.5–5</w:t>
             </w:r>
           </w:p>
         </w:tc>
@@ -760,7 +760,7 @@
                 <w:sz w:val="19"/>
                 <w:szCs w:val="19"/>
               </w:rPr>
-              <w:t xml:space="preserve">1–2 года (IPO 2027–28)</w:t>
+              <w:t xml:space="preserve">3–4 года (IPO/M&amp;A 2029–30)</w:t>
             </w:r>
           </w:p>
         </w:tc>
@@ -779,7 +779,7 @@
                 <w:sz w:val="19"/>
                 <w:szCs w:val="19"/>
               </w:rPr>
-              <w:t xml:space="preserve">2.1x · IRR 46%</w:t>
+              <w:t xml:space="preserve">5.1x · IRR 59%</w:t>
             </w:r>
           </w:p>
         </w:tc>
@@ -800,7 +800,7 @@
                 <w:sz w:val="19"/>
                 <w:szCs w:val="19"/>
               </w:rPr>
-              <w:t xml:space="preserve">Positron AI</w:t>
+              <w:t xml:space="preserve">Databricks</w:t>
             </w:r>
           </w:p>
         </w:tc>
@@ -819,7 +819,7 @@
                 <w:sz w:val="19"/>
                 <w:szCs w:val="19"/>
               </w:rPr>
-              <w:t xml:space="preserve">Чипы для ИИ</w:t>
+              <w:t xml:space="preserve">Платформа данных и ИИ</w:t>
             </w:r>
           </w:p>
         </w:tc>
@@ -838,7 +838,7 @@
                 <w:sz w:val="19"/>
                 <w:szCs w:val="19"/>
               </w:rPr>
-              <w:t xml:space="preserve">&gt;1</w:t>
+              <w:t xml:space="preserve">190</w:t>
             </w:r>
           </w:p>
         </w:tc>
@@ -857,7 +857,7 @@
                 <w:sz w:val="19"/>
                 <w:szCs w:val="19"/>
               </w:rPr>
-              <w:t xml:space="preserve">4.5–5</w:t>
+              <w:t xml:space="preserve">195–210</w:t>
             </w:r>
           </w:p>
         </w:tc>
@@ -876,7 +876,7 @@
                 <w:sz w:val="19"/>
                 <w:szCs w:val="19"/>
               </w:rPr>
-              <w:t xml:space="preserve">3–4 года (IPO/M&amp;A 2029–30)</w:t>
+              <w:t xml:space="preserve">1–2 года (IPO 2027–28)</w:t>
             </w:r>
           </w:p>
         </w:tc>
@@ -895,7 +895,7 @@
                 <w:sz w:val="19"/>
                 <w:szCs w:val="19"/>
               </w:rPr>
-              <w:t xml:space="preserve">5.1x · IRR 59%</w:t>
+              <w:t xml:space="preserve">2.1x · IRR 45%</w:t>
             </w:r>
           </w:p>
         </w:tc>
@@ -916,7 +916,7 @@
                 <w:sz w:val="19"/>
                 <w:szCs w:val="19"/>
               </w:rPr>
-              <w:t xml:space="preserve">Databricks</w:t>
+              <w:t xml:space="preserve">VAST Data</w:t>
             </w:r>
           </w:p>
         </w:tc>
@@ -935,7 +935,7 @@
                 <w:sz w:val="19"/>
                 <w:szCs w:val="19"/>
               </w:rPr>
-              <w:t xml:space="preserve">Платформа данных и ИИ</w:t>
+              <w:t xml:space="preserve">Инфраструктура данных для ИИ</w:t>
             </w:r>
           </w:p>
         </w:tc>
@@ -954,7 +954,7 @@
                 <w:sz w:val="19"/>
                 <w:szCs w:val="19"/>
               </w:rPr>
-              <w:t xml:space="preserve">190</w:t>
+              <w:t xml:space="preserve">30</w:t>
             </w:r>
           </w:p>
         </w:tc>
@@ -973,7 +973,7 @@
                 <w:sz w:val="19"/>
                 <w:szCs w:val="19"/>
               </w:rPr>
-              <w:t xml:space="preserve">195–210</w:t>
+              <w:t xml:space="preserve">23–28</w:t>
             </w:r>
           </w:p>
         </w:tc>
@@ -992,7 +992,7 @@
                 <w:sz w:val="19"/>
                 <w:szCs w:val="19"/>
               </w:rPr>
-              <w:t xml:space="preserve">1–2 года (IPO 2027–28)</w:t>
+              <w:t xml:space="preserve">2–3 года (IPO 2028)</w:t>
             </w:r>
           </w:p>
         </w:tc>
@@ -1011,7 +1011,7 @@
                 <w:sz w:val="19"/>
                 <w:szCs w:val="19"/>
               </w:rPr>
-              <w:t xml:space="preserve">2.1x · IRR 45%</w:t>
+              <w:t xml:space="preserve">3.2x · IRR 59%</w:t>
             </w:r>
           </w:p>
         </w:tc>
@@ -1032,7 +1032,7 @@
                 <w:sz w:val="19"/>
                 <w:szCs w:val="19"/>
               </w:rPr>
-              <w:t xml:space="preserve">VAST Data</w:t>
+              <w:t xml:space="preserve">ByteDance</w:t>
             </w:r>
           </w:p>
         </w:tc>
@@ -1051,7 +1051,7 @@
                 <w:sz w:val="19"/>
                 <w:szCs w:val="19"/>
               </w:rPr>
-              <w:t xml:space="preserve">Инфраструктура данных для ИИ</w:t>
+              <w:t xml:space="preserve">Соцсети и цифровая реклама</w:t>
             </w:r>
           </w:p>
         </w:tc>
@@ -1070,7 +1070,7 @@
                 <w:sz w:val="19"/>
                 <w:szCs w:val="19"/>
               </w:rPr>
-              <w:t xml:space="preserve">30</w:t>
+              <w:t xml:space="preserve">400–450</w:t>
             </w:r>
           </w:p>
         </w:tc>
@@ -1089,7 +1089,7 @@
                 <w:sz w:val="19"/>
                 <w:szCs w:val="19"/>
               </w:rPr>
-              <w:t xml:space="preserve">23–28</w:t>
+              <w:t xml:space="preserve">590–610</w:t>
             </w:r>
           </w:p>
         </w:tc>
@@ -1108,7 +1108,7 @@
                 <w:sz w:val="19"/>
                 <w:szCs w:val="19"/>
               </w:rPr>
-              <w:t xml:space="preserve">2–3 года (IPO 2028)</w:t>
+              <w:t xml:space="preserve">1–2 года (выкуп / блок-трейд)</w:t>
             </w:r>
           </w:p>
         </w:tc>
@@ -1127,7 +1127,7 @@
                 <w:sz w:val="19"/>
                 <w:szCs w:val="19"/>
               </w:rPr>
-              <w:t xml:space="preserve">3.2x · IRR 59%</w:t>
+              <w:t xml:space="preserve">2.0x · IRR 41%</w:t>
             </w:r>
           </w:p>
         </w:tc>
@@ -1148,7 +1148,7 @@
                 <w:sz w:val="19"/>
                 <w:szCs w:val="19"/>
               </w:rPr>
-              <w:t xml:space="preserve">ByteDance</w:t>
+              <w:t xml:space="preserve">Glean</w:t>
             </w:r>
           </w:p>
         </w:tc>
@@ -1167,7 +1167,7 @@
                 <w:sz w:val="19"/>
                 <w:szCs w:val="19"/>
               </w:rPr>
-              <w:t xml:space="preserve">Соцсети и цифровая реклама</w:t>
+              <w:t xml:space="preserve">Корпоративный ИИ-поиск</w:t>
             </w:r>
           </w:p>
         </w:tc>
@@ -1186,7 +1186,7 @@
                 <w:sz w:val="19"/>
                 <w:szCs w:val="19"/>
               </w:rPr>
-              <w:t xml:space="preserve">400–450</w:t>
+              <w:t xml:space="preserve">7.2</w:t>
             </w:r>
           </w:p>
         </w:tc>
@@ -1205,7 +1205,7 @@
                 <w:sz w:val="19"/>
                 <w:szCs w:val="19"/>
               </w:rPr>
-              <w:t xml:space="preserve">590–610</w:t>
+              <w:t xml:space="preserve">6.5–7</w:t>
             </w:r>
           </w:p>
         </w:tc>
@@ -1224,7 +1224,7 @@
                 <w:sz w:val="19"/>
                 <w:szCs w:val="19"/>
               </w:rPr>
-              <w:t xml:space="preserve">1–2 года (выкуп / блок-трейд)</w:t>
+              <w:t xml:space="preserve">2–3 года (IPO 2028)</w:t>
             </w:r>
           </w:p>
         </w:tc>
@@ -1243,7 +1243,7 @@
                 <w:sz w:val="19"/>
                 <w:szCs w:val="19"/>
               </w:rPr>
-              <w:t xml:space="preserve">2.0x · IRR 41%</w:t>
+              <w:t xml:space="preserve">3.7x · IRR 69%</w:t>
             </w:r>
           </w:p>
         </w:tc>
@@ -1264,7 +1264,7 @@
                 <w:sz w:val="19"/>
                 <w:szCs w:val="19"/>
               </w:rPr>
-              <w:t xml:space="preserve">Glean</w:t>
+              <w:t xml:space="preserve">Lightmatter</w:t>
             </w:r>
           </w:p>
         </w:tc>
@@ -1283,7 +1283,7 @@
                 <w:sz w:val="19"/>
                 <w:szCs w:val="19"/>
               </w:rPr>
-              <w:t xml:space="preserve">Корпоративный ИИ-поиск</w:t>
+              <w:t xml:space="preserve">Фотоника для ИИ-ЦОД</w:t>
             </w:r>
           </w:p>
         </w:tc>
@@ -1302,7 +1302,7 @@
                 <w:sz w:val="19"/>
                 <w:szCs w:val="19"/>
               </w:rPr>
-              <w:t xml:space="preserve">7.2</w:t>
+              <w:t xml:space="preserve">4.4</w:t>
             </w:r>
           </w:p>
         </w:tc>
@@ -1321,7 +1321,7 @@
                 <w:sz w:val="19"/>
                 <w:szCs w:val="19"/>
               </w:rPr>
-              <w:t xml:space="preserve">6.5–7</w:t>
+              <w:t xml:space="preserve">4.5–5</w:t>
             </w:r>
           </w:p>
         </w:tc>
@@ -1340,7 +1340,7 @@
                 <w:sz w:val="19"/>
                 <w:szCs w:val="19"/>
               </w:rPr>
-              <w:t xml:space="preserve">2–3 года (IPO 2028)</w:t>
+              <w:t xml:space="preserve">3–4 года (IPO/M&amp;A 2029–30)</w:t>
             </w:r>
           </w:p>
         </w:tc>
@@ -1359,7 +1359,7 @@
                 <w:sz w:val="19"/>
                 <w:szCs w:val="19"/>
               </w:rPr>
-              <w:t xml:space="preserve">3.7x · IRR 69%</w:t>
+              <w:t xml:space="preserve">4.3x · IRR 52%</w:t>
             </w:r>
           </w:p>
         </w:tc>
@@ -1380,7 +1380,7 @@
                 <w:sz w:val="19"/>
                 <w:szCs w:val="19"/>
               </w:rPr>
-              <w:t xml:space="preserve">Lightmatter</w:t>
+              <w:t xml:space="preserve">PsiQuantum</w:t>
             </w:r>
           </w:p>
         </w:tc>
@@ -1399,7 +1399,7 @@
                 <w:sz w:val="19"/>
                 <w:szCs w:val="19"/>
               </w:rPr>
-              <w:t xml:space="preserve">Фотоника для ИИ-ЦОД</w:t>
+              <w:t xml:space="preserve">Квантовые вычисления</w:t>
             </w:r>
           </w:p>
         </w:tc>
@@ -1418,7 +1418,7 @@
                 <w:sz w:val="19"/>
                 <w:szCs w:val="19"/>
               </w:rPr>
-              <w:t xml:space="preserve">4.4</w:t>
+              <w:t xml:space="preserve">7</w:t>
             </w:r>
           </w:p>
         </w:tc>
@@ -1437,7 +1437,7 @@
                 <w:sz w:val="19"/>
                 <w:szCs w:val="19"/>
               </w:rPr>
-              <w:t xml:space="preserve">4.5–5</w:t>
+              <w:t xml:space="preserve">6–6.5</w:t>
             </w:r>
           </w:p>
         </w:tc>
@@ -1456,7 +1456,7 @@
                 <w:sz w:val="19"/>
                 <w:szCs w:val="19"/>
               </w:rPr>
-              <w:t xml:space="preserve">3–4 года (IPO/M&amp;A 2029–30)</w:t>
+              <w:t xml:space="preserve">4–5 лет (IPO 2029–30)</w:t>
             </w:r>
           </w:p>
         </w:tc>
@@ -1475,123 +1475,7 @@
                 <w:sz w:val="19"/>
                 <w:szCs w:val="19"/>
               </w:rPr>
-              <w:t xml:space="preserve">3.9x · IRR 47%</w:t>
-            </w:r>
-          </w:p>
-        </w:tc>
-      </w:tr>
-      <w:tr>
-        <w:tc>
-          <w:tcPr>
-            <w:tcW w:type="dxa" w:w="1700"/>
-          </w:tcPr>
-          <w:p>
-            <w:pPr>
-              <w:spacing w:after="40"/>
-            </w:pPr>
-            <w:r>
-              <w:rPr>
-                <w:b w:val="false"/>
-                <w:bCs w:val="false"/>
-                <w:sz w:val="19"/>
-                <w:szCs w:val="19"/>
-              </w:rPr>
-              <w:t xml:space="preserve">PsiQuantum</w:t>
-            </w:r>
-          </w:p>
-        </w:tc>
-        <w:tc>
-          <w:tcPr>
-            <w:tcW w:type="dxa" w:w="1800"/>
-          </w:tcPr>
-          <w:p>
-            <w:pPr>
-              <w:spacing w:after="40"/>
-            </w:pPr>
-            <w:r>
-              <w:rPr>
-                <w:b w:val="false"/>
-                <w:bCs w:val="false"/>
-                <w:sz w:val="19"/>
-                <w:szCs w:val="19"/>
-              </w:rPr>
-              <w:t xml:space="preserve">Квантовые вычисления</w:t>
-            </w:r>
-          </w:p>
-        </w:tc>
-        <w:tc>
-          <w:tcPr>
-            <w:tcW w:type="dxa" w:w="1400"/>
-          </w:tcPr>
-          <w:p>
-            <w:pPr>
-              <w:spacing w:after="40"/>
-            </w:pPr>
-            <w:r>
-              <w:rPr>
-                <w:b w:val="false"/>
-                <w:bCs w:val="false"/>
-                <w:sz w:val="19"/>
-                <w:szCs w:val="19"/>
-              </w:rPr>
-              <w:t xml:space="preserve">7</w:t>
-            </w:r>
-          </w:p>
-        </w:tc>
-        <w:tc>
-          <w:tcPr>
-            <w:tcW w:type="dxa" w:w="1500"/>
-          </w:tcPr>
-          <w:p>
-            <w:pPr>
-              <w:spacing w:after="40"/>
-            </w:pPr>
-            <w:r>
-              <w:rPr>
-                <w:b w:val="false"/>
-                <w:bCs w:val="false"/>
-                <w:sz w:val="19"/>
-                <w:szCs w:val="19"/>
-              </w:rPr>
-              <w:t xml:space="preserve">6–6.5</w:t>
-            </w:r>
-          </w:p>
-        </w:tc>
-        <w:tc>
-          <w:tcPr>
-            <w:tcW w:type="dxa" w:w="1660"/>
-          </w:tcPr>
-          <w:p>
-            <w:pPr>
-              <w:spacing w:after="40"/>
-            </w:pPr>
-            <w:r>
-              <w:rPr>
-                <w:b w:val="false"/>
-                <w:bCs w:val="false"/>
-                <w:sz w:val="19"/>
-                <w:szCs w:val="19"/>
-              </w:rPr>
-              <w:t xml:space="preserve">4–5 лет (IPO 2029–30)</w:t>
-            </w:r>
-          </w:p>
-        </w:tc>
-        <w:tc>
-          <w:tcPr>
-            <w:tcW w:type="dxa" w:w="1300"/>
-          </w:tcPr>
-          <w:p>
-            <w:pPr>
-              <w:spacing w:after="40"/>
-            </w:pPr>
-            <w:r>
-              <w:rPr>
-                <w:b w:val="false"/>
-                <w:bCs w:val="false"/>
-                <w:sz w:val="19"/>
-                <w:szCs w:val="19"/>
-              </w:rPr>
-              <w:t xml:space="preserve">5.4x · IRR 45%</w:t>
+              <w:t xml:space="preserve">7.0x · IRR 54%</w:t>
             </w:r>
           </w:p>
         </w:tc>
@@ -2561,7 +2445,7 @@
                 <w:sz w:val="21"/>
                 <w:szCs w:val="21"/>
               </w:rPr>
-              <w:t xml:space="preserve">3.2x при выходе на $100 млрд, IRR ~39% (upside +217%). Диапазон 1.2x–6.9x.</w:t>
+              <w:t xml:space="preserve">2.3x при выходе на $72.45 млрд, IRR ~27% (upside +130%). Диапазон 1.2x–5.7x.</w:t>
             </w:r>
           </w:p>
         </w:tc>
@@ -3030,7 +2914,7 @@
                 <w:sz w:val="21"/>
                 <w:szCs w:val="21"/>
               </w:rPr>
-              <w:t xml:space="preserve">3.6x при выходе на $40 млрд, IRR ~66% (upside +256%). Диапазон 0.9x–8.0x.</w:t>
+              <w:t xml:space="preserve">5.4x при выходе на $60.75 млрд, IRR ~96% (upside +440%). Диапазон 0.9x–12.0x.</w:t>
             </w:r>
           </w:p>
         </w:tc>
@@ -3516,7 +3400,7 @@
         <w:spacing w:after="120" w:before="240"/>
       </w:pPr>
       <w:r>
-        <w:t xml:space="preserve">Kalshi</w:t>
+        <w:t xml:space="preserve">Positron AI</w:t>
       </w:r>
     </w:p>
     <w:p>
@@ -3533,7 +3417,7 @@
           <w:sz w:val="21"/>
           <w:szCs w:val="21"/>
         </w:rPr>
-        <w:t xml:space="preserve">Рынки предсказаний (США)</w:t>
+        <w:t xml:space="preserve">Чипы для ИИ</w:t>
       </w:r>
     </w:p>
     <w:p>
@@ -3558,7 +3442,7 @@
           <w:sz w:val="21"/>
           <w:szCs w:val="21"/>
         </w:rPr>
-        <w:t xml:space="preserve">Первая в США полностью легальная биржа прогнозов — работает под надзором финансового регулятора CFTC. Торгуют исходами событий: от решений ФРС до спорта, причём контракты доступны прямо в популярных брокерских приложениях вроде Robinhood и Webull. Обороты — более $20 млрд в месяц; выручка выросла с $264 млн за весь 2025 год до темпа ~$4 млрд в год к июлю 2026-го.</w:t>
+        <w:t xml:space="preserve">Разрабатывает «железо», на котором работает ИИ, — альтернативу чипам Nvidia. Специализация — инференс: этап, когда обученная нейросеть отвечает на запросы пользователей; именно на него уходит основная часть расходов ИИ-индустрии. Серверы Positron, по данным компании, в 3.5 раза выгоднее Nvidia по цене и тратят до 66% меньше электроэнергии. Первый крупный клиент — Oracle (контракт на $50 млн, первый случай, когда американский облачный гигант поставил чипы не от Nvidia/AMD); также Cloudflare. С 2027 года — собственный чип Asimov.</w:t>
       </w:r>
     </w:p>
     <w:p>
@@ -3588,7 +3472,7 @@
           <w:sz w:val="21"/>
           <w:szCs w:val="21"/>
         </w:rPr>
-        <w:t xml:space="preserve">Единственный игрок, легальный во всех 50 штатах: контракты на спорт работают даже там, где обычные букмекеры запрещены, — регуляторная фора, которую конкуренты будут догонять годами.</w:t>
+        <w:t xml:space="preserve">Бьёт в самое больное место индустрии: счета за вычисления и электричество растут быстрее, чем выручка большинства ИИ-компаний (рынок инференса — до $255 млрд к 2030).</w:t>
       </w:r>
     </w:p>
     <w:p>
@@ -3609,7 +3493,7 @@
           <w:sz w:val="21"/>
           <w:szCs w:val="21"/>
         </w:rPr>
-        <w:t xml:space="preserve">Не тратит деньги на привлечение клиентов: до трети оборота приносит встроенность в Robinhood и другие брокерские приложения.</w:t>
+        <w:t xml:space="preserve">Использует другую архитектуру памяти с рекордной ёмкостью и обходит дефицитные компоненты (HBM), за которые дерётся весь рынок, — атакует слабое место Nvidia, а не догоняет её.</w:t>
       </w:r>
     </w:p>
     <w:p>
@@ -3630,7 +3514,7 @@
           <w:sz w:val="21"/>
           <w:szCs w:val="21"/>
         </w:rPr>
-        <w:t xml:space="preserve">Контролирует ~90% американского рынка прогнозов и по оборотам примерно вдвое обгоняет Polymarket; вторичные сделки идут около $35 млрд при раунде, который обсуждается по оценке $40 млрд.</w:t>
+        <w:t xml:space="preserve">Производство полностью в США (Аризона); среди инвесторов — Arm, один из главных игроков мировой чип-индустрии и потенциальный стратегический покупатель.</w:t>
       </w:r>
     </w:p>
     <w:p>
@@ -3698,7 +3582,7 @@
                 <w:sz w:val="21"/>
                 <w:szCs w:val="21"/>
               </w:rPr>
-              <w:t xml:space="preserve">≈$2.8 млрд.</w:t>
+              <w:t xml:space="preserve">≈$306 млн.</w:t>
             </w:r>
           </w:p>
         </w:tc>
@@ -3743,7 +3627,7 @@
                 <w:sz w:val="21"/>
                 <w:szCs w:val="21"/>
               </w:rPr>
-              <w:t xml:space="preserve">Series F, $1 млрд, закрыт 07.05.2026; лид Coatue (с Sequoia, a16z, IVP, Paradigm, Morgan Stanley, ARK).</w:t>
+              <w:t xml:space="preserve">Series B, $230 млн (переподписан), закрыт 04.02.2026; со-лиды ARENA, Jump Trading, Unless.</w:t>
             </w:r>
           </w:p>
         </w:tc>
@@ -3788,7 +3672,7 @@
                 <w:sz w:val="21"/>
                 <w:szCs w:val="21"/>
               </w:rPr>
-              <w:t xml:space="preserve">$22 млрд.</w:t>
+              <w:t xml:space="preserve">&gt;$1 млрд.</w:t>
             </w:r>
           </w:p>
         </w:tc>
@@ -3833,7 +3717,7 @@
                 <w:sz w:val="21"/>
                 <w:szCs w:val="21"/>
               </w:rPr>
-              <w:t xml:space="preserve">$30–40 млрд — фактические сделки идут около $35 млрд: рынок отыгрывает раунд по оценке $40 млрд, который обсуждают Sequoia и Wellington (CoinDesk, август 2026).</w:t>
+              <w:t xml:space="preserve">$4.5–5 млрд — вторичный рынок торгуется по верхней границе идущего раунда ($3.5–5 млрд, Bloomberg, июль 2026), кратно выше Series B.</w:t>
             </w:r>
           </w:p>
         </w:tc>
@@ -3878,7 +3762,7 @@
                 <w:sz w:val="21"/>
                 <w:szCs w:val="21"/>
               </w:rPr>
-              <w:t xml:space="preserve">Coatue, Sequoia, Andreessen Horowitz, Paradigm, IVP, Morgan Stanley, ARK Invest, Y Combinator.</w:t>
+              <w:t xml:space="preserve">Arm, Qatar Investment Authority, Valor Equity Partners, Atreides Management, DFJ Growth, Jump Trading, Flume Ventures (Скотт Макнили).</w:t>
             </w:r>
           </w:p>
         </w:tc>
@@ -3923,7 +3807,7 @@
                 <w:sz w:val="21"/>
                 <w:szCs w:val="21"/>
               </w:rPr>
-              <w:t xml:space="preserve">1–2 года: IPO 2027–2028 (раунд по $40 млрд позиционируется как pre-IPO).</w:t>
+              <w:t xml:space="preserve">3–4 года: IPO или продажа стратегу (2029–2030).</w:t>
             </w:r>
           </w:p>
         </w:tc>
@@ -3968,7 +3852,7 @@
                 <w:sz w:val="21"/>
                 <w:szCs w:val="21"/>
               </w:rPr>
-              <w:t xml:space="preserve">2.1x при выходе на $75 млрд, IRR ~46% (upside +114%). Диапазон 1.1x–4.3x.</w:t>
+              <w:t xml:space="preserve">5.1x при выходе на $24 млрд, IRR ~59% (upside +405%). Диапазон 1.1x–8.4x. Наибольший потенциал пайплайна — и наибольший риск исполнения.</w:t>
             </w:r>
           </w:p>
         </w:tc>
@@ -3985,7 +3869,7 @@
         <w:spacing w:after="120" w:before="240"/>
       </w:pPr>
       <w:r>
-        <w:t xml:space="preserve">Positron AI</w:t>
+        <w:t xml:space="preserve">Databricks</w:t>
       </w:r>
     </w:p>
     <w:p>
@@ -4002,7 +3886,7 @@
           <w:sz w:val="21"/>
           <w:szCs w:val="21"/>
         </w:rPr>
-        <w:t xml:space="preserve">Чипы для ИИ</w:t>
+        <w:t xml:space="preserve">Платформа данных и ИИ</w:t>
       </w:r>
     </w:p>
     <w:p>
@@ -4027,7 +3911,7 @@
           <w:sz w:val="21"/>
           <w:szCs w:val="21"/>
         </w:rPr>
-        <w:t xml:space="preserve">Разрабатывает «железо», на котором работает ИИ, — альтернативу чипам Nvidia. Специализация — инференс: этап, когда обученная нейросеть отвечает на запросы пользователей; именно на него уходит основная часть расходов ИИ-индустрии. Серверы Positron, по данным компании, в 3.5 раза выгоднее Nvidia по цене и тратят до 66% меньше электроэнергии. Первый крупный клиент — Oracle (контракт на $50 млн, первый случай, когда американский облачный гигант поставил чипы не от Nvidia/AMD); также Cloudflare. С 2027 года — собственный чип Asimov.</w:t>
+        <w:t xml:space="preserve">Платформа, на которой крупные компании хранят и обрабатывают данные и строят на них свой ИИ — от отчётности до собственных нейросетей. Более 20 тыс. клиентов-организаций. Выручка идёт с темпом $7 млрд в год и растёт на 80% год к году — причём рост ускоряется, а не замедляется; при этом компания уже генерирует положительный денежный поток.</w:t>
       </w:r>
     </w:p>
     <w:p>
@@ -4057,7 +3941,7 @@
           <w:sz w:val="21"/>
           <w:szCs w:val="21"/>
         </w:rPr>
-        <w:t xml:space="preserve">Бьёт в самое больное место индустрии: счета за вычисления и электричество растут быстрее, чем выручка большинства ИИ-компаний (рынок инференса — до $255 млрд к 2030).</w:t>
+        <w:t xml:space="preserve">Каждой компании, внедряющей ИИ, сначала нужно навести порядок в данных — Databricks продаёт «кирку и лопату» этой золотой лихорадки.</w:t>
       </w:r>
     </w:p>
     <w:p>
@@ -4078,7 +3962,7 @@
           <w:sz w:val="21"/>
           <w:szCs w:val="21"/>
         </w:rPr>
-        <w:t xml:space="preserve">Использует другую архитектуру памяти с рекордной ёмкостью и обходит дефицитные компоненты (HBM), за которые дерётся весь рынок, — атакует слабое место Nvidia, а не догоняет её.</w:t>
+        <w:t xml:space="preserve">Объединяет в одном продукте то, для чего раньше требовались три-четыре отдельные системы (хранилище данных, аналитика, ИИ). Главный конкурент Snowflake закрывает лишь часть этого стека и растёт в разы медленнее.</w:t>
       </w:r>
     </w:p>
     <w:p>
@@ -4099,7 +3983,7 @@
           <w:sz w:val="21"/>
           <w:szCs w:val="21"/>
         </w:rPr>
-        <w:t xml:space="preserve">Производство полностью в США (Аризона); среди инвесторов — Arm, один из главных игроков мировой чип-индустрии и потенциальный стратегический покупатель.</w:t>
+        <w:t xml:space="preserve">Инвесторы становятся в очередь: в последний раунд на $5 млрд спрос был около $15 млрд. IPO ожидается в 2027 году — один из самых ожидаемых листингов рынка.</w:t>
       </w:r>
     </w:p>
     <w:p>
@@ -4167,7 +4051,7 @@
                 <w:sz w:val="21"/>
                 <w:szCs w:val="21"/>
               </w:rPr>
-              <w:t xml:space="preserve">≈$306 млн.</w:t>
+              <w:t xml:space="preserve">≈$25 млрд.</w:t>
             </w:r>
           </w:p>
         </w:tc>
@@ -4212,7 +4096,7 @@
                 <w:sz w:val="21"/>
                 <w:szCs w:val="21"/>
               </w:rPr>
-              <w:t xml:space="preserve">Series B, $230 млн (переподписан), закрыт 04.02.2026; со-лиды ARENA, Jump Trading, Unless.</w:t>
+              <w:t xml:space="preserve">Стратегический раунд $5 млрд, закрыт 13.08.2026; лид Coatue.</w:t>
             </w:r>
           </w:p>
         </w:tc>
@@ -4257,7 +4141,7 @@
                 <w:sz w:val="21"/>
                 <w:szCs w:val="21"/>
               </w:rPr>
-              <w:t xml:space="preserve">&gt;$1 млрд.</w:t>
+              <w:t xml:space="preserve">$190 млрд (полгода назад было $134 млрд).</w:t>
             </w:r>
           </w:p>
         </w:tc>
@@ -4302,7 +4186,7 @@
                 <w:sz w:val="21"/>
                 <w:szCs w:val="21"/>
               </w:rPr>
-              <w:t xml:space="preserve">$4.5–5 млрд — вторичный рынок торгуется по верхней границе идущего раунда ($3.5–5 млрд, Bloomberg, июль 2026), кратно выше Series B.</w:t>
+              <w:t xml:space="preserve">$195–210 млрд — фактические сделки вблизи августовского раунда. Раунд был переподписан втрое.</w:t>
             </w:r>
           </w:p>
         </w:tc>
@@ -4347,7 +4231,7 @@
                 <w:sz w:val="21"/>
                 <w:szCs w:val="21"/>
               </w:rPr>
-              <w:t xml:space="preserve">Arm, Qatar Investment Authority, Valor Equity Partners, Atreides Management, DFJ Growth, Jump Trading, Flume Ventures (Скотт Макнили).</w:t>
+              <w:t xml:space="preserve">Coatue, Blackstone, MGX, T. Rowe Price, Sixth Street, TPG, Point72, Andreessen Horowitz, Thrive, NVIDIA, Insight Partners.</w:t>
             </w:r>
           </w:p>
         </w:tc>
@@ -4392,7 +4276,7 @@
                 <w:sz w:val="21"/>
                 <w:szCs w:val="21"/>
               </w:rPr>
-              <w:t xml:space="preserve">3–4 года: IPO или продажа стратегу (2029–2030).</w:t>
+              <w:t xml:space="preserve">1–2 года: IPO 2027–2028 (CEO исключил 2026 год).</w:t>
             </w:r>
           </w:p>
         </w:tc>
@@ -4437,7 +4321,7 @@
                 <w:sz w:val="21"/>
                 <w:szCs w:val="21"/>
               </w:rPr>
-              <w:t xml:space="preserve">5.1x при выходе на $24 млрд, IRR ~59% (upside +405%). Диапазон 1.1x–8.4x. Наибольший потенциал пайплайна — и наибольший риск исполнения.</w:t>
+              <w:t xml:space="preserve">2.1x при выходе на $425 млрд, IRR ~45% (upside +110%). Диапазон 0.9x–3.1x.</w:t>
             </w:r>
           </w:p>
         </w:tc>
@@ -4454,7 +4338,7 @@
         <w:spacing w:after="120" w:before="240"/>
       </w:pPr>
       <w:r>
-        <w:t xml:space="preserve">Databricks</w:t>
+        <w:t xml:space="preserve">VAST Data</w:t>
       </w:r>
     </w:p>
     <w:p>
@@ -4471,7 +4355,7 @@
           <w:sz w:val="21"/>
           <w:szCs w:val="21"/>
         </w:rPr>
-        <w:t xml:space="preserve">Платформа данных и ИИ</w:t>
+        <w:t xml:space="preserve">Инфраструктура данных для ИИ</w:t>
       </w:r>
     </w:p>
     <w:p>
@@ -4496,7 +4380,7 @@
           <w:sz w:val="21"/>
           <w:szCs w:val="21"/>
         </w:rPr>
-        <w:t xml:space="preserve">Платформа, на которой крупные компании хранят и обрабатывают данные и строят на них свой ИИ — от отчётности до собственных нейросетей. Более 20 тыс. клиентов-организаций. Выручка идёт с темпом $7 млрд в год и растёт на 80% год к году — причём рост ускоряется, а не замедляется; при этом компания уже генерирует положительный денежный поток.</w:t>
+        <w:t xml:space="preserve">Программная платформа, которая кормит данными кластеры ИИ-чипов: без неё дорогие GPU простаивают в ожидании файлов. Покупают те, кто строит ИИ-фабрики, — CoreWeave, xAI, национальные лаборатории. Контрактная выручка превысила $500 млн, цель компании — более $1 млрд к концу финансового года, при валовой марже около 90% и положительном денежном потоке пятый год подряд.</w:t>
       </w:r>
     </w:p>
     <w:p>
@@ -4526,7 +4410,7 @@
           <w:sz w:val="21"/>
           <w:szCs w:val="21"/>
         </w:rPr>
-        <w:t xml:space="preserve">Каждой компании, внедряющей ИИ, сначала нужно навести порядок в данных — Databricks продаёт «кирку и лопату» этой золотой лихорадки.</w:t>
+        <w:t xml:space="preserve">Продаёт не «железо», а софт с маржой около 90%: чем больше в мире строят ИИ-дата-центров, тем больше зарабатывает, не тратясь на производство.</w:t>
       </w:r>
     </w:p>
     <w:p>
@@ -4547,7 +4431,7 @@
           <w:sz w:val="21"/>
           <w:szCs w:val="21"/>
         </w:rPr>
-        <w:t xml:space="preserve">Объединяет в одном продукте то, для чего раньше требовались три-четыре отдельные системы (хранилище данных, аналитика, ИИ). Главный конкурент Snowflake закрывает лишь часть этого стека и растёт в разы медленнее.</w:t>
+        <w:t xml:space="preserve">Один контракт с CoreWeave на $1.17 млрд больше, чем вся текущая контрактная выручка компании, — показывает, какими порциями закупают эти клиенты. Обратная сторона — концентрация на нескольких заказчиках.</w:t>
       </w:r>
     </w:p>
     <w:p>
@@ -4568,7 +4452,7 @@
           <w:sz w:val="21"/>
           <w:szCs w:val="21"/>
         </w:rPr>
-        <w:t xml:space="preserve">Инвесторы становятся в очередь: в последний раунд на $5 млрд спрос был около $15 млрд. IPO ожидается в 2027 году — один из самых ожидаемых листингов рынка.</w:t>
+        <w:t xml:space="preserve">Старые системы хранения (NetApp, Pure Storage) проектировались до эпохи ИИ и не тянут нагрузку GPU-кластеров; VAST построена под неё с нуля.</w:t>
       </w:r>
     </w:p>
     <w:p>
@@ -4636,7 +4520,7 @@
                 <w:sz w:val="21"/>
                 <w:szCs w:val="21"/>
               </w:rPr>
-              <w:t xml:space="preserve">≈$25 млрд.</w:t>
+              <w:t xml:space="preserve">≈$0.9 млрд первичного капитала.</w:t>
             </w:r>
           </w:p>
         </w:tc>
@@ -4681,7 +4565,7 @@
                 <w:sz w:val="21"/>
                 <w:szCs w:val="21"/>
               </w:rPr>
-              <w:t xml:space="preserve">Стратегический раунд $5 млрд, закрыт 13.08.2026; лид Coatue.</w:t>
+              <w:t xml:space="preserve">Series F, ~$1 млрд ($500 млн первичных + $500 млн выкуп акций), закрыт 22.04.2026; лид Drive Capital, со-лид Access Industries.</w:t>
             </w:r>
           </w:p>
         </w:tc>
@@ -4726,7 +4610,7 @@
                 <w:sz w:val="21"/>
                 <w:szCs w:val="21"/>
               </w:rPr>
-              <w:t xml:space="preserve">$190 млрд (полгода назад было $134 млрд).</w:t>
+              <w:t xml:space="preserve">$30 млрд (рост более чем в 3 раза к Series E: $9.1 млрд, декабрь 2023).</w:t>
             </w:r>
           </w:p>
         </w:tc>
@@ -4771,7 +4655,7 @@
                 <w:sz w:val="21"/>
                 <w:szCs w:val="21"/>
               </w:rPr>
-              <w:t xml:space="preserve">$195–210 млрд — фактические сделки вблизи августовского раунда. Раунд был переподписан втрое.</w:t>
+              <w:t xml:space="preserve">$23–28 млрд — с дисконтом к апрельскому раунду: половина сделки Series F пришлась на выкуп акций и уже удовлетворила часть спроса на выход.</w:t>
             </w:r>
           </w:p>
         </w:tc>
@@ -4816,7 +4700,7 @@
                 <w:sz w:val="21"/>
                 <w:szCs w:val="21"/>
               </w:rPr>
-              <w:t xml:space="preserve">Coatue, Blackstone, MGX, T. Rowe Price, Sixth Street, TPG, Point72, Andreessen Horowitz, Thrive, NVIDIA, Insight Partners.</w:t>
+              <w:t xml:space="preserve">Drive Capital, Access Industries, NVIDIA, Fidelity, New Enterprise Associates, BOND.</w:t>
             </w:r>
           </w:p>
         </w:tc>
@@ -4861,7 +4745,7 @@
                 <w:sz w:val="21"/>
                 <w:szCs w:val="21"/>
               </w:rPr>
-              <w:t xml:space="preserve">1–2 года: IPO 2027–2028 (CEO исключил 2026 год).</w:t>
+              <w:t xml:space="preserve">2–3 года: IPO 2028 (CEO заявлял о готовности к листингу к концу 2026, S-1 не подана).</w:t>
             </w:r>
           </w:p>
         </w:tc>
@@ -4906,7 +4790,7 @@
                 <w:sz w:val="21"/>
                 <w:szCs w:val="21"/>
               </w:rPr>
-              <w:t xml:space="preserve">2.1x при выходе на $425 млрд, IRR ~45% (upside +110%). Диапазон 0.9x–3.1x.</w:t>
+              <w:t xml:space="preserve">3.2x при выходе на $81.6 млрд, IRR ~59% (upside +220%). Диапазон 1.2x–5.5x.</w:t>
             </w:r>
           </w:p>
         </w:tc>
@@ -4923,7 +4807,7 @@
         <w:spacing w:after="120" w:before="240"/>
       </w:pPr>
       <w:r>
-        <w:t xml:space="preserve">VAST Data</w:t>
+        <w:t xml:space="preserve">ByteDance</w:t>
       </w:r>
     </w:p>
     <w:p>
@@ -4940,7 +4824,7 @@
           <w:sz w:val="21"/>
           <w:szCs w:val="21"/>
         </w:rPr>
-        <w:t xml:space="preserve">Инфраструктура данных для ИИ</w:t>
+        <w:t xml:space="preserve">Соцсети и цифровая реклама</w:t>
       </w:r>
     </w:p>
     <w:p>
@@ -4965,7 +4849,7 @@
           <w:sz w:val="21"/>
           <w:szCs w:val="21"/>
         </w:rPr>
-        <w:t xml:space="preserve">Программная платформа, которая кормит данными кластеры ИИ-чипов: без неё дорогие GPU простаивают в ожидании файлов. Покупают те, кто строит ИИ-фабрики, — CoreWeave, xAI, национальные лаборатории. Контрактная выручка превысила $500 млн, цель компании — более $1 млрд к концу финансового года, при валовой марже около 90% и положительном денежном потоке пятый год подряд.</w:t>
+        <w:t xml:space="preserve">Владелец TikTok и китайского Douyin, новостной ленты Toutiao и ИИ-ассистента Doubao. Выручка за 2025 год — около $186 млрд при росте 20% в год, это фактически вровень с Meta. Зарабатывает на рекламе (около 60% выручки) и на комиссиях с торговли: через TikTok Shop и Douyin проходят покупки на сотни миллиардов долларов.</w:t>
       </w:r>
     </w:p>
     <w:p>
@@ -4995,7 +4879,7 @@
           <w:sz w:val="21"/>
           <w:szCs w:val="21"/>
         </w:rPr>
-        <w:t xml:space="preserve">Продаёт не «железо», а софт с маржой около 90%: чем больше в мире строят ИИ-дата-центров, тем больше зарабатывает, не тратясь на производство.</w:t>
+        <w:t xml:space="preserve">Главный актив — алгоритм рекомендаций: он решает, что показать каждому пользователю, и удерживает внимание лучше конкурентов. Именно за него шёл торг в сделке по TikTok в США.</w:t>
       </w:r>
     </w:p>
     <w:p>
@@ -5016,7 +4900,7 @@
           <w:sz w:val="21"/>
           <w:szCs w:val="21"/>
         </w:rPr>
-        <w:t xml:space="preserve">Один контракт с CoreWeave на $1.17 млрд больше, чем вся текущая контрактная выручка компании, — показывает, какими порциями закупают эти клиенты. Обратная сторона — концентрация на нескольких заказчиках.</w:t>
+        <w:t xml:space="preserve">Внутри той же ленты работает второй бизнес — торговля: пользователь покупает, не выходя из приложения, а компания берёт комиссию.</w:t>
       </w:r>
     </w:p>
     <w:p>
@@ -5037,7 +4921,7 @@
           <w:sz w:val="21"/>
           <w:szCs w:val="21"/>
         </w:rPr>
-        <w:t xml:space="preserve">Старые системы хранения (NetApp, Pure Storage) проектировались до эпохи ИИ и не тянут нагрузку GPU-кластеров; VAST построена под неё с нуля.</w:t>
+        <w:t xml:space="preserve">Главный риск снят: в январе 2026 закрыта сделка по американскому совместному предприятию с Oracle, Silver Lake и MGX. После этого оценка на вторичном рынке выросла с $330 млрд до $550+ млрд.</w:t>
       </w:r>
     </w:p>
     <w:p>
@@ -5105,7 +4989,7 @@
                 <w:sz w:val="21"/>
                 <w:szCs w:val="21"/>
               </w:rPr>
-              <w:t xml:space="preserve">≈$0.9 млрд первичного капитала.</w:t>
+              <w:t xml:space="preserve">≈$9.5 млрд.</w:t>
             </w:r>
           </w:p>
         </w:tc>
@@ -5150,7 +5034,7 @@
                 <w:sz w:val="21"/>
                 <w:szCs w:val="21"/>
               </w:rPr>
-              <w:t xml:space="preserve">Series F, ~$1 млрд ($500 млн первичных + $500 млн выкуп акций), закрыт 22.04.2026; лид Drive Capital, со-лид Access Industries.</w:t>
+              <w:t xml:space="preserve">Выкуп акций у сотрудников по $229.50 за акцию, 15.04.2026 (+14.5% к октябрю 2025).</w:t>
             </w:r>
           </w:p>
         </w:tc>
@@ -5195,7 +5079,7 @@
                 <w:sz w:val="21"/>
                 <w:szCs w:val="21"/>
               </w:rPr>
-              <w:t xml:space="preserve">$30 млрд (рост более чем в 3 раза к Series E: $9.1 млрд, декабрь 2023).</w:t>
+              <w:t xml:space="preserve">$400–450 млрд (имплайд-оценка по последнему выкупу).</w:t>
             </w:r>
           </w:p>
         </w:tc>
@@ -5240,7 +5124,7 @@
                 <w:sz w:val="21"/>
                 <w:szCs w:val="21"/>
               </w:rPr>
-              <w:t xml:space="preserve">$23–28 млрд — с дисконтом к апрельскому раунду: половина сделки Series F пришлась на выкуп акций и уже удовлетворила часть спроса на выход.</w:t>
+              <w:t xml:space="preserve">$590–610 млрд. Reuters (февраль 2026): General Atlantic продавал пакет по оценке $550 млрд; к апрелю биды поднялись выше $600 млрд.</w:t>
             </w:r>
           </w:p>
         </w:tc>
@@ -5285,7 +5169,7 @@
                 <w:sz w:val="21"/>
                 <w:szCs w:val="21"/>
               </w:rPr>
-              <w:t xml:space="preserve">Drive Capital, Access Industries, NVIDIA, Fidelity, New Enterprise Associates, BOND.</w:t>
+              <w:t xml:space="preserve">SoftBank, HongShan (Sequoia China), KKR, General Atlantic, Coatue, Tiger Global, Susquehanna.</w:t>
             </w:r>
           </w:p>
         </w:tc>
@@ -5330,7 +5214,7 @@
                 <w:sz w:val="21"/>
                 <w:szCs w:val="21"/>
               </w:rPr>
-              <w:t xml:space="preserve">2–3 года: IPO 2028 (CEO заявлял о готовности к листингу к концу 2026, S-1 не подана).</w:t>
+              <w:t xml:space="preserve">1–2 года: выкуп акций или блок-трейд. IPO отложено решением совета директоров (май 2026).</w:t>
             </w:r>
           </w:p>
         </w:tc>
@@ -5375,7 +5259,7 @@
                 <w:sz w:val="21"/>
                 <w:szCs w:val="21"/>
               </w:rPr>
-              <w:t xml:space="preserve">3.2x при выходе на $81.6 млрд, IRR ~59% (upside +220%). Диапазон 1.2x–5.5x.</w:t>
+              <w:t xml:space="preserve">2.0x при выходе на $1.2 трлн, IRR ~41% (upside +100%). Диапазон 1.0x–2.7x.</w:t>
             </w:r>
           </w:p>
         </w:tc>
@@ -5392,7 +5276,7 @@
         <w:spacing w:after="120" w:before="240"/>
       </w:pPr>
       <w:r>
-        <w:t xml:space="preserve">ByteDance</w:t>
+        <w:t xml:space="preserve">Glean</w:t>
       </w:r>
     </w:p>
     <w:p>
@@ -5409,7 +5293,7 @@
           <w:sz w:val="21"/>
           <w:szCs w:val="21"/>
         </w:rPr>
-        <w:t xml:space="preserve">Соцсети и цифровая реклама</w:t>
+        <w:t xml:space="preserve">Корпоративный ИИ-поиск</w:t>
       </w:r>
     </w:p>
     <w:p>
@@ -5434,7 +5318,7 @@
           <w:sz w:val="21"/>
           <w:szCs w:val="21"/>
         </w:rPr>
-        <w:t xml:space="preserve">Владелец TikTok и китайского Douyin, новостной ленты Toutiao и ИИ-ассистента Doubao. Выручка за 2025 год — около $186 млрд при росте 20% в год, это фактически вровень с Meta. Зарабатывает на рекламе (около 60% выручки) и на комиссиях с торговли: через TikTok Shop и Douyin проходят покупки на сотни миллиардов долларов.</w:t>
+        <w:t xml:space="preserve">Поиск и ИИ-помощник по всем рабочим системам компании сразу — почта, чаты, документы, задачи, CRM. Сотрудник спрашивает обычными словами и получает ответ со ссылками на источники, вместо того чтобы искать по десяти приложениям. Годовая выручка превысила $300 млн и выросла на 89% за год — утроилась за 15 месяцев. Более миллиона пользователей, среди клиентов — крупные компании из списка Fortune 500.</w:t>
       </w:r>
     </w:p>
     <w:p>
@@ -5464,7 +5348,7 @@
           <w:sz w:val="21"/>
           <w:szCs w:val="21"/>
         </w:rPr>
-        <w:t xml:space="preserve">Главный актив — алгоритм рекомендаций: он решает, что показать каждому пользователю, и удерживает внимание лучше конкурентов. Именно за него шёл торг в сделке по TikTok в США.</w:t>
+        <w:t xml:space="preserve">Внутренние документы компании ИИ-моделям недоступны — Glean строит поверх них поисковый слой с учётом прав доступа: каждый сотрудник видит только то, что ему положено.</w:t>
       </w:r>
     </w:p>
     <w:p>
@@ -5485,7 +5369,7 @@
           <w:sz w:val="21"/>
           <w:szCs w:val="21"/>
         </w:rPr>
-        <w:t xml:space="preserve">Внутри той же ленты работает второй бизнес — торговля: пользователь покупает, не выходя из приложения, а компания берёт комиссию.</w:t>
+        <w:t xml:space="preserve">Работает поверх всех систем сразу, тогда как Microsoft Copilot силён внутри экосистемы Microsoft, а остальные конкуренты закрывают отдельные ниши.</w:t>
       </w:r>
     </w:p>
     <w:p>
@@ -5506,7 +5390,7 @@
           <w:sz w:val="21"/>
           <w:szCs w:val="21"/>
         </w:rPr>
-        <w:t xml:space="preserve">Главный риск снят: в январе 2026 закрыта сделка по американскому совместному предприятию с Oracle, Silver Lake и MGX. После этого оценка на вторичном рынке выросла с $330 млрд до $550+ млрд.</w:t>
+        <w:t xml:space="preserve">Выручка утроилась за 15 месяцев ($100 млн → $300 млн) — по темпу это один из самых быстрых корпоративных софтверных бизнесов на рынке.</w:t>
       </w:r>
     </w:p>
     <w:p>
@@ -5574,7 +5458,7 @@
                 <w:sz w:val="21"/>
                 <w:szCs w:val="21"/>
               </w:rPr>
-              <w:t xml:space="preserve">≈$9.5 млрд.</w:t>
+              <w:t xml:space="preserve">≈$765 млн.</w:t>
             </w:r>
           </w:p>
         </w:tc>
@@ -5619,7 +5503,7 @@
                 <w:sz w:val="21"/>
                 <w:szCs w:val="21"/>
               </w:rPr>
-              <w:t xml:space="preserve">Выкуп акций у сотрудников по $229.50 за акцию, 15.04.2026 (+14.5% к октябрю 2025).</w:t>
+              <w:t xml:space="preserve">Series F, $150 млн, закрыт 10.06.2025; лид Wellington Management.</w:t>
             </w:r>
           </w:p>
         </w:tc>
@@ -5664,7 +5548,7 @@
                 <w:sz w:val="21"/>
                 <w:szCs w:val="21"/>
               </w:rPr>
-              <w:t xml:space="preserve">$400–450 млрд (имплайд-оценка по последнему выкупу).</w:t>
+              <w:t xml:space="preserve">$7.2 млрд.</w:t>
             </w:r>
           </w:p>
         </w:tc>
@@ -5709,7 +5593,7 @@
                 <w:sz w:val="21"/>
                 <w:szCs w:val="21"/>
               </w:rPr>
-              <w:t xml:space="preserve">$590–610 млрд. Reuters (февраль 2026): General Atlantic продавал пакет по оценке $550 млрд; к апрелю биды поднялись выше $600 млрд.</w:t>
+              <w:t xml:space="preserve">$6.5–7 млрд — вторичные сделки идут по $44–47 за акцию против $49.09 в раунде (дисконт около 10%).</w:t>
             </w:r>
           </w:p>
         </w:tc>
@@ -5754,7 +5638,7 @@
                 <w:sz w:val="21"/>
                 <w:szCs w:val="21"/>
               </w:rPr>
-              <w:t xml:space="preserve">SoftBank, HongShan (Sequoia China), KKR, General Atlantic, Coatue, Tiger Global, Susquehanna.</w:t>
+              <w:t xml:space="preserve">Wellington Management, Sequoia, Kleiner Perkins, Lightspeed, General Catalyst, Coatue, Khosla, DST Global, IVP, SoftBank Vision Fund 2, Citi Ventures, Workday Ventures, Databricks Ventures.</w:t>
             </w:r>
           </w:p>
         </w:tc>
@@ -5799,7 +5683,7 @@
                 <w:sz w:val="21"/>
                 <w:szCs w:val="21"/>
               </w:rPr>
-              <w:t xml:space="preserve">1–2 года: выкуп акций или блок-трейд. IPO отложено решением совета директоров (май 2026).</w:t>
+              <w:t xml:space="preserve">2–3 года: IPO 2028; триггером аналитики считают выход на $500 млн — $1 млрд годовой выручки.</w:t>
             </w:r>
           </w:p>
         </w:tc>
@@ -5844,7 +5728,7 @@
                 <w:sz w:val="21"/>
                 <w:szCs w:val="21"/>
               </w:rPr>
-              <w:t xml:space="preserve">2.0x при выходе на $1.2 трлн, IRR ~41% (upside +100%). Диапазон 1.0x–2.7x.</w:t>
+              <w:t xml:space="preserve">3.7x при выходе на $25 млрд, IRR ~69% (upside +270%). Диапазон 1.1x–6.7x.</w:t>
             </w:r>
           </w:p>
         </w:tc>
@@ -5861,7 +5745,7 @@
         <w:spacing w:after="120" w:before="240"/>
       </w:pPr>
       <w:r>
-        <w:t xml:space="preserve">Glean</w:t>
+        <w:t xml:space="preserve">Lightmatter</w:t>
       </w:r>
     </w:p>
     <w:p>
@@ -5878,7 +5762,7 @@
           <w:sz w:val="21"/>
           <w:szCs w:val="21"/>
         </w:rPr>
-        <w:t xml:space="preserve">Корпоративный ИИ-поиск</w:t>
+        <w:t xml:space="preserve">Фотоника для ИИ-дата-центров</w:t>
       </w:r>
     </w:p>
     <w:p>
@@ -5903,7 +5787,7 @@
           <w:sz w:val="21"/>
           <w:szCs w:val="21"/>
         </w:rPr>
-        <w:t xml:space="preserve">Поиск и ИИ-помощник по всем рабочим системам компании сразу — почта, чаты, документы, задачи, CRM. Сотрудник спрашивает обычными словами и получает ответ со ссылками на источники, вместо того чтобы искать по десяти приложениям. Годовая выручка превысила $300 млн и выросла на 89% за год — утроилась за 15 месяцев. Более миллиона пользователей, среди клиентов — крупные компании из списка Fortune 500.</w:t>
+        <w:t xml:space="preserve">Соединяет ИИ-чипы светом вместо медных проводов. В больших ИИ-кластерах узкое место — не сами чипы, а обмен данными между ними: медь упирается в предел по скорости и жжёт электричество. Технология Lightmatter снимает это ограничение. В июне 2026 компания вошла в экосистему NVIDIA NVLink Fusion, в августе возглавила отраслевую рабочую группу Open Compute Project из 19 компаний.</w:t>
       </w:r>
     </w:p>
     <w:p>
@@ -5933,7 +5817,7 @@
           <w:sz w:val="21"/>
           <w:szCs w:val="21"/>
         </w:rPr>
-        <w:t xml:space="preserve">Внутренние документы компании ИИ-моделям недоступны — Glean строит поверх них поисковый слой с учётом прав доступа: каждый сотрудник видит только то, что ему положено.</w:t>
+        <w:t xml:space="preserve">Бьёт в физический предел отрасли: наращивать вычисления дальше без оптики между чипами уже не получается — упирается в провода и энергию.</w:t>
       </w:r>
     </w:p>
     <w:p>
@@ -5954,7 +5838,7 @@
           <w:sz w:val="21"/>
           <w:szCs w:val="21"/>
         </w:rPr>
-        <w:t xml:space="preserve">Работает поверх всех систем сразу, тогда как Microsoft Copilot силён внутри экосистемы Microsoft, а остальные конкуренты закрывают отдельные ниши.</w:t>
+        <w:t xml:space="preserve">Рынок оптики для ИИ-дата-центров растёт с $13.7 млрд (2024) до прогнозных $144 млрд к 2030 году — одна из самых быстрорастущих ниш в железе.</w:t>
       </w:r>
     </w:p>
     <w:p>
@@ -5975,7 +5859,7 @@
           <w:sz w:val="21"/>
           <w:szCs w:val="21"/>
         </w:rPr>
-        <w:t xml:space="preserve">Выручка утроилась за 15 месяцев ($100 млн → $300 млн) — по темпу это один из самых быстрых корпоративных софтверных бизнесов на рынке.</w:t>
+        <w:t xml:space="preserve">Свежий прецедент цены: Marvell купил конкурента Celestial AI за $3.25 млрд с доплатой до $5.5 млрд, а NVIDIA вложила по $2 млрд в Coherent и Lumentum.</w:t>
       </w:r>
     </w:p>
     <w:p>
@@ -6043,7 +5927,7 @@
                 <w:sz w:val="21"/>
                 <w:szCs w:val="21"/>
               </w:rPr>
-              <w:t xml:space="preserve">≈$765 млн.</w:t>
+              <w:t xml:space="preserve">≈$850 млн.</w:t>
             </w:r>
           </w:p>
         </w:tc>
@@ -6088,7 +5972,7 @@
                 <w:sz w:val="21"/>
                 <w:szCs w:val="21"/>
               </w:rPr>
-              <w:t xml:space="preserve">Series F, $150 млн, закрыт 10.06.2025; лид Wellington Management.</w:t>
+              <w:t xml:space="preserve">Series D, $400 млн, закрыт в октябре 2024; лид T. Rowe Price. Новых раундов с тех пор не было.</w:t>
             </w:r>
           </w:p>
         </w:tc>
@@ -6133,7 +6017,7 @@
                 <w:sz w:val="21"/>
                 <w:szCs w:val="21"/>
               </w:rPr>
-              <w:t xml:space="preserve">$7.2 млрд.</w:t>
+              <w:t xml:space="preserve">$4.4 млрд.</w:t>
             </w:r>
           </w:p>
         </w:tc>
@@ -6178,7 +6062,7 @@
                 <w:sz w:val="21"/>
                 <w:szCs w:val="21"/>
               </w:rPr>
-              <w:t xml:space="preserve">$6.5–7 млрд — вторичные сделки идут по $44–47 за акцию против $49.09 в раунде (дисконт около 10%).</w:t>
+              <w:t xml:space="preserve">$4.5–5 млрд — вторичные сделки идут с небольшой премией к Series D (Forge $84.48, Hiive $89.53 за акцию, 21.08.2026).</w:t>
             </w:r>
           </w:p>
         </w:tc>
@@ -6223,7 +6107,7 @@
                 <w:sz w:val="21"/>
                 <w:szCs w:val="21"/>
               </w:rPr>
-              <w:t xml:space="preserve">Wellington Management, Sequoia, Kleiner Perkins, Lightspeed, General Catalyst, Coatue, Khosla, DST Global, IVP, SoftBank Vision Fund 2, Citi Ventures, Workday Ventures, Databricks Ventures.</w:t>
+              <w:t xml:space="preserve">T. Rowe Price, Fidelity, GV (Google Ventures), Viking Global, Lockheed Martin, Spark Capital, Matrix Partners, HPE.</w:t>
             </w:r>
           </w:p>
         </w:tc>
@@ -6268,7 +6152,7 @@
                 <w:sz w:val="21"/>
                 <w:szCs w:val="21"/>
               </w:rPr>
-              <w:t xml:space="preserve">2–3 года: IPO 2028; триггером аналитики считают выход на $500 млн — $1 млрд годовой выручки.</w:t>
+              <w:t xml:space="preserve">3–4 года: IPO или продажа стратегу (2029–2030). CEO называл Series D «вероятно, последним частным раундом».</w:t>
             </w:r>
           </w:p>
         </w:tc>
@@ -6313,7 +6197,7 @@
                 <w:sz w:val="21"/>
                 <w:szCs w:val="21"/>
               </w:rPr>
-              <w:t xml:space="preserve">3.7x при выходе на $25 млрд, IRR ~69% (upside +270%). Диапазон 1.1x–6.7x.</w:t>
+              <w:t xml:space="preserve">4.3x при выходе на $20.4 млрд, IRR ~52% (upside +330%). Диапазон 0.8x–10.6x.</w:t>
             </w:r>
           </w:p>
         </w:tc>
@@ -6330,7 +6214,7 @@
         <w:spacing w:after="120" w:before="240"/>
       </w:pPr>
       <w:r>
-        <w:t xml:space="preserve">Lightmatter</w:t>
+        <w:t xml:space="preserve">PsiQuantum</w:t>
       </w:r>
     </w:p>
     <w:p>
@@ -6347,7 +6231,7 @@
           <w:sz w:val="21"/>
           <w:szCs w:val="21"/>
         </w:rPr>
-        <w:t xml:space="preserve">Фотоника для ИИ-дата-центров</w:t>
+        <w:t xml:space="preserve">Квантовые вычисления</w:t>
       </w:r>
     </w:p>
     <w:p>
@@ -6372,7 +6256,7 @@
           <w:sz w:val="21"/>
           <w:szCs w:val="21"/>
         </w:rPr>
-        <w:t xml:space="preserve">Соединяет ИИ-чипы светом вместо медных проводов. В больших ИИ-кластерах узкое место — не сами чипы, а обмен данными между ними: медь упирается в предел по скорости и жжёт электричество. Технология Lightmatter снимает это ограничение. В июне 2026 компания вошла в экосистему NVIDIA NVLink Fusion, в августе возглавила отраслевую рабочую группу Open Compute Project из 19 компаний.</w:t>
+        <w:t xml:space="preserve">Строит квантовый компьютер на миллион кубитов — такой, который умеет исправлять собственные ошибки. Ключевое отличие: чипы делаются на обычных полупроводниковых фабриках (GlobalFoundries), а не в уникальных лабораториях. Площадки строятся в Брисбене и Чикаго, запуск намечен на конец десятилетия. Выручки пока нет: все поступления — государственные и партнёрские контракты.</w:t>
       </w:r>
     </w:p>
     <w:p>
@@ -6402,7 +6286,7 @@
           <w:sz w:val="21"/>
           <w:szCs w:val="21"/>
         </w:rPr>
-        <w:t xml:space="preserve">Бьёт в физический предел отрасли: наращивать вычисления дальше без оптики между чипами уже не получается — упирается в провода и энергию.</w:t>
+        <w:t xml:space="preserve">Одна из двух компаний в мире (вторая — Microsoft), допущенных к финальной стадии программы DARPA по квантовым вычислениям.</w:t>
       </w:r>
     </w:p>
     <w:p>
@@ -6423,7 +6307,7 @@
           <w:sz w:val="21"/>
           <w:szCs w:val="21"/>
         </w:rPr>
-        <w:t xml:space="preserve">Рынок оптики для ИИ-дата-центров растёт с $13.7 млрд (2024) до прогнозных $144 млрд к 2030 году — одна из самых быстрорастущих ниш в железе.</w:t>
+        <w:t xml:space="preserve">Производство на серийных фабриках — ответ на главный вопрос отрасли: как перейти от лабораторных образцов к промышленным объёмам.</w:t>
       </w:r>
     </w:p>
     <w:p>
@@ -6444,7 +6328,7 @@
           <w:sz w:val="21"/>
           <w:szCs w:val="21"/>
         </w:rPr>
-        <w:t xml:space="preserve">Свежий прецедент цены: Marvell купил конкурента Celestial AI за $3.25 млрд с доплатой до $5.5 млрд, а NVIDIA вложила по $2 млрд в Coherent и Lumentum.</w:t>
+        <w:t xml:space="preserve">Окно выхода открылось: Quantinuum вышел на Nasdaq в июне 2026, привлёк $1.68 млрд при оценке $15.6 млрд. PsiQuantum — самый заметный частный кандидат следующим.</w:t>
       </w:r>
     </w:p>
     <w:p>
@@ -6512,7 +6396,7 @@
                 <w:sz w:val="21"/>
                 <w:szCs w:val="21"/>
               </w:rPr>
-              <w:t xml:space="preserve">≈$850 млн.</w:t>
+              <w:t xml:space="preserve">≈$2.3 млрд частного капитала плюс около $1.2 млрд государственной поддержки (Австралия, Иллинойс, DARPA).</w:t>
             </w:r>
           </w:p>
         </w:tc>
@@ -6557,7 +6441,7 @@
                 <w:sz w:val="21"/>
                 <w:szCs w:val="21"/>
               </w:rPr>
-              <w:t xml:space="preserve">Series D, $400 млн, закрыт в октябре 2024; лид T. Rowe Price. Новых раундов с тех пор не было.</w:t>
+              <w:t xml:space="preserve">Series E, $1.0 млрд, объявлен 10.09.2025; лиды BlackRock, Baillie Gifford, Temasek (с NVentures/NVIDIA, QIA, Macquarie).</w:t>
             </w:r>
           </w:p>
         </w:tc>
@@ -6602,7 +6486,7 @@
                 <w:sz w:val="21"/>
                 <w:szCs w:val="21"/>
               </w:rPr>
-              <w:t xml:space="preserve">$4.4 млрд.</w:t>
+              <w:t xml:space="preserve">$7 млрд.</w:t>
             </w:r>
           </w:p>
         </w:tc>
@@ -6647,7 +6531,7 @@
                 <w:sz w:val="21"/>
                 <w:szCs w:val="21"/>
               </w:rPr>
-              <w:t xml:space="preserve">$4.5–5 млрд — вторичные сделки идут с небольшой премией к Series D (Forge $84.48, Hiive $89.53 за акцию, 21.08.2026).</w:t>
+              <w:t xml:space="preserve">$6–6.5 млрд — вторичные сделки идут с дисконтом к Series E: бумага доступна дешевле оценки раунда. Размещение открыто 12.08.2026.</w:t>
             </w:r>
           </w:p>
         </w:tc>
@@ -6692,7 +6576,7 @@
                 <w:sz w:val="21"/>
                 <w:szCs w:val="21"/>
               </w:rPr>
-              <w:t xml:space="preserve">T. Rowe Price, Fidelity, GV (Google Ventures), Viking Global, Lockheed Martin, Spark Capital, Matrix Partners, HPE.</w:t>
+              <w:t xml:space="preserve">BlackRock, Baillie Gifford, Temasek, NVentures (NVIDIA), Qatar Investment Authority, Microsoft M12, Founders Fund, Playground Global, Blackbird.</w:t>
             </w:r>
           </w:p>
         </w:tc>
@@ -6737,7 +6621,7 @@
                 <w:sz w:val="21"/>
                 <w:szCs w:val="21"/>
               </w:rPr>
-              <w:t xml:space="preserve">3–4 года: IPO или продажа стратегу (2029–2030). CEO называл Series D «вероятно, последним частным раундом».</w:t>
+              <w:t xml:space="preserve">4–5 лет: IPO 2029–2030.</w:t>
             </w:r>
           </w:p>
         </w:tc>
@@ -6782,476 +6666,7 @@
                 <w:sz w:val="21"/>
                 <w:szCs w:val="21"/>
               </w:rPr>
-              <w:t xml:space="preserve">3.9x при выходе на $18.5 млрд, IRR ~47% (upside +289%). Диапазон 0.8x–9.5x.</w:t>
-            </w:r>
-          </w:p>
-        </w:tc>
-      </w:tr>
-    </w:tbl>
-    <w:p>
-      <w:r>
-        <w:br w:type="page"/>
-      </w:r>
-    </w:p>
-    <w:p>
-      <w:pPr>
-        <w:pStyle w:val="Heading1"/>
-        <w:spacing w:after="120" w:before="240"/>
-      </w:pPr>
-      <w:r>
-        <w:t xml:space="preserve">PsiQuantum</w:t>
-      </w:r>
-    </w:p>
-    <w:p>
-      <w:pPr>
-        <w:spacing w:after="160"/>
-      </w:pPr>
-      <w:r>
-        <w:rPr>
-          <w:b w:val="false"/>
-          <w:bCs w:val="false"/>
-          <w:i/>
-          <w:iCs/>
-          <w:color w:val="1F3864"/>
-          <w:sz w:val="21"/>
-          <w:szCs w:val="21"/>
-        </w:rPr>
-        <w:t xml:space="preserve">Квантовые вычисления</w:t>
-      </w:r>
-    </w:p>
-    <w:p>
-      <w:pPr>
-        <w:pStyle w:val="Heading3"/>
-        <w:spacing w:after="80" w:before="160"/>
-      </w:pPr>
-      <w:r>
-        <w:t xml:space="preserve">Что делает компания</w:t>
-      </w:r>
-    </w:p>
-    <w:p>
-      <w:pPr>
-        <w:spacing w:after="120"/>
-      </w:pPr>
-      <w:r>
-        <w:rPr>
-          <w:b w:val="false"/>
-          <w:bCs w:val="false"/>
-          <w:i w:val="false"/>
-          <w:iCs w:val="false"/>
-          <w:sz w:val="21"/>
-          <w:szCs w:val="21"/>
-        </w:rPr>
-        <w:t xml:space="preserve">Строит квантовый компьютер на миллион кубитов — такой, который умеет исправлять собственные ошибки. Ключевое отличие: чипы делаются на обычных полупроводниковых фабриках (GlobalFoundries), а не в уникальных лабораториях. Площадки строятся в Брисбене и Чикаго, запуск намечен на конец десятилетия. Выручки пока нет: все поступления — государственные и партнёрские контракты.</w:t>
-      </w:r>
-    </w:p>
-    <w:p>
-      <w:pPr>
-        <w:pStyle w:val="Heading3"/>
-        <w:spacing w:after="80" w:before="160"/>
-      </w:pPr>
-      <w:r>
-        <w:t xml:space="preserve">В чём преимущество</w:t>
-      </w:r>
-    </w:p>
-    <w:p>
-      <w:pPr>
-        <w:pStyle w:val="ListParagraph"/>
-        <w:numPr>
-          <w:ilvl w:val="0"/>
-          <w:numId w:val="2"/>
-        </w:numPr>
-        <w:spacing w:after="120"/>
-      </w:pPr>
-      <w:r>
-        <w:rPr>
-          <w:b w:val="false"/>
-          <w:bCs w:val="false"/>
-          <w:i w:val="false"/>
-          <w:iCs w:val="false"/>
-          <w:sz w:val="21"/>
-          <w:szCs w:val="21"/>
-        </w:rPr>
-        <w:t xml:space="preserve">Одна из двух компаний в мире (вторая — Microsoft), допущенных к финальной стадии программы DARPA по квантовым вычислениям.</w:t>
-      </w:r>
-    </w:p>
-    <w:p>
-      <w:pPr>
-        <w:pStyle w:val="ListParagraph"/>
-        <w:numPr>
-          <w:ilvl w:val="0"/>
-          <w:numId w:val="2"/>
-        </w:numPr>
-        <w:spacing w:after="120"/>
-      </w:pPr>
-      <w:r>
-        <w:rPr>
-          <w:b w:val="false"/>
-          <w:bCs w:val="false"/>
-          <w:i w:val="false"/>
-          <w:iCs w:val="false"/>
-          <w:sz w:val="21"/>
-          <w:szCs w:val="21"/>
-        </w:rPr>
-        <w:t xml:space="preserve">Производство на серийных фабриках — ответ на главный вопрос отрасли: как перейти от лабораторных образцов к промышленным объёмам.</w:t>
-      </w:r>
-    </w:p>
-    <w:p>
-      <w:pPr>
-        <w:pStyle w:val="ListParagraph"/>
-        <w:numPr>
-          <w:ilvl w:val="0"/>
-          <w:numId w:val="2"/>
-        </w:numPr>
-        <w:spacing w:after="120"/>
-      </w:pPr>
-      <w:r>
-        <w:rPr>
-          <w:b w:val="false"/>
-          <w:bCs w:val="false"/>
-          <w:i w:val="false"/>
-          <w:iCs w:val="false"/>
-          <w:sz w:val="21"/>
-          <w:szCs w:val="21"/>
-        </w:rPr>
-        <w:t xml:space="preserve">Окно выхода открылось: Quantinuum вышел на Nasdaq в июне 2026, привлёк $1.68 млрд при оценке $15.6 млрд. PsiQuantum — самый заметный частный кандидат следующим.</w:t>
-      </w:r>
-    </w:p>
-    <w:p>
-      <w:pPr>
-        <w:pStyle w:val="Heading3"/>
-        <w:spacing w:after="80" w:before="160"/>
-      </w:pPr>
-      <w:r>
-        <w:t xml:space="preserve">Инвестиционные параметры</w:t>
-      </w:r>
-    </w:p>
-    <w:tbl>
-      <w:tblPr>
-        <w:tblW w:type="dxa" w:w="9360"/>
-        <w:tblBorders>
-          <w:top w:val="single" w:color="auto" w:sz="4"/>
-          <w:left w:val="single" w:color="auto" w:sz="4"/>
-          <w:bottom w:val="single" w:color="auto" w:sz="4"/>
-          <w:right w:val="single" w:color="auto" w:sz="4"/>
-          <w:insideH w:val="single" w:color="auto" w:sz="4"/>
-          <w:insideV w:val="single" w:color="auto" w:sz="4"/>
-        </w:tblBorders>
-      </w:tblPr>
-      <w:tblGrid>
-        <w:gridCol w:w="3000"/>
-        <w:gridCol w:w="6360"/>
-      </w:tblGrid>
-      <w:tr>
-        <w:tc>
-          <w:tcPr>
-            <w:tcW w:type="dxa" w:w="3000"/>
-            <w:shd w:fill="F2F2F2" w:val="clear"/>
-          </w:tcPr>
-          <w:p>
-            <w:pPr>
-              <w:spacing w:after="40"/>
-            </w:pPr>
-            <w:r>
-              <w:rPr>
-                <w:b/>
-                <w:bCs/>
-                <w:i w:val="false"/>
-                <w:iCs w:val="false"/>
-                <w:sz w:val="21"/>
-                <w:szCs w:val="21"/>
-              </w:rPr>
-              <w:t xml:space="preserve">Всего привлечено</w:t>
-            </w:r>
-          </w:p>
-        </w:tc>
-        <w:tc>
-          <w:tcPr>
-            <w:tcW w:type="dxa" w:w="6360"/>
-          </w:tcPr>
-          <w:p>
-            <w:pPr>
-              <w:spacing w:after="40"/>
-            </w:pPr>
-            <w:r>
-              <w:rPr>
-                <w:b w:val="false"/>
-                <w:bCs w:val="false"/>
-                <w:i w:val="false"/>
-                <w:iCs w:val="false"/>
-                <w:sz w:val="21"/>
-                <w:szCs w:val="21"/>
-              </w:rPr>
-              <w:t xml:space="preserve">≈$2.3 млрд частного капитала плюс около $1.2 млрд государственной поддержки (Австралия, Иллинойс, DARPA).</w:t>
-            </w:r>
-          </w:p>
-        </w:tc>
-      </w:tr>
-      <w:tr>
-        <w:tc>
-          <w:tcPr>
-            <w:tcW w:type="dxa" w:w="3000"/>
-            <w:shd w:fill="F2F2F2" w:val="clear"/>
-          </w:tcPr>
-          <w:p>
-            <w:pPr>
-              <w:spacing w:after="40"/>
-            </w:pPr>
-            <w:r>
-              <w:rPr>
-                <w:b/>
-                <w:bCs/>
-                <w:i w:val="false"/>
-                <w:iCs w:val="false"/>
-                <w:sz w:val="21"/>
-                <w:szCs w:val="21"/>
-              </w:rPr>
-              <w:t xml:space="preserve">Последний раунд</w:t>
-            </w:r>
-          </w:p>
-        </w:tc>
-        <w:tc>
-          <w:tcPr>
-            <w:tcW w:type="dxa" w:w="6360"/>
-          </w:tcPr>
-          <w:p>
-            <w:pPr>
-              <w:spacing w:after="40"/>
-            </w:pPr>
-            <w:r>
-              <w:rPr>
-                <w:b w:val="false"/>
-                <w:bCs w:val="false"/>
-                <w:i w:val="false"/>
-                <w:iCs w:val="false"/>
-                <w:sz w:val="21"/>
-                <w:szCs w:val="21"/>
-              </w:rPr>
-              <w:t xml:space="preserve">Series E, $1.0 млрд, объявлен 10.09.2025; лиды BlackRock, Baillie Gifford, Temasek (с NVentures/NVIDIA, QIA, Macquarie).</w:t>
-            </w:r>
-          </w:p>
-        </w:tc>
-      </w:tr>
-      <w:tr>
-        <w:tc>
-          <w:tcPr>
-            <w:tcW w:type="dxa" w:w="3000"/>
-            <w:shd w:fill="F2F2F2" w:val="clear"/>
-          </w:tcPr>
-          <w:p>
-            <w:pPr>
-              <w:spacing w:after="40"/>
-            </w:pPr>
-            <w:r>
-              <w:rPr>
-                <w:b/>
-                <w:bCs/>
-                <w:i w:val="false"/>
-                <w:iCs w:val="false"/>
-                <w:sz w:val="21"/>
-                <w:szCs w:val="21"/>
-              </w:rPr>
-              <w:t xml:space="preserve">Оценка по последнему раунду</w:t>
-            </w:r>
-          </w:p>
-        </w:tc>
-        <w:tc>
-          <w:tcPr>
-            <w:tcW w:type="dxa" w:w="6360"/>
-          </w:tcPr>
-          <w:p>
-            <w:pPr>
-              <w:spacing w:after="40"/>
-            </w:pPr>
-            <w:r>
-              <w:rPr>
-                <w:b w:val="false"/>
-                <w:bCs w:val="false"/>
-                <w:i w:val="false"/>
-                <w:iCs w:val="false"/>
-                <w:sz w:val="21"/>
-                <w:szCs w:val="21"/>
-              </w:rPr>
-              <w:t xml:space="preserve">$7 млрд.</w:t>
-            </w:r>
-          </w:p>
-        </w:tc>
-      </w:tr>
-      <w:tr>
-        <w:tc>
-          <w:tcPr>
-            <w:tcW w:type="dxa" w:w="3000"/>
-            <w:shd w:fill="F2F2F2" w:val="clear"/>
-          </w:tcPr>
-          <w:p>
-            <w:pPr>
-              <w:spacing w:after="40"/>
-            </w:pPr>
-            <w:r>
-              <w:rPr>
-                <w:b/>
-                <w:bCs/>
-                <w:i w:val="false"/>
-                <w:iCs w:val="false"/>
-                <w:sz w:val="21"/>
-                <w:szCs w:val="21"/>
-              </w:rPr>
-              <w:t xml:space="preserve">Цена на вторичном рынке*</w:t>
-            </w:r>
-          </w:p>
-        </w:tc>
-        <w:tc>
-          <w:tcPr>
-            <w:tcW w:type="dxa" w:w="6360"/>
-          </w:tcPr>
-          <w:p>
-            <w:pPr>
-              <w:spacing w:after="40"/>
-            </w:pPr>
-            <w:r>
-              <w:rPr>
-                <w:b w:val="false"/>
-                <w:bCs w:val="false"/>
-                <w:i w:val="false"/>
-                <w:iCs w:val="false"/>
-                <w:sz w:val="21"/>
-                <w:szCs w:val="21"/>
-              </w:rPr>
-              <w:t xml:space="preserve">$6–6.5 млрд — вторичные сделки идут с дисконтом к Series E: бумага доступна дешевле оценки раунда. Размещение открыто 12.08.2026.</w:t>
-            </w:r>
-          </w:p>
-        </w:tc>
-      </w:tr>
-      <w:tr>
-        <w:tc>
-          <w:tcPr>
-            <w:tcW w:type="dxa" w:w="3000"/>
-            <w:shd w:fill="F2F2F2" w:val="clear"/>
-          </w:tcPr>
-          <w:p>
-            <w:pPr>
-              <w:spacing w:after="40"/>
-            </w:pPr>
-            <w:r>
-              <w:rPr>
-                <w:b/>
-                <w:bCs/>
-                <w:i w:val="false"/>
-                <w:iCs w:val="false"/>
-                <w:sz w:val="21"/>
-                <w:szCs w:val="21"/>
-              </w:rPr>
-              <w:t xml:space="preserve">Именитые инвесторы</w:t>
-            </w:r>
-          </w:p>
-        </w:tc>
-        <w:tc>
-          <w:tcPr>
-            <w:tcW w:type="dxa" w:w="6360"/>
-          </w:tcPr>
-          <w:p>
-            <w:pPr>
-              <w:spacing w:after="40"/>
-            </w:pPr>
-            <w:r>
-              <w:rPr>
-                <w:b w:val="false"/>
-                <w:bCs w:val="false"/>
-                <w:i w:val="false"/>
-                <w:iCs w:val="false"/>
-                <w:sz w:val="21"/>
-                <w:szCs w:val="21"/>
-              </w:rPr>
-              <w:t xml:space="preserve">BlackRock, Baillie Gifford, Temasek, NVentures (NVIDIA), Qatar Investment Authority, Microsoft M12, Founders Fund, Playground Global, Blackbird.</w:t>
-            </w:r>
-          </w:p>
-        </w:tc>
-      </w:tr>
-      <w:tr>
-        <w:tc>
-          <w:tcPr>
-            <w:tcW w:type="dxa" w:w="3000"/>
-            <w:shd w:fill="F2F2F2" w:val="clear"/>
-          </w:tcPr>
-          <w:p>
-            <w:pPr>
-              <w:spacing w:after="40"/>
-            </w:pPr>
-            <w:r>
-              <w:rPr>
-                <w:b/>
-                <w:bCs/>
-                <w:i w:val="false"/>
-                <w:iCs w:val="false"/>
-                <w:sz w:val="21"/>
-                <w:szCs w:val="21"/>
-              </w:rPr>
-              <w:t xml:space="preserve">Горизонт</w:t>
-            </w:r>
-          </w:p>
-        </w:tc>
-        <w:tc>
-          <w:tcPr>
-            <w:tcW w:type="dxa" w:w="6360"/>
-          </w:tcPr>
-          <w:p>
-            <w:pPr>
-              <w:spacing w:after="40"/>
-            </w:pPr>
-            <w:r>
-              <w:rPr>
-                <w:b w:val="false"/>
-                <w:bCs w:val="false"/>
-                <w:i w:val="false"/>
-                <w:iCs w:val="false"/>
-                <w:sz w:val="21"/>
-                <w:szCs w:val="21"/>
-              </w:rPr>
-              <w:t xml:space="preserve">4–5 лет: IPO 2029–2030.</w:t>
-            </w:r>
-          </w:p>
-        </w:tc>
-      </w:tr>
-      <w:tr>
-        <w:tc>
-          <w:tcPr>
-            <w:tcW w:type="dxa" w:w="3000"/>
-            <w:shd w:fill="F2F2F2" w:val="clear"/>
-          </w:tcPr>
-          <w:p>
-            <w:pPr>
-              <w:spacing w:after="40"/>
-            </w:pPr>
-            <w:r>
-              <w:rPr>
-                <w:b/>
-                <w:bCs/>
-                <w:i w:val="false"/>
-                <w:iCs w:val="false"/>
-                <w:sz w:val="21"/>
-                <w:szCs w:val="21"/>
-              </w:rPr>
-              <w:t xml:space="preserve">Доходность инвестора</w:t>
-            </w:r>
-          </w:p>
-        </w:tc>
-        <w:tc>
-          <w:tcPr>
-            <w:tcW w:type="dxa" w:w="6360"/>
-          </w:tcPr>
-          <w:p>
-            <w:pPr>
-              <w:spacing w:after="40"/>
-            </w:pPr>
-            <w:r>
-              <w:rPr>
-                <w:b w:val="false"/>
-                <w:bCs w:val="false"/>
-                <w:i w:val="false"/>
-                <w:iCs w:val="false"/>
-                <w:sz w:val="21"/>
-                <w:szCs w:val="21"/>
-              </w:rPr>
-              <w:t xml:space="preserve">5.4x при выходе на $33.75 млрд, IRR ~45% (upside +440%). Диапазон 1.2x–14.0x. Риски: сдвиг сроков запуска, аудит по австралийской сделке, временный CEO, недоказанная отказоустойчивость фотонного подхода.</w:t>
+              <w:t xml:space="preserve">7.0x при выходе на $43.75 млрд, IRR ~54% (upside +600%). Диапазон 1.2x–16.8x. Риски: сдвиг сроков запуска, аудит по австралийской сделке, временный CEO, недоказанная отказоустойчивость фотонного подхода.</w:t>
             </w:r>
           </w:p>
         </w:tc>
@@ -7310,7 +6725,7 @@
           <w:sz w:val="21"/>
           <w:szCs w:val="21"/>
         </w:rPr>
-        <w:t xml:space="preserve">По 1X Technologies и Positron AI последние закрытые раунды устарели, поэтому премия 8–15% считается от оценки идущего раунда (1X: Series C ~$10 млрд; Positron: первый транш ~$3.5 млрд). По Kalshi, Figure AI, Polymarket, Databricks, VAST Data и ByteDance указаны фактические диапазоны сделок вторичного рынка. У ByteDance IPO отложено решением совета (май 2026), поэтому выход рассчитан через выкуп акций и блок-трейды, а не через листинг.</w:t>
+        <w:t xml:space="preserve">По 1X Technologies и Positron AI последние закрытые раунды устарели, поэтому премия 8–15% считается от оценки идущего раунда (1X: Series C ~$10 млрд; Positron: первый транш ~$3.5 млрд). По Figure AI, Polymarket, Databricks, VAST Data и ByteDance указаны фактические диапазоны сделок вторичного рынка. У ByteDance IPO отложено решением совета (май 2026), поэтому выход рассчитан через выкуп акций и блок-трейды, а не через листинг.</w:t>
       </w:r>
     </w:p>
     <w:p>

--- a/investment-pipeline/Veligera_Pipeline_Draft.docx
+++ b/investment-pipeline/Veligera_Pipeline_Draft.docx
@@ -1480,6 +1480,470 @@
           </w:p>
         </w:tc>
       </w:tr>
+      <w:tr>
+        <w:tc>
+          <w:tcPr>
+            <w:tcW w:type="dxa" w:w="1700"/>
+          </w:tcPr>
+          <w:p>
+            <w:pPr>
+              <w:spacing w:after="40"/>
+            </w:pPr>
+            <w:r>
+              <w:rPr>
+                <w:b w:val="false"/>
+                <w:bCs w:val="false"/>
+                <w:sz w:val="19"/>
+                <w:szCs w:val="19"/>
+              </w:rPr>
+              <w:t xml:space="preserve">Waymo</w:t>
+            </w:r>
+          </w:p>
+        </w:tc>
+        <w:tc>
+          <w:tcPr>
+            <w:tcW w:type="dxa" w:w="1800"/>
+          </w:tcPr>
+          <w:p>
+            <w:pPr>
+              <w:spacing w:after="40"/>
+            </w:pPr>
+            <w:r>
+              <w:rPr>
+                <w:b w:val="false"/>
+                <w:bCs w:val="false"/>
+                <w:sz w:val="19"/>
+                <w:szCs w:val="19"/>
+              </w:rPr>
+              <w:t xml:space="preserve">Беспилотное такси</w:t>
+            </w:r>
+          </w:p>
+        </w:tc>
+        <w:tc>
+          <w:tcPr>
+            <w:tcW w:type="dxa" w:w="1400"/>
+          </w:tcPr>
+          <w:p>
+            <w:pPr>
+              <w:spacing w:after="40"/>
+            </w:pPr>
+            <w:r>
+              <w:rPr>
+                <w:b w:val="false"/>
+                <w:bCs w:val="false"/>
+                <w:sz w:val="19"/>
+                <w:szCs w:val="19"/>
+              </w:rPr>
+              <w:t xml:space="preserve">126</w:t>
+            </w:r>
+          </w:p>
+        </w:tc>
+        <w:tc>
+          <w:tcPr>
+            <w:tcW w:type="dxa" w:w="1500"/>
+          </w:tcPr>
+          <w:p>
+            <w:pPr>
+              <w:spacing w:after="40"/>
+            </w:pPr>
+            <w:r>
+              <w:rPr>
+                <w:b w:val="false"/>
+                <w:bCs w:val="false"/>
+                <w:sz w:val="19"/>
+                <w:szCs w:val="19"/>
+              </w:rPr>
+              <w:t xml:space="preserve">136–145</w:t>
+            </w:r>
+          </w:p>
+        </w:tc>
+        <w:tc>
+          <w:tcPr>
+            <w:tcW w:type="dxa" w:w="1660"/>
+          </w:tcPr>
+          <w:p>
+            <w:pPr>
+              <w:spacing w:after="40"/>
+            </w:pPr>
+            <w:r>
+              <w:rPr>
+                <w:b w:val="false"/>
+                <w:bCs w:val="false"/>
+                <w:sz w:val="19"/>
+                <w:szCs w:val="19"/>
+              </w:rPr>
+              <w:t xml:space="preserve">3–4 года (IPO/спин-офф 2029–30)</w:t>
+            </w:r>
+          </w:p>
+        </w:tc>
+        <w:tc>
+          <w:tcPr>
+            <w:tcW w:type="dxa" w:w="1300"/>
+          </w:tcPr>
+          <w:p>
+            <w:pPr>
+              <w:spacing w:after="40"/>
+            </w:pPr>
+            <w:r>
+              <w:rPr>
+                <w:b w:val="false"/>
+                <w:bCs w:val="false"/>
+                <w:sz w:val="19"/>
+                <w:szCs w:val="19"/>
+              </w:rPr>
+              <w:t xml:space="preserve">2.2x · IRR 25%</w:t>
+            </w:r>
+          </w:p>
+        </w:tc>
+      </w:tr>
+      <w:tr>
+        <w:tc>
+          <w:tcPr>
+            <w:tcW w:type="dxa" w:w="1700"/>
+          </w:tcPr>
+          <w:p>
+            <w:pPr>
+              <w:spacing w:after="40"/>
+            </w:pPr>
+            <w:r>
+              <w:rPr>
+                <w:b w:val="false"/>
+                <w:bCs w:val="false"/>
+                <w:sz w:val="19"/>
+                <w:szCs w:val="19"/>
+              </w:rPr>
+              <w:t xml:space="preserve">Plata</w:t>
+            </w:r>
+          </w:p>
+        </w:tc>
+        <w:tc>
+          <w:tcPr>
+            <w:tcW w:type="dxa" w:w="1800"/>
+          </w:tcPr>
+          <w:p>
+            <w:pPr>
+              <w:spacing w:after="40"/>
+            </w:pPr>
+            <w:r>
+              <w:rPr>
+                <w:b w:val="false"/>
+                <w:bCs w:val="false"/>
+                <w:sz w:val="19"/>
+                <w:szCs w:val="19"/>
+              </w:rPr>
+              <w:t xml:space="preserve">Цифровой банк (Мексика)</w:t>
+            </w:r>
+          </w:p>
+        </w:tc>
+        <w:tc>
+          <w:tcPr>
+            <w:tcW w:type="dxa" w:w="1400"/>
+          </w:tcPr>
+          <w:p>
+            <w:pPr>
+              <w:spacing w:after="40"/>
+            </w:pPr>
+            <w:r>
+              <w:rPr>
+                <w:b w:val="false"/>
+                <w:bCs w:val="false"/>
+                <w:sz w:val="19"/>
+                <w:szCs w:val="19"/>
+              </w:rPr>
+              <w:t xml:space="preserve">5</w:t>
+            </w:r>
+          </w:p>
+        </w:tc>
+        <w:tc>
+          <w:tcPr>
+            <w:tcW w:type="dxa" w:w="1500"/>
+          </w:tcPr>
+          <w:p>
+            <w:pPr>
+              <w:spacing w:after="40"/>
+            </w:pPr>
+            <w:r>
+              <w:rPr>
+                <w:b w:val="false"/>
+                <w:bCs w:val="false"/>
+                <w:sz w:val="19"/>
+                <w:szCs w:val="19"/>
+              </w:rPr>
+              <w:t xml:space="preserve">5.4–5.75</w:t>
+            </w:r>
+          </w:p>
+        </w:tc>
+        <w:tc>
+          <w:tcPr>
+            <w:tcW w:type="dxa" w:w="1660"/>
+          </w:tcPr>
+          <w:p>
+            <w:pPr>
+              <w:spacing w:after="40"/>
+            </w:pPr>
+            <w:r>
+              <w:rPr>
+                <w:b w:val="false"/>
+                <w:bCs w:val="false"/>
+                <w:sz w:val="19"/>
+                <w:szCs w:val="19"/>
+              </w:rPr>
+              <w:t xml:space="preserve">3–4 года (IPO 2029–30)</w:t>
+            </w:r>
+          </w:p>
+        </w:tc>
+        <w:tc>
+          <w:tcPr>
+            <w:tcW w:type="dxa" w:w="1300"/>
+          </w:tcPr>
+          <w:p>
+            <w:pPr>
+              <w:spacing w:after="40"/>
+            </w:pPr>
+            <w:r>
+              <w:rPr>
+                <w:b w:val="false"/>
+                <w:bCs w:val="false"/>
+                <w:sz w:val="19"/>
+                <w:szCs w:val="19"/>
+              </w:rPr>
+              <w:t xml:space="preserve">2.3x · IRR 27%</w:t>
+            </w:r>
+          </w:p>
+        </w:tc>
+      </w:tr>
+      <w:tr>
+        <w:tc>
+          <w:tcPr>
+            <w:tcW w:type="dxa" w:w="1700"/>
+          </w:tcPr>
+          <w:p>
+            <w:pPr>
+              <w:spacing w:after="40"/>
+            </w:pPr>
+            <w:r>
+              <w:rPr>
+                <w:b w:val="false"/>
+                <w:bCs w:val="false"/>
+                <w:sz w:val="19"/>
+                <w:szCs w:val="19"/>
+              </w:rPr>
+              <w:t xml:space="preserve">Moonshot AI</w:t>
+            </w:r>
+          </w:p>
+        </w:tc>
+        <w:tc>
+          <w:tcPr>
+            <w:tcW w:type="dxa" w:w="1800"/>
+          </w:tcPr>
+          <w:p>
+            <w:pPr>
+              <w:spacing w:after="40"/>
+            </w:pPr>
+            <w:r>
+              <w:rPr>
+                <w:b w:val="false"/>
+                <w:bCs w:val="false"/>
+                <w:sz w:val="19"/>
+                <w:szCs w:val="19"/>
+              </w:rPr>
+              <w:t xml:space="preserve">Генеративный ИИ (Китай)</w:t>
+            </w:r>
+          </w:p>
+        </w:tc>
+        <w:tc>
+          <w:tcPr>
+            <w:tcW w:type="dxa" w:w="1400"/>
+          </w:tcPr>
+          <w:p>
+            <w:pPr>
+              <w:spacing w:after="40"/>
+            </w:pPr>
+            <w:r>
+              <w:rPr>
+                <w:b w:val="false"/>
+                <w:bCs w:val="false"/>
+                <w:sz w:val="19"/>
+                <w:szCs w:val="19"/>
+              </w:rPr>
+              <w:t xml:space="preserve">35</w:t>
+            </w:r>
+          </w:p>
+        </w:tc>
+        <w:tc>
+          <w:tcPr>
+            <w:tcW w:type="dxa" w:w="1500"/>
+          </w:tcPr>
+          <w:p>
+            <w:pPr>
+              <w:spacing w:after="40"/>
+            </w:pPr>
+            <w:r>
+              <w:rPr>
+                <w:b w:val="false"/>
+                <w:bCs w:val="false"/>
+                <w:sz w:val="19"/>
+                <w:szCs w:val="19"/>
+              </w:rPr>
+              <w:t xml:space="preserve">38–42</w:t>
+            </w:r>
+          </w:p>
+        </w:tc>
+        <w:tc>
+          <w:tcPr>
+            <w:tcW w:type="dxa" w:w="1660"/>
+          </w:tcPr>
+          <w:p>
+            <w:pPr>
+              <w:spacing w:after="40"/>
+            </w:pPr>
+            <w:r>
+              <w:rPr>
+                <w:b w:val="false"/>
+                <w:bCs w:val="false"/>
+                <w:sz w:val="19"/>
+                <w:szCs w:val="19"/>
+              </w:rPr>
+              <w:t xml:space="preserve">1–2 года (IPO Гонконг)</w:t>
+            </w:r>
+          </w:p>
+        </w:tc>
+        <w:tc>
+          <w:tcPr>
+            <w:tcW w:type="dxa" w:w="1300"/>
+          </w:tcPr>
+          <w:p>
+            <w:pPr>
+              <w:spacing w:after="40"/>
+            </w:pPr>
+            <w:r>
+              <w:rPr>
+                <w:b w:val="false"/>
+                <w:bCs w:val="false"/>
+                <w:sz w:val="19"/>
+                <w:szCs w:val="19"/>
+              </w:rPr>
+              <w:t xml:space="preserve">2.2x · IRR 69%</w:t>
+            </w:r>
+          </w:p>
+        </w:tc>
+      </w:tr>
+      <w:tr>
+        <w:tc>
+          <w:tcPr>
+            <w:tcW w:type="dxa" w:w="1700"/>
+          </w:tcPr>
+          <w:p>
+            <w:pPr>
+              <w:spacing w:after="40"/>
+            </w:pPr>
+            <w:r>
+              <w:rPr>
+                <w:b w:val="false"/>
+                <w:bCs w:val="false"/>
+                <w:sz w:val="19"/>
+                <w:szCs w:val="19"/>
+              </w:rPr>
+              <w:t xml:space="preserve">Higgsfield AI</w:t>
+            </w:r>
+          </w:p>
+        </w:tc>
+        <w:tc>
+          <w:tcPr>
+            <w:tcW w:type="dxa" w:w="1800"/>
+          </w:tcPr>
+          <w:p>
+            <w:pPr>
+              <w:spacing w:after="40"/>
+            </w:pPr>
+            <w:r>
+              <w:rPr>
+                <w:b w:val="false"/>
+                <w:bCs w:val="false"/>
+                <w:sz w:val="19"/>
+                <w:szCs w:val="19"/>
+              </w:rPr>
+              <w:t xml:space="preserve">ИИ-видео для рекламы</w:t>
+            </w:r>
+          </w:p>
+        </w:tc>
+        <w:tc>
+          <w:tcPr>
+            <w:tcW w:type="dxa" w:w="1400"/>
+          </w:tcPr>
+          <w:p>
+            <w:pPr>
+              <w:spacing w:after="40"/>
+            </w:pPr>
+            <w:r>
+              <w:rPr>
+                <w:b w:val="false"/>
+                <w:bCs w:val="false"/>
+                <w:sz w:val="19"/>
+                <w:szCs w:val="19"/>
+              </w:rPr>
+              <w:t xml:space="preserve">5.4</w:t>
+            </w:r>
+          </w:p>
+        </w:tc>
+        <w:tc>
+          <w:tcPr>
+            <w:tcW w:type="dxa" w:w="1500"/>
+          </w:tcPr>
+          <w:p>
+            <w:pPr>
+              <w:spacing w:after="40"/>
+            </w:pPr>
+            <w:r>
+              <w:rPr>
+                <w:b w:val="false"/>
+                <w:bCs w:val="false"/>
+                <w:sz w:val="19"/>
+                <w:szCs w:val="19"/>
+              </w:rPr>
+              <w:t xml:space="preserve">5.85–6.2</w:t>
+            </w:r>
+          </w:p>
+        </w:tc>
+        <w:tc>
+          <w:tcPr>
+            <w:tcW w:type="dxa" w:w="1660"/>
+          </w:tcPr>
+          <w:p>
+            <w:pPr>
+              <w:spacing w:after="40"/>
+            </w:pPr>
+            <w:r>
+              <w:rPr>
+                <w:b w:val="false"/>
+                <w:bCs w:val="false"/>
+                <w:sz w:val="19"/>
+                <w:szCs w:val="19"/>
+              </w:rPr>
+              <w:t xml:space="preserve">2–3 года (IPO/M&amp;A 2029)</w:t>
+            </w:r>
+          </w:p>
+        </w:tc>
+        <w:tc>
+          <w:tcPr>
+            <w:tcW w:type="dxa" w:w="1300"/>
+          </w:tcPr>
+          <w:p>
+            <w:pPr>
+              <w:spacing w:after="40"/>
+            </w:pPr>
+            <w:r>
+              <w:rPr>
+                <w:b w:val="false"/>
+                <w:bCs w:val="false"/>
+                <w:sz w:val="19"/>
+                <w:szCs w:val="19"/>
+              </w:rPr>
+              <w:t xml:space="preserve">2.6x · IRR 46%</w:t>
+            </w:r>
+          </w:p>
+        </w:tc>
+      </w:tr>
     </w:tbl>
     <w:p>
       <w:pPr>
@@ -6683,6 +7147,1882 @@
         <w:spacing w:after="120" w:before="240"/>
       </w:pPr>
       <w:r>
+        <w:t xml:space="preserve">Waymo</w:t>
+      </w:r>
+    </w:p>
+    <w:p>
+      <w:pPr>
+        <w:spacing w:after="160"/>
+      </w:pPr>
+      <w:r>
+        <w:rPr>
+          <w:b w:val="false"/>
+          <w:bCs w:val="false"/>
+          <w:i/>
+          <w:iCs/>
+          <w:color w:val="1F3864"/>
+          <w:sz w:val="21"/>
+          <w:szCs w:val="21"/>
+        </w:rPr>
+        <w:t xml:space="preserve">Беспилотное такси</w:t>
+      </w:r>
+    </w:p>
+    <w:p>
+      <w:pPr>
+        <w:pStyle w:val="Heading3"/>
+        <w:spacing w:after="80" w:before="160"/>
+      </w:pPr>
+      <w:r>
+        <w:t xml:space="preserve">Что делает компания</w:t>
+      </w:r>
+    </w:p>
+    <w:p>
+      <w:pPr>
+        <w:spacing w:after="120"/>
+      </w:pPr>
+      <w:r>
+        <w:rPr>
+          <w:b w:val="false"/>
+          <w:bCs w:val="false"/>
+          <w:i w:val="false"/>
+          <w:iCs w:val="false"/>
+          <w:sz w:val="21"/>
+          <w:szCs w:val="21"/>
+        </w:rPr>
+        <w:t xml:space="preserve">Такси без водителя: поездка заказывается через приложение, приезжает пустая машина. Сервис работает в Финиксе, Сан-Франциско, Лос-Анджелесе, Остине и Атланте — около 500 тыс. платных поездок в неделю. Флот 3 791 автомобиль по регуляторным документам NHTSA. Открыт доступ в аэропорты Сан-Хосе, Сан-Франциско и Сан-Антонио, разрешены поездки по скоростным трассам.</w:t>
+      </w:r>
+    </w:p>
+    <w:p>
+      <w:pPr>
+        <w:pStyle w:val="Heading3"/>
+        <w:spacing w:after="80" w:before="160"/>
+      </w:pPr>
+      <w:r>
+        <w:t xml:space="preserve">В чём преимущество</w:t>
+      </w:r>
+    </w:p>
+    <w:p>
+      <w:pPr>
+        <w:pStyle w:val="ListParagraph"/>
+        <w:numPr>
+          <w:ilvl w:val="0"/>
+          <w:numId w:val="2"/>
+        </w:numPr>
+        <w:spacing w:after="120"/>
+      </w:pPr>
+      <w:r>
+        <w:rPr>
+          <w:b w:val="false"/>
+          <w:bCs w:val="false"/>
+          <w:i w:val="false"/>
+          <w:iCs w:val="false"/>
+          <w:sz w:val="21"/>
+          <w:szCs w:val="21"/>
+        </w:rPr>
+        <w:t xml:space="preserve">Единственный в США сервис, который возит платных пассажиров вообще без человека в машине: у Tesla в салоне пока сидит наблюдатель, у Zoox флот меньше почти в 70 раз.</w:t>
+      </w:r>
+    </w:p>
+    <w:p>
+      <w:pPr>
+        <w:pStyle w:val="ListParagraph"/>
+        <w:numPr>
+          <w:ilvl w:val="0"/>
+          <w:numId w:val="2"/>
+        </w:numPr>
+        <w:spacing w:after="120"/>
+      </w:pPr>
+      <w:r>
+        <w:rPr>
+          <w:b w:val="false"/>
+          <w:bCs w:val="false"/>
+          <w:i w:val="false"/>
+          <w:iCs w:val="false"/>
+          <w:sz w:val="21"/>
+          <w:szCs w:val="21"/>
+        </w:rPr>
+        <w:t xml:space="preserve">Безопасность подтвердила не сама компания, а перестраховщик Swiss Re на 25.3 млн миль пробега: страховых претензий по ущербу имуществу меньше на 88%, по травмам — на 92%. Метрика — фактически оплаченные претензии, то есть выводы обеспечены финансовым риском перестраховщика.</w:t>
+      </w:r>
+    </w:p>
+    <w:p>
+      <w:pPr>
+        <w:pStyle w:val="ListParagraph"/>
+        <w:numPr>
+          <w:ilvl w:val="0"/>
+          <w:numId w:val="2"/>
+        </w:numPr>
+        <w:spacing w:after="120"/>
+      </w:pPr>
+      <w:r>
+        <w:rPr>
+          <w:b w:val="false"/>
+          <w:bCs w:val="false"/>
+          <w:i w:val="false"/>
+          <w:iCs w:val="false"/>
+          <w:sz w:val="21"/>
+          <w:szCs w:val="21"/>
+        </w:rPr>
+        <w:t xml:space="preserve">Главный барьер в отрасли не технологический, а разрешительный: допуски в аэропорты и на скоростные трассы получают годами, и у Waymo они уже есть.</w:t>
+      </w:r>
+    </w:p>
+    <w:p>
+      <w:pPr>
+        <w:pStyle w:val="Heading3"/>
+        <w:spacing w:after="80" w:before="160"/>
+      </w:pPr>
+      <w:r>
+        <w:t xml:space="preserve">Инвестиционные параметры</w:t>
+      </w:r>
+    </w:p>
+    <w:tbl>
+      <w:tblPr>
+        <w:tblW w:type="dxa" w:w="9360"/>
+        <w:tblBorders>
+          <w:top w:val="single" w:color="auto" w:sz="4"/>
+          <w:left w:val="single" w:color="auto" w:sz="4"/>
+          <w:bottom w:val="single" w:color="auto" w:sz="4"/>
+          <w:right w:val="single" w:color="auto" w:sz="4"/>
+          <w:insideH w:val="single" w:color="auto" w:sz="4"/>
+          <w:insideV w:val="single" w:color="auto" w:sz="4"/>
+        </w:tblBorders>
+      </w:tblPr>
+      <w:tblGrid>
+        <w:gridCol w:w="3000"/>
+        <w:gridCol w:w="6360"/>
+      </w:tblGrid>
+      <w:tr>
+        <w:tc>
+          <w:tcPr>
+            <w:tcW w:type="dxa" w:w="3000"/>
+            <w:shd w:fill="F2F2F2" w:val="clear"/>
+          </w:tcPr>
+          <w:p>
+            <w:pPr>
+              <w:spacing w:after="40"/>
+            </w:pPr>
+            <w:r>
+              <w:rPr>
+                <w:b/>
+                <w:bCs/>
+                <w:i w:val="false"/>
+                <w:iCs w:val="false"/>
+                <w:sz w:val="21"/>
+                <w:szCs w:val="21"/>
+              </w:rPr>
+              <w:t xml:space="preserve">Всего привлечено</w:t>
+            </w:r>
+          </w:p>
+        </w:tc>
+        <w:tc>
+          <w:tcPr>
+            <w:tcW w:type="dxa" w:w="6360"/>
+          </w:tcPr>
+          <w:p>
+            <w:pPr>
+              <w:spacing w:after="40"/>
+            </w:pPr>
+            <w:r>
+              <w:rPr>
+                <w:b w:val="false"/>
+                <w:bCs w:val="false"/>
+                <w:i w:val="false"/>
+                <w:iCs w:val="false"/>
+                <w:sz w:val="21"/>
+                <w:szCs w:val="21"/>
+              </w:rPr>
+              <w:t xml:space="preserve">Более $27 млрд. Компания официально сумму не раскрывает.</w:t>
+            </w:r>
+          </w:p>
+        </w:tc>
+      </w:tr>
+      <w:tr>
+        <w:tc>
+          <w:tcPr>
+            <w:tcW w:type="dxa" w:w="3000"/>
+            <w:shd w:fill="F2F2F2" w:val="clear"/>
+          </w:tcPr>
+          <w:p>
+            <w:pPr>
+              <w:spacing w:after="40"/>
+            </w:pPr>
+            <w:r>
+              <w:rPr>
+                <w:b/>
+                <w:bCs/>
+                <w:i w:val="false"/>
+                <w:iCs w:val="false"/>
+                <w:sz w:val="21"/>
+                <w:szCs w:val="21"/>
+              </w:rPr>
+              <w:t xml:space="preserve">Последний раунд</w:t>
+            </w:r>
+          </w:p>
+        </w:tc>
+        <w:tc>
+          <w:tcPr>
+            <w:tcW w:type="dxa" w:w="6360"/>
+          </w:tcPr>
+          <w:p>
+            <w:pPr>
+              <w:spacing w:after="40"/>
+            </w:pPr>
+            <w:r>
+              <w:rPr>
+                <w:b w:val="false"/>
+                <w:bCs w:val="false"/>
+                <w:i w:val="false"/>
+                <w:iCs w:val="false"/>
+                <w:sz w:val="21"/>
+                <w:szCs w:val="21"/>
+              </w:rPr>
+              <w:t xml:space="preserve">Раунд $16 млрд, объявлен 02.02.2026; лиды Dragoneer, DST Global, Sequoia. Alphabet вложила около $13 млрд, то есть примерно 81% раунда — деньги материнской компании.</w:t>
+            </w:r>
+          </w:p>
+        </w:tc>
+      </w:tr>
+      <w:tr>
+        <w:tc>
+          <w:tcPr>
+            <w:tcW w:type="dxa" w:w="3000"/>
+            <w:shd w:fill="F2F2F2" w:val="clear"/>
+          </w:tcPr>
+          <w:p>
+            <w:pPr>
+              <w:spacing w:after="40"/>
+            </w:pPr>
+            <w:r>
+              <w:rPr>
+                <w:b/>
+                <w:bCs/>
+                <w:i w:val="false"/>
+                <w:iCs w:val="false"/>
+                <w:sz w:val="21"/>
+                <w:szCs w:val="21"/>
+              </w:rPr>
+              <w:t xml:space="preserve">Оценка по последнему раунду</w:t>
+            </w:r>
+          </w:p>
+        </w:tc>
+        <w:tc>
+          <w:tcPr>
+            <w:tcW w:type="dxa" w:w="6360"/>
+          </w:tcPr>
+          <w:p>
+            <w:pPr>
+              <w:spacing w:after="40"/>
+            </w:pPr>
+            <w:r>
+              <w:rPr>
+                <w:b w:val="false"/>
+                <w:bCs w:val="false"/>
+                <w:i w:val="false"/>
+                <w:iCs w:val="false"/>
+                <w:sz w:val="21"/>
+                <w:szCs w:val="21"/>
+              </w:rPr>
+              <w:t xml:space="preserve">$126 млрд post-money ($110 млрд pre-money — именно эту цифру часть СМИ ставит в заголовок). Предыдущий раунд: Series C $5.6 млрд при $45 млрд, октябрь 2024.</w:t>
+            </w:r>
+          </w:p>
+        </w:tc>
+      </w:tr>
+      <w:tr>
+        <w:tc>
+          <w:tcPr>
+            <w:tcW w:type="dxa" w:w="3000"/>
+            <w:shd w:fill="F2F2F2" w:val="clear"/>
+          </w:tcPr>
+          <w:p>
+            <w:pPr>
+              <w:spacing w:after="40"/>
+            </w:pPr>
+            <w:r>
+              <w:rPr>
+                <w:b/>
+                <w:bCs/>
+                <w:i w:val="false"/>
+                <w:iCs w:val="false"/>
+                <w:sz w:val="21"/>
+                <w:szCs w:val="21"/>
+              </w:rPr>
+              <w:t xml:space="preserve">Цена на вторичном рынке*</w:t>
+            </w:r>
+          </w:p>
+        </w:tc>
+        <w:tc>
+          <w:tcPr>
+            <w:tcW w:type="dxa" w:w="6360"/>
+          </w:tcPr>
+          <w:p>
+            <w:pPr>
+              <w:spacing w:after="40"/>
+            </w:pPr>
+            <w:r>
+              <w:rPr>
+                <w:b w:val="false"/>
+                <w:bCs w:val="false"/>
+                <w:i w:val="false"/>
+                <w:iCs w:val="false"/>
+                <w:sz w:val="21"/>
+                <w:szCs w:val="21"/>
+              </w:rPr>
+              <w:t xml:space="preserve">$136–145 млрд — премия 8–15% к оценке раунда. Подтверждённых закрытых сделок нет: расчётные оценки площадок расходятся в 2.4 раза ($152.13 у NPM, $215.25 у notice.co, $364.25 у Hiive).</w:t>
+            </w:r>
+          </w:p>
+        </w:tc>
+      </w:tr>
+      <w:tr>
+        <w:tc>
+          <w:tcPr>
+            <w:tcW w:type="dxa" w:w="3000"/>
+            <w:shd w:fill="F2F2F2" w:val="clear"/>
+          </w:tcPr>
+          <w:p>
+            <w:pPr>
+              <w:spacing w:after="40"/>
+            </w:pPr>
+            <w:r>
+              <w:rPr>
+                <w:b/>
+                <w:bCs/>
+                <w:i w:val="false"/>
+                <w:iCs w:val="false"/>
+                <w:sz w:val="21"/>
+                <w:szCs w:val="21"/>
+              </w:rPr>
+              <w:t xml:space="preserve">Именитые инвесторы</w:t>
+            </w:r>
+          </w:p>
+        </w:tc>
+        <w:tc>
+          <w:tcPr>
+            <w:tcW w:type="dxa" w:w="6360"/>
+          </w:tcPr>
+          <w:p>
+            <w:pPr>
+              <w:spacing w:after="40"/>
+            </w:pPr>
+            <w:r>
+              <w:rPr>
+                <w:b w:val="false"/>
+                <w:bCs w:val="false"/>
+                <w:i w:val="false"/>
+                <w:iCs w:val="false"/>
+                <w:sz w:val="21"/>
+                <w:szCs w:val="21"/>
+              </w:rPr>
+              <w:t xml:space="preserve">Alphabet, Dragoneer, DST Global, Sequoia, Andreessen Horowitz, Mubadala, Bessemer, Silver Lake, Tiger Global, T. Rowe Price, BDT &amp; MSD, CapitalG, Fidelity, GV, Kleiner Perkins, Perry Creek, Temasek.</w:t>
+            </w:r>
+          </w:p>
+        </w:tc>
+      </w:tr>
+      <w:tr>
+        <w:tc>
+          <w:tcPr>
+            <w:tcW w:type="dxa" w:w="3000"/>
+            <w:shd w:fill="F2F2F2" w:val="clear"/>
+          </w:tcPr>
+          <w:p>
+            <w:pPr>
+              <w:spacing w:after="40"/>
+            </w:pPr>
+            <w:r>
+              <w:rPr>
+                <w:b/>
+                <w:bCs/>
+                <w:i w:val="false"/>
+                <w:iCs w:val="false"/>
+                <w:sz w:val="21"/>
+                <w:szCs w:val="21"/>
+              </w:rPr>
+              <w:t xml:space="preserve">Горизонт</w:t>
+            </w:r>
+          </w:p>
+        </w:tc>
+        <w:tc>
+          <w:tcPr>
+            <w:tcW w:type="dxa" w:w="6360"/>
+          </w:tcPr>
+          <w:p>
+            <w:pPr>
+              <w:spacing w:after="40"/>
+            </w:pPr>
+            <w:r>
+              <w:rPr>
+                <w:b w:val="false"/>
+                <w:bCs w:val="false"/>
+                <w:i w:val="false"/>
+                <w:iCs w:val="false"/>
+                <w:sz w:val="21"/>
+                <w:szCs w:val="21"/>
+              </w:rPr>
+              <w:t xml:space="preserve">3–4 года: IPO или спин-офф из Alphabet в 2029–2030. Сундар Пичаи 22.07.2026 подтвердил сохранение Waymo внутри Alphabet, так что сроки — это оценка, а не заявленный план.</w:t>
+            </w:r>
+          </w:p>
+        </w:tc>
+      </w:tr>
+      <w:tr>
+        <w:tc>
+          <w:tcPr>
+            <w:tcW w:type="dxa" w:w="3000"/>
+            <w:shd w:fill="F2F2F2" w:val="clear"/>
+          </w:tcPr>
+          <w:p>
+            <w:pPr>
+              <w:spacing w:after="40"/>
+            </w:pPr>
+            <w:r>
+              <w:rPr>
+                <w:b/>
+                <w:bCs/>
+                <w:i w:val="false"/>
+                <w:iCs w:val="false"/>
+                <w:sz w:val="21"/>
+                <w:szCs w:val="21"/>
+              </w:rPr>
+              <w:t xml:space="preserve">Доходность инвестора</w:t>
+            </w:r>
+          </w:p>
+        </w:tc>
+        <w:tc>
+          <w:tcPr>
+            <w:tcW w:type="dxa" w:w="6360"/>
+          </w:tcPr>
+          <w:p>
+            <w:pPr>
+              <w:spacing w:after="40"/>
+            </w:pPr>
+            <w:r>
+              <w:rPr>
+                <w:b w:val="false"/>
+                <w:bCs w:val="false"/>
+                <w:i w:val="false"/>
+                <w:iCs w:val="false"/>
+                <w:sz w:val="21"/>
+                <w:szCs w:val="21"/>
+              </w:rPr>
+              <w:t xml:space="preserve">2.2x при выходе на $310 млрд, IRR ~25% (upside +121%). Диапазон 0.9x–5.0x. Оговорка по методу: мультипликатор к текущей выручке к Waymo неприменим (при выручке около $0.4 млрд компания оценена в 250–350x), поэтому первый метод построен на прогнозной выручке года выхода. Риски: шесть отзывов, три за последние 8 месяцев; открытое расследование NHTSA; поездки по фривеям были остановлены с конца мая до 29.07.2026; убыток сегмента Other Bets $1.8 млрд за Q2 2026.</w:t>
+            </w:r>
+          </w:p>
+        </w:tc>
+      </w:tr>
+    </w:tbl>
+    <w:p>
+      <w:r>
+        <w:br w:type="page"/>
+      </w:r>
+    </w:p>
+    <w:p>
+      <w:pPr>
+        <w:pStyle w:val="Heading1"/>
+        <w:spacing w:after="120" w:before="240"/>
+      </w:pPr>
+      <w:r>
+        <w:t xml:space="preserve">Plata</w:t>
+      </w:r>
+    </w:p>
+    <w:p>
+      <w:pPr>
+        <w:spacing w:after="160"/>
+      </w:pPr>
+      <w:r>
+        <w:rPr>
+          <w:b w:val="false"/>
+          <w:bCs w:val="false"/>
+          <w:i/>
+          <w:iCs/>
+          <w:color w:val="1F3864"/>
+          <w:sz w:val="21"/>
+          <w:szCs w:val="21"/>
+        </w:rPr>
+        <w:t xml:space="preserve">Цифровой банк (Мексика)</w:t>
+      </w:r>
+    </w:p>
+    <w:p>
+      <w:pPr>
+        <w:pStyle w:val="Heading3"/>
+        <w:spacing w:after="80" w:before="160"/>
+      </w:pPr>
+      <w:r>
+        <w:t xml:space="preserve">Что делает компания</w:t>
+      </w:r>
+    </w:p>
+    <w:p>
+      <w:pPr>
+        <w:spacing w:after="120"/>
+      </w:pPr>
+      <w:r>
+        <w:rPr>
+          <w:b w:val="false"/>
+          <w:bCs w:val="false"/>
+          <w:i w:val="false"/>
+          <w:iCs w:val="false"/>
+          <w:sz w:val="21"/>
+          <w:szCs w:val="21"/>
+        </w:rPr>
+        <w:t xml:space="preserve">Банк без отделений для Мексики: карта, кредит и вклад в телефоне. За три года вышел на третье место в стране по числу кредитных карт — более 6.4 млн контрактов на июль 2026, после BBVA (11.8 млн) и Banamex (около 10 млн), но выше Santander и Banorte. В апреле 2026 получил полную банковскую лицензию banca múltiple и за первый месяц собрал вкладов примерно на $213 млн.</w:t>
+      </w:r>
+    </w:p>
+    <w:p>
+      <w:pPr>
+        <w:pStyle w:val="Heading3"/>
+        <w:spacing w:after="80" w:before="160"/>
+      </w:pPr>
+      <w:r>
+        <w:t xml:space="preserve">В чём преимущество</w:t>
+      </w:r>
+    </w:p>
+    <w:p>
+      <w:pPr>
+        <w:pStyle w:val="ListParagraph"/>
+        <w:numPr>
+          <w:ilvl w:val="0"/>
+          <w:numId w:val="2"/>
+        </w:numPr>
+        <w:spacing w:after="120"/>
+      </w:pPr>
+      <w:r>
+        <w:rPr>
+          <w:b w:val="false"/>
+          <w:bCs w:val="false"/>
+          <w:i w:val="false"/>
+          <w:iCs w:val="false"/>
+          <w:sz w:val="21"/>
+          <w:szCs w:val="21"/>
+        </w:rPr>
+        <w:t xml:space="preserve">Мексика — страна, где у половины взрослых нет банковского счёта: Plata заходит туда, где офлайн-банки не готовы открывать отделения.</w:t>
+      </w:r>
+    </w:p>
+    <w:p>
+      <w:pPr>
+        <w:pStyle w:val="ListParagraph"/>
+        <w:numPr>
+          <w:ilvl w:val="0"/>
+          <w:numId w:val="2"/>
+        </w:numPr>
+        <w:spacing w:after="120"/>
+      </w:pPr>
+      <w:r>
+        <w:rPr>
+          <w:b w:val="false"/>
+          <w:bCs w:val="false"/>
+          <w:i w:val="false"/>
+          <w:iCs w:val="false"/>
+          <w:sz w:val="21"/>
+          <w:szCs w:val="21"/>
+        </w:rPr>
+        <w:t xml:space="preserve">Работает на собственной технологической платформе, а не на арендованной банковской системе, — обслуживание клиента обходится дешевле, чем банку с сетью офисов.</w:t>
+      </w:r>
+    </w:p>
+    <w:p>
+      <w:pPr>
+        <w:pStyle w:val="ListParagraph"/>
+        <w:numPr>
+          <w:ilvl w:val="0"/>
+          <w:numId w:val="2"/>
+        </w:numPr>
+        <w:spacing w:after="120"/>
+      </w:pPr>
+      <w:r>
+        <w:rPr>
+          <w:b w:val="false"/>
+          <w:bCs w:val="false"/>
+          <w:i w:val="false"/>
+          <w:iCs w:val="false"/>
+          <w:sz w:val="21"/>
+          <w:szCs w:val="21"/>
+        </w:rPr>
+        <w:t xml:space="preserve">Полная лицензия — всего пятая среди цифровых банков страны: позволяет привлекать вклады напрямую, не завися от банка-партнёра. По оценке аналитика Jefferies, старт по сбору депозитов оказался быстрее, чем у Revolut и Openbank.</w:t>
+      </w:r>
+    </w:p>
+    <w:p>
+      <w:pPr>
+        <w:pStyle w:val="Heading3"/>
+        <w:spacing w:after="80" w:before="160"/>
+      </w:pPr>
+      <w:r>
+        <w:t xml:space="preserve">Инвестиционные параметры</w:t>
+      </w:r>
+    </w:p>
+    <w:tbl>
+      <w:tblPr>
+        <w:tblW w:type="dxa" w:w="9360"/>
+        <w:tblBorders>
+          <w:top w:val="single" w:color="auto" w:sz="4"/>
+          <w:left w:val="single" w:color="auto" w:sz="4"/>
+          <w:bottom w:val="single" w:color="auto" w:sz="4"/>
+          <w:right w:val="single" w:color="auto" w:sz="4"/>
+          <w:insideH w:val="single" w:color="auto" w:sz="4"/>
+          <w:insideV w:val="single" w:color="auto" w:sz="4"/>
+        </w:tblBorders>
+      </w:tblPr>
+      <w:tblGrid>
+        <w:gridCol w:w="3000"/>
+        <w:gridCol w:w="6360"/>
+      </w:tblGrid>
+      <w:tr>
+        <w:tc>
+          <w:tcPr>
+            <w:tcW w:type="dxa" w:w="3000"/>
+            <w:shd w:fill="F2F2F2" w:val="clear"/>
+          </w:tcPr>
+          <w:p>
+            <w:pPr>
+              <w:spacing w:after="40"/>
+            </w:pPr>
+            <w:r>
+              <w:rPr>
+                <w:b/>
+                <w:bCs/>
+                <w:i w:val="false"/>
+                <w:iCs w:val="false"/>
+                <w:sz w:val="21"/>
+                <w:szCs w:val="21"/>
+              </w:rPr>
+              <w:t xml:space="preserve">Всего привлечено</w:t>
+            </w:r>
+          </w:p>
+        </w:tc>
+        <w:tc>
+          <w:tcPr>
+            <w:tcW w:type="dxa" w:w="6360"/>
+          </w:tcPr>
+          <w:p>
+            <w:pPr>
+              <w:spacing w:after="40"/>
+            </w:pPr>
+            <w:r>
+              <w:rPr>
+                <w:b w:val="false"/>
+                <w:bCs w:val="false"/>
+                <w:i w:val="false"/>
+                <w:iCs w:val="false"/>
+                <w:sz w:val="21"/>
+                <w:szCs w:val="21"/>
+              </w:rPr>
+              <w:t xml:space="preserve">Более $2 млрд: акционерного минимум $815 млн (раунды A, B, C), плюс долговая линия до $500 млн под управлением Nomura (декабрь 2025).</w:t>
+            </w:r>
+          </w:p>
+        </w:tc>
+      </w:tr>
+      <w:tr>
+        <w:tc>
+          <w:tcPr>
+            <w:tcW w:type="dxa" w:w="3000"/>
+            <w:shd w:fill="F2F2F2" w:val="clear"/>
+          </w:tcPr>
+          <w:p>
+            <w:pPr>
+              <w:spacing w:after="40"/>
+            </w:pPr>
+            <w:r>
+              <w:rPr>
+                <w:b/>
+                <w:bCs/>
+                <w:i w:val="false"/>
+                <w:iCs w:val="false"/>
+                <w:sz w:val="21"/>
+                <w:szCs w:val="21"/>
+              </w:rPr>
+              <w:t xml:space="preserve">Последний раунд</w:t>
+            </w:r>
+          </w:p>
+        </w:tc>
+        <w:tc>
+          <w:tcPr>
+            <w:tcW w:type="dxa" w:w="6360"/>
+          </w:tcPr>
+          <w:p>
+            <w:pPr>
+              <w:spacing w:after="40"/>
+            </w:pPr>
+            <w:r>
+              <w:rPr>
+                <w:b w:val="false"/>
+                <w:bCs w:val="false"/>
+                <w:i w:val="false"/>
+                <w:iCs w:val="false"/>
+                <w:sz w:val="21"/>
+                <w:szCs w:val="21"/>
+              </w:rPr>
+              <w:t xml:space="preserve">Series C, $405 млн, анонс 16.04.2026; лид Bicycle Capital, новые инвесторы QIA, BTG Pactual, Valor Capital.</w:t>
+            </w:r>
+          </w:p>
+        </w:tc>
+      </w:tr>
+      <w:tr>
+        <w:tc>
+          <w:tcPr>
+            <w:tcW w:type="dxa" w:w="3000"/>
+            <w:shd w:fill="F2F2F2" w:val="clear"/>
+          </w:tcPr>
+          <w:p>
+            <w:pPr>
+              <w:spacing w:after="40"/>
+            </w:pPr>
+            <w:r>
+              <w:rPr>
+                <w:b/>
+                <w:bCs/>
+                <w:i w:val="false"/>
+                <w:iCs w:val="false"/>
+                <w:sz w:val="21"/>
+                <w:szCs w:val="21"/>
+              </w:rPr>
+              <w:t xml:space="preserve">Оценка по последнему раунду</w:t>
+            </w:r>
+          </w:p>
+        </w:tc>
+        <w:tc>
+          <w:tcPr>
+            <w:tcW w:type="dxa" w:w="6360"/>
+          </w:tcPr>
+          <w:p>
+            <w:pPr>
+              <w:spacing w:after="40"/>
+            </w:pPr>
+            <w:r>
+              <w:rPr>
+                <w:b w:val="false"/>
+                <w:bCs w:val="false"/>
+                <w:i w:val="false"/>
+                <w:iCs w:val="false"/>
+                <w:sz w:val="21"/>
+                <w:szCs w:val="21"/>
+              </w:rPr>
+              <w:t xml:space="preserve">$5 млрд post-money. Траектория: $1.5 млрд (март 2025) → $3.1 млрд (октябрь 2025) → $5 млрд (апрель 2026), рост в 3.3 раза за 13 месяцев.</w:t>
+            </w:r>
+          </w:p>
+        </w:tc>
+      </w:tr>
+      <w:tr>
+        <w:tc>
+          <w:tcPr>
+            <w:tcW w:type="dxa" w:w="3000"/>
+            <w:shd w:fill="F2F2F2" w:val="clear"/>
+          </w:tcPr>
+          <w:p>
+            <w:pPr>
+              <w:spacing w:after="40"/>
+            </w:pPr>
+            <w:r>
+              <w:rPr>
+                <w:b/>
+                <w:bCs/>
+                <w:i w:val="false"/>
+                <w:iCs w:val="false"/>
+                <w:sz w:val="21"/>
+                <w:szCs w:val="21"/>
+              </w:rPr>
+              <w:t xml:space="preserve">Цена на вторичном рынке*</w:t>
+            </w:r>
+          </w:p>
+        </w:tc>
+        <w:tc>
+          <w:tcPr>
+            <w:tcW w:type="dxa" w:w="6360"/>
+          </w:tcPr>
+          <w:p>
+            <w:pPr>
+              <w:spacing w:after="40"/>
+            </w:pPr>
+            <w:r>
+              <w:rPr>
+                <w:b w:val="false"/>
+                <w:bCs w:val="false"/>
+                <w:i w:val="false"/>
+                <w:iCs w:val="false"/>
+                <w:sz w:val="21"/>
+                <w:szCs w:val="21"/>
+              </w:rPr>
+              <w:t xml:space="preserve">$5.4–5.75 млрд — премия 8–15% к оценке раунда. Публичных котировок нет: компания листингуется на EquityZen и Hiive, но цены за пейволлом. Единственная документированная вторичная сделка прошла внутри Series B по $3.1 млрд.</w:t>
+            </w:r>
+          </w:p>
+        </w:tc>
+      </w:tr>
+      <w:tr>
+        <w:tc>
+          <w:tcPr>
+            <w:tcW w:type="dxa" w:w="3000"/>
+            <w:shd w:fill="F2F2F2" w:val="clear"/>
+          </w:tcPr>
+          <w:p>
+            <w:pPr>
+              <w:spacing w:after="40"/>
+            </w:pPr>
+            <w:r>
+              <w:rPr>
+                <w:b/>
+                <w:bCs/>
+                <w:i w:val="false"/>
+                <w:iCs w:val="false"/>
+                <w:sz w:val="21"/>
+                <w:szCs w:val="21"/>
+              </w:rPr>
+              <w:t xml:space="preserve">Именитые инвесторы</w:t>
+            </w:r>
+          </w:p>
+        </w:tc>
+        <w:tc>
+          <w:tcPr>
+            <w:tcW w:type="dxa" w:w="6360"/>
+          </w:tcPr>
+          <w:p>
+            <w:pPr>
+              <w:spacing w:after="40"/>
+            </w:pPr>
+            <w:r>
+              <w:rPr>
+                <w:b w:val="false"/>
+                <w:bCs w:val="false"/>
+                <w:i w:val="false"/>
+                <w:iCs w:val="false"/>
+                <w:sz w:val="21"/>
+                <w:szCs w:val="21"/>
+              </w:rPr>
+              <w:t xml:space="preserve">Bicycle Capital, Qatar Investment Authority, BTG Pactual, Valor Capital Group, Kora, Hedosophia, Spice Expeditions, Audeo Ventures.</w:t>
+            </w:r>
+          </w:p>
+        </w:tc>
+      </w:tr>
+      <w:tr>
+        <w:tc>
+          <w:tcPr>
+            <w:tcW w:type="dxa" w:w="3000"/>
+            <w:shd w:fill="F2F2F2" w:val="clear"/>
+          </w:tcPr>
+          <w:p>
+            <w:pPr>
+              <w:spacing w:after="40"/>
+            </w:pPr>
+            <w:r>
+              <w:rPr>
+                <w:b/>
+                <w:bCs/>
+                <w:i w:val="false"/>
+                <w:iCs w:val="false"/>
+                <w:sz w:val="21"/>
+                <w:szCs w:val="21"/>
+              </w:rPr>
+              <w:t xml:space="preserve">Горизонт</w:t>
+            </w:r>
+          </w:p>
+        </w:tc>
+        <w:tc>
+          <w:tcPr>
+            <w:tcW w:type="dxa" w:w="6360"/>
+          </w:tcPr>
+          <w:p>
+            <w:pPr>
+              <w:spacing w:after="40"/>
+            </w:pPr>
+            <w:r>
+              <w:rPr>
+                <w:b w:val="false"/>
+                <w:bCs w:val="false"/>
+                <w:i w:val="false"/>
+                <w:iCs w:val="false"/>
+                <w:sz w:val="21"/>
+                <w:szCs w:val="21"/>
+              </w:rPr>
+              <w:t xml:space="preserve">3–4 года: IPO в 2029–2030. Официально не заявлено; основатели публично называли ориентир около $10 млрд в среднесрочной перспективе.</w:t>
+            </w:r>
+          </w:p>
+        </w:tc>
+      </w:tr>
+      <w:tr>
+        <w:tc>
+          <w:tcPr>
+            <w:tcW w:type="dxa" w:w="3000"/>
+            <w:shd w:fill="F2F2F2" w:val="clear"/>
+          </w:tcPr>
+          <w:p>
+            <w:pPr>
+              <w:spacing w:after="40"/>
+            </w:pPr>
+            <w:r>
+              <w:rPr>
+                <w:b/>
+                <w:bCs/>
+                <w:i w:val="false"/>
+                <w:iCs w:val="false"/>
+                <w:sz w:val="21"/>
+                <w:szCs w:val="21"/>
+              </w:rPr>
+              <w:t xml:space="preserve">Доходность инвестора</w:t>
+            </w:r>
+          </w:p>
+        </w:tc>
+        <w:tc>
+          <w:tcPr>
+            <w:tcW w:type="dxa" w:w="6360"/>
+          </w:tcPr>
+          <w:p>
+            <w:pPr>
+              <w:spacing w:after="40"/>
+            </w:pPr>
+            <w:r>
+              <w:rPr>
+                <w:b w:val="false"/>
+                <w:bCs w:val="false"/>
+                <w:i w:val="false"/>
+                <w:iCs w:val="false"/>
+                <w:sz w:val="21"/>
+                <w:szCs w:val="21"/>
+              </w:rPr>
+              <w:t xml:space="preserve">2.3x при выходе на $12.85 млрд, IRR ~27% (upside +130%). Диапазон 0.7x–4.7x. Ключевой риск — кредитное качество: просрочка (IMOR) 6.03% в апреле 2026 против ~3.3% по сегменту карт, при этом просрочка банков Мексики выросла на 14.16% в реальном выражении за 1П2026 — максимум за 26 лет. Компания пока не прибыльна (план безубыточности — около 2028 года), но оценена по 8.3x выручки, почти вровень с прибыльным Nubank (8.5x). Перед сделкой обязательно запросить квартальную отчётность Banco Plata: чистый результат, ICAP, стоимость риска.</w:t>
+            </w:r>
+          </w:p>
+        </w:tc>
+      </w:tr>
+    </w:tbl>
+    <w:p>
+      <w:r>
+        <w:br w:type="page"/>
+      </w:r>
+    </w:p>
+    <w:p>
+      <w:pPr>
+        <w:pStyle w:val="Heading1"/>
+        <w:spacing w:after="120" w:before="240"/>
+      </w:pPr>
+      <w:r>
+        <w:t xml:space="preserve">Moonshot AI</w:t>
+      </w:r>
+    </w:p>
+    <w:p>
+      <w:pPr>
+        <w:spacing w:after="160"/>
+      </w:pPr>
+      <w:r>
+        <w:rPr>
+          <w:b w:val="false"/>
+          <w:bCs w:val="false"/>
+          <w:i/>
+          <w:iCs/>
+          <w:color w:val="1F3864"/>
+          <w:sz w:val="21"/>
+          <w:szCs w:val="21"/>
+        </w:rPr>
+        <w:t xml:space="preserve">Генеративный ИИ (Китай)</w:t>
+      </w:r>
+    </w:p>
+    <w:p>
+      <w:pPr>
+        <w:pStyle w:val="Heading3"/>
+        <w:spacing w:after="80" w:before="160"/>
+      </w:pPr>
+      <w:r>
+        <w:t xml:space="preserve">Что делает компания</w:t>
+      </w:r>
+    </w:p>
+    <w:p>
+      <w:pPr>
+        <w:spacing w:after="120"/>
+      </w:pPr>
+      <w:r>
+        <w:rPr>
+          <w:b w:val="false"/>
+          <w:bCs w:val="false"/>
+          <w:i w:val="false"/>
+          <w:iCs w:val="false"/>
+          <w:sz w:val="21"/>
+          <w:szCs w:val="21"/>
+        </w:rPr>
+        <w:t xml:space="preserve">Китайская ИИ-лаборатория, автор ассистента Kimi. Модель K3 — первая в мире среди моделей с открытыми весами по индексу Artificial Analysis и первая в общем зачёте Frontend Code Arena; SWE-bench Verified 93.4%. Годовая выручка выросла со $100 млн до $300 млн за март–июнь 2026, причём более 70% приносит доступ по API, а не подписки, — при базе всего 7.45 млн активных пользователей в месяц.</w:t>
+      </w:r>
+    </w:p>
+    <w:p>
+      <w:pPr>
+        <w:pStyle w:val="Heading3"/>
+        <w:spacing w:after="80" w:before="160"/>
+      </w:pPr>
+      <w:r>
+        <w:t xml:space="preserve">В чём преимущество</w:t>
+      </w:r>
+    </w:p>
+    <w:p>
+      <w:pPr>
+        <w:pStyle w:val="ListParagraph"/>
+        <w:numPr>
+          <w:ilvl w:val="0"/>
+          <w:numId w:val="2"/>
+        </w:numPr>
+        <w:spacing w:after="120"/>
+      </w:pPr>
+      <w:r>
+        <w:rPr>
+          <w:b w:val="false"/>
+          <w:bCs w:val="false"/>
+          <w:i w:val="false"/>
+          <w:iCs w:val="false"/>
+          <w:sz w:val="21"/>
+          <w:szCs w:val="21"/>
+        </w:rPr>
+        <w:t xml:space="preserve">Веса моделей открыты: систему можно развернуть на собственных серверах — для крупного бизнеса это единственный способ использовать модель фронтирного уровня, не передавая данные наружу.</w:t>
+      </w:r>
+    </w:p>
+    <w:p>
+      <w:pPr>
+        <w:pStyle w:val="ListParagraph"/>
+        <w:numPr>
+          <w:ilvl w:val="0"/>
+          <w:numId w:val="2"/>
+        </w:numPr>
+        <w:spacing w:after="120"/>
+      </w:pPr>
+      <w:r>
+        <w:rPr>
+          <w:b w:val="false"/>
+          <w:bCs w:val="false"/>
+          <w:i w:val="false"/>
+          <w:iCs w:val="false"/>
+          <w:sz w:val="21"/>
+          <w:szCs w:val="21"/>
+        </w:rPr>
+        <w:t xml:space="preserve">Решённая задача обходится примерно вдвое дешевле, чем у западных моделей сопоставимого класса ($0.94 против $1.80 у Claude Opus 4.8), а длинный контекст не тарифицируется по повышенной ставке.</w:t>
+      </w:r>
+    </w:p>
+    <w:p>
+      <w:pPr>
+        <w:pStyle w:val="ListParagraph"/>
+        <w:numPr>
+          <w:ilvl w:val="0"/>
+          <w:numId w:val="2"/>
+        </w:numPr>
+        <w:spacing w:after="120"/>
+      </w:pPr>
+      <w:r>
+        <w:rPr>
+          <w:b w:val="false"/>
+          <w:bCs w:val="false"/>
+          <w:i w:val="false"/>
+          <w:iCs w:val="false"/>
+          <w:sz w:val="21"/>
+          <w:szCs w:val="21"/>
+        </w:rPr>
+        <w:t xml:space="preserve">Самый близкий к выходу актив среди частных ИИ-лабораторий: листинг в Гонконге ожидается на рубеже 2026–2027 годов.</w:t>
+      </w:r>
+    </w:p>
+    <w:p>
+      <w:pPr>
+        <w:pStyle w:val="Heading3"/>
+        <w:spacing w:after="80" w:before="160"/>
+      </w:pPr>
+      <w:r>
+        <w:t xml:space="preserve">Инвестиционные параметры</w:t>
+      </w:r>
+    </w:p>
+    <w:tbl>
+      <w:tblPr>
+        <w:tblW w:type="dxa" w:w="9360"/>
+        <w:tblBorders>
+          <w:top w:val="single" w:color="auto" w:sz="4"/>
+          <w:left w:val="single" w:color="auto" w:sz="4"/>
+          <w:bottom w:val="single" w:color="auto" w:sz="4"/>
+          <w:right w:val="single" w:color="auto" w:sz="4"/>
+          <w:insideH w:val="single" w:color="auto" w:sz="4"/>
+          <w:insideV w:val="single" w:color="auto" w:sz="4"/>
+        </w:tblBorders>
+      </w:tblPr>
+      <w:tblGrid>
+        <w:gridCol w:w="3000"/>
+        <w:gridCol w:w="6360"/>
+      </w:tblGrid>
+      <w:tr>
+        <w:tc>
+          <w:tcPr>
+            <w:tcW w:type="dxa" w:w="3000"/>
+            <w:shd w:fill="F2F2F2" w:val="clear"/>
+          </w:tcPr>
+          <w:p>
+            <w:pPr>
+              <w:spacing w:after="40"/>
+            </w:pPr>
+            <w:r>
+              <w:rPr>
+                <w:b/>
+                <w:bCs/>
+                <w:i w:val="false"/>
+                <w:iCs w:val="false"/>
+                <w:sz w:val="21"/>
+                <w:szCs w:val="21"/>
+              </w:rPr>
+              <w:t xml:space="preserve">Всего привлечено</w:t>
+            </w:r>
+          </w:p>
+        </w:tc>
+        <w:tc>
+          <w:tcPr>
+            <w:tcW w:type="dxa" w:w="6360"/>
+          </w:tcPr>
+          <w:p>
+            <w:pPr>
+              <w:spacing w:after="40"/>
+            </w:pPr>
+            <w:r>
+              <w:rPr>
+                <w:b w:val="false"/>
+                <w:bCs w:val="false"/>
+                <w:i w:val="false"/>
+                <w:iCs w:val="false"/>
+                <w:sz w:val="21"/>
+                <w:szCs w:val="21"/>
+              </w:rPr>
+              <w:t xml:space="preserve">Около $7.7–8.3 млрд по подтверждённым раундам; единой официальной цифры нет.</w:t>
+            </w:r>
+          </w:p>
+        </w:tc>
+      </w:tr>
+      <w:tr>
+        <w:tc>
+          <w:tcPr>
+            <w:tcW w:type="dxa" w:w="3000"/>
+            <w:shd w:fill="F2F2F2" w:val="clear"/>
+          </w:tcPr>
+          <w:p>
+            <w:pPr>
+              <w:spacing w:after="40"/>
+            </w:pPr>
+            <w:r>
+              <w:rPr>
+                <w:b/>
+                <w:bCs/>
+                <w:i w:val="false"/>
+                <w:iCs w:val="false"/>
+                <w:sz w:val="21"/>
+                <w:szCs w:val="21"/>
+              </w:rPr>
+              <w:t xml:space="preserve">Последний раунд</w:t>
+            </w:r>
+          </w:p>
+        </w:tc>
+        <w:tc>
+          <w:tcPr>
+            <w:tcW w:type="dxa" w:w="6360"/>
+          </w:tcPr>
+          <w:p>
+            <w:pPr>
+              <w:spacing w:after="40"/>
+            </w:pPr>
+            <w:r>
+              <w:rPr>
+                <w:b w:val="false"/>
+                <w:bCs w:val="false"/>
+                <w:i w:val="false"/>
+                <w:iCs w:val="false"/>
+                <w:sz w:val="21"/>
+                <w:szCs w:val="21"/>
+              </w:rPr>
+              <w:t xml:space="preserve">Series F, более $3.5 млрд, объявлен 29.07.2026; среди лидов — государственный National AI Industry Investment Fund. Книга переподписана более чем втрое при исходной цели $1–2 млрд.</w:t>
+            </w:r>
+          </w:p>
+        </w:tc>
+      </w:tr>
+      <w:tr>
+        <w:tc>
+          <w:tcPr>
+            <w:tcW w:type="dxa" w:w="3000"/>
+            <w:shd w:fill="F2F2F2" w:val="clear"/>
+          </w:tcPr>
+          <w:p>
+            <w:pPr>
+              <w:spacing w:after="40"/>
+            </w:pPr>
+            <w:r>
+              <w:rPr>
+                <w:b/>
+                <w:bCs/>
+                <w:i w:val="false"/>
+                <w:iCs w:val="false"/>
+                <w:sz w:val="21"/>
+                <w:szCs w:val="21"/>
+              </w:rPr>
+              <w:t xml:space="preserve">Оценка по последнему раунду</w:t>
+            </w:r>
+          </w:p>
+        </w:tc>
+        <w:tc>
+          <w:tcPr>
+            <w:tcW w:type="dxa" w:w="6360"/>
+          </w:tcPr>
+          <w:p>
+            <w:pPr>
+              <w:spacing w:after="40"/>
+            </w:pPr>
+            <w:r>
+              <w:rPr>
+                <w:b w:val="false"/>
+                <w:bCs w:val="false"/>
+                <w:i w:val="false"/>
+                <w:iCs w:val="false"/>
+                <w:sz w:val="21"/>
+                <w:szCs w:val="21"/>
+              </w:rPr>
+              <w:t xml:space="preserve">Около $35 млрд post-money. Оценка выросла в 8 раз за 8 месяцев ($4.3 млрд в декабре 2025), шесть раундов за год. Идущий pre-IPO раунд по pre-money $50 млрд на дату отсечки НЕ закрыт: заявленный финальный клозинг — 27.08.2026.</w:t>
+            </w:r>
+          </w:p>
+        </w:tc>
+      </w:tr>
+      <w:tr>
+        <w:tc>
+          <w:tcPr>
+            <w:tcW w:type="dxa" w:w="3000"/>
+            <w:shd w:fill="F2F2F2" w:val="clear"/>
+          </w:tcPr>
+          <w:p>
+            <w:pPr>
+              <w:spacing w:after="40"/>
+            </w:pPr>
+            <w:r>
+              <w:rPr>
+                <w:b/>
+                <w:bCs/>
+                <w:i w:val="false"/>
+                <w:iCs w:val="false"/>
+                <w:sz w:val="21"/>
+                <w:szCs w:val="21"/>
+              </w:rPr>
+              <w:t xml:space="preserve">Цена на вторичном рынке*</w:t>
+            </w:r>
+          </w:p>
+        </w:tc>
+        <w:tc>
+          <w:tcPr>
+            <w:tcW w:type="dxa" w:w="6360"/>
+          </w:tcPr>
+          <w:p>
+            <w:pPr>
+              <w:spacing w:after="40"/>
+            </w:pPr>
+            <w:r>
+              <w:rPr>
+                <w:b w:val="false"/>
+                <w:bCs w:val="false"/>
+                <w:i w:val="false"/>
+                <w:iCs w:val="false"/>
+                <w:sz w:val="21"/>
+                <w:szCs w:val="21"/>
+              </w:rPr>
+              <w:t xml:space="preserve">$38–42 млрд. Нижняя граница — премия 8% к закрытому раунду, верхняя отражает идущий раунд по $50 млрд pre-money. Ликвидного вторичного рынка нет, официальных котировок не существует (Forge показывает оценку $800 млн при реальных $35 млрд).</w:t>
+            </w:r>
+          </w:p>
+        </w:tc>
+      </w:tr>
+      <w:tr>
+        <w:tc>
+          <w:tcPr>
+            <w:tcW w:type="dxa" w:w="3000"/>
+            <w:shd w:fill="F2F2F2" w:val="clear"/>
+          </w:tcPr>
+          <w:p>
+            <w:pPr>
+              <w:spacing w:after="40"/>
+            </w:pPr>
+            <w:r>
+              <w:rPr>
+                <w:b/>
+                <w:bCs/>
+                <w:i w:val="false"/>
+                <w:iCs w:val="false"/>
+                <w:sz w:val="21"/>
+                <w:szCs w:val="21"/>
+              </w:rPr>
+              <w:t xml:space="preserve">Именитые инвесторы</w:t>
+            </w:r>
+          </w:p>
+        </w:tc>
+        <w:tc>
+          <w:tcPr>
+            <w:tcW w:type="dxa" w:w="6360"/>
+          </w:tcPr>
+          <w:p>
+            <w:pPr>
+              <w:spacing w:after="40"/>
+            </w:pPr>
+            <w:r>
+              <w:rPr>
+                <w:b w:val="false"/>
+                <w:bCs w:val="false"/>
+                <w:i w:val="false"/>
+                <w:iCs w:val="false"/>
+                <w:sz w:val="21"/>
+                <w:szCs w:val="21"/>
+              </w:rPr>
+              <w:t xml:space="preserve">Alibaba (около 36%), Tencent, Meituan, IDG Capital, HongShan, ZhenFund, 5Y Capital, Xiaohongshu, China Mobile, National AI Industry Investment Fund, Beijing AI Industry Investment Fund.</w:t>
+            </w:r>
+          </w:p>
+        </w:tc>
+      </w:tr>
+      <w:tr>
+        <w:tc>
+          <w:tcPr>
+            <w:tcW w:type="dxa" w:w="3000"/>
+            <w:shd w:fill="F2F2F2" w:val="clear"/>
+          </w:tcPr>
+          <w:p>
+            <w:pPr>
+              <w:spacing w:after="40"/>
+            </w:pPr>
+            <w:r>
+              <w:rPr>
+                <w:b/>
+                <w:bCs/>
+                <w:i w:val="false"/>
+                <w:iCs w:val="false"/>
+                <w:sz w:val="21"/>
+                <w:szCs w:val="21"/>
+              </w:rPr>
+              <w:t xml:space="preserve">Горизонт</w:t>
+            </w:r>
+          </w:p>
+        </w:tc>
+        <w:tc>
+          <w:tcPr>
+            <w:tcW w:type="dxa" w:w="6360"/>
+          </w:tcPr>
+          <w:p>
+            <w:pPr>
+              <w:spacing w:after="40"/>
+            </w:pPr>
+            <w:r>
+              <w:rPr>
+                <w:b w:val="false"/>
+                <w:bCs w:val="false"/>
+                <w:i w:val="false"/>
+                <w:iCs w:val="false"/>
+                <w:sz w:val="21"/>
+                <w:szCs w:val="21"/>
+              </w:rPr>
+              <w:t xml:space="preserve">1–2 года: IPO в Гонконге. Заявка на дату отсечки НЕ подана, таргет подачи — до 30.09.2026, листинг конец 2026 / Q1 2027.</w:t>
+            </w:r>
+          </w:p>
+        </w:tc>
+      </w:tr>
+      <w:tr>
+        <w:tc>
+          <w:tcPr>
+            <w:tcW w:type="dxa" w:w="3000"/>
+            <w:shd w:fill="F2F2F2" w:val="clear"/>
+          </w:tcPr>
+          <w:p>
+            <w:pPr>
+              <w:spacing w:after="40"/>
+            </w:pPr>
+            <w:r>
+              <w:rPr>
+                <w:b/>
+                <w:bCs/>
+                <w:i w:val="false"/>
+                <w:iCs w:val="false"/>
+                <w:sz w:val="21"/>
+                <w:szCs w:val="21"/>
+              </w:rPr>
+              <w:t xml:space="preserve">Доходность инвестора</w:t>
+            </w:r>
+          </w:p>
+        </w:tc>
+        <w:tc>
+          <w:tcPr>
+            <w:tcW w:type="dxa" w:w="6360"/>
+          </w:tcPr>
+          <w:p>
+            <w:pPr>
+              <w:spacing w:after="40"/>
+            </w:pPr>
+            <w:r>
+              <w:rPr>
+                <w:b w:val="false"/>
+                <w:bCs w:val="false"/>
+                <w:i w:val="false"/>
+                <w:iCs w:val="false"/>
+                <w:sz w:val="21"/>
+                <w:szCs w:val="21"/>
+              </w:rPr>
+              <w:t xml:space="preserve">2.2x при выходе на $88 млрд, IRR ~69% (upside +120%). Диапазон 0.7x–5.3x. ОГРАНИЧЕНИЕ ДОСТУПА, требующее отдельного юридического решения: с мая 2026 по требованию CSRC идёт демонтаж офшорной структуры VIE, и компания сообщила акционерам, что механизм переноса прав зарубежных акционеров ещё не определён — среди рассматриваемых вариантов есть продажа офшорных долей, то есть риск принудительного выхода вместо участия в IPO. Для инвесторов из США дополнительно действует Outbound Investment Security Program (EO 14105, кодифицирован в NDAA FY2026), прямо охватывающий категорию ИИ. Второй риск — оценка: 117x выручки против 15–21x у OpenAI и Anthropic, то есть по мультипликатору компания дороже американских лабораторий, а не дешевле. Третий — ценовая война: DeepSeek дешевле в 7–17 раз и в августе срезал цены ещё вдвое.</w:t>
+            </w:r>
+          </w:p>
+        </w:tc>
+      </w:tr>
+    </w:tbl>
+    <w:p>
+      <w:r>
+        <w:br w:type="page"/>
+      </w:r>
+    </w:p>
+    <w:p>
+      <w:pPr>
+        <w:pStyle w:val="Heading1"/>
+        <w:spacing w:after="120" w:before="240"/>
+      </w:pPr>
+      <w:r>
+        <w:t xml:space="preserve">Higgsfield AI</w:t>
+      </w:r>
+    </w:p>
+    <w:p>
+      <w:pPr>
+        <w:spacing w:after="160"/>
+      </w:pPr>
+      <w:r>
+        <w:rPr>
+          <w:b w:val="false"/>
+          <w:bCs w:val="false"/>
+          <w:i/>
+          <w:iCs/>
+          <w:color w:val="1F3864"/>
+          <w:sz w:val="21"/>
+          <w:szCs w:val="21"/>
+        </w:rPr>
+        <w:t xml:space="preserve">ИИ-видео для рекламы</w:t>
+      </w:r>
+    </w:p>
+    <w:p>
+      <w:pPr>
+        <w:pStyle w:val="Heading3"/>
+        <w:spacing w:after="80" w:before="160"/>
+      </w:pPr>
+      <w:r>
+        <w:t xml:space="preserve">Что делает компания</w:t>
+      </w:r>
+    </w:p>
+    <w:p>
+      <w:pPr>
+        <w:spacing w:after="120"/>
+      </w:pPr>
+      <w:r>
+        <w:rPr>
+          <w:b w:val="false"/>
+          <w:bCs w:val="false"/>
+          <w:i w:val="false"/>
+          <w:iCs w:val="false"/>
+          <w:sz w:val="21"/>
+          <w:szCs w:val="21"/>
+        </w:rPr>
+        <w:t xml:space="preserve">Сервис генерации рекламного видео: пользователь описывает сцену и движение камеры, на выходе — готовый ролик. Продаётся не как развлечение, а как замена съёмочной группе: есть отдельные режимы под рекламу и соцсети (Soul ID, Cinema Studio, Marketing Studio). Основатель — Алекс Машрапов, бывший руководитель ИИ-направления в Snap.</w:t>
+      </w:r>
+    </w:p>
+    <w:p>
+      <w:pPr>
+        <w:pStyle w:val="Heading3"/>
+        <w:spacing w:after="80" w:before="160"/>
+      </w:pPr>
+      <w:r>
+        <w:t xml:space="preserve">В чём преимущество</w:t>
+      </w:r>
+    </w:p>
+    <w:p>
+      <w:pPr>
+        <w:pStyle w:val="ListParagraph"/>
+        <w:numPr>
+          <w:ilvl w:val="0"/>
+          <w:numId w:val="2"/>
+        </w:numPr>
+        <w:spacing w:after="120"/>
+      </w:pPr>
+      <w:r>
+        <w:rPr>
+          <w:b w:val="false"/>
+          <w:bCs w:val="false"/>
+          <w:i w:val="false"/>
+          <w:iCs w:val="false"/>
+          <w:sz w:val="21"/>
+          <w:szCs w:val="21"/>
+        </w:rPr>
+        <w:t xml:space="preserve">Не привязан к одной нейросети: работает поверх нескольких чужих моделей сразу (Sora, Veo, Kling, WAN, Seedance) и переключается между ними. Риск ставки на одну модель подтверждается от противного: OpenAI закрыла Sora, сжигая около $1 млн в день при выручке продукта менее $2.1 млн за всё время его существования.</w:t>
+      </w:r>
+    </w:p>
+    <w:p>
+      <w:pPr>
+        <w:pStyle w:val="ListParagraph"/>
+        <w:numPr>
+          <w:ilvl w:val="0"/>
+          <w:numId w:val="2"/>
+        </w:numPr>
+        <w:spacing w:after="120"/>
+      </w:pPr>
+      <w:r>
+        <w:rPr>
+          <w:b w:val="false"/>
+          <w:bCs w:val="false"/>
+          <w:i w:val="false"/>
+          <w:iCs w:val="false"/>
+          <w:sz w:val="21"/>
+          <w:szCs w:val="21"/>
+        </w:rPr>
+        <w:t xml:space="preserve">Капиталоэффективность — единственный публично проверяемый показатель: до Series B компания привлекла $138 млн против $859 млн у Runway и $1.06 млрд у Luma.</w:t>
+      </w:r>
+    </w:p>
+    <w:p>
+      <w:pPr>
+        <w:pStyle w:val="ListParagraph"/>
+        <w:numPr>
+          <w:ilvl w:val="0"/>
+          <w:numId w:val="2"/>
+        </w:numPr>
+        <w:spacing w:after="120"/>
+      </w:pPr>
+      <w:r>
+        <w:rPr>
+          <w:b w:val="false"/>
+          <w:bCs w:val="false"/>
+          <w:i w:val="false"/>
+          <w:iCs w:val="false"/>
+          <w:sz w:val="21"/>
+          <w:szCs w:val="21"/>
+        </w:rPr>
+        <w:t xml:space="preserve">Продукт заточен под рекламный процесс целиком, а не под генерацию отдельных клипов, — компания продаёт замещение продакшена.</w:t>
+      </w:r>
+    </w:p>
+    <w:p>
+      <w:pPr>
+        <w:pStyle w:val="Heading3"/>
+        <w:spacing w:after="80" w:before="160"/>
+      </w:pPr>
+      <w:r>
+        <w:t xml:space="preserve">Инвестиционные параметры</w:t>
+      </w:r>
+    </w:p>
+    <w:tbl>
+      <w:tblPr>
+        <w:tblW w:type="dxa" w:w="9360"/>
+        <w:tblBorders>
+          <w:top w:val="single" w:color="auto" w:sz="4"/>
+          <w:left w:val="single" w:color="auto" w:sz="4"/>
+          <w:bottom w:val="single" w:color="auto" w:sz="4"/>
+          <w:right w:val="single" w:color="auto" w:sz="4"/>
+          <w:insideH w:val="single" w:color="auto" w:sz="4"/>
+          <w:insideV w:val="single" w:color="auto" w:sz="4"/>
+        </w:tblBorders>
+      </w:tblPr>
+      <w:tblGrid>
+        <w:gridCol w:w="3000"/>
+        <w:gridCol w:w="6360"/>
+      </w:tblGrid>
+      <w:tr>
+        <w:tc>
+          <w:tcPr>
+            <w:tcW w:type="dxa" w:w="3000"/>
+            <w:shd w:fill="F2F2F2" w:val="clear"/>
+          </w:tcPr>
+          <w:p>
+            <w:pPr>
+              <w:spacing w:after="40"/>
+            </w:pPr>
+            <w:r>
+              <w:rPr>
+                <w:b/>
+                <w:bCs/>
+                <w:i w:val="false"/>
+                <w:iCs w:val="false"/>
+                <w:sz w:val="21"/>
+                <w:szCs w:val="21"/>
+              </w:rPr>
+              <w:t xml:space="preserve">Всего привлечено</w:t>
+            </w:r>
+          </w:p>
+        </w:tc>
+        <w:tc>
+          <w:tcPr>
+            <w:tcW w:type="dxa" w:w="6360"/>
+          </w:tcPr>
+          <w:p>
+            <w:pPr>
+              <w:spacing w:after="40"/>
+            </w:pPr>
+            <w:r>
+              <w:rPr>
+                <w:b w:val="false"/>
+                <w:bCs w:val="false"/>
+                <w:i w:val="false"/>
+                <w:iCs w:val="false"/>
+                <w:sz w:val="21"/>
+                <w:szCs w:val="21"/>
+              </w:rPr>
+              <w:t xml:space="preserve">Около $538 млн: seed $8 млн (2024), Series A $50 млн (GFT, сентябрь 2025), extension $80 млн (Accel, январь 2026, при $1.3 млрд), Series B.</w:t>
+            </w:r>
+          </w:p>
+        </w:tc>
+      </w:tr>
+      <w:tr>
+        <w:tc>
+          <w:tcPr>
+            <w:tcW w:type="dxa" w:w="3000"/>
+            <w:shd w:fill="F2F2F2" w:val="clear"/>
+          </w:tcPr>
+          <w:p>
+            <w:pPr>
+              <w:spacing w:after="40"/>
+            </w:pPr>
+            <w:r>
+              <w:rPr>
+                <w:b/>
+                <w:bCs/>
+                <w:i w:val="false"/>
+                <w:iCs w:val="false"/>
+                <w:sz w:val="21"/>
+                <w:szCs w:val="21"/>
+              </w:rPr>
+              <w:t xml:space="preserve">Последний раунд</w:t>
+            </w:r>
+          </w:p>
+        </w:tc>
+        <w:tc>
+          <w:tcPr>
+            <w:tcW w:type="dxa" w:w="6360"/>
+          </w:tcPr>
+          <w:p>
+            <w:pPr>
+              <w:spacing w:after="40"/>
+            </w:pPr>
+            <w:r>
+              <w:rPr>
+                <w:b w:val="false"/>
+                <w:bCs w:val="false"/>
+                <w:i w:val="false"/>
+                <w:iCs w:val="false"/>
+                <w:sz w:val="21"/>
+                <w:szCs w:val="21"/>
+              </w:rPr>
+              <w:t xml:space="preserve">Series B, $400 млн, 17.08.2026; лид DST Global. Вошли Goldman Sachs Alternatives, Intel Capital, Mirae Asset, NTT DOCOMO, Fifth Wall, Liberty Global — синдикат сменился с венчурного на кроссовер-стратегический, типичная предIPO-конфигурация.</w:t>
+            </w:r>
+          </w:p>
+        </w:tc>
+      </w:tr>
+      <w:tr>
+        <w:tc>
+          <w:tcPr>
+            <w:tcW w:type="dxa" w:w="3000"/>
+            <w:shd w:fill="F2F2F2" w:val="clear"/>
+          </w:tcPr>
+          <w:p>
+            <w:pPr>
+              <w:spacing w:after="40"/>
+            </w:pPr>
+            <w:r>
+              <w:rPr>
+                <w:b/>
+                <w:bCs/>
+                <w:i w:val="false"/>
+                <w:iCs w:val="false"/>
+                <w:sz w:val="21"/>
+                <w:szCs w:val="21"/>
+              </w:rPr>
+              <w:t xml:space="preserve">Оценка по последнему раунду</w:t>
+            </w:r>
+          </w:p>
+        </w:tc>
+        <w:tc>
+          <w:tcPr>
+            <w:tcW w:type="dxa" w:w="6360"/>
+          </w:tcPr>
+          <w:p>
+            <w:pPr>
+              <w:spacing w:after="40"/>
+            </w:pPr>
+            <w:r>
+              <w:rPr>
+                <w:b w:val="false"/>
+                <w:bCs w:val="false"/>
+                <w:i w:val="false"/>
+                <w:iCs w:val="false"/>
+                <w:sz w:val="21"/>
+                <w:szCs w:val="21"/>
+              </w:rPr>
+              <w:t xml:space="preserve">$5.4 млрд. Рост оценки вчетверо за 8 месяцев. Оговорка: pre/post-money нигде явно не указано, в модели это допущение.</w:t>
+            </w:r>
+          </w:p>
+        </w:tc>
+      </w:tr>
+      <w:tr>
+        <w:tc>
+          <w:tcPr>
+            <w:tcW w:type="dxa" w:w="3000"/>
+            <w:shd w:fill="F2F2F2" w:val="clear"/>
+          </w:tcPr>
+          <w:p>
+            <w:pPr>
+              <w:spacing w:after="40"/>
+            </w:pPr>
+            <w:r>
+              <w:rPr>
+                <w:b/>
+                <w:bCs/>
+                <w:i w:val="false"/>
+                <w:iCs w:val="false"/>
+                <w:sz w:val="21"/>
+                <w:szCs w:val="21"/>
+              </w:rPr>
+              <w:t xml:space="preserve">Цена на вторичном рынке*</w:t>
+            </w:r>
+          </w:p>
+        </w:tc>
+        <w:tc>
+          <w:tcPr>
+            <w:tcW w:type="dxa" w:w="6360"/>
+          </w:tcPr>
+          <w:p>
+            <w:pPr>
+              <w:spacing w:after="40"/>
+            </w:pPr>
+            <w:r>
+              <w:rPr>
+                <w:b w:val="false"/>
+                <w:bCs w:val="false"/>
+                <w:i w:val="false"/>
+                <w:iCs w:val="false"/>
+                <w:sz w:val="21"/>
+                <w:szCs w:val="21"/>
+              </w:rPr>
+              <w:t xml:space="preserve">$5.85–6.2 млрд — премия 8–15% к оценке раунда. Подтверждённых сделок нет: листинги на Forge, EquityZen и Nasdaq Private Market есть, котировок нет. Данные агрегаторов ($213 и $100.70 за акцию) противоречат друг другу вдвое и противоречат подтверждённым раундам — не использованы.</w:t>
+            </w:r>
+          </w:p>
+        </w:tc>
+      </w:tr>
+      <w:tr>
+        <w:tc>
+          <w:tcPr>
+            <w:tcW w:type="dxa" w:w="3000"/>
+            <w:shd w:fill="F2F2F2" w:val="clear"/>
+          </w:tcPr>
+          <w:p>
+            <w:pPr>
+              <w:spacing w:after="40"/>
+            </w:pPr>
+            <w:r>
+              <w:rPr>
+                <w:b/>
+                <w:bCs/>
+                <w:i w:val="false"/>
+                <w:iCs w:val="false"/>
+                <w:sz w:val="21"/>
+                <w:szCs w:val="21"/>
+              </w:rPr>
+              <w:t xml:space="preserve">Именитые инвесторы</w:t>
+            </w:r>
+          </w:p>
+        </w:tc>
+        <w:tc>
+          <w:tcPr>
+            <w:tcW w:type="dxa" w:w="6360"/>
+          </w:tcPr>
+          <w:p>
+            <w:pPr>
+              <w:spacing w:after="40"/>
+            </w:pPr>
+            <w:r>
+              <w:rPr>
+                <w:b w:val="false"/>
+                <w:bCs w:val="false"/>
+                <w:i w:val="false"/>
+                <w:iCs w:val="false"/>
+                <w:sz w:val="21"/>
+                <w:szCs w:val="21"/>
+              </w:rPr>
+              <w:t xml:space="preserve">DST Global, Goldman Sachs Alternatives, Intel Capital, Mirae Asset, NTT DOCOMO, Accel, Menlo Ventures, GFT Ventures, Fifth Wall, Tribe, Smash, Valor, Liberty Global.</w:t>
+            </w:r>
+          </w:p>
+        </w:tc>
+      </w:tr>
+      <w:tr>
+        <w:tc>
+          <w:tcPr>
+            <w:tcW w:type="dxa" w:w="3000"/>
+            <w:shd w:fill="F2F2F2" w:val="clear"/>
+          </w:tcPr>
+          <w:p>
+            <w:pPr>
+              <w:spacing w:after="40"/>
+            </w:pPr>
+            <w:r>
+              <w:rPr>
+                <w:b/>
+                <w:bCs/>
+                <w:i w:val="false"/>
+                <w:iCs w:val="false"/>
+                <w:sz w:val="21"/>
+                <w:szCs w:val="21"/>
+              </w:rPr>
+              <w:t xml:space="preserve">Горизонт</w:t>
+            </w:r>
+          </w:p>
+        </w:tc>
+        <w:tc>
+          <w:tcPr>
+            <w:tcW w:type="dxa" w:w="6360"/>
+          </w:tcPr>
+          <w:p>
+            <w:pPr>
+              <w:spacing w:after="40"/>
+            </w:pPr>
+            <w:r>
+              <w:rPr>
+                <w:b w:val="false"/>
+                <w:bCs w:val="false"/>
+                <w:i w:val="false"/>
+                <w:iCs w:val="false"/>
+                <w:sz w:val="21"/>
+                <w:szCs w:val="21"/>
+              </w:rPr>
+              <w:t xml:space="preserve">2–3 года: IPO или продажа стратегу к 2029 году.</w:t>
+            </w:r>
+          </w:p>
+        </w:tc>
+      </w:tr>
+      <w:tr>
+        <w:tc>
+          <w:tcPr>
+            <w:tcW w:type="dxa" w:w="3000"/>
+            <w:shd w:fill="F2F2F2" w:val="clear"/>
+          </w:tcPr>
+          <w:p>
+            <w:pPr>
+              <w:spacing w:after="40"/>
+            </w:pPr>
+            <w:r>
+              <w:rPr>
+                <w:b/>
+                <w:bCs/>
+                <w:i w:val="false"/>
+                <w:iCs w:val="false"/>
+                <w:sz w:val="21"/>
+                <w:szCs w:val="21"/>
+              </w:rPr>
+              <w:t xml:space="preserve">Доходность инвестора</w:t>
+            </w:r>
+          </w:p>
+        </w:tc>
+        <w:tc>
+          <w:tcPr>
+            <w:tcW w:type="dxa" w:w="6360"/>
+          </w:tcPr>
+          <w:p>
+            <w:pPr>
+              <w:spacing w:after="40"/>
+            </w:pPr>
+            <w:r>
+              <w:rPr>
+                <w:b w:val="false"/>
+                <w:bCs w:val="false"/>
+                <w:i w:val="false"/>
+                <w:iCs w:val="false"/>
+                <w:sz w:val="21"/>
+                <w:szCs w:val="21"/>
+              </w:rPr>
+              <w:t xml:space="preserve">2.6x при выходе на $15.65 млрд, IRR ~46% (upside +160%). Диапазон 0.5x–7.5x. Расчёт построен НЕ на заявленной компанией выручке $700 млн, а на независимой оценке Sacra (около $230 млн): обратный счёт по медиане сектора (25–30x) даёт около $215 млн, что сходится с Sacra и расходится с заявлением компании втрое. Риск 1: собственной базовой видеомодели у компании нет — это надстройка поверх чужих моделей, и риск уже реализовался, поскольку OpenAI закрывает API Sora 24.09.2026. Оценивать следует как дистрибуцию, а не как исследовательскую лабораторию. Риск 2: расследование Forbes от 11.02.2026 установило, что часть роликов в маркетинговых материалах компании — стоковые шаблоны Envato с нанесёнными логотипами, а не ИИ-генерация; это подрывает доверие ко всем неаудированным заявлениям, включая финансовые. Выручка, 30 млн пользователей и положительный денежный поток раскрыты исключительно со слов компании; валовая маржа, CAC, LTV и отток не раскрыты.</w:t>
+            </w:r>
+          </w:p>
+        </w:tc>
+      </w:tr>
+    </w:tbl>
+    <w:p>
+      <w:r>
+        <w:br w:type="page"/>
+      </w:r>
+    </w:p>
+    <w:p>
+      <w:pPr>
+        <w:pStyle w:val="Heading1"/>
+        <w:spacing w:after="120" w:before="240"/>
+      </w:pPr>
+      <w:r>
         <w:t xml:space="preserve">Методология и оговорки</w:t>
       </w:r>
     </w:p>
@@ -6725,7 +9065,7 @@
           <w:sz w:val="21"/>
           <w:szCs w:val="21"/>
         </w:rPr>
-        <w:t xml:space="preserve">По 1X Technologies и Positron AI последние закрытые раунды устарели, поэтому премия 8–15% считается от оценки идущего раунда (1X: Series C ~$10 млрд; Positron: первый транш ~$3.5 млрд). По Figure AI, Polymarket, Databricks, VAST Data и ByteDance указаны фактические диапазоны сделок вторичного рынка. У ByteDance IPO отложено решением совета (май 2026), поэтому выход рассчитан через выкуп акций и блок-трейды, а не через листинг.</w:t>
+        <w:t xml:space="preserve">По 1X Technologies и Positron AI последние закрытые раунды устарели, поэтому премия 8–15% считается от оценки идущего раунда (1X: Series C ~$10 млрд; Positron: первый транш ~$3.5 млрд). По Figure AI, Polymarket, Databricks, VAST Data и ByteDance указаны фактические диапазоны сделок вторичного рынка. По Waymo, Plata, Moonshot AI и Higgsfield подтверждённых котировок нет, поэтому применена премия 8–15% к оценке последнего раунда; данные агрегаторов по этим компаниям противоречивы и в расчёте не использованы. Отдельно по Moonshot AI: компания демонтирует офшорную структуру VIE по требованию китайского регулятора, механизм переноса прав зарубежных акционеров ещё не определён, а для инвесторов из США действует Outbound Investment Security Program — участие требует отдельной юридической проработки. У ByteDance IPO отложено решением совета (май 2026), поэтому выход рассчитан через выкуп акций и блок-трейды, а не через листинг.</w:t>
       </w:r>
     </w:p>
     <w:p>

--- a/investment-pipeline/Veligera_Pipeline_Draft.docx
+++ b/investment-pipeline/Veligera_Pipeline_Draft.docx
@@ -1944,6 +1944,122 @@
           </w:p>
         </w:tc>
       </w:tr>
+      <w:tr>
+        <w:tc>
+          <w:tcPr>
+            <w:tcW w:type="dxa" w:w="1700"/>
+          </w:tcPr>
+          <w:p>
+            <w:pPr>
+              <w:spacing w:after="40"/>
+            </w:pPr>
+            <w:r>
+              <w:rPr>
+                <w:b w:val="false"/>
+                <w:bCs w:val="false"/>
+                <w:sz w:val="19"/>
+                <w:szCs w:val="19"/>
+              </w:rPr>
+              <w:t xml:space="preserve">Lambda</w:t>
+            </w:r>
+          </w:p>
+        </w:tc>
+        <w:tc>
+          <w:tcPr>
+            <w:tcW w:type="dxa" w:w="1800"/>
+          </w:tcPr>
+          <w:p>
+            <w:pPr>
+              <w:spacing w:after="40"/>
+            </w:pPr>
+            <w:r>
+              <w:rPr>
+                <w:b w:val="false"/>
+                <w:bCs w:val="false"/>
+                <w:sz w:val="19"/>
+                <w:szCs w:val="19"/>
+              </w:rPr>
+              <w:t xml:space="preserve">GPU-облако для ИИ</w:t>
+            </w:r>
+          </w:p>
+        </w:tc>
+        <w:tc>
+          <w:tcPr>
+            <w:tcW w:type="dxa" w:w="1400"/>
+          </w:tcPr>
+          <w:p>
+            <w:pPr>
+              <w:spacing w:after="40"/>
+            </w:pPr>
+            <w:r>
+              <w:rPr>
+                <w:b w:val="false"/>
+                <w:bCs w:val="false"/>
+                <w:sz w:val="19"/>
+                <w:szCs w:val="19"/>
+              </w:rPr>
+              <w:t xml:space="preserve">≈5.9</w:t>
+            </w:r>
+          </w:p>
+        </w:tc>
+        <w:tc>
+          <w:tcPr>
+            <w:tcW w:type="dxa" w:w="1500"/>
+          </w:tcPr>
+          <w:p>
+            <w:pPr>
+              <w:spacing w:after="40"/>
+            </w:pPr>
+            <w:r>
+              <w:rPr>
+                <w:b w:val="false"/>
+                <w:bCs w:val="false"/>
+                <w:sz w:val="19"/>
+                <w:szCs w:val="19"/>
+              </w:rPr>
+              <w:t xml:space="preserve">9–12</w:t>
+            </w:r>
+          </w:p>
+        </w:tc>
+        <w:tc>
+          <w:tcPr>
+            <w:tcW w:type="dxa" w:w="1660"/>
+          </w:tcPr>
+          <w:p>
+            <w:pPr>
+              <w:spacing w:after="40"/>
+            </w:pPr>
+            <w:r>
+              <w:rPr>
+                <w:b w:val="false"/>
+                <w:bCs w:val="false"/>
+                <w:sz w:val="19"/>
+                <w:szCs w:val="19"/>
+              </w:rPr>
+              <w:t xml:space="preserve">2–3 года (IPO 2027)</w:t>
+            </w:r>
+          </w:p>
+        </w:tc>
+        <w:tc>
+          <w:tcPr>
+            <w:tcW w:type="dxa" w:w="1300"/>
+          </w:tcPr>
+          <w:p>
+            <w:pPr>
+              <w:spacing w:after="40"/>
+            </w:pPr>
+            <w:r>
+              <w:rPr>
+                <w:b w:val="false"/>
+                <w:bCs w:val="false"/>
+                <w:sz w:val="19"/>
+                <w:szCs w:val="19"/>
+              </w:rPr>
+              <w:t xml:space="preserve">2.4x · IRR 41%</w:t>
+            </w:r>
+          </w:p>
+        </w:tc>
+      </w:tr>
     </w:tbl>
     <w:p>
       <w:pPr>
@@ -9023,6 +9139,475 @@
         <w:spacing w:after="120" w:before="240"/>
       </w:pPr>
       <w:r>
+        <w:t xml:space="preserve">Lambda</w:t>
+      </w:r>
+    </w:p>
+    <w:p>
+      <w:pPr>
+        <w:spacing w:after="160"/>
+      </w:pPr>
+      <w:r>
+        <w:rPr>
+          <w:b w:val="false"/>
+          <w:bCs w:val="false"/>
+          <w:i/>
+          <w:iCs/>
+          <w:color w:val="1F3864"/>
+          <w:sz w:val="21"/>
+          <w:szCs w:val="21"/>
+        </w:rPr>
+        <w:t xml:space="preserve">GPU-облако для ИИ</w:t>
+      </w:r>
+    </w:p>
+    <w:p>
+      <w:pPr>
+        <w:pStyle w:val="Heading3"/>
+        <w:spacing w:after="80" w:before="160"/>
+      </w:pPr>
+      <w:r>
+        <w:t xml:space="preserve">Что делает компания</w:t>
+      </w:r>
+    </w:p>
+    <w:p>
+      <w:pPr>
+        <w:spacing w:after="120"/>
+      </w:pPr>
+      <w:r>
+        <w:rPr>
+          <w:b w:val="false"/>
+          <w:bCs w:val="false"/>
+          <w:i w:val="false"/>
+          <w:iCs w:val="false"/>
+          <w:sz w:val="21"/>
+          <w:szCs w:val="21"/>
+        </w:rPr>
+        <w:t xml:space="preserve">Сдаёт в аренду вычислительные мощности для обучения ИИ: стойки с чипами NVIDIA по подписке, почасово или большими контрактами. Выручка выросла с $425 млн за 2024 год до темпа $760 млн к концу 2025-го, на 2026 год компания ожидает более $1.5 млрд. В ноябре 2025 объявлен контракт с Microsoft, названный многомиллиардным (сумма не раскрыта). Установленная мощность превышает 320 МВт, заявленная цель — 3 ГВт к 2030 году.</w:t>
+      </w:r>
+    </w:p>
+    <w:p>
+      <w:pPr>
+        <w:pStyle w:val="Heading3"/>
+        <w:spacing w:after="80" w:before="160"/>
+      </w:pPr>
+      <w:r>
+        <w:t xml:space="preserve">В чём преимущество</w:t>
+      </w:r>
+    </w:p>
+    <w:p>
+      <w:pPr>
+        <w:pStyle w:val="ListParagraph"/>
+        <w:numPr>
+          <w:ilvl w:val="0"/>
+          <w:numId w:val="2"/>
+        </w:numPr>
+        <w:spacing w:after="120"/>
+      </w:pPr>
+      <w:r>
+        <w:rPr>
+          <w:b w:val="false"/>
+          <w:bCs w:val="false"/>
+          <w:i w:val="false"/>
+          <w:iCs w:val="false"/>
+          <w:sz w:val="21"/>
+          <w:szCs w:val="21"/>
+        </w:rPr>
+        <w:t xml:space="preserve">Первой в отрасли выпустила долг под залог самих GPU (секьюритизация с Macquarie, апрель 2024) и получила по нему инвестиционный рейтинг Moody's Baa2 — стоимость капитала на ключевой класс активов ниже, чем у конкурентов.</w:t>
+      </w:r>
+    </w:p>
+    <w:p>
+      <w:pPr>
+        <w:pStyle w:val="ListParagraph"/>
+        <w:numPr>
+          <w:ilvl w:val="0"/>
+          <w:numId w:val="2"/>
+        </w:numPr>
+        <w:spacing w:after="120"/>
+      </w:pPr>
+      <w:r>
+        <w:rPr>
+          <w:b w:val="false"/>
+          <w:bCs w:val="false"/>
+          <w:i w:val="false"/>
+          <w:iCs w:val="false"/>
+          <w:sz w:val="21"/>
+          <w:szCs w:val="21"/>
+        </w:rPr>
+        <w:t xml:space="preserve">Формальный статус NVIDIA Exemplar Cloud и четыре года подряд звание партнёра года NVIDIA, одна из первых развернула Blackwell: при дефиците чипов это приоритет в распределении поставок.</w:t>
+      </w:r>
+    </w:p>
+    <w:p>
+      <w:pPr>
+        <w:pStyle w:val="ListParagraph"/>
+        <w:numPr>
+          <w:ilvl w:val="0"/>
+          <w:numId w:val="2"/>
+        </w:numPr>
+        <w:spacing w:after="120"/>
+      </w:pPr>
+      <w:r>
+        <w:rPr>
+          <w:b w:val="false"/>
+          <w:bCs w:val="false"/>
+          <w:i w:val="false"/>
+          <w:iCs w:val="false"/>
+          <w:sz w:val="21"/>
+          <w:szCs w:val="21"/>
+        </w:rPr>
+        <w:t xml:space="preserve">Работающий self-serve сегмент (1-Click Clusters, около 30 секунд до доступа, нулевая плата за исходящий трафик) выигрывает на задачах до примерно 1500 GPU и даёт маржу 61% против 50% по компании в целом, частично хеджируя концентрацию клиентов.</w:t>
+      </w:r>
+    </w:p>
+    <w:p>
+      <w:pPr>
+        <w:pStyle w:val="Heading3"/>
+        <w:spacing w:after="80" w:before="160"/>
+      </w:pPr>
+      <w:r>
+        <w:t xml:space="preserve">Инвестиционные параметры</w:t>
+      </w:r>
+    </w:p>
+    <w:tbl>
+      <w:tblPr>
+        <w:tblW w:type="dxa" w:w="9360"/>
+        <w:tblBorders>
+          <w:top w:val="single" w:color="auto" w:sz="4"/>
+          <w:left w:val="single" w:color="auto" w:sz="4"/>
+          <w:bottom w:val="single" w:color="auto" w:sz="4"/>
+          <w:right w:val="single" w:color="auto" w:sz="4"/>
+          <w:insideH w:val="single" w:color="auto" w:sz="4"/>
+          <w:insideV w:val="single" w:color="auto" w:sz="4"/>
+        </w:tblBorders>
+      </w:tblPr>
+      <w:tblGrid>
+        <w:gridCol w:w="3000"/>
+        <w:gridCol w:w="6360"/>
+      </w:tblGrid>
+      <w:tr>
+        <w:tc>
+          <w:tcPr>
+            <w:tcW w:type="dxa" w:w="3000"/>
+            <w:shd w:fill="F2F2F2" w:val="clear"/>
+          </w:tcPr>
+          <w:p>
+            <w:pPr>
+              <w:spacing w:after="40"/>
+            </w:pPr>
+            <w:r>
+              <w:rPr>
+                <w:b/>
+                <w:bCs/>
+                <w:i w:val="false"/>
+                <w:iCs w:val="false"/>
+                <w:sz w:val="21"/>
+                <w:szCs w:val="21"/>
+              </w:rPr>
+              <w:t xml:space="preserve">Всего привлечено</w:t>
+            </w:r>
+          </w:p>
+        </w:tc>
+        <w:tc>
+          <w:tcPr>
+            <w:tcW w:type="dxa" w:w="6360"/>
+          </w:tcPr>
+          <w:p>
+            <w:pPr>
+              <w:spacing w:after="40"/>
+            </w:pPr>
+            <w:r>
+              <w:rPr>
+                <w:b w:val="false"/>
+                <w:bCs w:val="false"/>
+                <w:i w:val="false"/>
+                <w:iCs w:val="false"/>
+                <w:sz w:val="21"/>
+                <w:szCs w:val="21"/>
+              </w:rPr>
+              <w:t xml:space="preserve">Акционерный капитал около $2.3–2.4 млрд и отдельно долг около $2.4 млрд ($500 млн Macquarie в апреле 2024, $1 млрд в мае 2026, $917 млн Morgan Stanley в августе 2026). Циркулирующая в сети цифра «$3.14 млрд всего» смешивает акции и долг и для оценки не годится.</w:t>
+            </w:r>
+          </w:p>
+        </w:tc>
+      </w:tr>
+      <w:tr>
+        <w:tc>
+          <w:tcPr>
+            <w:tcW w:type="dxa" w:w="3000"/>
+            <w:shd w:fill="F2F2F2" w:val="clear"/>
+          </w:tcPr>
+          <w:p>
+            <w:pPr>
+              <w:spacing w:after="40"/>
+            </w:pPr>
+            <w:r>
+              <w:rPr>
+                <w:b/>
+                <w:bCs/>
+                <w:i w:val="false"/>
+                <w:iCs w:val="false"/>
+                <w:sz w:val="21"/>
+                <w:szCs w:val="21"/>
+              </w:rPr>
+              <w:t xml:space="preserve">Последний раунд</w:t>
+            </w:r>
+          </w:p>
+        </w:tc>
+        <w:tc>
+          <w:tcPr>
+            <w:tcW w:type="dxa" w:w="6360"/>
+          </w:tcPr>
+          <w:p>
+            <w:pPr>
+              <w:spacing w:after="40"/>
+            </w:pPr>
+            <w:r>
+              <w:rPr>
+                <w:b w:val="false"/>
+                <w:bCs w:val="false"/>
+                <w:i w:val="false"/>
+                <w:iCs w:val="false"/>
+                <w:sz w:val="21"/>
+                <w:szCs w:val="21"/>
+              </w:rPr>
+              <w:t xml:space="preserve">Series E, более $1.5 млрд, закрыт 18.11.2025; лид TWG Global совместно с US Innovative Technology Fund. Предыдущий: Series D $480 млн при $2.5 млрд, 19.02.2025.</w:t>
+            </w:r>
+          </w:p>
+        </w:tc>
+      </w:tr>
+      <w:tr>
+        <w:tc>
+          <w:tcPr>
+            <w:tcW w:type="dxa" w:w="3000"/>
+            <w:shd w:fill="F2F2F2" w:val="clear"/>
+          </w:tcPr>
+          <w:p>
+            <w:pPr>
+              <w:spacing w:after="40"/>
+            </w:pPr>
+            <w:r>
+              <w:rPr>
+                <w:b/>
+                <w:bCs/>
+                <w:i w:val="false"/>
+                <w:iCs w:val="false"/>
+                <w:sz w:val="21"/>
+                <w:szCs w:val="21"/>
+              </w:rPr>
+              <w:t xml:space="preserve">Оценка по последнему раунду</w:t>
+            </w:r>
+          </w:p>
+        </w:tc>
+        <w:tc>
+          <w:tcPr>
+            <w:tcW w:type="dxa" w:w="6360"/>
+          </w:tcPr>
+          <w:p>
+            <w:pPr>
+              <w:spacing w:after="40"/>
+            </w:pPr>
+            <w:r>
+              <w:rPr>
+                <w:b w:val="false"/>
+                <w:bCs w:val="false"/>
+                <w:i w:val="false"/>
+                <w:iCs w:val="false"/>
+                <w:sz w:val="21"/>
+                <w:szCs w:val="21"/>
+              </w:rPr>
+              <w:t xml:space="preserve">Около $5.9 млрд post-money. Важная оговорка: это расчёт Forge, эмитентом официально не подтверждён. На 24.08.2026 Bloomberg сообщил о переговорах о раунде $3 млрд при оценке выше $12 млрд — несколько term sheets, сделка не закрыта.</w:t>
+            </w:r>
+          </w:p>
+        </w:tc>
+      </w:tr>
+      <w:tr>
+        <w:tc>
+          <w:tcPr>
+            <w:tcW w:type="dxa" w:w="3000"/>
+            <w:shd w:fill="F2F2F2" w:val="clear"/>
+          </w:tcPr>
+          <w:p>
+            <w:pPr>
+              <w:spacing w:after="40"/>
+            </w:pPr>
+            <w:r>
+              <w:rPr>
+                <w:b/>
+                <w:bCs/>
+                <w:i w:val="false"/>
+                <w:iCs w:val="false"/>
+                <w:sz w:val="21"/>
+                <w:szCs w:val="21"/>
+              </w:rPr>
+              <w:t xml:space="preserve">Цена на вторичном рынке*</w:t>
+            </w:r>
+          </w:p>
+        </w:tc>
+        <w:tc>
+          <w:tcPr>
+            <w:tcW w:type="dxa" w:w="6360"/>
+          </w:tcPr>
+          <w:p>
+            <w:pPr>
+              <w:spacing w:after="40"/>
+            </w:pPr>
+            <w:r>
+              <w:rPr>
+                <w:b w:val="false"/>
+                <w:bCs w:val="false"/>
+                <w:i w:val="false"/>
+                <w:iCs w:val="false"/>
+                <w:sz w:val="21"/>
+                <w:szCs w:val="21"/>
+              </w:rPr>
+              <w:t xml:space="preserve">$9–12 млрд. Диапазон отражает разрыв между устаревшим закрытым раундом и идущими переговорами по оценке выше $12 млрд; опорная точка внутри диапазона — котировка от 13.06.2026, соответствующая примерно $9 млрд. Подход тот же, что по 1X и Positron AI. Котировки площадок ($39.32 Forge против $43.16 NPM) в оценку не переводятся без fully diluted share count, а данных о фактически исполненных сделках нет.</w:t>
+            </w:r>
+          </w:p>
+        </w:tc>
+      </w:tr>
+      <w:tr>
+        <w:tc>
+          <w:tcPr>
+            <w:tcW w:type="dxa" w:w="3000"/>
+            <w:shd w:fill="F2F2F2" w:val="clear"/>
+          </w:tcPr>
+          <w:p>
+            <w:pPr>
+              <w:spacing w:after="40"/>
+            </w:pPr>
+            <w:r>
+              <w:rPr>
+                <w:b/>
+                <w:bCs/>
+                <w:i w:val="false"/>
+                <w:iCs w:val="false"/>
+                <w:sz w:val="21"/>
+                <w:szCs w:val="21"/>
+              </w:rPr>
+              <w:t xml:space="preserve">Именитые инвесторы</w:t>
+            </w:r>
+          </w:p>
+        </w:tc>
+        <w:tc>
+          <w:tcPr>
+            <w:tcW w:type="dxa" w:w="6360"/>
+          </w:tcPr>
+          <w:p>
+            <w:pPr>
+              <w:spacing w:after="40"/>
+            </w:pPr>
+            <w:r>
+              <w:rPr>
+                <w:b w:val="false"/>
+                <w:bCs w:val="false"/>
+                <w:i w:val="false"/>
+                <w:iCs w:val="false"/>
+                <w:sz w:val="21"/>
+                <w:szCs w:val="21"/>
+              </w:rPr>
+              <w:t xml:space="preserve">TWG Global, NVIDIA, US Innovative Technology Fund, Andra Capital, SGW, ARK Invest, In-Q-Tel, Crescent Cove, 1517, G Squared, Fincadia, KHK; стратегические партнёры Pegatron, Supermicro, Wistron, Wiwynn. Андрей Карпаты — как индивидуальный инвестор.</w:t>
+            </w:r>
+          </w:p>
+        </w:tc>
+      </w:tr>
+      <w:tr>
+        <w:tc>
+          <w:tcPr>
+            <w:tcW w:type="dxa" w:w="3000"/>
+            <w:shd w:fill="F2F2F2" w:val="clear"/>
+          </w:tcPr>
+          <w:p>
+            <w:pPr>
+              <w:spacing w:after="40"/>
+            </w:pPr>
+            <w:r>
+              <w:rPr>
+                <w:b/>
+                <w:bCs/>
+                <w:i w:val="false"/>
+                <w:iCs w:val="false"/>
+                <w:sz w:val="21"/>
+                <w:szCs w:val="21"/>
+              </w:rPr>
+              <w:t xml:space="preserve">Горизонт</w:t>
+            </w:r>
+          </w:p>
+        </w:tc>
+        <w:tc>
+          <w:tcPr>
+            <w:tcW w:type="dxa" w:w="6360"/>
+          </w:tcPr>
+          <w:p>
+            <w:pPr>
+              <w:spacing w:after="40"/>
+            </w:pPr>
+            <w:r>
+              <w:rPr>
+                <w:b w:val="false"/>
+                <w:bCs w:val="false"/>
+                <w:i w:val="false"/>
+                <w:iCs w:val="false"/>
+                <w:sz w:val="21"/>
+                <w:szCs w:val="21"/>
+              </w:rPr>
+              <w:t xml:space="preserve">2–3 года: IPO ориентировочно в 2027 году. На дату отсечки S-1 публично НЕ подана, подтверждений конфиденциальной подачи в первоисточниках нет; распространённое утверждение об этом восходит к новости о найме Morgan Stanley, J.P. Morgan и Citi в сентябре 2025. Окно первого полугодия 2026 пропущено.</w:t>
+            </w:r>
+          </w:p>
+        </w:tc>
+      </w:tr>
+      <w:tr>
+        <w:tc>
+          <w:tcPr>
+            <w:tcW w:type="dxa" w:w="3000"/>
+            <w:shd w:fill="F2F2F2" w:val="clear"/>
+          </w:tcPr>
+          <w:p>
+            <w:pPr>
+              <w:spacing w:after="40"/>
+            </w:pPr>
+            <w:r>
+              <w:rPr>
+                <w:b/>
+                <w:bCs/>
+                <w:i w:val="false"/>
+                <w:iCs w:val="false"/>
+                <w:sz w:val="21"/>
+                <w:szCs w:val="21"/>
+              </w:rPr>
+              <w:t xml:space="preserve">Доходность инвестора</w:t>
+            </w:r>
+          </w:p>
+        </w:tc>
+        <w:tc>
+          <w:tcPr>
+            <w:tcW w:type="dxa" w:w="6360"/>
+          </w:tcPr>
+          <w:p>
+            <w:pPr>
+              <w:spacing w:after="40"/>
+            </w:pPr>
+            <w:r>
+              <w:rPr>
+                <w:b w:val="false"/>
+                <w:bCs w:val="false"/>
+                <w:i w:val="false"/>
+                <w:iCs w:val="false"/>
+                <w:sz w:val="21"/>
+                <w:szCs w:val="21"/>
+              </w:rPr>
+              <w:t xml:space="preserve">2.4x при выходе на $25 млрд, IRR ~41% (upside +138%). Диапазон 0.7x–5.7x. Риск 1 — структура капитала: долг примерно равен акционерному капиталу и обеспечен быстро дешевеющим железом (час H100 подешевел с $7–10 до менее $2–4), при этом срок амортизации GPU в отрасли не устоялся — Amazon сократил с 6 до 5 лет, CoreWeave держит 6. Риск 2 — сжатие мультипликаторов сектора уже реализовалось: акции CoreWeave выросли втрое после IPO и потеряли 51% от пика к августу 2026. Риск 3 — концентрация клиентов не раскрывается, плюс круговая связь с NVIDIA, которая одновременно инвестор, поставщик чипов и держатель лизинга дата-центров. СОБЫТИЯ ПОСЛЕ ДАТЫ ОТСЕЧКИ, в расчёте не учтённые: 28.08.2026 привлечён ещё $1 млрд долга (JPMorgan), совокупный долг вырос примерно до $3.4 млрд; 31.08.2026 объявлен шестилетний контракт с Anthropic на сумму около $35 млрд (350 МВт, Техас). Контракт кратно меняет масштаб бизнеса и одновременно резко усиливает концентрацию — требует пересчёта модели.</w:t>
+            </w:r>
+          </w:p>
+        </w:tc>
+      </w:tr>
+    </w:tbl>
+    <w:p>
+      <w:r>
+        <w:br w:type="page"/>
+      </w:r>
+    </w:p>
+    <w:p>
+      <w:pPr>
+        <w:pStyle w:val="Heading1"/>
+        <w:spacing w:after="120" w:before="240"/>
+      </w:pPr>
+      <w:r>
         <w:t xml:space="preserve">Методология и оговорки</w:t>
       </w:r>
     </w:p>
@@ -9065,7 +9650,7 @@
           <w:sz w:val="21"/>
           <w:szCs w:val="21"/>
         </w:rPr>
-        <w:t xml:space="preserve">По 1X Technologies и Positron AI последние закрытые раунды устарели, поэтому премия 8–15% считается от оценки идущего раунда (1X: Series C ~$10 млрд; Positron: первый транш ~$3.5 млрд). По Figure AI, Polymarket, Databricks, VAST Data и ByteDance указаны фактические диапазоны сделок вторичного рынка. По Waymo, Plata, Moonshot AI и Higgsfield подтверждённых котировок нет, поэтому применена премия 8–15% к оценке последнего раунда; данные агрегаторов по этим компаниям противоречивы и в расчёте не использованы. Отдельно по Moonshot AI: компания демонтирует офшорную структуру VIE по требованию китайского регулятора, механизм переноса прав зарубежных акционеров ещё не определён, а для инвесторов из США действует Outbound Investment Security Program — участие требует отдельной юридической проработки. У ByteDance IPO отложено решением совета (май 2026), поэтому выход рассчитан через выкуп акций и блок-трейды, а не через листинг.</w:t>
+        <w:t xml:space="preserve">По 1X Technologies, Positron AI и Lambda последние закрытые раунды устарели, поэтому расчёт идёт от оценки идущего раунда (1X: Series C ~$10 млрд; Positron: первый транш ~$3.5 млрд; Lambda: переговоры о раунде по оценке выше $12 млрд). По Figure AI, Polymarket, Databricks, VAST Data и ByteDance указаны фактические диапазоны сделок вторичного рынка. По Waymo, Plata, Moonshot AI и Higgsfield подтверждённых котировок нет, поэтому применена премия 8–15% к оценке последнего раунда; данные агрегаторов по этим компаниям противоречивы и в расчёте не использованы. Отдельно по Moonshot AI: компания демонтирует офшорную структуру VIE по требованию китайского регулятора, механизм переноса прав зарубежных акционеров ещё не определён, а для инвесторов из США действует Outbound Investment Security Program — участие требует отдельной юридической проработки. У ByteDance IPO отложено решением совета (май 2026), поэтому выход рассчитан через выкуп акций и блок-трейды, а не через листинг.</w:t>
       </w:r>
     </w:p>
     <w:p>

--- a/investment-pipeline/Veligera_Pipeline_Draft.docx
+++ b/investment-pipeline/Veligera_Pipeline_Draft.docx
@@ -2017,7 +2017,7 @@
                 <w:sz w:val="19"/>
                 <w:szCs w:val="19"/>
               </w:rPr>
-              <w:t xml:space="preserve">9–12</w:t>
+              <w:t xml:space="preserve">12–15</w:t>
             </w:r>
           </w:p>
         </w:tc>
@@ -2055,7 +2055,7 @@
                 <w:sz w:val="19"/>
                 <w:szCs w:val="19"/>
               </w:rPr>
-              <w:t xml:space="preserve">2.4x · IRR 41%</w:t>
+              <w:t xml:space="preserve">2.7x · IRR 50%</w:t>
             </w:r>
           </w:p>
         </w:tc>
@@ -9181,7 +9181,7 @@
           <w:sz w:val="21"/>
           <w:szCs w:val="21"/>
         </w:rPr>
-        <w:t xml:space="preserve">Сдаёт в аренду вычислительные мощности для обучения ИИ: стойки с чипами NVIDIA по подписке, почасово или большими контрактами. Выручка выросла с $425 млн за 2024 год до темпа $760 млн к концу 2025-го, на 2026 год компания ожидает более $1.5 млрд. В ноябре 2025 объявлен контракт с Microsoft, названный многомиллиардным (сумма не раскрыта). Установленная мощность превышает 320 МВт, заявленная цель — 3 ГВт к 2030 году.</w:t>
+        <w:t xml:space="preserve">Сдаёт в аренду вычислительные мощности для обучения ИИ: стойки с чипами NVIDIA по подписке, почасово или большими контрактами. Выручка выросла с $425 млн за 2024 год до темпа $760 млн к концу 2025-го, на 2026 год компания ожидает более $1.5 млрд. 31 августа 2026 года подписан шестилетний контракт с Anthropic на вычислительные мощности примерно на $35 млрд (WSJ, Bloomberg) — крупнейшая сделка в истории компании и один из крупнейших контрактов на рынке аренды вычислений. Площадка Beacon Point в Техасе проектной мощностью 1 ГВт, строит Hut 8. Ранее объявлен многомиллиардный контракт с Microsoft (сумма не раскрыта).</w:t>
       </w:r>
     </w:p>
     <w:p>
@@ -9211,7 +9211,7 @@
           <w:sz w:val="21"/>
           <w:szCs w:val="21"/>
         </w:rPr>
-        <w:t xml:space="preserve">Первой в отрасли выпустила долг под залог самих GPU (секьюритизация с Macquarie, апрель 2024) и получила по нему инвестиционный рейтинг Moody's Baa2 — стоимость капитала на ключевой класс активов ниже, чем у конкурентов.</w:t>
+        <w:t xml:space="preserve">Контракт с Anthropic снимает главный вопрос к бизнес-модели неоклаудов — чем загружать построенные мощности: спрос законтрактован на годы вперёд по зафиксированным ценам, что даёт предсказуемый денежный поток и резерв роста выручки перед IPO. Масштаб: сумма превышает ожидаемую выручку 2026 года более чем в 20 раз, тогда как все обязательства OpenAI перед CoreWeave за 2025 год составили $22.4 млрд.</w:t>
       </w:r>
     </w:p>
     <w:p>
@@ -9232,7 +9232,7 @@
           <w:sz w:val="21"/>
           <w:szCs w:val="21"/>
         </w:rPr>
-        <w:t xml:space="preserve">Формальный статус NVIDIA Exemplar Cloud и четыре года подряд звание партнёра года NVIDIA, одна из первых развернула Blackwell: при дефиците чипов это приоритет в распределении поставок.</w:t>
+        <w:t xml:space="preserve">Первой среди частных неоклаудов получила по долгу инвестиционный рейтинг Moody's Baa2: заём на $926 млн под закупку GPU допускает к участию пенсионные фонды и страховые компании, то есть расширяет круг кредиторов и удешевляет капитал на ключевой класс активов. Компания же первой в отрасли выпустила секьюритизацию под залог GPU (Macquarie, апрель 2024).</w:t>
       </w:r>
     </w:p>
     <w:p>
@@ -9253,7 +9253,7 @@
           <w:sz w:val="21"/>
           <w:szCs w:val="21"/>
         </w:rPr>
-        <w:t xml:space="preserve">Работающий self-serve сегмент (1-Click Clusters, около 30 секунд до доступа, нулевая плата за исходящий трафик) выигрывает на задачах до примерно 1500 GPU и даёт маржу 61% против 50% по компании в целом, частично хеджируя концентрацию клиентов.</w:t>
+        <w:t xml:space="preserve">Формальный статус NVIDIA Exemplar Cloud и четыре года подряд звание партнёра года NVIDIA: при дефиците чипов это приоритет в распределении поставок. Дополнительно работает self-serve сегмент (1-Click Clusters, около 30 секунд до доступа) с маржой 61% против 50% по компании в целом.</w:t>
       </w:r>
     </w:p>
     <w:p>
@@ -9321,7 +9321,7 @@
                 <w:sz w:val="21"/>
                 <w:szCs w:val="21"/>
               </w:rPr>
-              <w:t xml:space="preserve">Акционерный капитал около $2.3–2.4 млрд и отдельно долг около $2.4 млрд ($500 млн Macquarie в апреле 2024, $1 млрд в мае 2026, $917 млн Morgan Stanley в августе 2026). Циркулирующая в сети цифра «$3.14 млрд всего» смешивает акции и долг и для оценки не годится.</w:t>
+              <w:t xml:space="preserve">Акционерный капитал около $2.3–2.4 млрд и отдельно долг около $3.4 млрд, включая заём $926 млн под закупку GPU с рейтингом Baa2. Циркулирующая в сети цифра «$3.14 млрд всего» смешивает акции и долг и для оценки не годится.</w:t>
             </w:r>
           </w:p>
         </w:tc>
@@ -9411,7 +9411,7 @@
                 <w:sz w:val="21"/>
                 <w:szCs w:val="21"/>
               </w:rPr>
-              <w:t xml:space="preserve">Около $5.9 млрд post-money. Важная оговорка: это расчёт Forge, эмитентом официально не подтверждён. На 24.08.2026 Bloomberg сообщил о переговорах о раунде $3 млрд при оценке выше $12 млрд — несколько term sheets, сделка не закрыта.</w:t>
+              <w:t xml:space="preserve">Около $5.9 млрд post-money по закрытому раунду — расчёт Forge, эмитентом официально не подтверждён. Идёт pre-IPO раунд до $3 млрд по оценке от $12 млрд (Bloomberg): его задачи — зафиксировать более высокую оценку перед размещением и профинансировать новые мощности.</w:t>
             </w:r>
           </w:p>
         </w:tc>
@@ -9456,7 +9456,7 @@
                 <w:sz w:val="21"/>
                 <w:szCs w:val="21"/>
               </w:rPr>
-              <w:t xml:space="preserve">$9–12 млрд. Диапазон отражает разрыв между устаревшим закрытым раундом и идущими переговорами по оценке выше $12 млрд; опорная точка внутри диапазона — котировка от 13.06.2026, соответствующая примерно $9 млрд. Подход тот же, что по 1X и Positron AI. Котировки площадок ($39.32 Forge против $43.16 NPM) в оценку не переводятся без fully diluted share count, а данных о фактически исполненных сделках нет.</w:t>
+              <w:t xml:space="preserve">$12–15 млрд. Диапазон отражает идущий раунд по оценке от $12 млрд и подписанный после начала тех переговоров контракт с Anthropic. Закрытый раунд ноября 2025 устарел — подход тот же, что по 1X и Positron AI. Котировки площадок ($39.32 Forge против $43.16 NPM) в оценку не переводятся без fully diluted share count, данных о фактически исполненных сделках нет.</w:t>
             </w:r>
           </w:p>
         </w:tc>
@@ -9546,7 +9546,7 @@
                 <w:sz w:val="21"/>
                 <w:szCs w:val="21"/>
               </w:rPr>
-              <w:t xml:space="preserve">2–3 года: IPO ориентировочно в 2027 году. На дату отсечки S-1 публично НЕ подана, подтверждений конфиденциальной подачи в первоисточниках нет; распространённое утверждение об этом восходит к новости о найме Morgan Stanley, J.P. Morgan и Citi в сентябре 2025. Окно первого полугодия 2026 пропущено.</w:t>
+              <w:t xml:space="preserve">2–3 года: IPO рассматривается на 2027 год. На дату подготовки документа S-1 публично не подана; подтверждений конфиденциальной подачи в первоисточниках нет — распространённое утверждение об этом восходит к новости о найме Morgan Stanley, J.P. Morgan и Citi в сентябре 2025.</w:t>
             </w:r>
           </w:p>
         </w:tc>
@@ -9591,7 +9591,7 @@
                 <w:sz w:val="21"/>
                 <w:szCs w:val="21"/>
               </w:rPr>
-              <w:t xml:space="preserve">2.4x при выходе на $25 млрд, IRR ~41% (upside +138%). Диапазон 0.7x–5.7x. Риск 1 — структура капитала: долг примерно равен акционерному капиталу и обеспечен быстро дешевеющим железом (час H100 подешевел с $7–10 до менее $2–4), при этом срок амортизации GPU в отрасли не устоялся — Amazon сократил с 6 до 5 лет, CoreWeave держит 6. Риск 2 — сжатие мультипликаторов сектора уже реализовалось: акции CoreWeave выросли втрое после IPO и потеряли 51% от пика к августу 2026. Риск 3 — концентрация клиентов не раскрывается, плюс круговая связь с NVIDIA, которая одновременно инвестор, поставщик чипов и держатель лизинга дата-центров. СОБЫТИЯ ПОСЛЕ ДАТЫ ОТСЕЧКИ, в расчёте не учтённые: 28.08.2026 привлечён ещё $1 млрд долга (JPMorgan), совокупный долг вырос примерно до $3.4 млрд; 31.08.2026 объявлен шестилетний контракт с Anthropic на сумму около $35 млрд (350 МВт, Техас). Контракт кратно меняет масштаб бизнеса и одновременно резко усиливает концентрацию — требует пересчёта модели.</w:t>
+              <w:t xml:space="preserve">2.7x при выходе на $37 млрд, IRR ~50% (upside +174%). Диапазон 0.7x–6.7x. Базовый сценарий строится на разгоне контракта с Anthropic: $35 млрд за шесть лет дают в среднем около $5.8 млрд выручки в год после ввода площадки. Риск 1 — концентрация: после сделки будущее компании определяет один клиент, а сам контракт построен на допущении, что спрос на ИИ будет расти достаточно быстро, чтобы выкупить зарезервированные мощности по зафиксированным ценам. Риск 2 — связанность участников: Hut 8 строит площадку, NVIDIA её арендует, поставляет чипы и одновременно является инвестором Lambda; риски внутри этого круга не независимы. Риск 3 — структура капитала: долг превышает акционерный капитал и обеспечен быстро дешевеющим железом (час H100 подешевел с $7–10 до менее $2–4), при этом срок амортизации GPU в отрасли не устоялся. Риск 4 — сжатие мультипликаторов сектора уже реализовалось: акции CoreWeave выросли втрое после IPO и потеряли 51% от пика к августу 2026.</w:t>
             </w:r>
           </w:p>
         </w:tc>
@@ -9650,7 +9650,7 @@
           <w:sz w:val="21"/>
           <w:szCs w:val="21"/>
         </w:rPr>
-        <w:t xml:space="preserve">По 1X Technologies, Positron AI и Lambda последние закрытые раунды устарели, поэтому расчёт идёт от оценки идущего раунда (1X: Series C ~$10 млрд; Positron: первый транш ~$3.5 млрд; Lambda: переговоры о раунде по оценке выше $12 млрд). По Figure AI, Polymarket, Databricks, VAST Data и ByteDance указаны фактические диапазоны сделок вторичного рынка. По Waymo, Plata, Moonshot AI и Higgsfield подтверждённых котировок нет, поэтому применена премия 8–15% к оценке последнего раунда; данные агрегаторов по этим компаниям противоречивы и в расчёте не использованы. Отдельно по Moonshot AI: компания демонтирует офшорную структуру VIE по требованию китайского регулятора, механизм переноса прав зарубежных акционеров ещё не определён, а для инвесторов из США действует Outbound Investment Security Program — участие требует отдельной юридической проработки. У ByteDance IPO отложено решением совета (май 2026), поэтому выход рассчитан через выкуп акций и блок-трейды, а не через листинг.</w:t>
+        <w:t xml:space="preserve">По 1X Technologies, Positron AI и Lambda последние закрытые раунды устарели, поэтому расчёт идёт от оценки идущего раунда (1X: Series C ~$10 млрд; Positron: первый транш ~$3.5 млрд; Lambda: идущий раунд по оценке от $12 млрд). По Figure AI, Polymarket, Databricks, VAST Data и ByteDance указаны фактические диапазоны сделок вторичного рынка. По Waymo, Plata, Moonshot AI и Higgsfield подтверждённых котировок нет, поэтому применена премия 8–15% к оценке последнего раунда; данные агрегаторов по этим компаниям противоречивы и в расчёте не использованы. Отдельно по Moonshot AI: компания демонтирует офшорную структуру VIE по требованию китайского регулятора, механизм переноса прав зарубежных акционеров ещё не определён, а для инвесторов из США действует Outbound Investment Security Program — участие требует отдельной юридической проработки. У ByteDance IPO отложено решением совета (май 2026), поэтому выход рассчитан через выкуп акций и блок-трейды, а не через листинг.</w:t>
       </w:r>
     </w:p>
     <w:p>

--- a/investment-pipeline/Veligera_Pipeline_Draft.docx
+++ b/investment-pipeline/Veligera_Pipeline_Draft.docx
@@ -1553,7 +1553,7 @@
                 <w:sz w:val="19"/>
                 <w:szCs w:val="19"/>
               </w:rPr>
-              <w:t xml:space="preserve">136–145</w:t>
+              <w:t xml:space="preserve">150–155</w:t>
             </w:r>
           </w:p>
         </w:tc>
@@ -1572,7 +1572,7 @@
                 <w:sz w:val="19"/>
                 <w:szCs w:val="19"/>
               </w:rPr>
-              <w:t xml:space="preserve">3–4 года (IPO/спин-офф 2029–30)</w:t>
+              <w:t xml:space="preserve">3 года (IPO/спин-офф 2029)</w:t>
             </w:r>
           </w:p>
         </w:tc>
@@ -1591,7 +1591,7 @@
                 <w:sz w:val="19"/>
                 <w:szCs w:val="19"/>
               </w:rPr>
-              <w:t xml:space="preserve">2.2x · IRR 25%</w:t>
+              <w:t xml:space="preserve">3.0x · IRR 44%</w:t>
             </w:r>
           </w:p>
         </w:tc>
@@ -1669,7 +1669,7 @@
                 <w:sz w:val="19"/>
                 <w:szCs w:val="19"/>
               </w:rPr>
-              <w:t xml:space="preserve">5.4–5.75</w:t>
+              <w:t xml:space="preserve">5.9–6.2</w:t>
             </w:r>
           </w:p>
         </w:tc>
@@ -1688,7 +1688,7 @@
                 <w:sz w:val="19"/>
                 <w:szCs w:val="19"/>
               </w:rPr>
-              <w:t xml:space="preserve">3–4 года (IPO 2029–30)</w:t>
+              <w:t xml:space="preserve">2 года (IPO 2028)</w:t>
             </w:r>
           </w:p>
         </w:tc>
@@ -1707,7 +1707,7 @@
                 <w:sz w:val="19"/>
                 <w:szCs w:val="19"/>
               </w:rPr>
-              <w:t xml:space="preserve">2.3x · IRR 27%</w:t>
+              <w:t xml:space="preserve">2.5x · IRR 58%</w:t>
             </w:r>
           </w:p>
         </w:tc>
@@ -1785,7 +1785,7 @@
                 <w:sz w:val="19"/>
                 <w:szCs w:val="19"/>
               </w:rPr>
-              <w:t xml:space="preserve">38–42</w:t>
+              <w:t xml:space="preserve">26–30</w:t>
             </w:r>
           </w:p>
         </w:tc>
@@ -1804,7 +1804,7 @@
                 <w:sz w:val="19"/>
                 <w:szCs w:val="19"/>
               </w:rPr>
-              <w:t xml:space="preserve">1–2 года (IPO Гонконг)</w:t>
+              <w:t xml:space="preserve">1.5–2 года (IPO Гонконг)</w:t>
             </w:r>
           </w:p>
         </w:tc>
@@ -1823,7 +1823,7 @@
                 <w:sz w:val="19"/>
                 <w:szCs w:val="19"/>
               </w:rPr>
-              <w:t xml:space="preserve">2.2x · IRR 69%</w:t>
+              <w:t xml:space="preserve">2.2x · IRR 57%</w:t>
             </w:r>
           </w:p>
         </w:tc>
@@ -1901,7 +1901,7 @@
                 <w:sz w:val="19"/>
                 <w:szCs w:val="19"/>
               </w:rPr>
-              <w:t xml:space="preserve">5.85–6.2</w:t>
+              <w:t xml:space="preserve">5.5–6</w:t>
             </w:r>
           </w:p>
         </w:tc>
@@ -1920,7 +1920,7 @@
                 <w:sz w:val="19"/>
                 <w:szCs w:val="19"/>
               </w:rPr>
-              <w:t xml:space="preserve">2–3 года (IPO/M&amp;A 2029)</w:t>
+              <w:t xml:space="preserve">3–4 года (IPO/M&amp;A 2030)</w:t>
             </w:r>
           </w:p>
         </w:tc>
@@ -1939,7 +1939,7 @@
                 <w:sz w:val="19"/>
                 <w:szCs w:val="19"/>
               </w:rPr>
-              <w:t xml:space="preserve">2.6x · IRR 46%</w:t>
+              <w:t xml:space="preserve">3.6x · IRR 44%</w:t>
             </w:r>
           </w:p>
         </w:tc>
@@ -2017,7 +2017,7 @@
                 <w:sz w:val="19"/>
                 <w:szCs w:val="19"/>
               </w:rPr>
-              <w:t xml:space="preserve">12–15</w:t>
+              <w:t xml:space="preserve">8.5–9</w:t>
             </w:r>
           </w:p>
         </w:tc>
@@ -2036,7 +2036,7 @@
                 <w:sz w:val="19"/>
                 <w:szCs w:val="19"/>
               </w:rPr>
-              <w:t xml:space="preserve">2–3 года (IPO 2027)</w:t>
+              <w:t xml:space="preserve">1.5 года (IPO 2027)</w:t>
             </w:r>
           </w:p>
         </w:tc>
@@ -2055,7 +2055,7 @@
                 <w:sz w:val="19"/>
                 <w:szCs w:val="19"/>
               </w:rPr>
-              <w:t xml:space="preserve">2.7x · IRR 50%</w:t>
+              <w:t xml:space="preserve">2.1x · IRR 64%</w:t>
             </w:r>
           </w:p>
         </w:tc>
@@ -7580,7 +7580,7 @@
                 <w:sz w:val="21"/>
                 <w:szCs w:val="21"/>
               </w:rPr>
-              <w:t xml:space="preserve">$136–145 млрд — премия 8–15% к оценке раунда. Подтверждённых закрытых сделок нет: расчётные оценки площадок расходятся в 2.4 раза ($152.13 у NPM, $215.25 у notice.co, $364.25 у Hiive).</w:t>
+              <w:t xml:space="preserve">$150–155 млрд — индикативный диапазон фонда, к оценке раунда это премия 19–23%. Подтверждённых закрытых сделок нет: расчётные оценки площадок расходятся в 2.4 раза ($152.13 у NPM, $215.25 у notice.co, $364.25 у Hiive), нижняя из них соответствует примерно этому уровню.</w:t>
             </w:r>
           </w:p>
         </w:tc>
@@ -7670,7 +7670,7 @@
                 <w:sz w:val="21"/>
                 <w:szCs w:val="21"/>
               </w:rPr>
-              <w:t xml:space="preserve">3–4 года: IPO или спин-офф из Alphabet в 2029–2030. Сундар Пичаи 22.07.2026 подтвердил сохранение Waymo внутри Alphabet, так что сроки — это оценка, а не заявленный план.</w:t>
+              <w:t xml:space="preserve">3 года: IPO или спин-офф из Alphabet в 2029 году. Сундар Пичаи 22.07.2026 подтвердил сохранение Waymo внутри Alphabet, так что сроки — это оценка, а не заявленный план.</w:t>
             </w:r>
           </w:p>
         </w:tc>
@@ -7715,7 +7715,7 @@
                 <w:sz w:val="21"/>
                 <w:szCs w:val="21"/>
               </w:rPr>
-              <w:t xml:space="preserve">2.2x при выходе на $310 млрд, IRR ~25% (upside +121%). Диапазон 0.9x–5.0x. Оговорка по методу: мультипликатор к текущей выручке к Waymo неприменим (при выручке около $0.4 млрд компания оценена в 250–350x), поэтому первый метод построен на прогнозной выручке года выхода. Риски: шесть отзывов, три за последние 8 месяцев; открытое расследование NHTSA; поездки по фривеям были остановлены с конца мая до 29.07.2026; убыток сегмента Other Bets $1.8 млрд за Q2 2026.</w:t>
+              <w:t xml:space="preserve">3.0x при выходе на $457.5 млрд, IRR ~44% (upside +200%). Диапазон 1.0x–5.6x. Оговорка по методу: мультипликатор к текущей выручке к Waymo неприменим (при выручке около $0.4 млрд компания оценена в 250–350x), поэтому первый метод построен на прогнозной выручке года выхода. Риски: шесть отзывов, три за последние 8 месяцев; открытое расследование NHTSA; поездки по фривеям были остановлены с конца мая до 29.07.2026; убыток сегмента Other Bets $1.8 млрд за Q2 2026.</w:t>
             </w:r>
           </w:p>
         </w:tc>
@@ -8049,7 +8049,7 @@
                 <w:sz w:val="21"/>
                 <w:szCs w:val="21"/>
               </w:rPr>
-              <w:t xml:space="preserve">$5.4–5.75 млрд — премия 8–15% к оценке раунда. Публичных котировок нет: компания листингуется на EquityZen и Hiive, но цены за пейволлом. Единственная документированная вторичная сделка прошла внутри Series B по $3.1 млрд.</w:t>
+              <w:t xml:space="preserve">$5.9–6.2 млрд — индикативный диапазон фонда, к оценке раунда это премия 18–24%. Публичных котировок нет: компания листингуется на EquityZen и Hiive, но цены за пейволлом. Единственная документированная вторичная сделка прошла внутри Series B по $3.1 млрд.</w:t>
             </w:r>
           </w:p>
         </w:tc>
@@ -8139,7 +8139,7 @@
                 <w:sz w:val="21"/>
                 <w:szCs w:val="21"/>
               </w:rPr>
-              <w:t xml:space="preserve">3–4 года: IPO в 2029–2030. Официально не заявлено; основатели публично называли ориентир около $10 млрд в среднесрочной перспективе.</w:t>
+              <w:t xml:space="preserve">2 года: IPO в 2028 году. Официально не заявлено; основатели публично называли ориентир около $10 млрд в среднесрочной перспективе.</w:t>
             </w:r>
           </w:p>
         </w:tc>
@@ -8184,7 +8184,7 @@
                 <w:sz w:val="21"/>
                 <w:szCs w:val="21"/>
               </w:rPr>
-              <w:t xml:space="preserve">2.3x при выходе на $12.85 млрд, IRR ~27% (upside +130%). Диапазон 0.7x–4.7x. Ключевой риск — кредитное качество: просрочка (IMOR) 6.03% в апреле 2026 против ~3.3% по сегменту карт, при этом просрочка банков Мексики выросла на 14.16% в реальном выражении за 1П2026 — максимум за 26 лет. Компания пока не прибыльна (план безубыточности — около 2028 года), но оценена по 8.3x выручки, почти вровень с прибыльным Nubank (8.5x). Перед сделкой обязательно запросить квартальную отчётность Banco Plata: чистый результат, ICAP, стоимость риска.</w:t>
+              <w:t xml:space="preserve">2.5x при выходе на $15.13 млрд, IRR ~58% (upside +150%). Диапазон 0.7x–4.3x. Ключевой риск — кредитное качество: просрочка (IMOR) 6.03% в апреле 2026 против ~3.3% по сегменту карт, при этом просрочка банков Мексики выросла на 14.16% в реальном выражении за 1П2026 — максимум за 26 лет. Компания пока не прибыльна (план безубыточности — около 2028 года), но оценена по 8.3x выручки, почти вровень с прибыльным Nubank (8.5x). Перед сделкой обязательно запросить квартальную отчётность Banco Plata: чистый результат, ICAP, стоимость риска.</w:t>
             </w:r>
           </w:p>
         </w:tc>
@@ -8518,7 +8518,7 @@
                 <w:sz w:val="21"/>
                 <w:szCs w:val="21"/>
               </w:rPr>
-              <w:t xml:space="preserve">$38–42 млрд. Нижняя граница — премия 8% к закрытому раунду, верхняя отражает идущий раунд по $50 млрд pre-money. Ликвидного вторичного рынка нет, официальных котировок не существует (Forge показывает оценку $800 млн при реальных $35 млрд).</w:t>
+              <w:t xml:space="preserve">$26–30 млрд — индикативный диапазон фонда. Он ниже оценки закрытого раунда ($35 млрд) на 14–26%: дисконт отражает нерешённый механизм переноса прав зарубежных акционеров и ограничения на участие инвесторов из США. Для справки, идущий раунд обсуждался по $50 млрд pre-money. Ликвидного вторичного рынка нет, официальных котировок не существует (Forge показывает оценку $800 млн при реальных $35 млрд).</w:t>
             </w:r>
           </w:p>
         </w:tc>
@@ -8608,7 +8608,7 @@
                 <w:sz w:val="21"/>
                 <w:szCs w:val="21"/>
               </w:rPr>
-              <w:t xml:space="preserve">1–2 года: IPO в Гонконге. Заявка на дату отсечки НЕ подана, таргет подачи — до 30.09.2026, листинг конец 2026 / Q1 2027.</w:t>
+              <w:t xml:space="preserve">1.5–2 года: IPO в Гонконге. Заявка на дату отсечки НЕ подана, таргет подачи — до 30.09.2026, листинг конец 2026 / Q1 2027.</w:t>
             </w:r>
           </w:p>
         </w:tc>
@@ -8653,7 +8653,7 @@
                 <w:sz w:val="21"/>
                 <w:szCs w:val="21"/>
               </w:rPr>
-              <w:t xml:space="preserve">2.2x при выходе на $88 млрд, IRR ~69% (upside +120%). Диапазон 0.7x–5.3x. ОГРАНИЧЕНИЕ ДОСТУПА, требующее отдельного юридического решения: с мая 2026 по требованию CSRC идёт демонтаж офшорной структуры VIE, и компания сообщила акционерам, что механизм переноса прав зарубежных акционеров ещё не определён — среди рассматриваемых вариантов есть продажа офшорных долей, то есть риск принудительного выхода вместо участия в IPO. Для инвесторов из США дополнительно действует Outbound Investment Security Program (EO 14105, кодифицирован в NDAA FY2026), прямо охватывающий категорию ИИ. Второй риск — оценка: 117x выручки против 15–21x у OpenAI и Anthropic, то есть по мультипликатору компания дороже американских лабораторий, а не дешевле. Третий — ценовая война: DeepSeek дешевле в 7–17 раз и в августе срезал цены ещё вдвое.</w:t>
+              <w:t xml:space="preserve">2.2x при выходе на $61.6 млрд, IRR ~57% (upside +120%). Диапазон 0.9x–7.5x. ОГРАНИЧЕНИЕ ДОСТУПА, требующее отдельного юридического решения: с мая 2026 по требованию CSRC идёт демонтаж офшорной структуры VIE, и компания сообщила акционерам, что механизм переноса прав зарубежных акционеров ещё не определён — среди рассматриваемых вариантов есть продажа офшорных долей, то есть риск принудительного выхода вместо участия в IPO. Для инвесторов из США дополнительно действует Outbound Investment Security Program (EO 14105, кодифицирован в NDAA FY2026), прямо охватывающий категорию ИИ. Второй риск — оценка: 117x выручки против 15–21x у OpenAI и Anthropic, то есть по мультипликатору компания дороже американских лабораторий, а не дешевле. Третий — ценовая война: DeepSeek дешевле в 7–17 раз и в августе срезал цены ещё вдвое.</w:t>
             </w:r>
           </w:p>
         </w:tc>
@@ -8987,7 +8987,7 @@
                 <w:sz w:val="21"/>
                 <w:szCs w:val="21"/>
               </w:rPr>
-              <w:t xml:space="preserve">$5.85–6.2 млрд — премия 8–15% к оценке раунда. Подтверждённых сделок нет: листинги на Forge, EquityZen и Nasdaq Private Market есть, котировок нет. Данные агрегаторов ($213 и $100.70 за акцию) противоречат друг другу вдвое и противоречат подтверждённым раундам — не использованы.</w:t>
+              <w:t xml:space="preserve">$5.5–6 млрд — индикативный диапазон фонда, это уровень оценки раунда плюс 2–11%. Подтверждённых сделок нет: листинги на Forge, EquityZen и Nasdaq Private Market есть, котировок нет. Данные агрегаторов ($213 и $100.70 за акцию) противоречат друг другу вдвое и противоречат подтверждённым раундам — не использованы.</w:t>
             </w:r>
           </w:p>
         </w:tc>
@@ -9077,7 +9077,7 @@
                 <w:sz w:val="21"/>
                 <w:szCs w:val="21"/>
               </w:rPr>
-              <w:t xml:space="preserve">2–3 года: IPO или продажа стратегу к 2029 году.</w:t>
+              <w:t xml:space="preserve">3–4 года: IPO или продажа стратегу к 2030 году.</w:t>
             </w:r>
           </w:p>
         </w:tc>
@@ -9122,7 +9122,7 @@
                 <w:sz w:val="21"/>
                 <w:szCs w:val="21"/>
               </w:rPr>
-              <w:t xml:space="preserve">2.6x при выходе на $15.65 млрд, IRR ~46% (upside +160%). Диапазон 0.5x–7.5x. Расчёт построен НЕ на заявленной компанией выручке $700 млн, а на независимой оценке Sacra (около $230 млн): обратный счёт по медиане сектора (25–30x) даёт около $215 млн, что сходится с Sacra и расходится с заявлением компании втрое. Риск 1: собственной базовой видеомодели у компании нет — это надстройка поверх чужих моделей, и риск уже реализовался, поскольку OpenAI закрывает API Sora 24.09.2026. Оценивать следует как дистрибуцию, а не как исследовательскую лабораторию. Риск 2: расследование Forbes от 11.02.2026 установило, что часть роликов в маркетинговых материалах компании — стоковые шаблоны Envato с нанесёнными логотипами, а не ИИ-генерация; это подрывает доверие ко всем неаудированным заявлениям, включая финансовые. Выручка, 30 млн пользователей и положительный денежный поток раскрыты исключительно со слов компании; валовая маржа, CAC, LTV и отток не раскрыты.</w:t>
+              <w:t xml:space="preserve">3.6x при выходе на $20.7 млрд, IRR ~44% (upside +260%). Диапазон 0.5x–9.6x. Расчёт построен НЕ на заявленной компанией выручке $700 млн, а на независимой оценке Sacra (около $230 млн): обратный счёт по медиане сектора (25–30x) даёт около $215 млн, что сходится с Sacra и расходится с заявлением компании втрое. Риск 1: собственной базовой видеомодели у компании нет — это надстройка поверх чужих моделей, и риск уже реализовался, поскольку OpenAI закрывает API Sora 24.09.2026. Оценивать следует как дистрибуцию, а не как исследовательскую лабораторию. Риск 2: расследование Forbes от 11.02.2026 установило, что часть роликов в маркетинговых материалах компании — стоковые шаблоны Envato с нанесёнными логотипами, а не ИИ-генерация; это подрывает доверие ко всем неаудированным заявлениям, включая финансовые. Выручка, 30 млн пользователей и положительный денежный поток раскрыты исключительно со слов компании; валовая маржа, CAC, LTV и отток не раскрыты.</w:t>
             </w:r>
           </w:p>
         </w:tc>
@@ -9456,7 +9456,7 @@
                 <w:sz w:val="21"/>
                 <w:szCs w:val="21"/>
               </w:rPr>
-              <w:t xml:space="preserve">$12–15 млрд. Диапазон отражает идущий раунд по оценке от $12 млрд и подписанный после начала тех переговоров контракт с Anthropic. Закрытый раунд ноября 2025 устарел — подход тот же, что по 1X и Positron AI. Котировки площадок ($39.32 Forge против $43.16 NPM) в оценку не переводятся без fully diluted share count, данных о фактически исполненных сделках нет.</w:t>
+              <w:t xml:space="preserve">$8.5–9 млрд — индикативный диапазон фонда: между оценкой закрытого раунда ноября 2025 ($5.9 млрд, премия 44–53%) и идущим раундом по оценке от $12 млрд, то есть вход до фиксации новой оценки. Закрытый раунд устарел — подход тот же, что по 1X и Positron AI. Котировки площадок ($39.32 Forge против $43.16 NPM) в оценку не переводятся без fully diluted share count, данных о фактически исполненных сделках нет.</w:t>
             </w:r>
           </w:p>
         </w:tc>
@@ -9546,7 +9546,7 @@
                 <w:sz w:val="21"/>
                 <w:szCs w:val="21"/>
               </w:rPr>
-              <w:t xml:space="preserve">2–3 года: IPO рассматривается на 2027 год. На дату подготовки документа S-1 публично не подана; подтверждений конфиденциальной подачи в первоисточниках нет — распространённое утверждение об этом восходит к новости о найме Morgan Stanley, J.P. Morgan и Citi в сентябре 2025.</w:t>
+              <w:t xml:space="preserve">1.5 года: IPO рассматривается на 2027 год. На дату подготовки документа S-1 публично не подана; подтверждений конфиденциальной подачи в первоисточниках нет — распространённое утверждение об этом восходит к новости о найме Morgan Stanley, J.P. Morgan и Citi в сентябре 2025.</w:t>
             </w:r>
           </w:p>
         </w:tc>
@@ -9591,7 +9591,7 @@
                 <w:sz w:val="21"/>
                 <w:szCs w:val="21"/>
               </w:rPr>
-              <w:t xml:space="preserve">2.7x при выходе на $37 млрд, IRR ~50% (upside +174%). Диапазон 0.7x–6.7x. Базовый сценарий строится на разгоне контракта с Anthropic: $35 млрд за шесть лет дают в среднем около $5.8 млрд выручки в год после ввода площадки. Риск 1 — концентрация: после сделки будущее компании определяет один клиент, а сам контракт построен на допущении, что спрос на ИИ будет расти достаточно быстро, чтобы выкупить зарезервированные мощности по зафиксированным ценам. Риск 2 — связанность участников: Hut 8 строит площадку, NVIDIA её арендует, поставляет чипы и одновременно является инвестором Lambda; риски внутри этого круга не независимы. Риск 3 — структура капитала: долг превышает акционерный капитал и обеспечен быстро дешевеющим железом (час H100 подешевел с $7–10 до менее $2–4), при этом срок амортизации GPU в отрасли не устоялся. Риск 4 — сжатие мультипликаторов сектора уже реализовалось: акции CoreWeave выросли втрое после IPO и потеряли 51% от пика к августу 2026.</w:t>
+              <w:t xml:space="preserve">2.1x при выходе на $18.4 млрд, IRR ~64% (upside +110%). Диапазон 0.7x–10.3x. Базовый сценарий строится на разгоне контракта с Anthropic: $35 млрд за шесть лет дают в среднем около $5.8 млрд выручки в год после ввода площадки. Риск 1 — концентрация: после сделки будущее компании определяет один клиент, а сам контракт построен на допущении, что спрос на ИИ будет расти достаточно быстро, чтобы выкупить зарезервированные мощности по зафиксированным ценам. Риск 2 — связанность участников: Hut 8 строит площадку, NVIDIA её арендует, поставляет чипы и одновременно является инвестором Lambda; риски внутри этого круга не независимы. Риск 3 — структура капитала: долг превышает акционерный капитал и обеспечен быстро дешевеющим железом (час H100 подешевел с $7–10 до менее $2–4), при этом срок амортизации GPU в отрасли не устоялся. Риск 4 — сжатие мультипликаторов сектора уже реализовалось: акции CoreWeave выросли втрое после IPO и потеряли 51% от пика к августу 2026.</w:t>
             </w:r>
           </w:p>
         </w:tc>
@@ -9650,7 +9650,7 @@
           <w:sz w:val="21"/>
           <w:szCs w:val="21"/>
         </w:rPr>
-        <w:t xml:space="preserve">По 1X Technologies, Positron AI и Lambda последние закрытые раунды устарели, поэтому расчёт идёт от оценки идущего раунда (1X: Series C ~$10 млрд; Positron: первый транш ~$3.5 млрд; Lambda: идущий раунд по оценке от $12 млрд). По Figure AI, Polymarket, Databricks, VAST Data и ByteDance указаны фактические диапазоны сделок вторичного рынка. По Waymo, Plata, Moonshot AI и Higgsfield подтверждённых котировок нет, поэтому применена премия 8–15% к оценке последнего раунда; данные агрегаторов по этим компаниям противоречивы и в расчёте не использованы. Отдельно по Moonshot AI: компания демонтирует офшорную структуру VIE по требованию китайского регулятора, механизм переноса прав зарубежных акционеров ещё не определён, а для инвесторов из США действует Outbound Investment Security Program — участие требует отдельной юридической проработки. У ByteDance IPO отложено решением совета (май 2026), поэтому выход рассчитан через выкуп акций и блок-трейды, а не через листинг.</w:t>
+        <w:t xml:space="preserve">По 1X Technologies, Positron AI и Lambda последние закрытые раунды устарели, поэтому расчёт идёт от оценки идущего раунда (1X: Series C ~$10 млрд; Positron: первый транш ~$3.5 млрд; Lambda: идущий раунд по оценке от $12 млрд). По Figure AI, Polymarket, Databricks, VAST Data и ByteDance указаны фактические диапазоны сделок вторичного рынка. По Waymo, Plata, Moonshot AI, Higgsfield и Lambda подтверждённых котировок нет: диапазоны заданы фондом исходя из текущей конъюнктуры и переговоров, данные агрегаторов по этим компаниям противоречивы и в расчёте не использованы. По Moonshot AI диапазон ниже оценки последнего раунда — это дисконт за ограничения доступа, а не ошибка. Отдельно по Moonshot AI: компания демонтирует офшорную структуру VIE по требованию китайского регулятора, механизм переноса прав зарубежных акционеров ещё не определён, а для инвесторов из США действует Outbound Investment Security Program — участие требует отдельной юридической проработки. У ByteDance IPO отложено решением совета (май 2026), поэтому выход рассчитан через выкуп акций и блок-трейды, а не через листинг.</w:t>
       </w:r>
     </w:p>
     <w:p>

--- a/investment-pipeline/Veligera_Pipeline_Draft.docx
+++ b/investment-pipeline/Veligera_Pipeline_Draft.docx
@@ -7305,7 +7305,7 @@
           <w:sz w:val="21"/>
           <w:szCs w:val="21"/>
         </w:rPr>
-        <w:t xml:space="preserve">Такси без водителя: поездка заказывается через приложение, приезжает пустая машина. Сервис работает в Финиксе, Сан-Франциско, Лос-Анджелесе, Остине и Атланте — около 500 тыс. платных поездок в неделю. Флот 3 791 автомобиль по регуляторным документам NHTSA. Открыт доступ в аэропорты Сан-Хосе, Сан-Франциско и Сан-Антонио, разрешены поездки по скоростным трассам.</w:t>
+        <w:t xml:space="preserve">Такси без водителя: поездка заказывается через приложение, приезжает пустая машина. Сервис работает в Финиксе, Сан-Франциско, Лос-Анджелесе, Остине и Атланте — около 500 тыс. платных поездок в неделю. Парк такси — 3 791 машина по регуляторным документам NHTSA.</w:t>
       </w:r>
     </w:p>
     <w:p>
@@ -7335,7 +7335,7 @@
           <w:sz w:val="21"/>
           <w:szCs w:val="21"/>
         </w:rPr>
-        <w:t xml:space="preserve">Единственный в США сервис, который возит платных пассажиров вообще без человека в машине: у Tesla в салоне пока сидит наблюдатель, у Zoox флот меньше почти в 70 раз.</w:t>
+        <w:t xml:space="preserve">Единственный в США сервис, который возит платных пассажиров без человека в машине: у Tesla в салоне пока сидит наблюдатель, остальные проекты работают с оператором на борту или в пределах тестовых зон.</w:t>
       </w:r>
     </w:p>
     <w:p>
@@ -7356,7 +7356,7 @@
           <w:sz w:val="21"/>
           <w:szCs w:val="21"/>
         </w:rPr>
-        <w:t xml:space="preserve">Безопасность подтвердила не сама компания, а перестраховщик Swiss Re на 25.3 млн миль пробега: страховых претензий по ущербу имуществу меньше на 88%, по травмам — на 92%. Метрика — фактически оплаченные претензии, то есть выводы обеспечены финансовым риском перестраховщика.</w:t>
+        <w:t xml:space="preserve">Безопасность подтверждена статистикой страховщика Swiss Re на 25.3 млн миль пробега: страховых претензий по ущербу имуществу на 88% меньше, по травмам — на 92%. Метрика — фактически оплаченные претензии, то есть выводы обеспечены финансовым риском перестраховщика.</w:t>
       </w:r>
     </w:p>
     <w:p>
@@ -7377,7 +7377,7 @@
           <w:sz w:val="21"/>
           <w:szCs w:val="21"/>
         </w:rPr>
-        <w:t xml:space="preserve">Главный барьер в отрасли не технологический, а разрешительный: допуски в аэропорты и на скоростные трассы получают годами, и у Waymo они уже есть.</w:t>
+        <w:t xml:space="preserve">Главный барьер в отрасли не технологический, а регуляторный: право возить пассажиров каждый штат, город и аэропорт выдаёт отдельно, и получение занимает годы. У Waymo такие допуски уже собраны в пяти городах, трёх аэропортах и на скоростных трассах — конкуренту предстоит пройти тот же путь заново в каждой точке.</w:t>
       </w:r>
     </w:p>
     <w:p>
@@ -7774,7 +7774,7 @@
           <w:sz w:val="21"/>
           <w:szCs w:val="21"/>
         </w:rPr>
-        <w:t xml:space="preserve">Банк без отделений для Мексики: карта, кредит и вклад в телефоне. За три года вышел на третье место в стране по числу кредитных карт — более 6.4 млн контрактов на июль 2026, после BBVA (11.8 млн) и Banamex (около 10 млн), но выше Santander и Banorte. В апреле 2026 получил полную банковскую лицензию banca múltiple и за первый месяц собрал вкладов примерно на $213 млн.</w:t>
+        <w:t xml:space="preserve">Банк, который построили выходцы из Тинькофф банка по той же модели: без отделений, всё в приложении — карта, кредит, вклад. За три года вышел на третье место в стране по числу кредитных карт — более 6.4 млн контрактов на июль 2026, после BBVA (11.8 млн) и Banamex (около 10 млн), но выше Santander и Banorte. В апреле 2026 получил полную банковскую лицензию banca múltiple и за первый месяц собрал вкладов примерно на $213 млн.</w:t>
       </w:r>
     </w:p>
     <w:p>
@@ -7825,7 +7825,7 @@
           <w:sz w:val="21"/>
           <w:szCs w:val="21"/>
         </w:rPr>
-        <w:t xml:space="preserve">Работает на собственной технологической платформе, а не на арендованной банковской системе, — обслуживание клиента обходится дешевле, чем банку с сетью офисов.</w:t>
+        <w:t xml:space="preserve">Команда уже строила такой банк с нуля и повторяет проверенную модель на рынке, который по проникновению банковских услуг отстаёт на годы.</w:t>
       </w:r>
     </w:p>
     <w:p>
@@ -7846,7 +7846,7 @@
           <w:sz w:val="21"/>
           <w:szCs w:val="21"/>
         </w:rPr>
-        <w:t xml:space="preserve">Полная лицензия — всего пятая среди цифровых банков страны: позволяет привлекать вклады напрямую, не завися от банка-партнёра. По оценке аналитика Jefferies, старт по сбору депозитов оказался быстрее, чем у Revolut и Openbank.</w:t>
+        <w:t xml:space="preserve">Собственная технологическая платформа плюс полная лицензия — всего пятая среди цифровых банков страны: вклады привлекаются напрямую, без банка-партнёра, поэтому и фондирование, и себестоимость обслуживания ниже, чем у банка с сетью офисов. По оценке аналитика Jefferies, старт по сбору депозитов оказался быстрее, чем у Revolut и Openbank.</w:t>
       </w:r>
     </w:p>
     <w:p>
@@ -7914,7 +7914,7 @@
                 <w:sz w:val="21"/>
                 <w:szCs w:val="21"/>
               </w:rPr>
-              <w:t xml:space="preserve">Более $2 млрд: акционерного минимум $815 млн (раунды A, B, C), плюс долговая линия до $500 млн под управлением Nomura (декабрь 2025).</w:t>
+              <w:t xml:space="preserve">Около $815 млн акционерного капитала (раунды A, B, C). Отдельно привлечена долговая линия до $500 млн под управлением Nomura (декабрь 2025) — в объём привлечённого капитала не включена.</w:t>
             </w:r>
           </w:p>
         </w:tc>
@@ -8094,7 +8094,7 @@
                 <w:sz w:val="21"/>
                 <w:szCs w:val="21"/>
               </w:rPr>
-              <w:t xml:space="preserve">Bicycle Capital, Qatar Investment Authority, BTG Pactual, Valor Capital Group, Kora, Hedosophia, Spice Expeditions, Audeo Ventures.</w:t>
+              <w:t xml:space="preserve">Baring Vostok, Bicycle Capital, Qatar Investment Authority, BTG Pactual, Valor Capital Group, Kora, Hedosophia, Spice Expeditions, Audeo Ventures.</w:t>
             </w:r>
           </w:p>
         </w:tc>
@@ -8243,7 +8243,7 @@
           <w:sz w:val="21"/>
           <w:szCs w:val="21"/>
         </w:rPr>
-        <w:t xml:space="preserve">Китайская ИИ-лаборатория, автор ассистента Kimi. Модель K3 — первая в мире среди моделей с открытыми весами по индексу Artificial Analysis и первая в общем зачёте Frontend Code Arena; SWE-bench Verified 93.4%. Годовая выручка выросла со $100 млн до $300 млн за март–июнь 2026, причём более 70% приносит доступ по API, а не подписки, — при базе всего 7.45 млн активных пользователей в месяц.</w:t>
+        <w:t xml:space="preserve">Китайская ИИ-лаборатория, автор ассистента Kimi. Модель K3 входит в первую пятёрку мирового рейтинга Artificial Analysis, уступая только Opus 5, Fable 5 и GPT-5.6, при этом первая среди моделей с открытыми весами и первая в общем зачёте Frontend Code Arena; SWE-bench Verified 93.4%. Годовая выручка выросла со $100 млн до $300 млн за март–июнь 2026, причём более 70% приносит доступ по API, а не подписки, — при базе всего 7.45 млн активных пользователей в месяц.</w:t>
       </w:r>
     </w:p>
     <w:p>
@@ -8273,7 +8273,7 @@
           <w:sz w:val="21"/>
           <w:szCs w:val="21"/>
         </w:rPr>
-        <w:t xml:space="preserve">Веса моделей открыты: систему можно развернуть на собственных серверах — для крупного бизнеса это единственный способ использовать модель фронтирного уровня, не передавая данные наружу.</w:t>
+        <w:t xml:space="preserve">Модель первого эшелона с открытыми весами — сочетание, которого нет ни у OpenAI, ни у Anthropic: систему можно развернуть на собственных серверах, а не передавать данные в чужое облако. Для банков, госструктур и промышленности это часто единственный допустимый вариант.</w:t>
       </w:r>
     </w:p>
     <w:p>
@@ -8294,7 +8294,7 @@
           <w:sz w:val="21"/>
           <w:szCs w:val="21"/>
         </w:rPr>
-        <w:t xml:space="preserve">Решённая задача обходится примерно вдвое дешевле, чем у западных моделей сопоставимого класса ($0.94 против $1.80 у Claude Opus 4.8), а длинный контекст не тарифицируется по повышенной ставке.</w:t>
+        <w:t xml:space="preserve">На задачах разработки идёт вровень с закрытыми западными моделями: 93.4% на SWE-bench Verified и первое место на Frontend Code Arena, при цене решённой задачи примерно вдвое ниже ($0.94 против $1.80 у Claude Opus 4.8) и без надбавки за длинный контекст.</w:t>
       </w:r>
     </w:p>
     <w:p>
@@ -8315,7 +8315,7 @@
           <w:sz w:val="21"/>
           <w:szCs w:val="21"/>
         </w:rPr>
-        <w:t xml:space="preserve">Самый близкий к выходу актив среди частных ИИ-лабораторий: листинг в Гонконге ожидается на рубеже 2026–2027 годов.</w:t>
+        <w:t xml:space="preserve">Самый близкий к выходу актив среди частных ИИ-лабораторий: готовится первичное размещение на Гонконгской бирже, ориентир — первая половина 2027 года, точных сроков компания не называла.</w:t>
       </w:r>
     </w:p>
     <w:p>
@@ -8608,7 +8608,7 @@
                 <w:sz w:val="21"/>
                 <w:szCs w:val="21"/>
               </w:rPr>
-              <w:t xml:space="preserve">1.5–2 года: IPO в Гонконге. Заявка на дату отсечки НЕ подана, таргет подачи — до 30.09.2026, листинг конец 2026 / Q1 2027.</w:t>
+              <w:t xml:space="preserve">1.5–2 года: первичное размещение на Гонконгской бирже, ориентир — первая половина 2027 года. Заявка на дату отсечки НЕ подана, таргет подачи — до 30.09.2026; точных сроков компания не называла.</w:t>
             </w:r>
           </w:p>
         </w:tc>
@@ -8712,7 +8712,7 @@
           <w:sz w:val="21"/>
           <w:szCs w:val="21"/>
         </w:rPr>
-        <w:t xml:space="preserve">Сервис генерации рекламного видео: пользователь описывает сцену и движение камеры, на выходе — готовый ролик. Продаётся не как развлечение, а как замена съёмочной группе: есть отдельные режимы под рекламу и соцсети (Soul ID, Cinema Studio, Marketing Studio). Основатель — Алекс Машрапов, бывший руководитель ИИ-направления в Snap.</w:t>
+        <w:t xml:space="preserve">Единый рабочий стол для генерации видео: в одном интерфейсе собраны ведущие модели — Sora, Veo, Kling, WAN, Seedance — и общие настройки управления съёмкой. Пользователь описывает сцену и движение камеры и получает готовый ролик, не переключаясь между сервисами и не оформляя подписку на каждый отдельно. Отдельные режимы заточены под рекламу и соцсети (Soul ID, Cinema Studio, Marketing Studio). Собственной базовой видеомодели у компании нет — своя разработка только Soul, и та в изображениях. Основатель — Алекс Машрапов, бывший руководитель ИИ-направления в Snap.</w:t>
       </w:r>
     </w:p>
     <w:p>
@@ -8742,7 +8742,7 @@
           <w:sz w:val="21"/>
           <w:szCs w:val="21"/>
         </w:rPr>
-        <w:t xml:space="preserve">Не привязан к одной нейросети: работает поверх нескольких чужих моделей сразу (Sora, Veo, Kling, WAN, Seedance) и переключается между ними. Риск ставки на одну модель подтверждается от противного: OpenAI закрыла Sora, сжигая около $1 млн в день при выручке продукта менее $2.1 млн за всё время его существования.</w:t>
+        <w:t xml:space="preserve">Одна подписка вместо пяти: доступ ко всем ведущим видеомоделям сразу, с возможностью сравнить результат и выбрать подходящую под задачу — по цене, скорости или качеству картинки. Ставка на одну модель рискованна, и это подтверждается от противного: OpenAI закрыла Sora, сжигая около $1 млн в день при выручке продукта менее $2.1 млн за всё время его существования.</w:t>
       </w:r>
     </w:p>
     <w:p>
@@ -8763,7 +8763,7 @@
           <w:sz w:val="21"/>
           <w:szCs w:val="21"/>
         </w:rPr>
-        <w:t xml:space="preserve">Капиталоэффективность — единственный публично проверяемый показатель: до Series B компания привлекла $138 млн против $859 млн у Runway и $1.06 млрд у Luma.</w:t>
+        <w:t xml:space="preserve">Управление съёмкой, а не только текстом: пресеты движения камеры, наезды и облёты, единый персонаж и стиль между кадрами. Именно этого не хватает моделям поодиночке, чтобы из набора отдельных клипов собрался связный ролик.</w:t>
       </w:r>
     </w:p>
     <w:p>
@@ -8784,7 +8784,7 @@
           <w:sz w:val="21"/>
           <w:szCs w:val="21"/>
         </w:rPr>
-        <w:t xml:space="preserve">Продукт заточен под рекламный процесс целиком, а не под генерацию отдельных клипов, — компания продаёт замещение продакшена.</w:t>
+        <w:t xml:space="preserve">Заточен под рекламный процесс целиком: режимы под кампании и соцсети, готовые шаблоны под форматы площадок. Компания продаёт замещение съёмочного продакшена, а не генерацию клипов. Капиталоэффективность — единственный публично проверяемый показатель: до Series B привлечено $138 млн против $859 млн у Runway и $1.06 млрд у Luma.</w:t>
       </w:r>
     </w:p>
     <w:p>
@@ -9181,7 +9181,7 @@
           <w:sz w:val="21"/>
           <w:szCs w:val="21"/>
         </w:rPr>
-        <w:t xml:space="preserve">Сдаёт в аренду вычислительные мощности для обучения ИИ: стойки с чипами NVIDIA по подписке, почасово или большими контрактами. Выручка выросла с $425 млн за 2024 год до темпа $760 млн к концу 2025-го, на 2026 год компания ожидает более $1.5 млрд. 31 августа 2026 года подписан шестилетний контракт с Anthropic на вычислительные мощности примерно на $35 млрд (WSJ, Bloomberg) — крупнейшая сделка в истории компании и один из крупнейших контрактов на рынке аренды вычислений. Площадка Beacon Point в Техасе проектной мощностью 1 ГВт, строит Hut 8. Ранее объявлен многомиллиардный контракт с Microsoft (сумма не раскрыта).</w:t>
+        <w:t xml:space="preserve">Компании, которые обучают собственные ИИ-модели, упираются в нехватку вычислений: очередь за чипами NVIDIA расписана на годы вперёд, а облака Amazon, Google и Microsoft спроектированы под обычные корпоративные задачи — для обучения большой модели нужны тысячи чипов, соединённых в единый кластер. Lambda закрывает этот разрыв: строит и сдаёт в аренду готовые суперкомпьютеры для обучения и работы моделей, себя называет Superintelligence Cloud. Выручка выросла с $425 млн за 2024 год до темпа $760 млн к концу 2025-го, на 2026 год компания ожидает более $1.5 млрд. 31 августа 2026 года подписан шестилетний контракт с Anthropic на вычислительные мощности примерно на $35 млрд (WSJ, Bloomberg) — крупнейшая сделка в истории компании и один из крупнейших контрактов на рынке аренды вычислений. Площадка Beacon Point в Техасе проектной мощностью 1 ГВт, строит Hut 8. Ранее объявлен многомиллиардный контракт с Microsoft (сумма не раскрыта).</w:t>
       </w:r>
     </w:p>
     <w:p>
@@ -9211,7 +9211,7 @@
           <w:sz w:val="21"/>
           <w:szCs w:val="21"/>
         </w:rPr>
-        <w:t xml:space="preserve">Контракт с Anthropic снимает главный вопрос к бизнес-модели неоклаудов — чем загружать построенные мощности: спрос законтрактован на годы вперёд по зафиксированным ценам, что даёт предсказуемый денежный поток и резерв роста выручки перед IPO. Масштаб: сумма превышает ожидаемую выручку 2026 года более чем в 20 раз, тогда как все обязательства OpenAI перед CoreWeave за 2025 год составили $22.4 млрд.</w:t>
+        <w:t xml:space="preserve">Продаёт не место в общем облаке, а собранный под задачу кластер: тысячи чипов, связанных между собой так, как этого требует обучение модели. Универсальные облака гиперскейлеров под такую нагрузку не проектировались, а купить чипы напрямую почти невозможно — очередь расписана на годы вперёд.</w:t>
       </w:r>
     </w:p>
     <w:p>
@@ -9232,7 +9232,7 @@
           <w:sz w:val="21"/>
           <w:szCs w:val="21"/>
         </w:rPr>
-        <w:t xml:space="preserve">Первой среди частных неоклаудов получила по долгу инвестиционный рейтинг Moody's Baa2: заём на $926 млн под закупку GPU допускает к участию пенсионные фонды и страховые компании, то есть расширяет круг кредиторов и удешевляет капитал на ключевой класс активов. Компания же первой в отрасли выпустила секьюритизацию под залог GPU (Macquarie, апрель 2024).</w:t>
+        <w:t xml:space="preserve">Выросла из собственного производства серверов для машинного обучения: формальный статус NVIDIA Exemplar Cloud и четыре года подряд звание партнёра года дают приоритет в распределении поставок, когда чипов на всех не хватает. Параллельно работает self-serve сегмент (1-Click Clusters, около 30 секунд до доступа) с маржой 61% против 50% по компании в целом.</w:t>
       </w:r>
     </w:p>
     <w:p>
@@ -9253,7 +9253,7 @@
           <w:sz w:val="21"/>
           <w:szCs w:val="21"/>
         </w:rPr>
-        <w:t xml:space="preserve">Формальный статус NVIDIA Exemplar Cloud и четыре года подряд звание партнёра года NVIDIA: при дефиците чипов это приоритет в распределении поставок. Дополнительно работает self-serve сегмент (1-Click Clusters, около 30 секунд до доступа) с маржой 61% против 50% по компании в целом.</w:t>
+        <w:t xml:space="preserve">Спрос законтрактован на годы вперёд: шестилетний контракт с Anthropic примерно на $35 млрд превышает ожидаемую выручку 2026 года более чем в 20 раз (для сравнения, все обязательства OpenAI перед CoreWeave за 2025 год составили $22.4 млрд), плюс действующий многомиллиардный контракт с Microsoft. Отдельно: компания первой среди частных неоклаудов получила по долгу инвестиционный рейтинг Moody's Baa2, что открывает доступ к деньгам пенсионных фондов и страховых компаний.</w:t>
       </w:r>
     </w:p>
     <w:p>
@@ -9321,7 +9321,7 @@
                 <w:sz w:val="21"/>
                 <w:szCs w:val="21"/>
               </w:rPr>
-              <w:t xml:space="preserve">Акционерный капитал около $2.3–2.4 млрд и отдельно долг около $3.4 млрд, включая заём $926 млн под закупку GPU с рейтингом Baa2. Циркулирующая в сети цифра «$3.14 млрд всего» смешивает акции и долг и для оценки не годится.</w:t>
+              <w:t xml:space="preserve">Около $2.3–2.4 млрд акционерного капитала. Отдельно привлечено около $3.4 млрд долга, включая заём $926 млн под закупку GPU с рейтингом Baa2, — в объём привлечённого капитала не включён. Циркулирующая в сети цифра «$3.14 млрд всего» смешивает акции и долг и для оценки не годится.</w:t>
             </w:r>
           </w:p>
         </w:tc>

--- a/investment-pipeline/Veligera_Pipeline_Draft.docx
+++ b/investment-pipeline/Veligera_Pipeline_Draft.docx
@@ -7774,7 +7774,7 @@
           <w:sz w:val="21"/>
           <w:szCs w:val="21"/>
         </w:rPr>
-        <w:t xml:space="preserve">Банк, который построили выходцы из Тинькофф банка по той же модели: без отделений, всё в приложении — карта, кредит, вклад. За три года вышел на третье место в стране по числу кредитных карт — более 6.4 млн контрактов на июль 2026, после BBVA (11.8 млн) и Banamex (около 10 млн), но выше Santander и Banorte. В апреле 2026 получил полную банковскую лицензию banca múltiple и за первый месяц собрал вкладов примерно на $213 млн.</w:t>
+        <w:t xml:space="preserve">Банк, который построили выходцы из Тинькофф банка по той же модели: без отделений, всё в приложении — карта, кредит, вклад. За три года — 2.6 млн активных клиентов при доле активных около 90% и третье место в стране по числу кредитных карт (более 6.4 млн контрактов на июль 2026, после BBVA и Banamex, но выше Santander и Banorte). Годовая выручка ARR $504 млн, валовый кредитный портфель $660 млн, рост выручки +233% и портфеля +241% год к году. В апреле 2026 получена полная банковская лицензия banca múltiple, за первый месяц собрано вкладов примерно на $213 млн.</w:t>
       </w:r>
     </w:p>
     <w:p>
@@ -7804,7 +7804,7 @@
           <w:sz w:val="21"/>
           <w:szCs w:val="21"/>
         </w:rPr>
-        <w:t xml:space="preserve">Мексика — страна, где у половины взрослых нет банковского счёта: Plata заходит туда, где офлайн-банки не готовы открывать отделения.</w:t>
+        <w:t xml:space="preserve">Обгоняет Nubank на сопоставимом этапе развития: на третий год работы 2.6 млн активных клиентов против 1.4 млн у мексиканского Nubank, годовой доход на клиента $231 против $107, чистая процентная маржа 20% против 3%, кредитный портфель $4.7 млрд против $0.9 млрд.</w:t>
       </w:r>
     </w:p>
     <w:p>
@@ -7825,7 +7825,7 @@
           <w:sz w:val="21"/>
           <w:szCs w:val="21"/>
         </w:rPr>
-        <w:t xml:space="preserve">Команда уже строила такой банк с нуля и повторяет проверенную модель на рынке, который по проникновению банковских услуг отстаёт на годы.</w:t>
+        <w:t xml:space="preserve">Юнит-экономика: привлечение клиента стоит $3.5 при пожизненной ценности $243 и чистой прибыли $70 на клиента после операционных расходов и фондирования. Рынок при этом почти пустой — 63% взрослых мексиканцев не имеют доступа к кредитным продуктам.</w:t>
       </w:r>
     </w:p>
     <w:p>
@@ -7914,7 +7914,7 @@
                 <w:sz w:val="21"/>
                 <w:szCs w:val="21"/>
               </w:rPr>
-              <w:t xml:space="preserve">Около $815 млн акционерного капитала (раунды A, B, C). Отдельно привлечена долговая линия до $500 млн под управлением Nomura (декабрь 2025) — в объём привлечённого капитала не включена.</w:t>
+              <w:t xml:space="preserve">$563 млн акционерного капитала по данным компании: Seed $272 млн при оценке $317 млн (Baring Ventures, июль 2022), Seed follow-on $8 млн при $708 млн (август 2024), Series A $190 млн при $1 489 млн (Kora, март 2025), Series B $93 млн при $3 093 млн (Kora, октябрь 2025), Series C. Отдельно привлечён долг: линия до $500 млн под управлением Nomura и две частные секьюритизации — в объём акционерного капитала не включены.</w:t>
             </w:r>
           </w:p>
         </w:tc>
@@ -8094,7 +8094,7 @@
                 <w:sz w:val="21"/>
                 <w:szCs w:val="21"/>
               </w:rPr>
-              <w:t xml:space="preserve">Baring Vostok, Bicycle Capital, Qatar Investment Authority, BTG Pactual, Valor Capital Group, Kora, Hedosophia, Spice Expeditions, Audeo Ventures.</w:t>
+              <w:t xml:space="preserve">Baring Ventures (лид Seed), Kora (лид Series A и B), Bicycle Capital (лид Series C), Qatar Investment Authority, BTG Pactual, Valor Capital Group, Hedosophia, Spice Expeditions, Audeo Ventures.</w:t>
             </w:r>
           </w:p>
         </w:tc>
@@ -8184,7 +8184,7 @@
                 <w:sz w:val="21"/>
                 <w:szCs w:val="21"/>
               </w:rPr>
-              <w:t xml:space="preserve">2.5x при выходе на $15.13 млрд, IRR ~58% (upside +150%). Диапазон 0.7x–4.3x. Ключевой риск — кредитное качество: просрочка (IMOR) 6.03% в апреле 2026 против ~3.3% по сегменту карт, при этом просрочка банков Мексики выросла на 14.16% в реальном выражении за 1П2026 — максимум за 26 лет. Компания пока не прибыльна (план безубыточности — около 2028 года), но оценена по 8.3x выручки, почти вровень с прибыльным Nubank (8.5x). Перед сделкой обязательно запросить квартальную отчётность Banco Plata: чистый результат, ICAP, стоимость риска.</w:t>
+              <w:t xml:space="preserve">2.5x при выходе на $15.13 млрд, IRR ~58% (upside +150%). Диапазон 0.7x–4.3x. Команда: Нери Толлардо (CEO, ранее директор по стратегии Тинькофф банка и Morgan Stanley), Даниил Анисимов (CBO, ранее розничный банкинг Тинькофф), Андрей Шелехин (CTO, ранее IT-департамент Тинькофф), Надежда Шульга (CRO, опыт в Сбере, OTP Bank и Citi). Ключевой риск — кредитное качество: просрочка (IMOR) 6.03% в апреле 2026 против ~3.3% по сегменту карт, а по презентации компании стоимость риска по IFRS составляет 30.2% LTM при стоимости фондирования 22.3% — вся модель роста построена на их снижении к 2030 году до 17.1% и 6.8%, при этом просрочка банков Мексики выросла на 14.16% в реальном выражении за 1П2026 — максимум за 26 лет. Компания пока не прибыльна (план безубыточности — около 2028 года), но оценена по 8.3x выручки, почти вровень с прибыльным Nubank (8.5x). Перед сделкой обязательно запросить квартальную отчётность Banco Plata: чистый результат, ICAP, стоимость риска. Отдельно уточнить параметры Series C: публичные источники дают $405 млн при $5 млрд post-money в апреле 2026, презентация компании — февраль 2026, $200–300 млн и $5 млрд pre-money.</w:t>
             </w:r>
           </w:p>
         </w:tc>
@@ -9181,7 +9181,7 @@
           <w:sz w:val="21"/>
           <w:szCs w:val="21"/>
         </w:rPr>
-        <w:t xml:space="preserve">Компании, которые обучают собственные ИИ-модели, упираются в нехватку вычислений: очередь за чипами NVIDIA расписана на годы вперёд, а облака Amazon, Google и Microsoft спроектированы под обычные корпоративные задачи — для обучения большой модели нужны тысячи чипов, соединённых в единый кластер. Lambda закрывает этот разрыв: строит и сдаёт в аренду готовые суперкомпьютеры для обучения и работы моделей, себя называет Superintelligence Cloud. Выручка выросла с $425 млн за 2024 год до темпа $760 млн к концу 2025-го, на 2026 год компания ожидает более $1.5 млрд. 31 августа 2026 года подписан шестилетний контракт с Anthropic на вычислительные мощности примерно на $35 млрд (WSJ, Bloomberg) — крупнейшая сделка в истории компании и один из крупнейших контрактов на рынке аренды вычислений. Площадка Beacon Point в Техасе проектной мощностью 1 ГВт, строит Hut 8. Ранее объявлен многомиллиардный контракт с Microsoft (сумма не раскрыта).</w:t>
+        <w:t xml:space="preserve">Компании, которые обучают собственные ИИ-модели, упираются в нехватку вычислений: купить чипы напрямую почти невозможно (очередь за NVIDIA расписана на годы вперёд), собственный дата-центр требует миллиардных вложений, площадки и энергоснабжения, а облака Amazon, Google и Microsoft спроектированы под обычные корпоративные задачи — для обучения большой модели нужны тысячи чипов, соединённых в единый кластер. Lambda закрывает этот разрыв: основана в 2012 году инженерами по машинному обучению, строит и сдаёт в аренду готовые суперкомпьютеры для обучения и инференса, себя называет The Superintelligence Cloud. Предлагает выделенные кластеры на новейших чипах NVIDIA (включая GB300 и VR200), запуск кластера в один клик, отдельные серверы по подписке и собственный программный стек. Среди клиентов Microsoft, Amazon, Apple, Raytheon и MIT, всего платформой пользуются более 200 тыс. разработчиков. Выручка выросла с $250 млн за 2023 год и $425 млн за 2024-й до темпа $760 млн к концу 2025-го, на 2026 год компания ожидает более $1.5 млрд. 31 августа 2026 года подписан шестилетний контракт с Anthropic на вычислительные мощности примерно на $35 млрд (WSJ, Bloomberg) — крупнейшая сделка в истории компании и один из крупнейших контрактов на рынке аренды вычислений. Площадка Beacon Point в Техасе проектной мощностью 1 ГВт, строит Hut 8. Ранее объявлен многомиллиардный контракт с Microsoft (сумма не раскрыта).</w:t>
       </w:r>
     </w:p>
     <w:p>
@@ -9211,7 +9211,7 @@
           <w:sz w:val="21"/>
           <w:szCs w:val="21"/>
         </w:rPr>
-        <w:t xml:space="preserve">Продаёт не место в общем облаке, а собранный под задачу кластер: тысячи чипов, связанных между собой так, как этого требует обучение модели. Универсальные облака гиперскейлеров под такую нагрузку не проектировались, а купить чипы напрямую почти невозможно — очередь расписана на годы вперёд.</w:t>
+        <w:t xml:space="preserve">Продаёт не место в общем облаке, а собранный под задачу кластер: тысячи чипов, связанных между собой так, как этого требует обучение модели, — универсальные облака гиперскейлеров под такую нагрузку не проектировались. При этом дешевле: час флагманского чипа H100 стоит $2.49 против $4.25 у публичного CoreWeave, почти вдвое.</w:t>
       </w:r>
     </w:p>
     <w:p>
@@ -9501,7 +9501,7 @@
                 <w:sz w:val="21"/>
                 <w:szCs w:val="21"/>
               </w:rPr>
-              <w:t xml:space="preserve">TWG Global, NVIDIA, US Innovative Technology Fund, Andra Capital, SGW, ARK Invest, In-Q-Tel, Crescent Cove, 1517, G Squared, Fincadia, KHK; стратегические партнёры Pegatron, Supermicro, Wistron, Wiwynn. Андрей Карпаты — как индивидуальный инвестор.</w:t>
+              <w:t xml:space="preserve">TWG Global (лид Series E), NVIDIA, Mubadala Capital, B Capital, US Innovative Technology Fund, Andra Capital, SGW, ARK Invest, In-Q-Tel, Crescent Cove, 1517, G Squared; стратегические партнёры Pegatron, Supermicro, Wistron, Wiwynn. Андрей Карпаты — как индивидуальный инвестор. Руководство: с мая 2026 компанию возглавил Мишель Комб (ранее CEO Sprint, SoftBank International и Alcatel-Lucent), сооснователь Стивен Балабан перешёл на позицию CTO, председателем совета директоров стал Джон Донован (ранее глава AT&amp;T Communications).</w:t>
             </w:r>
           </w:p>
         </w:tc>
@@ -9591,7 +9591,7 @@
                 <w:sz w:val="21"/>
                 <w:szCs w:val="21"/>
               </w:rPr>
-              <w:t xml:space="preserve">2.1x при выходе на $18.4 млрд, IRR ~64% (upside +110%). Диапазон 0.7x–10.3x. Базовый сценарий строится на разгоне контракта с Anthropic: $35 млрд за шесть лет дают в среднем около $5.8 млрд выручки в год после ввода площадки. Риск 1 — концентрация: после сделки будущее компании определяет один клиент, а сам контракт построен на допущении, что спрос на ИИ будет расти достаточно быстро, чтобы выкупить зарезервированные мощности по зафиксированным ценам. Риск 2 — связанность участников: Hut 8 строит площадку, NVIDIA её арендует, поставляет чипы и одновременно является инвестором Lambda; риски внутри этого круга не независимы. Риск 3 — структура капитала: долг превышает акционерный капитал и обеспечен быстро дешевеющим железом (час H100 подешевел с $7–10 до менее $2–4), при этом срок амортизации GPU в отрасли не устоялся. Риск 4 — сжатие мультипликаторов сектора уже реализовалось: акции CoreWeave выросли втрое после IPO и потеряли 51% от пика к августу 2026.</w:t>
+              <w:t xml:space="preserve">2.1x при выходе на $18.4 млрд, IRR ~64% (upside +110%). Диапазон 0.7x–10.3x. Вход по середине диапазона соответствует примерно 5.7x прогнозной выручки 2026 года против 9.2x у публичного CoreWeave; идущий раунд от $12 млрд — около 8x, то есть переоценка примерно в 1.4 раза к цене входа. Базовый сценарий строится на разгоне контракта с Anthropic: $35 млрд за шесть лет дают в среднем около $5.8 млрд выручки в год после ввода площадки. Риск 1 — концентрация: после сделки будущее компании определяет один клиент, а сам контракт построен на допущении, что спрос на ИИ будет расти достаточно быстро, чтобы выкупить зарезервированные мощности по зафиксированным ценам. Риск 2 — связанность участников: Hut 8 строит площадку, NVIDIA её арендует, поставляет чипы и одновременно является инвестором Lambda; риски внутри этого круга не независимы. Риск 3 — структура капитала: долг превышает акционерный капитал и обеспечен быстро дешевеющим железом (час H100 подешевел с $7–10 до менее $2–4), при этом срок амортизации GPU в отрасли не устоялся. Риск 4 — сжатие мультипликаторов сектора уже реализовалось: акции CoreWeave выросли втрое после IPO и потеряли 51% от пика к августу 2026.</w:t>
             </w:r>
           </w:p>
         </w:tc>

--- a/investment-pipeline/Veligera_Pipeline_Draft.docx
+++ b/investment-pipeline/Veligera_Pipeline_Draft.docx
@@ -1515,7 +1515,7 @@
                 <w:sz w:val="19"/>
                 <w:szCs w:val="19"/>
               </w:rPr>
-              <w:t xml:space="preserve">Беспилотное такси</w:t>
+              <w:t xml:space="preserve">Беспилотное такси (Alphabet)</w:t>
             </w:r>
           </w:p>
         </w:tc>
@@ -7280,7 +7280,7 @@
           <w:sz w:val="21"/>
           <w:szCs w:val="21"/>
         </w:rPr>
-        <w:t xml:space="preserve">Беспилотное такси</w:t>
+        <w:t xml:space="preserve">Беспилотное такси (Alphabet / Google)</w:t>
       </w:r>
     </w:p>
     <w:p>
@@ -7305,7 +7305,7 @@
           <w:sz w:val="21"/>
           <w:szCs w:val="21"/>
         </w:rPr>
-        <w:t xml:space="preserve">Такси без водителя: поездка заказывается через приложение, приезжает пустая машина. Сервис работает в Финиксе, Сан-Франциско, Лос-Анджелесе, Остине и Атланте — около 500 тыс. платных поездок в неделю. Парк такси — 3 791 машина по регуляторным документам NHTSA.</w:t>
+        <w:t xml:space="preserve">Дочерняя компания Alphabet, владельца Google: Waymo не самостоятельный стартап, а подразделение публичной корпорации, которая сохраняет мажоритарный контроль и обеспечила около 81% последнего раунда. Такси без водителя: поездка заказывается через приложение, приезжает пустая машина. Сервис работает в Финиксе, Сан-Франциско, Лос-Анджелесе, Остине и Атланте — около 500 тыс. платных поездок в неделю. Парк такси — 3 791 машина по регуляторным документам NHTSA.</w:t>
       </w:r>
     </w:p>
     <w:p>
